--- a/downloads/teacher/ai-2-week-19.docx
+++ b/downloads/teacher/ai-2-week-19.docx
@@ -3281,6 +3281,396 @@
         <w:t>Document whose requests inform the recommender and avoid treating an easily reached group as all intended users.</w:t>
       </w:r>
     </w:p>
+    <w:p>
+      <w:pPr>
+        <w:pStyle w:val="Heading1"/>
+      </w:pPr>
+      <w:r>
+        <w:t>07. Prepare, teach and assess</w:t>
+      </w:r>
+    </w:p>
+    <w:p>
+      <w:r>
+        <w:t>Teaching target: Define a question and target population</w:t>
+      </w:r>
+    </w:p>
+    <w:p>
+      <w:r>
+        <w:t>Prepare the labelled worked-case picture, the matching workbook, fictional input cards and a place for individual responses. No paid AI account is required for the paper reasoning activities.</w:t>
+      </w:r>
+    </w:p>
+    <w:tbl>
+      <w:tblPr>
+        <w:tblStyle w:val="LightShading-Accent1"/>
+        <w:tblW w:type="auto" w:w="0"/>
+        <w:tblLook w:firstColumn="1" w:firstRow="1" w:lastColumn="0" w:lastRow="0" w:noHBand="0" w:noVBand="1" w:val="04A0"/>
+      </w:tblPr>
+      <w:tblGrid>
+        <w:gridCol w:w="3408"/>
+        <w:gridCol w:w="3408"/>
+        <w:gridCol w:w="3408"/>
+      </w:tblGrid>
+      <w:tr>
+        <w:trPr>
+          <w:tblHeader/>
+        </w:trPr>
+        <w:tc>
+          <w:tcPr>
+            <w:tcW w:type="dxa" w:w="3408"/>
+          </w:tcPr>
+          <w:p>
+            <w:r>
+              <w:t>Session</w:t>
+            </w:r>
+          </w:p>
+        </w:tc>
+        <w:tc>
+          <w:tcPr>
+            <w:tcW w:type="dxa" w:w="3408"/>
+          </w:tcPr>
+          <w:p>
+            <w:r>
+              <w:t>Plan</w:t>
+            </w:r>
+          </w:p>
+        </w:tc>
+        <w:tc>
+          <w:tcPr>
+            <w:tcW w:type="dxa" w:w="3408"/>
+          </w:tcPr>
+          <w:p>
+            <w:r>
+              <w:t>Resources</w:t>
+            </w:r>
+          </w:p>
+        </w:tc>
+      </w:tr>
+      <w:tr>
+        <w:tc>
+          <w:tcPr>
+            <w:tcW w:type="dxa" w:w="3408"/>
+          </w:tcPr>
+          <w:p>
+            <w:r>
+              <w:t>Session 1 · Understand · 45 min</w:t>
+            </w:r>
+          </w:p>
+        </w:tc>
+        <w:tc>
+          <w:tcPr>
+            <w:tcW w:type="dxa" w:w="3408"/>
+          </w:tcPr>
+          <w:p>
+            <w:r>
+              <w:t>0–7: recall and prerequisite; 7–15: inspect the concrete case and predict; 15–30: teacher models the worked trace; 30–40: learners explain a step using the text and visual; 40–45: check the core idea.</w:t>
+            </w:r>
+          </w:p>
+        </w:tc>
+        <w:tc>
+          <w:tcPr>
+            <w:tcW w:type="dxa" w:w="3408"/>
+          </w:tcPr>
+          <w:p>
+            <w:r>
+              <w:t>Sections 1–6; record the brief recall in the workbook.</w:t>
+            </w:r>
+          </w:p>
+        </w:tc>
+      </w:tr>
+      <w:tr>
+        <w:tc>
+          <w:tcPr>
+            <w:tcW w:type="dxa" w:w="3408"/>
+          </w:tcPr>
+          <w:p>
+            <w:r>
+              <w:t>Session 2 · Practise · 45 min</w:t>
+            </w:r>
+          </w:p>
+        </w:tc>
+        <w:tc>
+          <w:tcPr>
+            <w:tcW w:type="dxa" w:w="3408"/>
+          </w:tcPr>
+          <w:p>
+            <w:r>
+              <w:t>0–5: retrieve the procedure; 5–15: W2 completion practice; 15–23: explain and check with a partner; 23–30: each learner answers the misconception check; 30–40: targeted reteaching or a harder variation; 40–45: prepare the investigation.</w:t>
+            </w:r>
+          </w:p>
+        </w:tc>
+        <w:tc>
+          <w:tcPr>
+            <w:tcW w:type="dxa" w:w="3408"/>
+          </w:tcPr>
+          <w:p>
+            <w:r>
+              <w:t>Sections 7–10; use the matching workbook W2 and misconception check.</w:t>
+            </w:r>
+          </w:p>
+        </w:tc>
+      </w:tr>
+      <w:tr>
+        <w:tc>
+          <w:tcPr>
+            <w:tcW w:type="dxa" w:w="3408"/>
+          </w:tcPr>
+          <w:p>
+            <w:r>
+              <w:t>Session 3 · Investigate and transfer · 45 min</w:t>
+            </w:r>
+          </w:p>
+        </w:tc>
+        <w:tc>
+          <w:tcPr>
+            <w:tcW w:type="dxa" w:w="3408"/>
+          </w:tcPr>
+          <w:p>
+            <w:r>
+              <w:t>0–5: retrieve the decision rule; 5–20: investigate or trace; 20–30: start the independent case; 30–38: connect the project; 38–43: act on feedback; 43–45: plan the return check.</w:t>
+            </w:r>
+          </w:p>
+        </w:tc>
+        <w:tc>
+          <w:tcPr>
+            <w:tcW w:type="dxa" w:w="3408"/>
+          </w:tcPr>
+          <w:p>
+            <w:r>
+              <w:t>Sections 9 and 11–14. Give extra time to finish the full task set; use Section 15 when the week includes a coding lab.</w:t>
+            </w:r>
+          </w:p>
+        </w:tc>
+      </w:tr>
+    </w:tbl>
+    <w:p>
+      <w:r>
+        <w:t>Before class, solve the supported practice: Seven of 12 fictional respondents prefer longer lunch. State the result without generalizing.</w:t>
+      </w:r>
+    </w:p>
+    <w:p>
+      <w:r>
+        <w:t>Reasoned practice answer: 7/12 of these respondents prefer longer lunch, about 58.3 percent.</w:t>
+      </w:r>
+    </w:p>
+    <w:p>
+      <w:r>
+        <w:t>Check every learner before discussion: Use the worked case for Questions populations and samples. Proposed explanation: “A successful run proves the conclusion”. Decide whether this explanation is supported. Point to the step or supplied fact that decides; explain your repair if needed.</w:t>
+      </w:r>
+    </w:p>
+    <w:p>
+      <w:r>
+        <w:t>Misconception repair: Selection and response are separate. Even a fair invitation sample can be distorted if only interested students respond. Report numbers invited and responding and explain who may be absent.</w:t>
+      </w:r>
+    </w:p>
+    <w:p>
+      <w:r>
+        <w:t>Support: read the exact case aloud, enlarge the labelled picture, supply input cards and model only the first deciding step. Accept a spoken explanation or drawing; retain the reasoning goal.</w:t>
+      </w:r>
+    </w:p>
+    <w:p>
+      <w:r>
+        <w:t>Extension: Invite only the 15 library-club members instead. Require a prediction and a reason before comparing. Expected result: The invitation process no longer covers the whole grade through this frame. Reason: Club members may differ in reading interests; selection is now limited to one group.</w:t>
+      </w:r>
+    </w:p>
+    <w:p>
+      <w:r>
+        <w:t>Independent assessment: withhold the reserved answer until the learner has attempted the new case. Record support separately from correctness.</w:t>
+      </w:r>
+    </w:p>
+    <w:tbl>
+      <w:tblPr>
+        <w:tblStyle w:val="LightShading-Accent1"/>
+        <w:tblW w:type="auto" w:w="0"/>
+        <w:tblLook w:firstColumn="1" w:firstRow="1" w:lastColumn="0" w:lastRow="0" w:noHBand="0" w:noVBand="1" w:val="04A0"/>
+      </w:tblPr>
+      <w:tblGrid>
+        <w:gridCol w:w="2556"/>
+        <w:gridCol w:w="2556"/>
+        <w:gridCol w:w="2556"/>
+        <w:gridCol w:w="2556"/>
+      </w:tblGrid>
+      <w:tr>
+        <w:trPr>
+          <w:tblHeader/>
+        </w:trPr>
+        <w:tc>
+          <w:tcPr>
+            <w:tcW w:type="dxa" w:w="2556"/>
+          </w:tcPr>
+          <w:p>
+            <w:r>
+              <w:t>Criterion</w:t>
+            </w:r>
+          </w:p>
+        </w:tc>
+        <w:tc>
+          <w:tcPr>
+            <w:tcW w:type="dxa" w:w="2556"/>
+          </w:tcPr>
+          <w:p>
+            <w:r>
+              <w:t>Not yet</w:t>
+            </w:r>
+          </w:p>
+        </w:tc>
+        <w:tc>
+          <w:tcPr>
+            <w:tcW w:type="dxa" w:w="2556"/>
+          </w:tcPr>
+          <w:p>
+            <w:r>
+              <w:t>With support</w:t>
+            </w:r>
+          </w:p>
+        </w:tc>
+        <w:tc>
+          <w:tcPr>
+            <w:tcW w:type="dxa" w:w="2556"/>
+          </w:tcPr>
+          <w:p>
+            <w:r>
+              <w:t>Independent</w:t>
+            </w:r>
+          </w:p>
+        </w:tc>
+      </w:tr>
+      <w:tr>
+        <w:tc>
+          <w:tcPr>
+            <w:tcW w:type="dxa" w:w="2556"/>
+          </w:tcPr>
+          <w:p>
+            <w:r>
+              <w:t>Explanation</w:t>
+            </w:r>
+          </w:p>
+        </w:tc>
+        <w:tc>
+          <w:tcPr>
+            <w:tcW w:type="dxa" w:w="2556"/>
+          </w:tcPr>
+          <w:p>
+            <w:r>
+              <w:t>Names an answer without a deciding fact</w:t>
+            </w:r>
+          </w:p>
+        </w:tc>
+        <w:tc>
+          <w:tcPr>
+            <w:tcW w:type="dxa" w:w="2556"/>
+          </w:tcPr>
+          <w:p>
+            <w:r>
+              <w:t>Uses a hint to link fact and decision</w:t>
+            </w:r>
+          </w:p>
+        </w:tc>
+        <w:tc>
+          <w:tcPr>
+            <w:tcW w:type="dxa" w:w="2556"/>
+          </w:tcPr>
+          <w:p>
+            <w:r>
+              <w:t>Explains the deciding fact in own words</w:t>
+            </w:r>
+          </w:p>
+        </w:tc>
+      </w:tr>
+      <w:tr>
+        <w:tc>
+          <w:tcPr>
+            <w:tcW w:type="dxa" w:w="2556"/>
+          </w:tcPr>
+          <w:p>
+            <w:r>
+              <w:t>Trace or test</w:t>
+            </w:r>
+          </w:p>
+        </w:tc>
+        <w:tc>
+          <w:tcPr>
+            <w:tcW w:type="dxa" w:w="2556"/>
+          </w:tcPr>
+          <w:p>
+            <w:r>
+              <w:t>Cannot connect input and result</w:t>
+            </w:r>
+          </w:p>
+        </w:tc>
+        <w:tc>
+          <w:tcPr>
+            <w:tcW w:type="dxa" w:w="2556"/>
+          </w:tcPr>
+          <w:p>
+            <w:r>
+              <w:t>Completes steps with prompts</w:t>
+            </w:r>
+          </w:p>
+        </w:tc>
+        <w:tc>
+          <w:tcPr>
+            <w:tcW w:type="dxa" w:w="2556"/>
+          </w:tcPr>
+          <w:p>
+            <w:r>
+              <w:t>Traces or tests a changed case accurately</w:t>
+            </w:r>
+          </w:p>
+        </w:tc>
+      </w:tr>
+      <w:tr>
+        <w:tc>
+          <w:tcPr>
+            <w:tcW w:type="dxa" w:w="2556"/>
+          </w:tcPr>
+          <w:p>
+            <w:r>
+              <w:t>Limits and revision</w:t>
+            </w:r>
+          </w:p>
+        </w:tc>
+        <w:tc>
+          <w:tcPr>
+            <w:tcW w:type="dxa" w:w="2556"/>
+          </w:tcPr>
+          <w:p>
+            <w:r>
+              <w:t>Claims more than evidence supports</w:t>
+            </w:r>
+          </w:p>
+        </w:tc>
+        <w:tc>
+          <w:tcPr>
+            <w:tcW w:type="dxa" w:w="2556"/>
+          </w:tcPr>
+          <w:p>
+            <w:r>
+              <w:t>Names a limit after a prompt</w:t>
+            </w:r>
+          </w:p>
+        </w:tc>
+        <w:tc>
+          <w:tcPr>
+            <w:tcW w:type="dxa" w:w="2556"/>
+          </w:tcPr>
+          <w:p>
+            <w:r>
+              <w:t>States a defensible limit and useful next test</w:t>
+            </w:r>
+          </w:p>
+        </w:tc>
+      </w:tr>
+    </w:tbl>
+    <w:p>
+      <w:r>
+        <w:t>Project checkpoint: Evaluate and revise. Compare with your starting method, explain errors and record a justified revision.</w:t>
+      </w:r>
+    </w:p>
+    <w:p>
+      <w:r>
+        <w:t>Use the weekly teacher answer for topic-specific reasoning. A saved progress tick is an activity record; judge mastery from the learner’s explanation and evidence.</w:t>
+      </w:r>
+    </w:p>
     <w:sectPr>
       <w:pgSz w:w="12240" w:h="15840"/>
       <w:pgMar w:top="936" w:right="1008" w:bottom="936" w:left="1008" w:header="720" w:footer="720" w:gutter="0"/>

--- a/downloads/teacher/ai-2-week-19.docx
+++ b/downloads/teacher/ai-2-week-19.docx
@@ -3671,6 +3671,39 @@
         <w:t>Use the weekly teacher answer for topic-specific reasoning. A saved progress tick is an activity record; judge mastery from the learner’s explanation and evidence.</w:t>
       </w:r>
     </w:p>
+    <w:p>
+      <w:pPr>
+        <w:pStyle w:val="Heading1"/>
+      </w:pPr>
+      <w:r>
+        <w:t>08. Use feedback, labs and repair paths</w:t>
+      </w:r>
+    </w:p>
+    <w:p>
+      <w:r>
+        <w:t>Use the two formative questions as supported practice, not as independent mastery scores. Discuss the deciding evidence rather than accepting a guessed selection.</w:t>
+      </w:r>
+    </w:p>
+    <w:p>
+      <w:r>
+        <w:t>The feedback comes from the reviewed public worked case. Do not reveal the separately reserved independent teacher answer until the learner has attempted that case.</w:t>
+      </w:r>
+    </w:p>
+    <w:p>
+      <w:r>
+        <w:t>Ask students to predict before running code. Preserve errors and actual outputs; collect a changed test and an explanation. The branch-boundary and indexing lessons deliberately include failure cases.</w:t>
+      </w:r>
+    </w:p>
+    <w:p>
+      <w:r>
+        <w:t>Use the earlier worked-explanation links to address a specific missing building block, then return to the current question. Adapt this suggestion after observing the learner; it is not an automatic diagnosis.</w:t>
+      </w:r>
+    </w:p>
+    <w:p>
+      <w:r>
+        <w:t>Collect the completed-work portfolio as evidence. Record support separately from correctness, and assess explanation, trace/test and limitations. Progress ticks and quiz selections alone do not establish mastery.</w:t>
+      </w:r>
+    </w:p>
     <w:sectPr>
       <w:pgSz w:w="12240" w:h="15840"/>
       <w:pgMar w:top="936" w:right="1008" w:bottom="936" w:left="1008" w:header="720" w:footer="720" w:gutter="0"/>

--- a/downloads/teacher/ai-2-week-19.docx
+++ b/downloads/teacher/ai-2-week-19.docx
@@ -29,6 +29,11 @@
       </w:r>
     </w:p>
     <w:p>
+      <w:r>
+        <w:t>Prepare Sampling and Representation: check the target, prerequisites, resources and adaptable teaching schedule.</w:t>
+      </w:r>
+    </w:p>
+    <w:p>
       <w:pPr>
         <w:pStyle w:val="Heading3"/>
       </w:pPr>
@@ -37,8 +42,20 @@
       </w:r>
     </w:p>
     <w:p>
-      <w:r>
-        <w:t>Primary target: Define a question and target population</w:t>
+      <w:pPr>
+        <w:spacing w:line="336" w:lineRule="auto" w:after="180"/>
+      </w:pPr>
+      <w:r>
+        <w:rPr>
+          <w:b w:val="0"/>
+        </w:rPr>
+        <w:t xml:space="preserve">Primary target: Define a question and target </w:t>
+      </w:r>
+      <w:r>
+        <w:rPr>
+          <w:b/>
+        </w:rPr>
+        <w:t>population</w:t>
       </w:r>
     </w:p>
     <w:tbl>
@@ -185,8 +202,37 @@
       </w:tr>
     </w:tbl>
     <w:p>
-      <w:r>
-        <w:t>This is a starting allocation of 135 minutes, not a validated duration. Preserve all named topics. Schedule extra time for connected examples, the full investigation, independent cases and project building. Repeated copies of a case share one recorded attempt; they are not new evidence.</w:t>
+      <w:pPr>
+        <w:spacing w:line="336" w:lineRule="auto" w:after="180"/>
+      </w:pPr>
+      <w:r>
+        <w:rPr>
+          <w:b w:val="0"/>
+        </w:rPr>
+        <w:t>This is a starting allocation of 135 minutes, not a validated duration. Preserve all named topics. Schedule extra time for connected examples, the full investigation, independent cases and project building.</w:t>
+      </w:r>
+    </w:p>
+    <w:p>
+      <w:pPr>
+        <w:spacing w:line="336" w:lineRule="auto" w:after="180"/>
+      </w:pPr>
+      <w:r>
+        <w:rPr>
+          <w:b w:val="0"/>
+        </w:rPr>
+        <w:t xml:space="preserve">Repeated copies of a case share one recorded attempt; they are not new </w:t>
+      </w:r>
+      <w:r>
+        <w:rPr>
+          <w:b/>
+        </w:rPr>
+        <w:t>evidence</w:t>
+      </w:r>
+      <w:r>
+        <w:rPr>
+          <w:b w:val="0"/>
+        </w:rPr>
+        <w:t>.</w:t>
       </w:r>
     </w:p>
     <w:p>
@@ -206,17 +252,35 @@
       </w:r>
     </w:p>
     <w:p>
-      <w:r>
+      <w:pPr>
+        <w:spacing w:line="336" w:lineRule="auto" w:after="180"/>
+      </w:pPr>
+      <w:r>
+        <w:rPr>
+          <w:b w:val="0"/>
+        </w:rPr>
         <w:t>Without opening the old lesson, explain one key idea from Missing Data. Give an example and a mistake that the idea helps you avoid.</w:t>
       </w:r>
     </w:p>
     <w:p>
-      <w:r>
+      <w:pPr>
+        <w:spacing w:line="336" w:lineRule="auto" w:after="180"/>
+      </w:pPr>
+      <w:r>
+        <w:rPr>
+          <w:b w:val="0"/>
+        </w:rPr>
         <w:t>Look for: Detect absent and unusable values</w:t>
       </w:r>
     </w:p>
     <w:p>
-      <w:r>
+      <w:pPr>
+        <w:spacing w:line="336" w:lineRule="auto" w:after="180"/>
+      </w:pPr>
+      <w:r>
+        <w:rPr>
+          <w:b w:val="0"/>
+        </w:rPr>
         <w:t>Reference example, not the only acceptable wording: 0 is a recorded allowed duration. The other two are unknown under this schema.</w:t>
       </w:r>
     </w:p>
@@ -229,18 +293,84 @@
       </w:r>
     </w:p>
     <w:p>
-      <w:r>
-        <w:t>Without opening the old lesson, explain one key idea from Overfitting Intuition. Give an example and a mistake that the idea helps you avoid.</w:t>
-      </w:r>
-    </w:p>
-    <w:p>
-      <w:r>
-        <w:t>Look for: Compare training and validation evidence for model capacity</w:t>
-      </w:r>
-    </w:p>
-    <w:p>
-      <w:r>
-        <w:t>Reference example, not the only acceptable wording: Teacher explanation: Choose the line with validation MAE 3. The curve training MAE 0 does not compensate for validation MAE 8.</w:t>
+      <w:pPr>
+        <w:spacing w:line="336" w:lineRule="auto" w:after="180"/>
+      </w:pPr>
+      <w:r>
+        <w:rPr>
+          <w:b w:val="0"/>
+        </w:rPr>
+        <w:t>Without opening the old lesson, explain one key idea from Over</w:t>
+      </w:r>
+      <w:r>
+        <w:rPr>
+          <w:b/>
+        </w:rPr>
+        <w:t>fitting</w:t>
+      </w:r>
+      <w:r>
+        <w:rPr>
+          <w:b w:val="0"/>
+        </w:rPr>
+        <w:t xml:space="preserve"> Intuition. Give an example and a mistake that the idea helps you avoid.</w:t>
+      </w:r>
+    </w:p>
+    <w:p>
+      <w:pPr>
+        <w:spacing w:line="336" w:lineRule="auto" w:after="180"/>
+      </w:pPr>
+      <w:r>
+        <w:rPr>
+          <w:b w:val="0"/>
+        </w:rPr>
+        <w:t xml:space="preserve">Look for: Compare </w:t>
+      </w:r>
+      <w:r>
+        <w:rPr>
+          <w:b/>
+        </w:rPr>
+        <w:t>training</w:t>
+      </w:r>
+      <w:r>
+        <w:rPr>
+          <w:b w:val="0"/>
+        </w:rPr>
+        <w:t xml:space="preserve"> and validation </w:t>
+      </w:r>
+      <w:r>
+        <w:rPr>
+          <w:b/>
+        </w:rPr>
+        <w:t>evidence</w:t>
+      </w:r>
+      <w:r>
+        <w:rPr>
+          <w:b w:val="0"/>
+        </w:rPr>
+        <w:t xml:space="preserve"> for model capacity</w:t>
+      </w:r>
+    </w:p>
+    <w:p>
+      <w:pPr>
+        <w:spacing w:line="336" w:lineRule="auto" w:after="180"/>
+      </w:pPr>
+      <w:r>
+        <w:rPr>
+          <w:b w:val="0"/>
+        </w:rPr>
+        <w:t xml:space="preserve">Reference example, not the only acceptable wording: Teacher explanation: Choose the line with validation MAE 3. The curve </w:t>
+      </w:r>
+      <w:r>
+        <w:rPr>
+          <w:b/>
+        </w:rPr>
+        <w:t>training</w:t>
+      </w:r>
+      <w:r>
+        <w:rPr>
+          <w:b w:val="0"/>
+        </w:rPr>
+        <w:t xml:space="preserve"> MAE 0 does not compensate for validation MAE 8.</w:t>
       </w:r>
     </w:p>
     <w:p>
@@ -252,22 +382,58 @@
       </w:r>
     </w:p>
     <w:p>
-      <w:r>
+      <w:pPr>
+        <w:spacing w:line="336" w:lineRule="auto" w:after="180"/>
+      </w:pPr>
+      <w:r>
+        <w:rPr>
+          <w:b w:val="0"/>
+        </w:rPr>
         <w:t>Without opening the old lesson, explain one key idea from Types of Classification Error. Give an example and a mistake that the idea helps you avoid.</w:t>
       </w:r>
     </w:p>
     <w:p>
-      <w:r>
-        <w:t>Look for: Build a labelled confusion matrix from matched reference and prediction pairs</w:t>
-      </w:r>
-    </w:p>
-    <w:p>
-      <w:r>
+      <w:pPr>
+        <w:spacing w:line="336" w:lineRule="auto" w:after="180"/>
+      </w:pPr>
+      <w:r>
+        <w:rPr>
+          <w:b w:val="0"/>
+        </w:rPr>
+        <w:t xml:space="preserve">Look for: Build a labelled confusion matrix from matched reference and </w:t>
+      </w:r>
+      <w:r>
+        <w:rPr>
+          <w:b/>
+        </w:rPr>
+        <w:t>prediction</w:t>
+      </w:r>
+      <w:r>
+        <w:rPr>
+          <w:b w:val="0"/>
+        </w:rPr>
+        <w:t xml:space="preserve"> pairs</w:t>
+      </w:r>
+    </w:p>
+    <w:p>
+      <w:pPr>
+        <w:spacing w:line="336" w:lineRule="auto" w:after="180"/>
+      </w:pPr>
+      <w:r>
+        <w:rPr>
+          <w:b w:val="0"/>
+        </w:rPr>
         <w:t>Reference example, not the only acceptable wording: Reference clear/predicted clear contains V1,V2: 2. Clear/blocked contains V3: 1. Blocked/clear contains V4,V5: 2. Blocked/blocked contains V6,V7,V8: 3. Matrix [[2,1],[2,3]].</w:t>
       </w:r>
     </w:p>
     <w:p>
-      <w:r>
+      <w:pPr>
+        <w:spacing w:line="336" w:lineRule="auto" w:after="180"/>
+      </w:pPr>
+      <w:r>
+        <w:rPr>
+          <w:b w:val="0"/>
+        </w:rPr>
         <w:t>Use the student module and workbook section with this exact week title. The worked case, independent question and answers below form one aligned lesson sequence.</w:t>
       </w:r>
     </w:p>
@@ -280,8 +446,26 @@
       </w:r>
     </w:p>
     <w:p>
-      <w:r>
-        <w:t>A survey about school reading preferences includes only volunteers from a mystery club. Explain why 100 responses may still fail to represent the school. Propose a better sampling plan using fictional data.</w:t>
+      <w:pPr>
+        <w:spacing w:line="336" w:lineRule="auto" w:after="180"/>
+      </w:pPr>
+      <w:r>
+        <w:rPr>
+          <w:b w:val="0"/>
+        </w:rPr>
+        <w:t xml:space="preserve">A survey about school reading preferences includes only volunteers from a mystery club. Explain why 100 </w:t>
+      </w:r>
+      <w:r>
+        <w:rPr>
+          <w:b/>
+        </w:rPr>
+        <w:t>response</w:t>
+      </w:r>
+      <w:r>
+        <w:rPr>
+          <w:b w:val="0"/>
+        </w:rPr>
+        <w:t>s may still fail to represent the school. Propose a better sampling plan using fictional data.</w:t>
       </w:r>
     </w:p>
     <w:p>
@@ -293,8 +477,20 @@
       </w:r>
     </w:p>
     <w:p>
-      <w:r>
-        <w:t>Week 19: Sampling and Representation</w:t>
+      <w:pPr>
+        <w:spacing w:line="336" w:lineRule="auto" w:after="180"/>
+      </w:pPr>
+      <w:r>
+        <w:rPr>
+          <w:b w:val="0"/>
+        </w:rPr>
+        <w:t xml:space="preserve">Week 19: Sampling and </w:t>
+      </w:r>
+      <w:r>
+        <w:rPr>
+          <w:b/>
+        </w:rPr>
+        <w:t>Representation</w:t>
       </w:r>
     </w:p>
     <w:tbl>
@@ -430,12 +626,38 @@
       </w:r>
     </w:p>
     <w:p>
-      <w:r>
+      <w:pPr>
+        <w:spacing w:line="336" w:lineRule="auto" w:after="180"/>
+      </w:pPr>
+      <w:r>
+        <w:rPr>
+          <w:b w:val="0"/>
+        </w:rPr>
         <w:t>Use the supplied scenario, student illustrations and blank paper. For numeric work, offer counters or a calculator after learners show the setup. Fictional records are supplied; personal data and paid accounts are unnecessary.</w:t>
       </w:r>
     </w:p>
     <w:p>
-      <w:r>
+      <w:pPr>
+        <w:pStyle w:val="Heading3"/>
+      </w:pPr>
+      <w:r>
+        <w:t>Alternative compact allocation</w:t>
+      </w:r>
+    </w:p>
+    <w:p>
+      <w:r>
+        <w:t>This compact option is not the full-week schedule. Use the main teaching cycle and allow extra sessions for the investigation, independent work and project.</w:t>
+      </w:r>
+    </w:p>
+    <w:p>
+      <w:pPr>
+        <w:spacing w:line="336" w:lineRule="auto" w:after="180"/>
+        <w:shd w:fill="F1F6F8"/>
+      </w:pPr>
+      <w:r>
+        <w:rPr>
+          <w:b w:val="0"/>
+        </w:rPr>
         <w:t>Allow 80 minutes: recall 8; explanation 12; worked demonstration 15; guided practice 20; independent assessment 15; project and reflection 10. Extend the lab into a second session when needed.</w:t>
       </w:r>
     </w:p>
@@ -448,8 +670,72 @@
       </w:r>
     </w:p>
     <w:p>
-      <w:r>
-        <w:t>Teach Week 19 as a two-session investigation using fictional data. A fictional school wants to know which activity Grade 7 students prefer. Surveying only the coding club is easy, but the question concerns every Grade 7 student. First define the population, selection process, question and response options. No real student data is required for this exercise. Assess the three stated outcomes through the independent task, not by copying the worked result.</w:t>
+      <w:pPr>
+        <w:spacing w:line="336" w:lineRule="auto" w:after="180"/>
+      </w:pPr>
+      <w:r>
+        <w:rPr>
+          <w:b w:val="0"/>
+        </w:rPr>
+        <w:t>Teach Week 19 as a two-session investigation using fictional data. A fictional school wants to know which activity Grade 7 students prefer.</w:t>
+      </w:r>
+    </w:p>
+    <w:p>
+      <w:pPr>
+        <w:spacing w:line="336" w:lineRule="auto" w:after="180"/>
+      </w:pPr>
+      <w:r>
+        <w:rPr>
+          <w:b w:val="0"/>
+        </w:rPr>
+        <w:t xml:space="preserve">Surveying only the coding club is easy, but the question concerns every Grade 7 student. First define the </w:t>
+      </w:r>
+      <w:r>
+        <w:rPr>
+          <w:b/>
+        </w:rPr>
+        <w:t>population</w:t>
+      </w:r>
+      <w:r>
+        <w:rPr>
+          <w:b w:val="0"/>
+        </w:rPr>
+        <w:t xml:space="preserve">, selection </w:t>
+      </w:r>
+      <w:r>
+        <w:rPr>
+          <w:b/>
+        </w:rPr>
+        <w:t>process</w:t>
+      </w:r>
+      <w:r>
+        <w:rPr>
+          <w:b w:val="0"/>
+        </w:rPr>
+        <w:t xml:space="preserve">, question and </w:t>
+      </w:r>
+      <w:r>
+        <w:rPr>
+          <w:b/>
+        </w:rPr>
+        <w:t>response</w:t>
+      </w:r>
+      <w:r>
+        <w:rPr>
+          <w:b w:val="0"/>
+        </w:rPr>
+        <w:t xml:space="preserve"> options. No real student data is required for this exercise.</w:t>
+      </w:r>
+    </w:p>
+    <w:p>
+      <w:pPr>
+        <w:spacing w:line="336" w:lineRule="auto" w:after="180"/>
+      </w:pPr>
+      <w:r>
+        <w:rPr>
+          <w:b w:val="0"/>
+        </w:rPr>
+        <w:t>Assess the three stated outcomes through the independent task, not by copying the worked result.</w:t>
       </w:r>
     </w:p>
     <w:p>
@@ -461,23 +747,71 @@
       </w:r>
     </w:p>
     <w:p>
-      <w:r>
-        <w:t>6/10 = 60 percent among those responses.</w:t>
-      </w:r>
-    </w:p>
-    <w:p>
-      <w:r>
+      <w:pPr>
+        <w:spacing w:line="336" w:lineRule="auto" w:after="180"/>
+      </w:pPr>
+      <w:r>
+        <w:rPr>
+          <w:b w:val="0"/>
+        </w:rPr>
+        <w:t xml:space="preserve">6/10 = 60 percent among those </w:t>
+      </w:r>
+      <w:r>
+        <w:rPr>
+          <w:b/>
+        </w:rPr>
+        <w:t>response</w:t>
+      </w:r>
+      <w:r>
+        <w:rPr>
+          <w:b w:val="0"/>
+        </w:rPr>
+        <w:t>s.</w:t>
+      </w:r>
+    </w:p>
+    <w:p>
+      <w:pPr>
+        <w:spacing w:line="336" w:lineRule="auto" w:after="180"/>
+      </w:pPr>
+      <w:r>
+        <w:rPr>
+          <w:b w:val="0"/>
+        </w:rPr>
         <w:t>Python 3 editor with a fresh local practice file</w:t>
       </w:r>
     </w:p>
     <w:p>
-      <w:r>
+      <w:pPr>
+        <w:spacing w:line="336" w:lineRule="auto" w:after="180"/>
+      </w:pPr>
+      <w:r>
+        <w:rPr>
+          <w:b w:val="0"/>
+        </w:rPr>
         <w:t>Paper trace table and the student workbook</w:t>
       </w:r>
     </w:p>
     <w:p>
-      <w:r>
-        <w:t>Fictional input records from this lesson; no real student identifiers</w:t>
+      <w:pPr>
+        <w:spacing w:line="336" w:lineRule="auto" w:after="180"/>
+      </w:pPr>
+      <w:r>
+        <w:rPr>
+          <w:b w:val="0"/>
+        </w:rPr>
+        <w:t xml:space="preserve">Fictional </w:t>
+      </w:r>
+      <w:r>
+        <w:rPr>
+          <w:b/>
+        </w:rPr>
+        <w:t>input</w:t>
+      </w:r>
+      <w:r>
+        <w:rPr>
+          <w:b w:val="0"/>
+        </w:rPr>
+        <w:t xml:space="preserve"> records from this lesson; no real student identifiers</w:t>
       </w:r>
     </w:p>
     <w:p>
@@ -489,8 +823,37 @@
       </w:r>
     </w:p>
     <w:p>
-      <w:r>
-        <w:t>Teach Week 18 as a two-session investigation using fictional data. A fictional poll records 8 votes for Drawing and 10 for Building. A bar chart should make lengths proportional to counts, starting at zero. A chart starting at 7 makes the visible bars 1 and 3 units tall and can exaggerate the difference. Assess the three stated outcomes through the independent task, not by copying the worked result.</w:t>
+      <w:pPr>
+        <w:spacing w:line="336" w:lineRule="auto" w:after="180"/>
+      </w:pPr>
+      <w:r>
+        <w:rPr>
+          <w:b w:val="0"/>
+        </w:rPr>
+        <w:t xml:space="preserve">Teach Week 18 as a two-session investigation using fictional data. A fictional poll records 8 votes for Drawing and 10 for Building. A </w:t>
+      </w:r>
+      <w:r>
+        <w:rPr>
+          <w:b/>
+        </w:rPr>
+        <w:t>bar chart</w:t>
+      </w:r>
+      <w:r>
+        <w:rPr>
+          <w:b w:val="0"/>
+        </w:rPr>
+        <w:t xml:space="preserve"> should make lengths proportional to counts, starting at zero.</w:t>
+      </w:r>
+    </w:p>
+    <w:p>
+      <w:pPr>
+        <w:spacing w:line="336" w:lineRule="auto" w:after="180"/>
+      </w:pPr>
+      <w:r>
+        <w:rPr>
+          <w:b w:val="0"/>
+        </w:rPr>
+        <w:t>A chart starting at 7 makes the visible bars 1 and 3 units tall and can exaggerate the difference. Assess the three stated outcomes through the independent task, not by copying the worked result.</w:t>
       </w:r>
     </w:p>
     <w:p>
@@ -502,23 +865,59 @@
       </w:r>
     </w:p>
     <w:p>
-      <w:r>
+      <w:pPr>
+        <w:spacing w:line="336" w:lineRule="auto" w:after="180"/>
+      </w:pPr>
+      <w:r>
+        <w:rPr>
+          <w:b w:val="0"/>
+        </w:rPr>
         <w:t>2.</w:t>
       </w:r>
     </w:p>
     <w:p>
-      <w:r>
+      <w:pPr>
+        <w:spacing w:line="336" w:lineRule="auto" w:after="180"/>
+      </w:pPr>
+      <w:r>
+        <w:rPr>
+          <w:b w:val="0"/>
+        </w:rPr>
         <w:t>Python 3 editor with a fresh local practice file</w:t>
       </w:r>
     </w:p>
     <w:p>
-      <w:r>
+      <w:pPr>
+        <w:spacing w:line="336" w:lineRule="auto" w:after="180"/>
+      </w:pPr>
+      <w:r>
+        <w:rPr>
+          <w:b w:val="0"/>
+        </w:rPr>
         <w:t>Paper trace table and the student workbook</w:t>
       </w:r>
     </w:p>
     <w:p>
-      <w:r>
-        <w:t>Fictional input records from this lesson; no real student identifiers</w:t>
+      <w:pPr>
+        <w:spacing w:line="336" w:lineRule="auto" w:after="180"/>
+      </w:pPr>
+      <w:r>
+        <w:rPr>
+          <w:b w:val="0"/>
+        </w:rPr>
+        <w:t xml:space="preserve">Fictional </w:t>
+      </w:r>
+      <w:r>
+        <w:rPr>
+          <w:b/>
+        </w:rPr>
+        <w:t>input</w:t>
+      </w:r>
+      <w:r>
+        <w:rPr>
+          <w:b w:val="0"/>
+        </w:rPr>
+        <w:t xml:space="preserve"> records from this lesson; no real student identifiers</w:t>
       </w:r>
     </w:p>
     <w:p>
@@ -530,12 +929,48 @@
       </w:r>
     </w:p>
     <w:p>
-      <w:r>
-        <w:t>By the end, I can define a population, selection frame and nonresponse report for a survey.</w:t>
-      </w:r>
-    </w:p>
-    <w:p>
-      <w:r>
+      <w:pPr>
+        <w:spacing w:line="336" w:lineRule="auto" w:after="180"/>
+      </w:pPr>
+      <w:r>
+        <w:rPr>
+          <w:b w:val="0"/>
+        </w:rPr>
+        <w:t xml:space="preserve">By the end, I can define a </w:t>
+      </w:r>
+      <w:r>
+        <w:rPr>
+          <w:b/>
+        </w:rPr>
+        <w:t>population</w:t>
+      </w:r>
+      <w:r>
+        <w:rPr>
+          <w:b w:val="0"/>
+        </w:rPr>
+        <w:t>, selection frame and non</w:t>
+      </w:r>
+      <w:r>
+        <w:rPr>
+          <w:b/>
+        </w:rPr>
+        <w:t>response</w:t>
+      </w:r>
+      <w:r>
+        <w:rPr>
+          <w:b w:val="0"/>
+        </w:rPr>
+        <w:t xml:space="preserve"> report for a survey.</w:t>
+      </w:r>
+    </w:p>
+    <w:p>
+      <w:pPr>
+        <w:spacing w:line="336" w:lineRule="auto" w:after="180"/>
+      </w:pPr>
+      <w:r>
+        <w:rPr>
+          <w:b w:val="0"/>
+        </w:rPr>
         <w:t>This added worked case illustrates the week’s main idea. Retain all original and connected topics; schedule its practice within the teaching cycle.</w:t>
       </w:r>
     </w:p>
@@ -548,61 +983,203 @@
       </w:r>
     </w:p>
     <w:p>
+      <w:r>
+        <w:t>Model Sampling and Representation using the supplied case, labelled mechanism and reasoning. Make the scope of each conclusion explicit.</w:t>
+      </w:r>
+    </w:p>
+    <w:p>
+      <w:pPr>
+        <w:spacing w:line="336" w:lineRule="auto" w:after="180"/>
+      </w:pPr>
+      <w:r>
+        <w:rPr>
+          <w:b/>
+        </w:rPr>
+        <w:t>Input</w:t>
+      </w:r>
+      <w:r>
+        <w:rPr>
+          <w:b w:val="0"/>
+        </w:rPr>
+        <w:t xml:space="preserve"> → </w:t>
+      </w:r>
+      <w:r>
+        <w:rPr>
+          <w:b/>
+        </w:rPr>
+        <w:t>Process</w:t>
+      </w:r>
+      <w:r>
+        <w:rPr>
+          <w:b w:val="0"/>
+        </w:rPr>
+        <w:t xml:space="preserve"> → </w:t>
+      </w:r>
+      <w:r>
+        <w:rPr>
+          <w:b/>
+        </w:rPr>
+        <w:t>Output</w:t>
+      </w:r>
+    </w:p>
+    <w:p>
+      <w:pPr>
+        <w:spacing w:line="336" w:lineRule="auto" w:after="180"/>
+      </w:pPr>
+      <w:r>
+        <w:rPr>
+          <w:b w:val="0"/>
+        </w:rPr>
+        <w:t>Trace the information. At each stage, ask what changed and how you could test it.</w:t>
+      </w:r>
+    </w:p>
+    <w:p>
+      <w:pPr>
+        <w:spacing w:line="336" w:lineRule="auto" w:after="180"/>
+      </w:pPr>
+      <w:r>
+        <w:rPr>
+          <w:b w:val="0"/>
+        </w:rPr>
+        <w:t>Which stage could fail even when the other two are correct? Explain:</w:t>
+      </w:r>
+    </w:p>
+    <w:p>
+      <w:pPr>
+        <w:spacing w:line="336" w:lineRule="auto" w:after="180"/>
+      </w:pPr>
+      <w:r>
+        <w:rPr>
+          <w:b w:val="0"/>
+        </w:rPr>
+        <w:t xml:space="preserve">Predict first. Then check each step. A correct answer without visible reasoning is incomplete </w:t>
+      </w:r>
+      <w:r>
+        <w:rPr>
+          <w:b/>
+        </w:rPr>
+        <w:t>evidence</w:t>
+      </w:r>
+      <w:r>
+        <w:rPr>
+          <w:b w:val="0"/>
+        </w:rPr>
+        <w:t>.</w:t>
+      </w:r>
+    </w:p>
+    <w:p>
+      <w:pPr>
+        <w:spacing w:line="336" w:lineRule="auto" w:after="180"/>
+        <w:shd w:fill="F4F9FC"/>
+      </w:pPr>
+      <w:r>
+        <w:rPr>
+          <w:b w:val="0"/>
+        </w:rPr>
+        <w:t>1. Goal: books for the whole school.</w:t>
+      </w:r>
+    </w:p>
+    <w:p>
+      <w:pPr>
+        <w:spacing w:line="336" w:lineRule="auto" w:after="180"/>
+        <w:shd w:fill="F4F9FC"/>
+      </w:pPr>
+      <w:r>
+        <w:rPr>
+          <w:b w:val="0"/>
+        </w:rPr>
+        <w:t xml:space="preserve">2. </w:t>
+      </w:r>
+      <w:r>
+        <w:rPr>
+          <w:b/>
+        </w:rPr>
+        <w:t>Sample</w:t>
+      </w:r>
+      <w:r>
+        <w:rPr>
+          <w:b w:val="0"/>
+        </w:rPr>
+        <w:t>: one advanced-reading club at lunchtime.</w:t>
+      </w:r>
+    </w:p>
+    <w:p>
+      <w:pPr>
+        <w:spacing w:line="336" w:lineRule="auto" w:after="180"/>
+        <w:shd w:fill="F4F9FC"/>
+      </w:pPr>
+      <w:r>
+        <w:rPr>
+          <w:b w:val="0"/>
+        </w:rPr>
+        <w:t>3. Missing: younger readers, other interests, absent students, different access needs.</w:t>
+      </w:r>
+    </w:p>
+    <w:p>
+      <w:pPr>
+        <w:spacing w:line="336" w:lineRule="auto" w:after="180"/>
+        <w:shd w:fill="F4F9FC"/>
+      </w:pPr>
+      <w:r>
+        <w:rPr>
+          <w:b w:val="0"/>
+        </w:rPr>
+        <w:t>4. Repair collection across grades, times, interests, and access needs; then recheck.</w:t>
+      </w:r>
+    </w:p>
+    <w:p>
+      <w:pPr>
+        <w:spacing w:line="336" w:lineRule="auto" w:after="180"/>
+      </w:pPr>
+      <w:r>
+        <w:rPr>
+          <w:b w:val="0"/>
+        </w:rPr>
+        <w:t xml:space="preserve">Recalculate, retrace, or restate the reasoning in your own </w:t>
+      </w:r>
+      <w:r>
+        <w:rPr>
+          <w:b/>
+        </w:rPr>
+        <w:t>representation</w:t>
+      </w:r>
+      <w:r>
+        <w:rPr>
+          <w:b w:val="0"/>
+        </w:rPr>
+        <w:t>:</w:t>
+      </w:r>
+    </w:p>
+    <w:p>
+      <w:pPr>
+        <w:spacing w:line="336" w:lineRule="auto" w:after="180"/>
+        <w:shd w:fill="F5F1FB"/>
+      </w:pPr>
+      <w:r>
+        <w:rPr>
+          <w:b w:val="0"/>
+        </w:rPr>
+        <w:t xml:space="preserve">CHECK Did the </w:t>
+      </w:r>
+      <w:r>
+        <w:rPr>
+          <w:b/>
+        </w:rPr>
+        <w:t>evidence</w:t>
+      </w:r>
+      <w:r>
+        <w:rPr>
+          <w:b w:val="0"/>
+        </w:rPr>
+        <w:t xml:space="preserve"> answer the exact question? Did the total, path, or source record stay consistent?</w:t>
+      </w:r>
+    </w:p>
+    <w:p>
       <w:pPr>
         <w:pStyle w:val="Heading3"/>
       </w:pPr>
       <w:r>
-        <w:t>Explain the mechanism</w:t>
-      </w:r>
-    </w:p>
-    <w:p>
-      <w:r>
-        <w:t>Input → Process → Output</w:t>
-      </w:r>
-    </w:p>
-    <w:p>
-      <w:r>
-        <w:t>Trace the information. At each stage, ask what changed and how you could test it.</w:t>
-      </w:r>
-    </w:p>
-    <w:p>
-      <w:r>
-        <w:t>Which stage could fail even when the other two are correct? Explain:</w:t>
-      </w:r>
-    </w:p>
-    <w:p>
-      <w:r>
-        <w:t>Predict first. Then check each step. A correct answer without visible reasoning is incomplete evidence.</w:t>
-      </w:r>
-    </w:p>
-    <w:p>
-      <w:r>
-        <w:t>1. Goal: books for the whole school.</w:t>
-      </w:r>
-    </w:p>
-    <w:p>
-      <w:r>
-        <w:t>2. Sample: one advanced-reading club at lunchtime.</w:t>
-      </w:r>
-    </w:p>
-    <w:p>
-      <w:r>
-        <w:t>3. Missing: younger readers, other interests, absent students, different access needs.</w:t>
-      </w:r>
-    </w:p>
-    <w:p>
-      <w:r>
-        <w:t>4. Repair collection across grades, times, interests, and access needs; then recheck.</w:t>
-      </w:r>
-    </w:p>
-    <w:p>
-      <w:r>
-        <w:t>Recalculate, retrace, or restate the reasoning in your own representation:</w:t>
-      </w:r>
-    </w:p>
-    <w:p>
-      <w:r>
-        <w:t>CHECK Did the evidence answer the exact question? Did the total, path, or source record stay consistent?</w:t>
+        <w:t>Concrete teaching case</w:t>
       </w:r>
     </w:p>
     <w:p>
@@ -610,16 +1187,38 @@
         <w:pStyle w:val="Heading3"/>
       </w:pPr>
       <w:r>
-        <w:t>Concrete teaching case</w:t>
-      </w:r>
-    </w:p>
-    <w:p>
-      <w:r>
+        <w:t>The teaching case</w:t>
+      </w:r>
+    </w:p>
+    <w:p>
+      <w:pPr>
+        <w:spacing w:line="336" w:lineRule="auto" w:after="180"/>
+        <w:shd w:fill="F1F6FC"/>
+      </w:pPr>
+      <w:r>
+        <w:rPr>
+          <w:b w:val="0"/>
+        </w:rPr>
         <w:t>Only adventure-club members answer a school reading survey.</w:t>
       </w:r>
     </w:p>
     <w:p>
-      <w:r>
+      <w:pPr>
+        <w:pStyle w:val="Heading3"/>
+      </w:pPr>
+      <w:r>
+        <w:t>The teaching case</w:t>
+      </w:r>
+    </w:p>
+    <w:p>
+      <w:pPr>
+        <w:spacing w:line="336" w:lineRule="auto" w:after="180"/>
+        <w:shd w:fill="F1F6FC"/>
+      </w:pPr>
+      <w:r>
+        <w:rPr>
+          <w:b w:val="0"/>
+        </w:rPr>
         <w:t>Explain the sampling problem.</w:t>
       </w:r>
     </w:p>
@@ -632,7 +1231,22 @@
       </w:r>
     </w:p>
     <w:p>
-      <w:r>
+      <w:pPr>
+        <w:pStyle w:val="Heading3"/>
+      </w:pPr>
+      <w:r>
+        <w:t>Why the result follows</w:t>
+      </w:r>
+    </w:p>
+    <w:p>
+      <w:pPr>
+        <w:spacing w:line="336" w:lineRule="auto" w:after="180"/>
+        <w:shd w:fill="F1F6FC"/>
+      </w:pPr>
+      <w:r>
+        <w:rPr>
+          <w:b w:val="0"/>
+        </w:rPr>
         <w:t>Membership selects for a relevant interest. Include relevant grades and interests with appropriate data practices.</w:t>
       </w:r>
     </w:p>
@@ -645,13 +1259,135 @@
       </w:r>
     </w:p>
     <w:p>
-      <w:r>
-        <w:t>A fictional school wants to know which activity Grade 7 students prefer. Surveying only the coding club is easy, but the question concerns every Grade 7 student. First define the population, selection process, question and response options. No real student data is required for this exercise.</w:t>
-      </w:r>
-    </w:p>
-    <w:p>
-      <w:r>
-        <w:t>The result 2 of 3 describes these fictional club responses. It cannot by itself estimate the whole grade reliably. A better plan starts from a complete grade roster, uses a fair selection method and records nonresponse. Random selection gives each listed student a chance; it does not guarantee every small sample is representative.</w:t>
+      <w:pPr>
+        <w:pStyle w:val="Heading3"/>
+      </w:pPr>
+      <w:r>
+        <w:t>Explain the added worked example · 1</w:t>
+      </w:r>
+    </w:p>
+    <w:p>
+      <w:pPr>
+        <w:spacing w:line="336" w:lineRule="auto" w:after="180"/>
+      </w:pPr>
+      <w:r>
+        <w:rPr>
+          <w:b w:val="0"/>
+        </w:rPr>
+        <w:t>A fictional school wants to know which activity Grade 7 students prefer. Surveying only the coding club is easy, but the question concerns every Grade 7 student.</w:t>
+      </w:r>
+    </w:p>
+    <w:p>
+      <w:pPr>
+        <w:spacing w:line="336" w:lineRule="auto" w:after="180"/>
+      </w:pPr>
+      <w:r>
+        <w:rPr>
+          <w:b w:val="0"/>
+        </w:rPr>
+        <w:t xml:space="preserve">First define the </w:t>
+      </w:r>
+      <w:r>
+        <w:rPr>
+          <w:b/>
+        </w:rPr>
+        <w:t>population</w:t>
+      </w:r>
+      <w:r>
+        <w:rPr>
+          <w:b w:val="0"/>
+        </w:rPr>
+        <w:t xml:space="preserve">, selection </w:t>
+      </w:r>
+      <w:r>
+        <w:rPr>
+          <w:b/>
+        </w:rPr>
+        <w:t>process</w:t>
+      </w:r>
+      <w:r>
+        <w:rPr>
+          <w:b w:val="0"/>
+        </w:rPr>
+        <w:t xml:space="preserve">, question and </w:t>
+      </w:r>
+      <w:r>
+        <w:rPr>
+          <w:b/>
+        </w:rPr>
+        <w:t>response</w:t>
+      </w:r>
+      <w:r>
+        <w:rPr>
+          <w:b w:val="0"/>
+        </w:rPr>
+        <w:t xml:space="preserve"> options. No real student data is required for this exercise.</w:t>
+      </w:r>
+    </w:p>
+    <w:p>
+      <w:pPr>
+        <w:pStyle w:val="Heading3"/>
+      </w:pPr>
+      <w:r>
+        <w:t>Explain the added worked example · 2</w:t>
+      </w:r>
+    </w:p>
+    <w:p>
+      <w:pPr>
+        <w:spacing w:line="336" w:lineRule="auto" w:after="180"/>
+      </w:pPr>
+      <w:r>
+        <w:rPr>
+          <w:b w:val="0"/>
+        </w:rPr>
+        <w:t xml:space="preserve">The result 2 of 3 describes these fictional club </w:t>
+      </w:r>
+      <w:r>
+        <w:rPr>
+          <w:b/>
+        </w:rPr>
+        <w:t>response</w:t>
+      </w:r>
+      <w:r>
+        <w:rPr>
+          <w:b w:val="0"/>
+        </w:rPr>
+        <w:t>s. It cannot by itself estimate the whole grade reliably. A better plan starts from a complete grade roster, uses a fair selection method and records non</w:t>
+      </w:r>
+      <w:r>
+        <w:rPr>
+          <w:b/>
+        </w:rPr>
+        <w:t>response</w:t>
+      </w:r>
+      <w:r>
+        <w:rPr>
+          <w:b w:val="0"/>
+        </w:rPr>
+        <w:t>.</w:t>
+      </w:r>
+    </w:p>
+    <w:p>
+      <w:pPr>
+        <w:spacing w:line="336" w:lineRule="auto" w:after="180"/>
+      </w:pPr>
+      <w:r>
+        <w:rPr>
+          <w:b w:val="0"/>
+        </w:rPr>
+        <w:t xml:space="preserve">Random selection gives each listed student a chance; it does not guarantee every small </w:t>
+      </w:r>
+      <w:r>
+        <w:rPr>
+          <w:b/>
+        </w:rPr>
+        <w:t>sample</w:t>
+      </w:r>
+      <w:r>
+        <w:rPr>
+          <w:b w:val="0"/>
+        </w:rPr>
+        <w:t xml:space="preserve"> is representative.</w:t>
       </w:r>
     </w:p>
     <w:p>
@@ -795,17 +1531,93 @@
       </w:r>
     </w:p>
     <w:p>
-      <w:r>
-        <w:t>A fictional poll records 8 votes for Drawing and 10 for Building. A bar chart should make lengths proportional to counts, starting at zero. A chart starting at 7 makes the visible bars 1 and 3 units tall and can exaggerate the difference.</w:t>
-      </w:r>
-    </w:p>
-    <w:p>
-      <w:r>
-        <w:t>The text chart uses one # per vote and a zero baseline. The second category has 2 more votes and 1.25 times as many votes, not three times as many. Include the poll question, date or collection occasion and number of responses when presenting a real graph.</w:t>
-      </w:r>
-    </w:p>
-    <w:p>
-      <w:r>
+      <w:pPr>
+        <w:spacing w:line="336" w:lineRule="auto" w:after="180"/>
+      </w:pPr>
+      <w:r>
+        <w:rPr>
+          <w:b w:val="0"/>
+        </w:rPr>
+        <w:t xml:space="preserve">A fictional poll records 8 votes for Drawing and 10 for Building. A </w:t>
+      </w:r>
+      <w:r>
+        <w:rPr>
+          <w:b/>
+        </w:rPr>
+        <w:t>bar chart</w:t>
+      </w:r>
+      <w:r>
+        <w:rPr>
+          <w:b w:val="0"/>
+        </w:rPr>
+        <w:t xml:space="preserve"> should make lengths proportional to counts, starting at zero.</w:t>
+      </w:r>
+    </w:p>
+    <w:p>
+      <w:pPr>
+        <w:spacing w:line="336" w:lineRule="auto" w:after="180"/>
+      </w:pPr>
+      <w:r>
+        <w:rPr>
+          <w:b w:val="0"/>
+        </w:rPr>
+        <w:t>A chart starting at 7 makes the visible bars 1 and 3 units tall and can exaggerate the difference.</w:t>
+      </w:r>
+    </w:p>
+    <w:p>
+      <w:pPr>
+        <w:spacing w:line="336" w:lineRule="auto" w:after="180"/>
+      </w:pPr>
+      <w:r>
+        <w:rPr>
+          <w:b w:val="0"/>
+        </w:rPr>
+        <w:t xml:space="preserve">The text chart uses one # per vote and a zero </w:t>
+      </w:r>
+      <w:r>
+        <w:rPr>
+          <w:b/>
+        </w:rPr>
+        <w:t>baseline</w:t>
+      </w:r>
+      <w:r>
+        <w:rPr>
+          <w:b w:val="0"/>
+        </w:rPr>
+        <w:t>. The second category has 2 more votes and 1.25 times as many votes, not three times as many.</w:t>
+      </w:r>
+    </w:p>
+    <w:p>
+      <w:pPr>
+        <w:spacing w:line="336" w:lineRule="auto" w:after="180"/>
+      </w:pPr>
+      <w:r>
+        <w:rPr>
+          <w:b w:val="0"/>
+        </w:rPr>
+        <w:t xml:space="preserve">Include the poll question, date or collection occasion and number of </w:t>
+      </w:r>
+      <w:r>
+        <w:rPr>
+          <w:b/>
+        </w:rPr>
+        <w:t>response</w:t>
+      </w:r>
+      <w:r>
+        <w:rPr>
+          <w:b w:val="0"/>
+        </w:rPr>
+        <w:t>s when presenting a real graph.</w:t>
+      </w:r>
+    </w:p>
+    <w:p>
+      <w:pPr>
+        <w:spacing w:line="336" w:lineRule="auto" w:after="180"/>
+      </w:pPr>
+      <w:r>
+        <w:rPr>
+          <w:b w:val="0"/>
+        </w:rPr>
         <w:t>Difference 2 votes; ratio 6/4 = 1.5. Both bars begin at zero. Exit: No. Preference counts do not measure learning effectiveness or establish a cause.</w:t>
       </w:r>
     </w:p>
@@ -818,8 +1630,37 @@
       </w:r>
     </w:p>
     <w:p>
-      <w:r>
-        <w:t>Use the complete worked example below before asking learners to complete W2. Reveal a small part, invite a prediction, then explain the deciding step. These teacher notes contain solutions; do not reveal the independent case answer during modelling.</w:t>
+      <w:pPr>
+        <w:spacing w:line="336" w:lineRule="auto" w:after="180"/>
+      </w:pPr>
+      <w:r>
+        <w:rPr>
+          <w:b w:val="0"/>
+        </w:rPr>
+        <w:t xml:space="preserve">Use the complete worked example below before asking learners to complete W2. Reveal a small part, invite a </w:t>
+      </w:r>
+      <w:r>
+        <w:rPr>
+          <w:b/>
+        </w:rPr>
+        <w:t>prediction</w:t>
+      </w:r>
+      <w:r>
+        <w:rPr>
+          <w:b w:val="0"/>
+        </w:rPr>
+        <w:t>, then explain the deciding step.</w:t>
+      </w:r>
+    </w:p>
+    <w:p>
+      <w:pPr>
+        <w:spacing w:line="336" w:lineRule="auto" w:after="180"/>
+      </w:pPr>
+      <w:r>
+        <w:rPr>
+          <w:b w:val="0"/>
+        </w:rPr>
+        <w:t>These teacher notes contain solutions; do not reveal the independent case answer during modelling.</w:t>
       </w:r>
     </w:p>
     <w:p>
@@ -963,7 +1804,13 @@
       </w:tr>
     </w:tbl>
     <w:p>
-      <w:r>
+      <w:pPr>
+        <w:spacing w:line="336" w:lineRule="auto" w:after="180"/>
+      </w:pPr>
+      <w:r>
+        <w:rPr>
+          <w:b w:val="0"/>
+        </w:rPr>
         <w:t>Use the diagram and verbal explanation together. Ask learners to match a sentence to a specific visual step; do not assign learners fixed visual or auditory learning styles.</w:t>
       </w:r>
     </w:p>
@@ -976,7 +1823,13 @@
       </w:r>
     </w:p>
     <w:p>
-      <w:r>
+      <w:pPr>
+        <w:spacing w:line="336" w:lineRule="auto" w:after="180"/>
+      </w:pPr>
+      <w:r>
+        <w:rPr>
+          <w:b w:val="0"/>
+        </w:rPr>
         <w:t>A fictional Grade 7 class wants to understand book-format preferences across its whole grade.</w:t>
       </w:r>
     </w:p>
@@ -989,12 +1842,48 @@
       </w:r>
     </w:p>
     <w:p>
-      <w:r>
-        <w:t>Population: all 60 Grade 7 learners. Frame: current school-approved list of those 60, used only by the teacher.</w:t>
-      </w:r>
-    </w:p>
-    <w:p>
-      <w:r>
+      <w:pPr>
+        <w:pStyle w:val="Heading3"/>
+      </w:pPr>
+      <w:r>
+        <w:t>Supplied facts</w:t>
+      </w:r>
+    </w:p>
+    <w:p>
+      <w:pPr>
+        <w:spacing w:line="336" w:lineRule="auto" w:after="180"/>
+        <w:shd w:fill="F1F6FC"/>
+      </w:pPr>
+      <w:r>
+        <w:rPr>
+          <w:b/>
+        </w:rPr>
+        <w:t>Population</w:t>
+      </w:r>
+      <w:r>
+        <w:rPr>
+          <w:b w:val="0"/>
+        </w:rPr>
+        <w:t>: all 60 Grade 7 learners. Frame: current school-approved list of those 60, used only by the teacher.</w:t>
+      </w:r>
+    </w:p>
+    <w:p>
+      <w:pPr>
+        <w:pStyle w:val="Heading3"/>
+      </w:pPr>
+      <w:r>
+        <w:t>Supplied facts</w:t>
+      </w:r>
+    </w:p>
+    <w:p>
+      <w:pPr>
+        <w:spacing w:line="336" w:lineRule="auto" w:after="180"/>
+        <w:shd w:fill="F1F6FC"/>
+      </w:pPr>
+      <w:r>
+        <w:rPr>
+          <w:b w:val="0"/>
+        </w:rPr>
         <w:t>Teacher randomly invites 15; 12 answer the same neutral comic/prose/either question. No names enter the analysis table.</w:t>
       </w:r>
     </w:p>
@@ -1180,43 +2069,184 @@
       </w:r>
     </w:p>
     <w:p>
-      <w:r>
-        <w:t>A sample plan states who could be selected, how selection happens and what happens after invitation. Random invitations do not guarantee that respondents resemble those who declined. Use a neutral question and preserve nonresponse coverage. Learners can discuss aggregate counts without receiving the identifiable selection frame.</w:t>
-      </w:r>
-    </w:p>
-    <w:p>
       <w:pPr>
         <w:pStyle w:val="Heading3"/>
       </w:pPr>
       <w:r>
+        <w:t>Why the result follows</w:t>
+      </w:r>
+    </w:p>
+    <w:p>
+      <w:pPr>
+        <w:spacing w:line="336" w:lineRule="auto" w:after="180"/>
+        <w:shd w:fill="F1F6FC"/>
+      </w:pPr>
+      <w:r>
+        <w:rPr>
+          <w:b w:val="0"/>
+        </w:rPr>
+        <w:t xml:space="preserve">A </w:t>
+      </w:r>
+      <w:r>
+        <w:rPr>
+          <w:b/>
+        </w:rPr>
+        <w:t>sample</w:t>
+      </w:r>
+      <w:r>
+        <w:rPr>
+          <w:b w:val="0"/>
+        </w:rPr>
+        <w:t xml:space="preserve"> plan states who could be selected, how selection happens and what happens after invitation. Random invitations do not guarantee that respondents resemble those who declined.</w:t>
+      </w:r>
+    </w:p>
+    <w:p>
+      <w:pPr>
+        <w:spacing w:line="336" w:lineRule="auto" w:after="180"/>
+        <w:shd w:fill="F1F6FC"/>
+      </w:pPr>
+      <w:r>
+        <w:rPr>
+          <w:b w:val="0"/>
+        </w:rPr>
+        <w:t>Use a neutral question and preserve non</w:t>
+      </w:r>
+      <w:r>
+        <w:rPr>
+          <w:b/>
+        </w:rPr>
+        <w:t>response</w:t>
+      </w:r>
+      <w:r>
+        <w:rPr>
+          <w:b w:val="0"/>
+        </w:rPr>
+        <w:t xml:space="preserve"> coverage. Learners can discuss aggregate counts without receiving the identifiable selection frame.</w:t>
+      </w:r>
+    </w:p>
+    <w:p>
+      <w:pPr>
+        <w:pStyle w:val="Heading3"/>
+      </w:pPr>
+      <w:r>
         <w:t>What this example does not establish</w:t>
       </w:r>
     </w:p>
     <w:p>
-      <w:r>
-        <w:t>Even the random-invitation plan does not remove nonresponse bias or justify revealing identifiable school lists.</w:t>
-      </w:r>
-    </w:p>
-    <w:p>
       <w:pPr>
         <w:pStyle w:val="Heading3"/>
       </w:pPr>
       <w:r>
+        <w:t>Keep the stated limit</w:t>
+      </w:r>
+    </w:p>
+    <w:p>
+      <w:pPr>
+        <w:spacing w:line="336" w:lineRule="auto" w:after="180"/>
+        <w:shd w:fill="FFF5E6"/>
+      </w:pPr>
+      <w:r>
+        <w:rPr>
+          <w:b w:val="0"/>
+        </w:rPr>
+        <w:t>Even the random-invitation plan does not remove non</w:t>
+      </w:r>
+      <w:r>
+        <w:rPr>
+          <w:b/>
+        </w:rPr>
+        <w:t>response</w:t>
+      </w:r>
+      <w:r>
+        <w:rPr>
+          <w:b w:val="0"/>
+        </w:rPr>
+        <w:t xml:space="preserve"> bias or justify revealing identifiable school lists.</w:t>
+      </w:r>
+    </w:p>
+    <w:p>
+      <w:pPr>
+        <w:pStyle w:val="Heading3"/>
+      </w:pPr>
+      <w:r>
         <w:t>Change one thing in the pictured case</w:t>
       </w:r>
     </w:p>
     <w:p>
-      <w:r>
+      <w:pPr>
+        <w:pStyle w:val="Heading3"/>
+      </w:pPr>
+      <w:r>
+        <w:t>Change one thing</w:t>
+      </w:r>
+    </w:p>
+    <w:p>
+      <w:pPr>
+        <w:spacing w:line="336" w:lineRule="auto" w:after="180"/>
+        <w:shd w:fill="F5F1FB"/>
+      </w:pPr>
+      <w:r>
+        <w:rPr>
+          <w:b w:val="0"/>
+        </w:rPr>
         <w:t>Change: Invite only the 15 library-club members instead.</w:t>
       </w:r>
     </w:p>
     <w:p>
-      <w:r>
-        <w:t>Prediction: The invitation process no longer covers the whole grade through this frame.</w:t>
-      </w:r>
-    </w:p>
-    <w:p>
-      <w:r>
+      <w:pPr>
+        <w:pStyle w:val="Heading3"/>
+      </w:pPr>
+      <w:r>
+        <w:t>Predicted result</w:t>
+      </w:r>
+    </w:p>
+    <w:p>
+      <w:pPr>
+        <w:spacing w:line="336" w:lineRule="auto" w:after="180"/>
+        <w:shd w:fill="F1F6FC"/>
+      </w:pPr>
+      <w:r>
+        <w:rPr>
+          <w:b/>
+        </w:rPr>
+        <w:t>Prediction</w:t>
+      </w:r>
+      <w:r>
+        <w:rPr>
+          <w:b w:val="0"/>
+        </w:rPr>
+        <w:t xml:space="preserve">: The invitation </w:t>
+      </w:r>
+      <w:r>
+        <w:rPr>
+          <w:b/>
+        </w:rPr>
+        <w:t>process</w:t>
+      </w:r>
+      <w:r>
+        <w:rPr>
+          <w:b w:val="0"/>
+        </w:rPr>
+        <w:t xml:space="preserve"> no longer covers the whole grade through this frame.</w:t>
+      </w:r>
+    </w:p>
+    <w:p>
+      <w:pPr>
+        <w:pStyle w:val="Heading3"/>
+      </w:pPr>
+      <w:r>
+        <w:t>Why the result follows</w:t>
+      </w:r>
+    </w:p>
+    <w:p>
+      <w:pPr>
+        <w:spacing w:line="336" w:lineRule="auto" w:after="180"/>
+        <w:shd w:fill="F1F6FC"/>
+      </w:pPr>
+      <w:r>
+        <w:rPr>
+          <w:b w:val="0"/>
+        </w:rPr>
         <w:t>Reason: Club members may differ in reading interests; selection is now limited to one group.</w:t>
       </w:r>
     </w:p>
@@ -1229,8 +2259,69 @@
       </w:r>
     </w:p>
     <w:p>
-      <w:r>
-        <w:t>Cover the result. Ask learners to name the inputs and predict the next step. Uncover one step, connect the icon to the actual procedure, and explain its evidence. Then change the supplied condition and compare. The picture is a representation; it does not document execution of a real AI model.</w:t>
+      <w:pPr>
+        <w:pStyle w:val="Heading3"/>
+      </w:pPr>
+      <w:r>
+        <w:t>Ask while showing the picture · 3</w:t>
+      </w:r>
+    </w:p>
+    <w:p>
+      <w:pPr>
+        <w:spacing w:line="336" w:lineRule="auto" w:after="180"/>
+      </w:pPr>
+      <w:r>
+        <w:rPr>
+          <w:b w:val="0"/>
+        </w:rPr>
+        <w:t xml:space="preserve">Cover the result. Ask learners to name the </w:t>
+      </w:r>
+      <w:r>
+        <w:rPr>
+          <w:b/>
+        </w:rPr>
+        <w:t>input</w:t>
+      </w:r>
+      <w:r>
+        <w:rPr>
+          <w:b w:val="0"/>
+        </w:rPr>
+        <w:t xml:space="preserve">s and predict the next step. Uncover one step, connect the icon to the actual procedure, and explain its </w:t>
+      </w:r>
+      <w:r>
+        <w:rPr>
+          <w:b/>
+        </w:rPr>
+        <w:t>evidence</w:t>
+      </w:r>
+      <w:r>
+        <w:rPr>
+          <w:b w:val="0"/>
+        </w:rPr>
+        <w:t>. Then change the supplied condition and compare.</w:t>
+      </w:r>
+    </w:p>
+    <w:p>
+      <w:pPr>
+        <w:spacing w:line="336" w:lineRule="auto" w:after="180"/>
+      </w:pPr>
+      <w:r>
+        <w:rPr>
+          <w:b w:val="0"/>
+        </w:rPr>
+        <w:t xml:space="preserve">The picture is a </w:t>
+      </w:r>
+      <w:r>
+        <w:rPr>
+          <w:b/>
+        </w:rPr>
+        <w:t>representation</w:t>
+      </w:r>
+      <w:r>
+        <w:rPr>
+          <w:b w:val="0"/>
+        </w:rPr>
+        <w:t>; it does not document execution of a real AI model.</w:t>
       </w:r>
     </w:p>
     <w:p>
@@ -1242,11 +2333,16 @@
       </w:r>
     </w:p>
     <w:p>
+      <w:r>
+        <w:t>Demonstrate Sampling and Representation, reduce support deliberately and check individual reasoning before discussing answers.</w:t>
+      </w:r>
+    </w:p>
+    <w:p>
       <w:pPr>
         <w:pStyle w:val="Heading3"/>
       </w:pPr>
       <w:r>
-        <w:t>Demonstrate and guide practice</w:t>
+        <w:t>Board sequence</w:t>
       </w:r>
     </w:p>
     <w:p>
@@ -1254,26 +2350,90 @@
         <w:pStyle w:val="Heading3"/>
       </w:pPr>
       <w:r>
-        <w:t>Board sequence</w:t>
-      </w:r>
-    </w:p>
-    <w:p>
-      <w:r>
+        <w:t>1. Put the facts on the board</w:t>
+      </w:r>
+    </w:p>
+    <w:p>
+      <w:pPr>
+        <w:spacing w:line="336" w:lineRule="auto" w:after="180"/>
+        <w:shd w:fill="F4F9FC"/>
+      </w:pPr>
+      <w:r>
+        <w:rPr>
+          <w:b w:val="0"/>
+        </w:rPr>
         <w:t>Write the given facts: Only adventure-club members answer a school reading survey.</w:t>
       </w:r>
     </w:p>
     <w:p>
-      <w:r>
+      <w:pPr>
+        <w:pStyle w:val="Heading3"/>
+      </w:pPr>
+      <w:r>
+        <w:t>2. State the decision to explain</w:t>
+      </w:r>
+    </w:p>
+    <w:p>
+      <w:pPr>
+        <w:spacing w:line="336" w:lineRule="auto" w:after="180"/>
+        <w:shd w:fill="F4F9FC"/>
+      </w:pPr>
+      <w:r>
+        <w:rPr>
+          <w:b w:val="0"/>
+        </w:rPr>
         <w:t>Write the question to explain: Explain the sampling problem.</w:t>
       </w:r>
     </w:p>
     <w:p>
-      <w:r>
-        <w:t>Reveal after predictions: Membership selects for a relevant interest. Include relevant grades and interests with appropriate data practices.</w:t>
-      </w:r>
-    </w:p>
-    <w:p>
-      <w:r>
+      <w:pPr>
+        <w:pStyle w:val="Heading3"/>
+      </w:pPr>
+      <w:r>
+        <w:t>3. Reveal the worked reasoning</w:t>
+      </w:r>
+    </w:p>
+    <w:p>
+      <w:pPr>
+        <w:spacing w:line="336" w:lineRule="auto" w:after="180"/>
+        <w:shd w:fill="F1F6FC"/>
+      </w:pPr>
+      <w:r>
+        <w:rPr>
+          <w:b w:val="0"/>
+        </w:rPr>
+        <w:t xml:space="preserve">Reveal after </w:t>
+      </w:r>
+      <w:r>
+        <w:rPr>
+          <w:b/>
+        </w:rPr>
+        <w:t>prediction</w:t>
+      </w:r>
+      <w:r>
+        <w:rPr>
+          <w:b w:val="0"/>
+        </w:rPr>
+        <w:t>s: Membership selects for a relevant interest. Include relevant grades and interests with appropriate data practices.</w:t>
+      </w:r>
+    </w:p>
+    <w:p>
+      <w:pPr>
+        <w:pStyle w:val="Heading3"/>
+      </w:pPr>
+      <w:r>
+        <w:t>Hold back the independent task</w:t>
+      </w:r>
+    </w:p>
+    <w:p>
+      <w:pPr>
+        <w:spacing w:line="336" w:lineRule="auto" w:after="180"/>
+        <w:shd w:fill="FFF5E6"/>
+      </w:pPr>
+      <w:r>
+        <w:rPr>
+          <w:b w:val="0"/>
+        </w:rPr>
         <w:t>Keep for an independent attempt: You survey only the chess club about all students' favourite books. Identify the sampling limitation and one improvement.</w:t>
       </w:r>
     </w:p>
@@ -1286,23 +2446,77 @@
       </w:r>
     </w:p>
     <w:p>
-      <w:r>
+      <w:pPr>
+        <w:pStyle w:val="Heading3"/>
+      </w:pPr>
+      <w:r>
+        <w:t>Ask the class</w:t>
+      </w:r>
+    </w:p>
+    <w:p>
+      <w:pPr>
+        <w:spacing w:line="336" w:lineRule="auto" w:after="180"/>
+        <w:shd w:fill="F5F1FB"/>
+      </w:pPr>
+      <w:r>
+        <w:rPr>
+          <w:b w:val="0"/>
+        </w:rPr>
         <w:t>Ask: Which facts are given, and which would we have to assume? Learners mark relevant details before discussing answers.</w:t>
       </w:r>
     </w:p>
     <w:p>
-      <w:r>
+      <w:pPr>
+        <w:pStyle w:val="Heading3"/>
+      </w:pPr>
+      <w:r>
+        <w:t>Language to model</w:t>
+      </w:r>
+    </w:p>
+    <w:p>
+      <w:pPr>
+        <w:spacing w:line="336" w:lineRule="auto" w:after="180"/>
+        <w:shd w:fill="F1F6F8"/>
+      </w:pPr>
+      <w:r>
+        <w:rPr>
+          <w:b w:val="0"/>
+        </w:rPr>
         <w:t>Say: Predict first. Show the rule, information path or calculation that would produce the result. A correct guess is not yet an explanation.</w:t>
       </w:r>
     </w:p>
     <w:p>
-      <w:r>
+      <w:pPr>
+        <w:spacing w:line="336" w:lineRule="auto" w:after="180"/>
+      </w:pPr>
+      <w:r>
+        <w:rPr>
+          <w:b w:val="0"/>
+        </w:rPr>
         <w:t>Reveal reasoning one step at a time. Explain why a tempting alternative fails. Write units and denominators for arithmetic, trace conditions for decisions, and identify supporting sources for claims.</w:t>
       </w:r>
     </w:p>
     <w:p>
-      <w:r>
-        <w:t>In pairs, one learner solves while the other checks evidence; exchange roles. Remove the worked answer before independent assessment.</w:t>
+      <w:pPr>
+        <w:spacing w:line="336" w:lineRule="auto" w:after="180"/>
+      </w:pPr>
+      <w:r>
+        <w:rPr>
+          <w:b w:val="0"/>
+        </w:rPr>
+        <w:t xml:space="preserve">In pairs, one learner solves while the other checks </w:t>
+      </w:r>
+      <w:r>
+        <w:rPr>
+          <w:b/>
+        </w:rPr>
+        <w:t>evidence</w:t>
+      </w:r>
+      <w:r>
+        <w:rPr>
+          <w:b w:val="0"/>
+        </w:rPr>
+        <w:t>; exchange roles. Remove the worked answer before independent assessment.</w:t>
       </w:r>
     </w:p>
     <w:p>
@@ -1314,8 +2528,26 @@
       </w:r>
     </w:p>
     <w:p>
-      <w:r>
-        <w:t>Students outside the club are still not represented by the selection process. Exit: No. The 12 nonrespondents may differ. Report 8 of 20 and the limitation.</w:t>
+      <w:pPr>
+        <w:spacing w:line="336" w:lineRule="auto" w:after="180"/>
+      </w:pPr>
+      <w:r>
+        <w:rPr>
+          <w:b w:val="0"/>
+        </w:rPr>
+        <w:t xml:space="preserve">Students outside the club are still not represented by the selection </w:t>
+      </w:r>
+      <w:r>
+        <w:rPr>
+          <w:b/>
+        </w:rPr>
+        <w:t>process</w:t>
+      </w:r>
+      <w:r>
+        <w:rPr>
+          <w:b w:val="0"/>
+        </w:rPr>
+        <w:t>. Exit: No. The 12 nonrespondents may differ. Report 8 of 20 and the limitation.</w:t>
       </w:r>
     </w:p>
     <w:p>
@@ -1767,18 +2999,89 @@
       </w:r>
     </w:p>
     <w:p>
-      <w:r>
+      <w:pPr>
+        <w:pStyle w:val="Heading3"/>
+      </w:pPr>
+      <w:r>
+        <w:t>Completion practice</w:t>
+      </w:r>
+    </w:p>
+    <w:p>
+      <w:pPr>
+        <w:spacing w:line="336" w:lineRule="auto" w:after="180"/>
+        <w:shd w:fill="F5F1FB"/>
+      </w:pPr>
+      <w:r>
+        <w:rPr>
+          <w:b w:val="0"/>
+        </w:rPr>
         <w:t>Completion task: Seven of 12 fictional respondents prefer longer lunch. State the result without generalizing.</w:t>
       </w:r>
     </w:p>
     <w:p>
-      <w:r>
+      <w:pPr>
+        <w:pStyle w:val="Heading3"/>
+      </w:pPr>
+      <w:r>
+        <w:t>Reasoning to listen for</w:t>
+      </w:r>
+    </w:p>
+    <w:p>
+      <w:pPr>
+        <w:spacing w:line="336" w:lineRule="auto" w:after="180"/>
+        <w:shd w:fill="F1F6FC"/>
+      </w:pPr>
+      <w:r>
+        <w:rPr>
+          <w:b w:val="0"/>
+        </w:rPr>
         <w:t>Teacher check: 7/12 of these respondents prefer longer lunch, about 58.3 percent.</w:t>
       </w:r>
     </w:p>
     <w:p>
-      <w:r>
-        <w:t>Start by identifying the given inputs together. Leave the intermediate steps blank. If needed, model one step, then withdraw that help on the next step. Move to a full trace only when the partial trace is understood. For partners, alternate explainer and checker; collect a response from every learner before discussion.</w:t>
+      <w:pPr>
+        <w:spacing w:line="336" w:lineRule="auto" w:after="180"/>
+      </w:pPr>
+      <w:r>
+        <w:rPr>
+          <w:b w:val="0"/>
+        </w:rPr>
+        <w:t xml:space="preserve">Start by identifying the given </w:t>
+      </w:r>
+      <w:r>
+        <w:rPr>
+          <w:b/>
+        </w:rPr>
+        <w:t>input</w:t>
+      </w:r>
+      <w:r>
+        <w:rPr>
+          <w:b w:val="0"/>
+        </w:rPr>
+        <w:t>s together. Leave the intermediate steps blank. If needed, model one step, then withdraw that help on the next step. Move to a full trace only when the partial trace is understood.</w:t>
+      </w:r>
+    </w:p>
+    <w:p>
+      <w:pPr>
+        <w:spacing w:line="336" w:lineRule="auto" w:after="180"/>
+      </w:pPr>
+      <w:r>
+        <w:rPr>
+          <w:b w:val="0"/>
+        </w:rPr>
+        <w:t xml:space="preserve">For partners, alternate explainer and checker; collect a </w:t>
+      </w:r>
+      <w:r>
+        <w:rPr>
+          <w:b/>
+        </w:rPr>
+        <w:t>response</w:t>
+      </w:r>
+      <w:r>
+        <w:rPr>
+          <w:b w:val="0"/>
+        </w:rPr>
+        <w:t xml:space="preserve"> from every learner before discussion.</w:t>
       </w:r>
     </w:p>
     <w:p>
@@ -1790,18 +3093,49 @@
       </w:r>
     </w:p>
     <w:p>
-      <w:r>
-        <w:t>Use the worked case for Questions populations and samples. Proposed explanation: “A successful run proves the conclusion”. Decide whether this explanation is supported. Point to the step or supplied fact that decides; explain your repair if needed.</w:t>
-      </w:r>
-    </w:p>
-    <w:p>
-      <w:r>
-        <w:t>Expected correction: Selection and response are separate. Even a fair invitation sample can be distorted if only interested students respond. Report numbers invited and responding and explain who may be absent.</w:t>
-      </w:r>
-    </w:p>
-    <w:p>
-      <w:r>
-        <w:t>Collect explanations, not only yes/no votes. If a misunderstanding is common, re-model the relevant step for the class. If it affects a few learners, give a short targeted group explanation while others solve a more demanding variation.</w:t>
+      <w:pPr>
+        <w:spacing w:line="336" w:lineRule="auto" w:after="180"/>
+      </w:pPr>
+      <w:r>
+        <w:rPr>
+          <w:b w:val="0"/>
+        </w:rPr>
+        <w:t xml:space="preserve">Use the worked case for Questions </w:t>
+      </w:r>
+      <w:r>
+        <w:rPr>
+          <w:b/>
+        </w:rPr>
+        <w:t>population</w:t>
+      </w:r>
+      <w:r>
+        <w:rPr>
+          <w:b w:val="0"/>
+        </w:rPr>
+        <w:t xml:space="preserve">s and </w:t>
+      </w:r>
+      <w:r>
+        <w:rPr>
+          <w:b/>
+        </w:rPr>
+        <w:t>sample</w:t>
+      </w:r>
+      <w:r>
+        <w:rPr>
+          <w:b w:val="0"/>
+        </w:rPr>
+        <w:t>s. Proposed explanation: “A successful run proves the conclusion”. Decide whether this explanation is supported.</w:t>
+      </w:r>
+    </w:p>
+    <w:p>
+      <w:pPr>
+        <w:spacing w:line="336" w:lineRule="auto" w:after="180"/>
+      </w:pPr>
+      <w:r>
+        <w:rPr>
+          <w:b w:val="0"/>
+        </w:rPr>
+        <w:t>Point to the step or supplied fact that decides; explain your repair if needed.</w:t>
       </w:r>
     </w:p>
     <w:p>
@@ -1809,41 +3143,203 @@
         <w:pStyle w:val="Heading3"/>
       </w:pPr>
       <w:r>
+        <w:t>Expected repair</w:t>
+      </w:r>
+    </w:p>
+    <w:p>
+      <w:pPr>
+        <w:spacing w:line="336" w:lineRule="auto" w:after="180"/>
+        <w:shd w:fill="F1F6FC"/>
+      </w:pPr>
+      <w:r>
+        <w:rPr>
+          <w:b w:val="0"/>
+        </w:rPr>
+        <w:t xml:space="preserve">Expected correction: Selection and </w:t>
+      </w:r>
+      <w:r>
+        <w:rPr>
+          <w:b/>
+        </w:rPr>
+        <w:t>response</w:t>
+      </w:r>
+      <w:r>
+        <w:rPr>
+          <w:b w:val="0"/>
+        </w:rPr>
+        <w:t xml:space="preserve"> are separate. Even a fair invitation </w:t>
+      </w:r>
+      <w:r>
+        <w:rPr>
+          <w:b/>
+        </w:rPr>
+        <w:t>sample</w:t>
+      </w:r>
+      <w:r>
+        <w:rPr>
+          <w:b w:val="0"/>
+        </w:rPr>
+        <w:t xml:space="preserve"> can be distorted if only interested students respond. Report numbers invited and responding and explain who may be absent.</w:t>
+      </w:r>
+    </w:p>
+    <w:p>
+      <w:pPr>
+        <w:spacing w:line="336" w:lineRule="auto" w:after="180"/>
+      </w:pPr>
+      <w:r>
+        <w:rPr>
+          <w:b w:val="0"/>
+        </w:rPr>
+        <w:t>Collect explanations, not only yes/no votes. If a misunderstanding is common, re-model the relevant step for the class.</w:t>
+      </w:r>
+    </w:p>
+    <w:p>
+      <w:pPr>
+        <w:spacing w:line="336" w:lineRule="auto" w:after="180"/>
+      </w:pPr>
+      <w:r>
+        <w:rPr>
+          <w:b w:val="0"/>
+        </w:rPr>
+        <w:t>If it affects a few learners, give a short targeted group explanation while others solve a more demanding variation.</w:t>
+      </w:r>
+    </w:p>
+    <w:p>
+      <w:pPr>
+        <w:pStyle w:val="Heading3"/>
+      </w:pPr>
+      <w:r>
         <w:t>Connected teaching cycle: Graphs and honest scales</w:t>
       </w:r>
     </w:p>
     <w:p>
-      <w:r>
+      <w:pPr>
+        <w:spacing w:line="336" w:lineRule="auto" w:after="180"/>
+      </w:pPr>
+      <w:r>
+        <w:rPr>
+          <w:b w:val="0"/>
+        </w:rPr>
         <w:t>Target: Choose an appropriate graph</w:t>
       </w:r>
     </w:p>
     <w:p>
-      <w:r>
+      <w:pPr>
+        <w:spacing w:line="336" w:lineRule="auto" w:after="180"/>
+      </w:pPr>
+      <w:r>
+        <w:rPr>
+          <w:b w:val="0"/>
+        </w:rPr>
         <w:t>Reserve further sessions for this topic; the 135-minute primary plan does not absorb all added content.</w:t>
       </w:r>
     </w:p>
     <w:p>
-      <w:r>
+      <w:pPr>
+        <w:spacing w:line="336" w:lineRule="auto" w:after="180"/>
+      </w:pPr>
+      <w:r>
+        <w:rPr>
+          <w:b w:val="0"/>
+        </w:rPr>
         <w:t>Completion practice: Counts are 12 and 15. State the difference and ratio using the true values.</w:t>
       </w:r>
     </w:p>
     <w:p>
-      <w:r>
+      <w:pPr>
+        <w:pStyle w:val="Heading3"/>
+      </w:pPr>
+      <w:r>
+        <w:t>Reasoning to listen for</w:t>
+      </w:r>
+    </w:p>
+    <w:p>
+      <w:pPr>
+        <w:spacing w:line="336" w:lineRule="auto" w:after="180"/>
+        <w:shd w:fill="F1F6FC"/>
+      </w:pPr>
+      <w:r>
+        <w:rPr>
+          <w:b w:val="0"/>
+        </w:rPr>
         <w:t>Teacher check: Difference 3; ratio 15/12 = 1.25.</w:t>
       </w:r>
     </w:p>
     <w:p>
-      <w:r>
-        <w:t>Individual check: For Graphs and honest scales, use its worked case to evaluate this proposed explanation: “A successful run proves the conclusion”. Explain the deciding step.</w:t>
-      </w:r>
-    </w:p>
-    <w:p>
-      <w:r>
-        <w:t>Expected correction: Counts alone do not show why students chose an activity or whether nonrespondents would choose differently. Graph choices should match the question: categories suit bars; ordered time observations can suit a line.</w:t>
-      </w:r>
-    </w:p>
-    <w:p>
-      <w:r>
+      <w:pPr>
+        <w:spacing w:line="336" w:lineRule="auto" w:after="180"/>
+      </w:pPr>
+      <w:r>
+        <w:rPr>
+          <w:b w:val="0"/>
+        </w:rPr>
+        <w:t xml:space="preserve">Individual check: For Graphs and honest </w:t>
+      </w:r>
+      <w:r>
+        <w:rPr>
+          <w:b/>
+        </w:rPr>
+        <w:t>scale</w:t>
+      </w:r>
+      <w:r>
+        <w:rPr>
+          <w:b w:val="0"/>
+        </w:rPr>
+        <w:t>s, use its worked case to evaluate this proposed explanation: “A successful run proves the conclusion”. Explain the deciding step.</w:t>
+      </w:r>
+    </w:p>
+    <w:p>
+      <w:pPr>
+        <w:pStyle w:val="Heading3"/>
+      </w:pPr>
+      <w:r>
+        <w:t>Expected repair</w:t>
+      </w:r>
+    </w:p>
+    <w:p>
+      <w:pPr>
+        <w:spacing w:line="336" w:lineRule="auto" w:after="180"/>
+        <w:shd w:fill="F1F6FC"/>
+      </w:pPr>
+      <w:r>
+        <w:rPr>
+          <w:b w:val="0"/>
+        </w:rPr>
+        <w:t>Expected correction: Counts alone do not show why students chose an activity or whether nonrespondents would choose differently.</w:t>
+      </w:r>
+    </w:p>
+    <w:p>
+      <w:pPr>
+        <w:spacing w:line="336" w:lineRule="auto" w:after="180"/>
+        <w:shd w:fill="F1F6FC"/>
+      </w:pPr>
+      <w:r>
+        <w:rPr>
+          <w:b w:val="0"/>
+        </w:rPr>
+        <w:t xml:space="preserve">Graph choices should match the question: categories suit bars; ordered time </w:t>
+      </w:r>
+      <w:r>
+        <w:rPr>
+          <w:b/>
+        </w:rPr>
+        <w:t>observation</w:t>
+      </w:r>
+      <w:r>
+        <w:rPr>
+          <w:b w:val="0"/>
+        </w:rPr>
+        <w:t>s can suit a line.</w:t>
+      </w:r>
+    </w:p>
+    <w:p>
+      <w:pPr>
+        <w:spacing w:line="336" w:lineRule="auto" w:after="180"/>
+      </w:pPr>
+      <w:r>
+        <w:rPr>
+          <w:b w:val="0"/>
+        </w:rPr>
         <w:t>Apply the same support, independent transfer and delayed-review decisions to the named connected-topic workbook tasks.</w:t>
       </w:r>
     </w:p>
@@ -1856,8 +3352,51 @@
       </w:r>
     </w:p>
     <w:p>
-      <w:r>
-        <w:t>Can 80% response be reported as 80% of the whole grade responding?</w:t>
+      <w:pPr>
+        <w:spacing w:line="336" w:lineRule="auto" w:after="180"/>
+        <w:shd w:fill="F5F1FB"/>
+      </w:pPr>
+      <w:r>
+        <w:rPr>
+          <w:b w:val="0"/>
+        </w:rPr>
+        <w:t xml:space="preserve">Can </w:t>
+      </w:r>
+      <w:r>
+        <w:rPr>
+          <w:b/>
+        </w:rPr>
+        <w:t>80%</w:t>
+      </w:r>
+      <w:r>
+        <w:rPr>
+          <w:b w:val="0"/>
+        </w:rPr>
+        <w:t xml:space="preserve"> </w:t>
+      </w:r>
+      <w:r>
+        <w:rPr>
+          <w:b/>
+        </w:rPr>
+        <w:t>response</w:t>
+      </w:r>
+      <w:r>
+        <w:rPr>
+          <w:b w:val="0"/>
+        </w:rPr>
+        <w:t xml:space="preserve"> be reported as </w:t>
+      </w:r>
+      <w:r>
+        <w:rPr>
+          <w:b/>
+        </w:rPr>
+        <w:t>80%</w:t>
+      </w:r>
+      <w:r>
+        <w:rPr>
+          <w:b w:val="0"/>
+        </w:rPr>
+        <w:t xml:space="preserve"> of the whole grade responding?</w:t>
       </w:r>
     </w:p>
     <w:p>
@@ -1869,18 +3408,84 @@
       </w:r>
     </w:p>
     <w:p>
-      <w:r>
-        <w:t>No. Twelve of fifteen invited is 80%; twelve of sixty in the grade is 20%. Denominators answer different questions.</w:t>
-      </w:r>
-    </w:p>
-    <w:p>
-      <w:r>
-        <w:t>Changed-case reasoning: The invitation process no longer covers the whole grade through this frame. Club members may differ in reading interests; selection is now limited to one group.</w:t>
-      </w:r>
-    </w:p>
-    <w:p>
-      <w:r>
-        <w:t>Collect each learner’s explanation before discussion. Use the first missing connection between input, deciding step and result to choose support. This question is worked-case practice, not fresh mastery evidence.</w:t>
+      <w:pPr>
+        <w:spacing w:line="336" w:lineRule="auto" w:after="180"/>
+      </w:pPr>
+      <w:r>
+        <w:rPr>
+          <w:b w:val="0"/>
+        </w:rPr>
+        <w:t xml:space="preserve">No. Twelve of fifteen invited is </w:t>
+      </w:r>
+      <w:r>
+        <w:rPr>
+          <w:b/>
+        </w:rPr>
+        <w:t>80%</w:t>
+      </w:r>
+      <w:r>
+        <w:rPr>
+          <w:b w:val="0"/>
+        </w:rPr>
+        <w:t>; twelve of sixty in the grade is 20%. Denominators answer different questions.</w:t>
+      </w:r>
+    </w:p>
+    <w:p>
+      <w:pPr>
+        <w:spacing w:line="336" w:lineRule="auto" w:after="180"/>
+      </w:pPr>
+      <w:r>
+        <w:rPr>
+          <w:b w:val="0"/>
+        </w:rPr>
+        <w:t xml:space="preserve">Changed-case reasoning: The invitation </w:t>
+      </w:r>
+      <w:r>
+        <w:rPr>
+          <w:b/>
+        </w:rPr>
+        <w:t>process</w:t>
+      </w:r>
+      <w:r>
+        <w:rPr>
+          <w:b w:val="0"/>
+        </w:rPr>
+        <w:t xml:space="preserve"> no longer covers the whole grade through this frame. Club members may differ in reading interests; selection is now limited to one group.</w:t>
+      </w:r>
+    </w:p>
+    <w:p>
+      <w:pPr>
+        <w:spacing w:line="336" w:lineRule="auto" w:after="180"/>
+      </w:pPr>
+      <w:r>
+        <w:rPr>
+          <w:b w:val="0"/>
+        </w:rPr>
+        <w:t xml:space="preserve">Collect each learner’s explanation before discussion. Use the first missing connection between </w:t>
+      </w:r>
+      <w:r>
+        <w:rPr>
+          <w:b/>
+        </w:rPr>
+        <w:t>input</w:t>
+      </w:r>
+      <w:r>
+        <w:rPr>
+          <w:b w:val="0"/>
+        </w:rPr>
+        <w:t xml:space="preserve">, deciding step and result to choose support. This question is worked-case practice, not fresh mastery </w:t>
+      </w:r>
+      <w:r>
+        <w:rPr>
+          <w:b/>
+        </w:rPr>
+        <w:t>evidence</w:t>
+      </w:r>
+      <w:r>
+        <w:rPr>
+          <w:b w:val="0"/>
+        </w:rPr>
+        <w:t>.</w:t>
       </w:r>
     </w:p>
     <w:p>
@@ -1892,54 +3497,117 @@
       </w:r>
     </w:p>
     <w:p>
+      <w:r>
+        <w:t>Run the Sampling and Representation investigation and use the first unsupported step to choose a teaching response.</w:t>
+      </w:r>
+    </w:p>
+    <w:p>
+      <w:pPr>
+        <w:spacing w:line="336" w:lineRule="auto" w:after="180"/>
+      </w:pPr>
+      <w:r>
+        <w:rPr>
+          <w:b w:val="0"/>
+        </w:rPr>
+        <w:t>Words You Can Use to Reason</w:t>
+      </w:r>
+    </w:p>
+    <w:p>
+      <w:pPr>
+        <w:spacing w:line="336" w:lineRule="auto" w:after="180"/>
+      </w:pPr>
+      <w:r>
+        <w:rPr>
+          <w:b w:val="0"/>
+        </w:rPr>
+        <w:t>A definition matters when you can recognize the idea, use it, and contrast it with a near-miss.</w:t>
+      </w:r>
+    </w:p>
+    <w:p>
+      <w:pPr>
+        <w:spacing w:line="336" w:lineRule="auto" w:after="180"/>
+      </w:pPr>
+      <w:r>
+        <w:rPr>
+          <w:b w:val="0"/>
+        </w:rPr>
+        <w:t>Predict → Test → Record → Explain</w:t>
+      </w:r>
+    </w:p>
+    <w:p>
+      <w:pPr>
+        <w:spacing w:line="336" w:lineRule="auto" w:after="180"/>
+      </w:pPr>
+      <w:r>
+        <w:rPr>
+          <w:b w:val="0"/>
+        </w:rPr>
+        <w:t>Keep expected and actual results separate. Surprises are useful data when recorded honestly.</w:t>
+      </w:r>
+    </w:p>
+    <w:p>
+      <w:pPr>
+        <w:spacing w:line="336" w:lineRule="auto" w:after="180"/>
+      </w:pPr>
+      <w:r>
+        <w:rPr>
+          <w:b w:val="0"/>
+        </w:rPr>
+        <w:t xml:space="preserve">Compare </w:t>
+      </w:r>
+      <w:r>
+        <w:rPr>
+          <w:b/>
+        </w:rPr>
+        <w:t>sample</w:t>
+      </w:r>
+      <w:r>
+        <w:rPr>
+          <w:b w:val="0"/>
+        </w:rPr>
+        <w:t xml:space="preserve"> cards with an intended-user checklist, highlight missing settings and users, and design a broader collection plan.</w:t>
+      </w:r>
+    </w:p>
+    <w:p>
+      <w:pPr>
+        <w:spacing w:line="336" w:lineRule="auto" w:after="180"/>
+        <w:shd w:fill="F5F1FB"/>
+      </w:pPr>
+      <w:r>
+        <w:rPr>
+          <w:b w:val="0"/>
+        </w:rPr>
+        <w:t>What did the hardest test teach you that the normal test did not?</w:t>
+      </w:r>
+    </w:p>
+    <w:p>
       <w:pPr>
         <w:pStyle w:val="Heading3"/>
       </w:pPr>
       <w:r>
-        <w:t>Run the weekly evidence lab</w:t>
-      </w:r>
-    </w:p>
-    <w:p>
-      <w:r>
-        <w:t>Words You Can Use to Reason</w:t>
-      </w:r>
-    </w:p>
-    <w:p>
-      <w:r>
-        <w:t>A definition matters when you can recognize the idea, use it, and contrast it with a near-miss.</w:t>
-      </w:r>
-    </w:p>
-    <w:p>
-      <w:r>
-        <w:t>Predict → Test → Record → Explain</w:t>
-      </w:r>
-    </w:p>
-    <w:p>
-      <w:r>
-        <w:t>Keep expected and actual results separate. Surprises are useful data when recorded honestly.</w:t>
-      </w:r>
-    </w:p>
-    <w:p>
-      <w:r>
-        <w:t>Compare sample cards with an intended-user checklist, highlight missing settings and users, and design a broader collection plan.</w:t>
-      </w:r>
-    </w:p>
-    <w:p>
-      <w:r>
-        <w:t>What did the hardest test teach you that the normal test did not?</w:t>
-      </w:r>
-    </w:p>
-    <w:p>
-      <w:pPr>
-        <w:pStyle w:val="Heading3"/>
-      </w:pPr>
-      <w:r>
         <w:t>Make the lab runnable</w:t>
       </w:r>
     </w:p>
     <w:p>
-      <w:r>
-        <w:t>Use the concrete case as the shared normal case and the independent question as a second case. Each pair creates a boundary or missing-information case and predicts its result before testing. Keep the expected result separate from an observed mistake.</w:t>
+      <w:pPr>
+        <w:spacing w:line="336" w:lineRule="auto" w:after="180"/>
+      </w:pPr>
+      <w:r>
+        <w:rPr>
+          <w:b w:val="0"/>
+        </w:rPr>
+        <w:t>Use the concrete case as the shared normal case and the independent question as a second case. Each pair creates a boundary or missing-information case and predicts its result before testing.</w:t>
+      </w:r>
+    </w:p>
+    <w:p>
+      <w:pPr>
+        <w:spacing w:line="336" w:lineRule="auto" w:after="180"/>
+      </w:pPr>
+      <w:r>
+        <w:rPr>
+          <w:b w:val="0"/>
+        </w:rPr>
+        <w:t>Keep the expected result separate from an observed mistake.</w:t>
       </w:r>
     </w:p>
     <w:tbl>
@@ -2097,8 +3765,25 @@
       </w:r>
     </w:p>
     <w:p>
-      <w:r>
-        <w:t>For guessing, return to given facts and request a trace. For vocabulary without application, use one example and one non-example. For arithmetic errors, check the setup before the calculation. Finish with a different uncoached case before recording mastery.</w:t>
+      <w:pPr>
+        <w:spacing w:line="336" w:lineRule="auto" w:after="180"/>
+      </w:pPr>
+      <w:r>
+        <w:rPr>
+          <w:b w:val="0"/>
+        </w:rPr>
+        <w:t>For guessing, return to given facts and request a trace. For vocabulary without application, use one example and one non-example. For arithmetic errors, check the setup before the calculation.</w:t>
+      </w:r>
+    </w:p>
+    <w:p>
+      <w:pPr>
+        <w:spacing w:line="336" w:lineRule="auto" w:after="180"/>
+      </w:pPr>
+      <w:r>
+        <w:rPr>
+          <w:b w:val="0"/>
+        </w:rPr>
+        <w:t>Finish with a different uncoached case before recording mastery.</w:t>
       </w:r>
     </w:p>
     <w:p>
@@ -2110,18 +3795,141 @@
       </w:r>
     </w:p>
     <w:p>
-      <w:r>
-        <w:t>A successful run proves the conclusion: Selection and response are separate. Even a fair invitation sample can be distorted if only interested students respond. Report numbers invited and responding and explain who may be absent.</w:t>
-      </w:r>
-    </w:p>
-    <w:p>
-      <w:r>
-        <w:t>Matching the example is enough: Require the new W4 case, explicit predictions and an explanation. Fresh retry: plan a sample about library opening times for the whole grade. A library-club-only survey fails coverage; require a full-grade frame and nonresponse plan.</w:t>
-      </w:r>
-    </w:p>
-    <w:p>
-      <w:r>
-        <w:t>A convenient shortcut preserves meaning: Changing the report heading from club responses to all students does not fix sampling. Change the collection plan or narrow the claim. Avoid collecting names when anonymous counts are sufficient; a teacher can manage selection without publishing identities.</w:t>
+      <w:pPr>
+        <w:spacing w:line="336" w:lineRule="auto" w:after="180"/>
+      </w:pPr>
+      <w:r>
+        <w:rPr>
+          <w:b w:val="0"/>
+        </w:rPr>
+        <w:t xml:space="preserve">A successful run proves the conclusion: Selection and </w:t>
+      </w:r>
+      <w:r>
+        <w:rPr>
+          <w:b/>
+        </w:rPr>
+        <w:t>response</w:t>
+      </w:r>
+      <w:r>
+        <w:rPr>
+          <w:b w:val="0"/>
+        </w:rPr>
+        <w:t xml:space="preserve"> are separate. Even a fair invitation </w:t>
+      </w:r>
+      <w:r>
+        <w:rPr>
+          <w:b/>
+        </w:rPr>
+        <w:t>sample</w:t>
+      </w:r>
+      <w:r>
+        <w:rPr>
+          <w:b w:val="0"/>
+        </w:rPr>
+        <w:t xml:space="preserve"> can be distorted if only interested students respond.</w:t>
+      </w:r>
+    </w:p>
+    <w:p>
+      <w:pPr>
+        <w:spacing w:line="336" w:lineRule="auto" w:after="180"/>
+      </w:pPr>
+      <w:r>
+        <w:rPr>
+          <w:b w:val="0"/>
+        </w:rPr>
+        <w:t>Report numbers invited and responding and explain who may be absent.</w:t>
+      </w:r>
+    </w:p>
+    <w:p>
+      <w:pPr>
+        <w:spacing w:line="336" w:lineRule="auto" w:after="180"/>
+      </w:pPr>
+      <w:r>
+        <w:rPr>
+          <w:b w:val="0"/>
+        </w:rPr>
+        <w:t xml:space="preserve">Matching the example is enough: Require the new W4 case, explicit </w:t>
+      </w:r>
+      <w:r>
+        <w:rPr>
+          <w:b/>
+        </w:rPr>
+        <w:t>prediction</w:t>
+      </w:r>
+      <w:r>
+        <w:rPr>
+          <w:b w:val="0"/>
+        </w:rPr>
+        <w:t xml:space="preserve">s and an explanation. Fresh retry: plan a </w:t>
+      </w:r>
+      <w:r>
+        <w:rPr>
+          <w:b/>
+        </w:rPr>
+        <w:t>sample</w:t>
+      </w:r>
+      <w:r>
+        <w:rPr>
+          <w:b w:val="0"/>
+        </w:rPr>
+        <w:t xml:space="preserve"> about library opening times for the whole grade.</w:t>
+      </w:r>
+    </w:p>
+    <w:p>
+      <w:pPr>
+        <w:spacing w:line="336" w:lineRule="auto" w:after="180"/>
+      </w:pPr>
+      <w:r>
+        <w:rPr>
+          <w:b w:val="0"/>
+        </w:rPr>
+        <w:t>A library-club-only survey fails coverage; require a full-grade frame and non</w:t>
+      </w:r>
+      <w:r>
+        <w:rPr>
+          <w:b/>
+        </w:rPr>
+        <w:t>response</w:t>
+      </w:r>
+      <w:r>
+        <w:rPr>
+          <w:b w:val="0"/>
+        </w:rPr>
+        <w:t xml:space="preserve"> plan.</w:t>
+      </w:r>
+    </w:p>
+    <w:p>
+      <w:pPr>
+        <w:spacing w:line="336" w:lineRule="auto" w:after="180"/>
+      </w:pPr>
+      <w:r>
+        <w:rPr>
+          <w:b w:val="0"/>
+        </w:rPr>
+        <w:t xml:space="preserve">A convenient shortcut preserves meaning: Changing the report heading from club </w:t>
+      </w:r>
+      <w:r>
+        <w:rPr>
+          <w:b/>
+        </w:rPr>
+        <w:t>response</w:t>
+      </w:r>
+      <w:r>
+        <w:rPr>
+          <w:b w:val="0"/>
+        </w:rPr>
+        <w:t>s to all students does not fix sampling. Change the collection plan or narrow the claim.</w:t>
+      </w:r>
+    </w:p>
+    <w:p>
+      <w:pPr>
+        <w:spacing w:line="336" w:lineRule="auto" w:after="180"/>
+      </w:pPr>
+      <w:r>
+        <w:rPr>
+          <w:b w:val="0"/>
+        </w:rPr>
+        <w:t>Avoid collecting names when anonymous counts are sufficient; a teacher can manage selection without publishing identities.</w:t>
       </w:r>
     </w:p>
     <w:p>
@@ -2133,18 +3941,129 @@
       </w:r>
     </w:p>
     <w:p>
-      <w:r>
-        <w:t>A successful run proves the conclusion: Counts alone do not show why students chose an activity or whether nonrespondents would choose differently. Graph choices should match the question: categories suit bars; ordered time observations can suit a line.</w:t>
-      </w:r>
-    </w:p>
-    <w:p>
-      <w:r>
-        <w:t>Matching the example is enough: Require the new W4 case, explicit predictions and an explanation. Fresh retry: Reading 4, Building 8 and Drawing 6; draw all bars from zero with one scale. Building has twice Reading, and 2 more than Drawing.</w:t>
-      </w:r>
-    </w:p>
-    <w:p>
-      <w:r>
-        <w:t>A convenient shortcut preserves meaning: A graph with bars beginning at 7 turns counts 8 and 10 into visible lengths 1 and 3. Redraw from zero and label counts directly. A line chart can use a restricted axis for detail if clearly labelled, but it must not disguise its scale.</w:t>
+      <w:pPr>
+        <w:spacing w:line="336" w:lineRule="auto" w:after="180"/>
+      </w:pPr>
+      <w:r>
+        <w:rPr>
+          <w:b w:val="0"/>
+        </w:rPr>
+        <w:t>A successful run proves the conclusion: Counts alone do not show why students chose an activity or whether nonrespondents would choose differently.</w:t>
+      </w:r>
+    </w:p>
+    <w:p>
+      <w:pPr>
+        <w:spacing w:line="336" w:lineRule="auto" w:after="180"/>
+      </w:pPr>
+      <w:r>
+        <w:rPr>
+          <w:b w:val="0"/>
+        </w:rPr>
+        <w:t xml:space="preserve">Graph choices should match the question: categories suit bars; ordered time </w:t>
+      </w:r>
+      <w:r>
+        <w:rPr>
+          <w:b/>
+        </w:rPr>
+        <w:t>observation</w:t>
+      </w:r>
+      <w:r>
+        <w:rPr>
+          <w:b w:val="0"/>
+        </w:rPr>
+        <w:t>s can suit a line.</w:t>
+      </w:r>
+    </w:p>
+    <w:p>
+      <w:pPr>
+        <w:spacing w:line="336" w:lineRule="auto" w:after="180"/>
+      </w:pPr>
+      <w:r>
+        <w:rPr>
+          <w:b w:val="0"/>
+        </w:rPr>
+        <w:t xml:space="preserve">Matching the example is enough: Require the new W4 case, explicit </w:t>
+      </w:r>
+      <w:r>
+        <w:rPr>
+          <w:b/>
+        </w:rPr>
+        <w:t>prediction</w:t>
+      </w:r>
+      <w:r>
+        <w:rPr>
+          <w:b w:val="0"/>
+        </w:rPr>
+        <w:t xml:space="preserve">s and an explanation. Fresh retry: Reading 4, Building 8 and Drawing 6; draw all bars from zero with one </w:t>
+      </w:r>
+      <w:r>
+        <w:rPr>
+          <w:b/>
+        </w:rPr>
+        <w:t>scale</w:t>
+      </w:r>
+      <w:r>
+        <w:rPr>
+          <w:b w:val="0"/>
+        </w:rPr>
+        <w:t>.</w:t>
+      </w:r>
+    </w:p>
+    <w:p>
+      <w:pPr>
+        <w:spacing w:line="336" w:lineRule="auto" w:after="180"/>
+      </w:pPr>
+      <w:r>
+        <w:rPr>
+          <w:b w:val="0"/>
+        </w:rPr>
+        <w:t>Building has twice Reading, and 2 more than Drawing.</w:t>
+      </w:r>
+    </w:p>
+    <w:p>
+      <w:pPr>
+        <w:spacing w:line="336" w:lineRule="auto" w:after="180"/>
+      </w:pPr>
+      <w:r>
+        <w:rPr>
+          <w:b w:val="0"/>
+        </w:rPr>
+        <w:t>A convenient shortcut preserves meaning: A graph with bars beginning at 7 turns counts 8 and 10 into visible lengths 1 and 3. Redraw from zero and label counts directly.</w:t>
+      </w:r>
+    </w:p>
+    <w:p>
+      <w:pPr>
+        <w:spacing w:line="336" w:lineRule="auto" w:after="180"/>
+      </w:pPr>
+      <w:r>
+        <w:rPr>
+          <w:b w:val="0"/>
+        </w:rPr>
+        <w:t xml:space="preserve">A line chart can use a restricted </w:t>
+      </w:r>
+      <w:r>
+        <w:rPr>
+          <w:b/>
+        </w:rPr>
+        <w:t>axis</w:t>
+      </w:r>
+      <w:r>
+        <w:rPr>
+          <w:b w:val="0"/>
+        </w:rPr>
+        <w:t xml:space="preserve"> for detail if clearly labelled, but it must not disguise its </w:t>
+      </w:r>
+      <w:r>
+        <w:rPr>
+          <w:b/>
+        </w:rPr>
+        <w:t>scale</w:t>
+      </w:r>
+      <w:r>
+        <w:rPr>
+          <w:b w:val="0"/>
+        </w:rPr>
+        <w:t>.</w:t>
       </w:r>
     </w:p>
     <w:p>
@@ -2302,8 +4221,25 @@
       </w:tr>
     </w:tbl>
     <w:p>
-      <w:r>
-        <w:t>Offer an oral explanation, drawing, enlarged visual or fewer examples when that removes a reading/writing barrier. Keep the same reasoning goal. Stretch secure learners by changing a boundary or assumption and asking them to defend the effect, not simply by assigning more of the same questions.</w:t>
+      <w:pPr>
+        <w:spacing w:line="336" w:lineRule="auto" w:after="180"/>
+      </w:pPr>
+      <w:r>
+        <w:rPr>
+          <w:b w:val="0"/>
+        </w:rPr>
+        <w:t>Offer an oral explanation, drawing, enlarged visual or fewer examples when that removes a reading/writing barrier. Keep the same reasoning goal.</w:t>
+      </w:r>
+    </w:p>
+    <w:p>
+      <w:pPr>
+        <w:spacing w:line="336" w:lineRule="auto" w:after="180"/>
+      </w:pPr>
+      <w:r>
+        <w:rPr>
+          <w:b w:val="0"/>
+        </w:rPr>
+        <w:t>Stretch secure learners by changing a boundary or assumption and asking them to defend the effect, not simply by assigning more of the same questions.</w:t>
       </w:r>
     </w:p>
     <w:p>
@@ -2315,11 +4251,16 @@
       </w:r>
     </w:p>
     <w:p>
+      <w:r>
+        <w:t>Use the Sampling and Representation questions, teacher keys and criteria after the relevant attempts. Previously discussed cases are practice; protect the separately selected independent task.</w:t>
+      </w:r>
+    </w:p>
+    <w:p>
       <w:pPr>
         <w:pStyle w:val="Heading3"/>
       </w:pPr>
       <w:r>
-        <w:t>Assess and explain the answers</w:t>
+        <w:t>Worked case answer</w:t>
       </w:r>
     </w:p>
     <w:p>
@@ -2327,11 +4268,18 @@
         <w:pStyle w:val="Heading3"/>
       </w:pPr>
       <w:r>
-        <w:t>Worked case answer</w:t>
-      </w:r>
-    </w:p>
-    <w:p>
-      <w:r>
+        <w:t>Teacher key · Worked case answer</w:t>
+      </w:r>
+    </w:p>
+    <w:p>
+      <w:pPr>
+        <w:spacing w:line="336" w:lineRule="auto" w:after="180"/>
+        <w:shd w:fill="F1F6FC"/>
+      </w:pPr>
+      <w:r>
+        <w:rPr>
+          <w:b w:val="0"/>
+        </w:rPr>
         <w:t>Membership selects for a relevant interest. Include relevant grades and interests with appropriate data practices.</w:t>
       </w:r>
     </w:p>
@@ -2344,7 +4292,22 @@
       </w:r>
     </w:p>
     <w:p>
-      <w:r>
+      <w:pPr>
+        <w:pStyle w:val="Heading3"/>
+      </w:pPr>
+      <w:r>
+        <w:t>Independent question · withhold the key</w:t>
+      </w:r>
+    </w:p>
+    <w:p>
+      <w:pPr>
+        <w:spacing w:line="336" w:lineRule="auto" w:after="180"/>
+        <w:shd w:fill="F5F1FB"/>
+      </w:pPr>
+      <w:r>
+        <w:rPr>
+          <w:b w:val="0"/>
+        </w:rPr>
         <w:t>You survey only the chess club about all students' favourite books. Identify the sampling limitation and one improvement.</w:t>
       </w:r>
     </w:p>
@@ -2357,7 +4320,22 @@
       </w:r>
     </w:p>
     <w:p>
-      <w:r>
+      <w:pPr>
+        <w:pStyle w:val="Heading3"/>
+      </w:pPr>
+      <w:r>
+        <w:t>Teacher key · Expected independent answer</w:t>
+      </w:r>
+    </w:p>
+    <w:p>
+      <w:pPr>
+        <w:spacing w:line="336" w:lineRule="auto" w:after="180"/>
+        <w:shd w:fill="F1F6FC"/>
+      </w:pPr>
+      <w:r>
+        <w:rPr>
+          <w:b w:val="0"/>
+        </w:rPr>
         <w:t>Chess-club readers may not represent all students. Include learners from other groups and reading interests; broader coverage still needs honest reporting of who responded.</w:t>
       </w:r>
     </w:p>
@@ -2596,8 +4574,25 @@
       </w:tr>
     </w:tbl>
     <w:p>
-      <w:r>
-        <w:t>Use 6/8 as a classroom checkpoint, with 2 required for both Result and Reasoning. This is a proposed teaching rule, not a validated certification threshold. Do not count a coached answer as independent mastery; correct unsafe or unsupported claims regardless of total.</w:t>
+      <w:pPr>
+        <w:spacing w:line="336" w:lineRule="auto" w:after="180"/>
+      </w:pPr>
+      <w:r>
+        <w:rPr>
+          <w:b w:val="0"/>
+        </w:rPr>
+        <w:t>Use 6/8 as a classroom checkpoint, with 2 required for both Result and Reasoning. This is a proposed teaching rule, not a validated certification threshold.</w:t>
+      </w:r>
+    </w:p>
+    <w:p>
+      <w:pPr>
+        <w:spacing w:line="336" w:lineRule="auto" w:after="180"/>
+      </w:pPr>
+      <w:r>
+        <w:rPr>
+          <w:b w:val="0"/>
+        </w:rPr>
+        <w:t>Do not count a coached answer as independent mastery; correct unsafe or unsupported claims regardless of total.</w:t>
       </w:r>
     </w:p>
     <w:p>
@@ -2609,8 +4604,38 @@
       </w:r>
     </w:p>
     <w:p>
-      <w:r>
-        <w:t>Ask the learner to find the evidence that challenges this claim: “A convenient sample represents everyone automatically.” Keep the first attempt and an uncoached retry separate.</w:t>
+      <w:pPr>
+        <w:spacing w:line="336" w:lineRule="auto" w:after="180"/>
+      </w:pPr>
+      <w:r>
+        <w:rPr>
+          <w:b w:val="0"/>
+        </w:rPr>
+        <w:t xml:space="preserve">Ask the learner to find the </w:t>
+      </w:r>
+      <w:r>
+        <w:rPr>
+          <w:b/>
+        </w:rPr>
+        <w:t>evidence</w:t>
+      </w:r>
+      <w:r>
+        <w:rPr>
+          <w:b w:val="0"/>
+        </w:rPr>
+        <w:t xml:space="preserve"> that challenges this claim: “A convenient </w:t>
+      </w:r>
+      <w:r>
+        <w:rPr>
+          <w:b/>
+        </w:rPr>
+        <w:t>sample</w:t>
+      </w:r>
+      <w:r>
+        <w:rPr>
+          <w:b w:val="0"/>
+        </w:rPr>
+        <w:t xml:space="preserve"> represents everyone automatically.” Keep the first attempt and an uncoached retry separate.</w:t>
       </w:r>
     </w:p>
     <w:p>
@@ -2622,15 +4647,54 @@
       </w:r>
     </w:p>
     <w:p>
-      <w:r>
-        <w:t>Club membership and volunteering select for interests. Include relevant grade groups and varied reading interests using a planned sampling approach, record who was invited and who responded, and disclose missing groups. More responses from the same selected group do not automatically fix coverage.</w:t>
-      </w:r>
-    </w:p>
-    <w:p>
       <w:pPr>
         <w:pStyle w:val="Heading3"/>
       </w:pPr>
       <w:r>
+        <w:t>Teacher key · Original transfer answer</w:t>
+      </w:r>
+    </w:p>
+    <w:p>
+      <w:pPr>
+        <w:spacing w:line="336" w:lineRule="auto" w:after="180"/>
+        <w:shd w:fill="F1F6FC"/>
+      </w:pPr>
+      <w:r>
+        <w:rPr>
+          <w:b w:val="0"/>
+        </w:rPr>
+        <w:t>Club membership and volunteering select for interests. Include relevant grade groups and varied reading interests using a planned sampling approach, record who was invited and who responded, and disclose missing groups.</w:t>
+      </w:r>
+    </w:p>
+    <w:p>
+      <w:pPr>
+        <w:spacing w:line="336" w:lineRule="auto" w:after="180"/>
+        <w:shd w:fill="F1F6FC"/>
+      </w:pPr>
+      <w:r>
+        <w:rPr>
+          <w:b w:val="0"/>
+        </w:rPr>
+        <w:t xml:space="preserve">More </w:t>
+      </w:r>
+      <w:r>
+        <w:rPr>
+          <w:b/>
+        </w:rPr>
+        <w:t>response</w:t>
+      </w:r>
+      <w:r>
+        <w:rPr>
+          <w:b w:val="0"/>
+        </w:rPr>
+        <w:t>s from the same selected group do not automatically fix coverage.</w:t>
+      </w:r>
+    </w:p>
+    <w:p>
+      <w:pPr>
+        <w:pStyle w:val="Heading3"/>
+      </w:pPr>
+      <w:r>
         <w:t>Explanations for the additional workbook examples</w:t>
       </w:r>
     </w:p>
@@ -2643,53 +4707,212 @@
       </w:r>
     </w:p>
     <w:p>
-      <w:r>
-        <w:t>The question is whether all Grade 7 students prefer a longer lunch. Name the population and one unsuitable sample.</w:t>
-      </w:r>
-    </w:p>
-    <w:p>
-      <w:r>
-        <w:t>Population: all Grade 7 students. Only lunch-club members or one friend group is an unsuitable basis for a whole-grade claim.</w:t>
-      </w:r>
-    </w:p>
-    <w:p>
       <w:pPr>
         <w:pStyle w:val="Heading3"/>
       </w:pPr>
       <w:r>
+        <w:t>Workbook question · W1</w:t>
+      </w:r>
+    </w:p>
+    <w:p>
+      <w:pPr>
+        <w:spacing w:line="336" w:lineRule="auto" w:after="180"/>
+        <w:shd w:fill="F5F1FB"/>
+      </w:pPr>
+      <w:r>
+        <w:rPr>
+          <w:b w:val="0"/>
+        </w:rPr>
+        <w:t xml:space="preserve">The question is whether all Grade 7 students prefer a longer lunch. Name the </w:t>
+      </w:r>
+      <w:r>
+        <w:rPr>
+          <w:b/>
+        </w:rPr>
+        <w:t>population</w:t>
+      </w:r>
+      <w:r>
+        <w:rPr>
+          <w:b w:val="0"/>
+        </w:rPr>
+        <w:t xml:space="preserve"> and one unsuitable </w:t>
+      </w:r>
+      <w:r>
+        <w:rPr>
+          <w:b/>
+        </w:rPr>
+        <w:t>sample</w:t>
+      </w:r>
+      <w:r>
+        <w:rPr>
+          <w:b w:val="0"/>
+        </w:rPr>
+        <w:t>.</w:t>
+      </w:r>
+    </w:p>
+    <w:p>
+      <w:pPr>
+        <w:pStyle w:val="Heading3"/>
+      </w:pPr>
+      <w:r>
+        <w:t>Teacher reasoning · W1</w:t>
+      </w:r>
+    </w:p>
+    <w:p>
+      <w:pPr>
+        <w:spacing w:line="336" w:lineRule="auto" w:after="180"/>
+        <w:shd w:fill="F1F6FC"/>
+      </w:pPr>
+      <w:r>
+        <w:rPr>
+          <w:b/>
+        </w:rPr>
+        <w:t>Population</w:t>
+      </w:r>
+      <w:r>
+        <w:rPr>
+          <w:b w:val="0"/>
+        </w:rPr>
+        <w:t>: all Grade 7 students. Only lunch-club members or one friend group is an unsuitable basis for a whole-grade claim.</w:t>
+      </w:r>
+    </w:p>
+    <w:p>
+      <w:pPr>
+        <w:pStyle w:val="Heading3"/>
+      </w:pPr>
+      <w:r>
         <w:t>W2 Read the sample result</w:t>
       </w:r>
     </w:p>
     <w:p>
-      <w:r>
+      <w:pPr>
+        <w:pStyle w:val="Heading3"/>
+      </w:pPr>
+      <w:r>
+        <w:t>Workbook question · W2</w:t>
+      </w:r>
+    </w:p>
+    <w:p>
+      <w:pPr>
+        <w:spacing w:line="336" w:lineRule="auto" w:after="180"/>
+        <w:shd w:fill="F5F1FB"/>
+      </w:pPr>
+      <w:r>
+        <w:rPr>
+          <w:b w:val="0"/>
+        </w:rPr>
         <w:t>Seven of 12 fictional respondents prefer longer lunch. State the result without generalizing.</w:t>
       </w:r>
     </w:p>
     <w:p>
-      <w:r>
+      <w:pPr>
+        <w:pStyle w:val="Heading3"/>
+      </w:pPr>
+      <w:r>
+        <w:t>Teacher reasoning · W2</w:t>
+      </w:r>
+    </w:p>
+    <w:p>
+      <w:pPr>
+        <w:spacing w:line="336" w:lineRule="auto" w:after="180"/>
+        <w:shd w:fill="F1F6FC"/>
+      </w:pPr>
+      <w:r>
+        <w:rPr>
+          <w:b w:val="0"/>
+        </w:rPr>
         <w:t>7/12 of these respondents prefer longer lunch, about 58.3 percent.</w:t>
       </w:r>
     </w:p>
     <w:p>
-      <w:r>
-        <w:t>The numerator is seven respondents choosing longer lunch and the denominator is all twelve observed respondents. The fraction is 7/12, approximately 58.3 percent. Say “of these respondents”; the calculation alone supplies no evidence about the preferences of students who were not represented.</w:t>
-      </w:r>
-    </w:p>
-    <w:p>
       <w:pPr>
         <w:pStyle w:val="Heading3"/>
       </w:pPr>
       <w:r>
+        <w:t>Teacher reasoning · W2</w:t>
+      </w:r>
+    </w:p>
+    <w:p>
+      <w:pPr>
+        <w:spacing w:line="336" w:lineRule="auto" w:after="180"/>
+        <w:shd w:fill="F1F6FC"/>
+      </w:pPr>
+      <w:r>
+        <w:rPr>
+          <w:b w:val="0"/>
+        </w:rPr>
+        <w:t>The numerator is seven respondents choosing longer lunch and the denominator is all twelve observed respondents. The fraction is 7/12, approximately 58.3 percent.</w:t>
+      </w:r>
+    </w:p>
+    <w:p>
+      <w:pPr>
+        <w:spacing w:line="336" w:lineRule="auto" w:after="180"/>
+        <w:shd w:fill="F1F6FC"/>
+      </w:pPr>
+      <w:r>
+        <w:rPr>
+          <w:b w:val="0"/>
+        </w:rPr>
+        <w:t xml:space="preserve">Say “of these respondents”; the calculation alone supplies no </w:t>
+      </w:r>
+      <w:r>
+        <w:rPr>
+          <w:b/>
+        </w:rPr>
+        <w:t>evidence</w:t>
+      </w:r>
+      <w:r>
+        <w:rPr>
+          <w:b w:val="0"/>
+        </w:rPr>
+        <w:t xml:space="preserve"> about the preferences of students who were not represented.</w:t>
+      </w:r>
+    </w:p>
+    <w:p>
+      <w:pPr>
+        <w:pStyle w:val="Heading3"/>
+      </w:pPr>
+      <w:r>
         <w:t>W3 Repair a claim</w:t>
       </w:r>
     </w:p>
     <w:p>
-      <w:r>
+      <w:pPr>
+        <w:pStyle w:val="Heading3"/>
+      </w:pPr>
+      <w:r>
+        <w:t>Workbook question · W3</w:t>
+      </w:r>
+    </w:p>
+    <w:p>
+      <w:pPr>
+        <w:spacing w:line="336" w:lineRule="auto" w:after="180"/>
+        <w:shd w:fill="F5F1FB"/>
+      </w:pPr>
+      <w:r>
+        <w:rPr>
+          <w:b w:val="0"/>
+        </w:rPr>
         <w:t>A report says all Grade 7 prefers coding after surveying only the coding club. Rewrite it.</w:t>
       </w:r>
     </w:p>
     <w:p>
-      <w:r>
+      <w:pPr>
+        <w:pStyle w:val="Heading3"/>
+      </w:pPr>
+      <w:r>
+        <w:t>Teacher reasoning · W3</w:t>
+      </w:r>
+    </w:p>
+    <w:p>
+      <w:pPr>
+        <w:spacing w:line="336" w:lineRule="auto" w:after="180"/>
+        <w:shd w:fill="F1F6FC"/>
+      </w:pPr>
+      <w:r>
+        <w:rPr>
+          <w:b w:val="0"/>
+        </w:rPr>
         <w:t>Among surveyed coding-club respondents, the observed choices favored coding; the result does not establish the whole grade preference.</w:t>
       </w:r>
     </w:p>
@@ -2702,30 +4925,198 @@
       </w:r>
     </w:p>
     <w:p>
-      <w:r>
-        <w:t>Design an anonymous sample plan to ask all Grade 7 about three activity choices. State population, sampling frame, selection method, question, and how you will report nonresponse.</w:t>
-      </w:r>
-    </w:p>
-    <w:p>
-      <w:r>
-        <w:t>Use the full grade roster, teacher-managed random selection or a clearly described balanced plan, neutral identical options, anonymous response records and invited/responded counts. Explain limits of nonresponse and small samples.</w:t>
-      </w:r>
-    </w:p>
-    <w:p>
       <w:pPr>
         <w:pStyle w:val="Heading3"/>
       </w:pPr>
       <w:r>
+        <w:t>Workbook question · W4</w:t>
+      </w:r>
+    </w:p>
+    <w:p>
+      <w:pPr>
+        <w:spacing w:line="336" w:lineRule="auto" w:after="180"/>
+        <w:shd w:fill="F5F1FB"/>
+      </w:pPr>
+      <w:r>
+        <w:rPr>
+          <w:b w:val="0"/>
+        </w:rPr>
+        <w:t xml:space="preserve">Design an anonymous </w:t>
+      </w:r>
+      <w:r>
+        <w:rPr>
+          <w:b/>
+        </w:rPr>
+        <w:t>sample</w:t>
+      </w:r>
+      <w:r>
+        <w:rPr>
+          <w:b w:val="0"/>
+        </w:rPr>
+        <w:t xml:space="preserve"> plan to ask all Grade 7 about three activity choices. State </w:t>
+      </w:r>
+      <w:r>
+        <w:rPr>
+          <w:b/>
+        </w:rPr>
+        <w:t>population</w:t>
+      </w:r>
+      <w:r>
+        <w:rPr>
+          <w:b w:val="0"/>
+        </w:rPr>
+        <w:t xml:space="preserve">, </w:t>
+      </w:r>
+      <w:r>
+        <w:rPr>
+          <w:b/>
+        </w:rPr>
+        <w:t>sampling frame</w:t>
+      </w:r>
+      <w:r>
+        <w:rPr>
+          <w:b w:val="0"/>
+        </w:rPr>
+        <w:t>, selection method, question, and how you will report non</w:t>
+      </w:r>
+      <w:r>
+        <w:rPr>
+          <w:b/>
+        </w:rPr>
+        <w:t>response</w:t>
+      </w:r>
+      <w:r>
+        <w:rPr>
+          <w:b w:val="0"/>
+        </w:rPr>
+        <w:t>.</w:t>
+      </w:r>
+    </w:p>
+    <w:p>
+      <w:pPr>
+        <w:pStyle w:val="Heading3"/>
+      </w:pPr>
+      <w:r>
+        <w:t>Teacher reasoning · W4</w:t>
+      </w:r>
+    </w:p>
+    <w:p>
+      <w:pPr>
+        <w:spacing w:line="336" w:lineRule="auto" w:after="180"/>
+        <w:shd w:fill="F1F6FC"/>
+      </w:pPr>
+      <w:r>
+        <w:rPr>
+          <w:b w:val="0"/>
+        </w:rPr>
+        <w:t xml:space="preserve">Use the full grade roster, teacher-managed random selection or a clearly described balanced plan, neutral identical options, anonymous </w:t>
+      </w:r>
+      <w:r>
+        <w:rPr>
+          <w:b/>
+        </w:rPr>
+        <w:t>response</w:t>
+      </w:r>
+      <w:r>
+        <w:rPr>
+          <w:b w:val="0"/>
+        </w:rPr>
+        <w:t xml:space="preserve"> records and invited/responded counts.</w:t>
+      </w:r>
+    </w:p>
+    <w:p>
+      <w:pPr>
+        <w:spacing w:line="336" w:lineRule="auto" w:after="180"/>
+        <w:shd w:fill="F1F6FC"/>
+      </w:pPr>
+      <w:r>
+        <w:rPr>
+          <w:b w:val="0"/>
+        </w:rPr>
+        <w:t>Explain limits of non</w:t>
+      </w:r>
+      <w:r>
+        <w:rPr>
+          <w:b/>
+        </w:rPr>
+        <w:t>response</w:t>
+      </w:r>
+      <w:r>
+        <w:rPr>
+          <w:b w:val="0"/>
+        </w:rPr>
+        <w:t xml:space="preserve"> and small </w:t>
+      </w:r>
+      <w:r>
+        <w:rPr>
+          <w:b/>
+        </w:rPr>
+        <w:t>sample</w:t>
+      </w:r>
+      <w:r>
+        <w:rPr>
+          <w:b w:val="0"/>
+        </w:rPr>
+        <w:t>s.</w:t>
+      </w:r>
+    </w:p>
+    <w:p>
+      <w:pPr>
+        <w:pStyle w:val="Heading3"/>
+      </w:pPr>
+      <w:r>
         <w:t>W5 Separate invitation and response</w:t>
       </w:r>
     </w:p>
     <w:p>
-      <w:r>
-        <w:t>Twenty students are selected fairly but only 8 answer. Does fair selection remove the need to report nonresponse?</w:t>
-      </w:r>
-    </w:p>
-    <w:p>
-      <w:r>
+      <w:pPr>
+        <w:pStyle w:val="Heading3"/>
+      </w:pPr>
+      <w:r>
+        <w:t>Workbook question · W5</w:t>
+      </w:r>
+    </w:p>
+    <w:p>
+      <w:pPr>
+        <w:spacing w:line="336" w:lineRule="auto" w:after="180"/>
+        <w:shd w:fill="F5F1FB"/>
+      </w:pPr>
+      <w:r>
+        <w:rPr>
+          <w:b w:val="0"/>
+        </w:rPr>
+        <w:t>Twenty students are selected fairly but only 8 answer. Does fair selection remove the need to report non</w:t>
+      </w:r>
+      <w:r>
+        <w:rPr>
+          <w:b/>
+        </w:rPr>
+        <w:t>response</w:t>
+      </w:r>
+      <w:r>
+        <w:rPr>
+          <w:b w:val="0"/>
+        </w:rPr>
+        <w:t>?</w:t>
+      </w:r>
+    </w:p>
+    <w:p>
+      <w:pPr>
+        <w:pStyle w:val="Heading3"/>
+      </w:pPr>
+      <w:r>
+        <w:t>Teacher reasoning · W5</w:t>
+      </w:r>
+    </w:p>
+    <w:p>
+      <w:pPr>
+        <w:spacing w:line="336" w:lineRule="auto" w:after="180"/>
+        <w:shd w:fill="F1F6FC"/>
+      </w:pPr>
+      <w:r>
+        <w:rPr>
+          <w:b w:val="0"/>
+        </w:rPr>
         <w:t>No. The 12 nonrespondents may differ. Report 8 of 20 and the limitation.</w:t>
       </w:r>
     </w:p>
@@ -2738,18 +5129,49 @@
       </w:r>
     </w:p>
     <w:p>
-      <w:r>
+      <w:pPr>
+        <w:spacing w:line="336" w:lineRule="auto" w:after="180"/>
+        <w:shd w:fill="F5F1FB"/>
+      </w:pPr>
+      <w:r>
+        <w:rPr>
+          <w:b w:val="0"/>
+        </w:rPr>
         <w:t>A bar is 6 squares long with 2 votes per square. How many votes is that?</w:t>
       </w:r>
     </w:p>
     <w:p>
-      <w:r>
+      <w:pPr>
+        <w:spacing w:line="336" w:lineRule="auto" w:after="180"/>
+      </w:pPr>
+      <w:r>
+        <w:rPr>
+          <w:b w:val="0"/>
+        </w:rPr>
         <w:t>12 votes.</w:t>
       </w:r>
     </w:p>
     <w:p>
-      <w:r>
-        <w:t>One square represents two votes. Six equal squares therefore represent 6 times 2 = 12 votes. Ask the learner to name both the visible length and the unit scale before giving the count.</w:t>
+      <w:pPr>
+        <w:spacing w:line="336" w:lineRule="auto" w:after="180"/>
+      </w:pPr>
+      <w:r>
+        <w:rPr>
+          <w:b w:val="0"/>
+        </w:rPr>
+        <w:t xml:space="preserve">One square represents two votes. Six equal squares therefore represent 6 times 2 = 12 votes. Ask the learner to name both the visible length and the unit </w:t>
+      </w:r>
+      <w:r>
+        <w:rPr>
+          <w:b/>
+        </w:rPr>
+        <w:t>scale</w:t>
+      </w:r>
+      <w:r>
+        <w:rPr>
+          <w:b w:val="0"/>
+        </w:rPr>
+        <w:t xml:space="preserve"> before giving the count.</w:t>
       </w:r>
     </w:p>
     <w:p>
@@ -2761,17 +5183,35 @@
       </w:r>
     </w:p>
     <w:p>
-      <w:r>
+      <w:pPr>
+        <w:spacing w:line="336" w:lineRule="auto" w:after="180"/>
+      </w:pPr>
+      <w:r>
+        <w:rPr>
+          <w:b w:val="0"/>
+        </w:rPr>
         <w:t>Counts are 12 and 15. State the difference and ratio using the true values.</w:t>
       </w:r>
     </w:p>
     <w:p>
-      <w:r>
+      <w:pPr>
+        <w:spacing w:line="336" w:lineRule="auto" w:after="180"/>
+      </w:pPr>
+      <w:r>
+        <w:rPr>
+          <w:b w:val="0"/>
+        </w:rPr>
         <w:t>Difference 3; ratio 15/12 = 1.25.</w:t>
       </w:r>
     </w:p>
     <w:p>
-      <w:r>
+      <w:pPr>
+        <w:spacing w:line="336" w:lineRule="auto" w:after="180"/>
+      </w:pPr>
+      <w:r>
+        <w:rPr>
+          <w:b w:val="0"/>
+        </w:rPr>
         <w:t>The count difference is 15 - 12 = 3 votes. Taking the larger count relative to the smaller gives 15/12 = 1.25, so 15 is 1.25 times 12, or 25 percent larger. Label which count is the reference for the ratio.</w:t>
       </w:r>
     </w:p>
@@ -2784,13 +5224,37 @@
       </w:r>
     </w:p>
     <w:p>
-      <w:r>
+      <w:pPr>
+        <w:spacing w:line="336" w:lineRule="auto" w:after="180"/>
+      </w:pPr>
+      <w:r>
+        <w:rPr>
+          <w:b w:val="0"/>
+        </w:rPr>
         <w:t>Bars for 12 and 15 start at 10. Explain the misleading lengths and repair.</w:t>
       </w:r>
     </w:p>
     <w:p>
-      <w:r>
-        <w:t>Visible lengths 2 and 5 suggest a 2.5 ratio. Start at zero, use a common scale and label counts 12 and 15.</w:t>
+      <w:pPr>
+        <w:spacing w:line="336" w:lineRule="auto" w:after="180"/>
+      </w:pPr>
+      <w:r>
+        <w:rPr>
+          <w:b w:val="0"/>
+        </w:rPr>
+        <w:t xml:space="preserve">Visible lengths 2 and 5 suggest a 2.5 ratio. Start at zero, use a common </w:t>
+      </w:r>
+      <w:r>
+        <w:rPr>
+          <w:b/>
+        </w:rPr>
+        <w:t>scale</w:t>
+      </w:r>
+      <w:r>
+        <w:rPr>
+          <w:b w:val="0"/>
+        </w:rPr>
+        <w:t xml:space="preserve"> and label counts 12 and 15.</w:t>
       </w:r>
     </w:p>
     <w:p>
@@ -2802,13 +5266,73 @@
       </w:r>
     </w:p>
     <w:p>
-      <w:r>
-        <w:t>Draw a bar chart for Music 6, Art 9, Coding 3. Include title, category labels, vote units, zero baseline and equal scale. State two supported comparisons.</w:t>
-      </w:r>
-    </w:p>
-    <w:p>
-      <w:r>
-        <w:t>Music 6, Art 9, Coding 3 on one scale. Art has 3 more than Music and three times Coding. Accept other correct comparisons.</w:t>
+      <w:pPr>
+        <w:spacing w:line="336" w:lineRule="auto" w:after="180"/>
+      </w:pPr>
+      <w:r>
+        <w:rPr>
+          <w:b w:val="0"/>
+        </w:rPr>
+        <w:t xml:space="preserve">Draw a </w:t>
+      </w:r>
+      <w:r>
+        <w:rPr>
+          <w:b/>
+        </w:rPr>
+        <w:t>bar chart</w:t>
+      </w:r>
+      <w:r>
+        <w:rPr>
+          <w:b w:val="0"/>
+        </w:rPr>
+        <w:t xml:space="preserve"> for Music 6, Art 9, Coding 3. Include title, category labels, vote units, zero </w:t>
+      </w:r>
+      <w:r>
+        <w:rPr>
+          <w:b/>
+        </w:rPr>
+        <w:t>baseline</w:t>
+      </w:r>
+      <w:r>
+        <w:rPr>
+          <w:b w:val="0"/>
+        </w:rPr>
+        <w:t xml:space="preserve"> and equal </w:t>
+      </w:r>
+      <w:r>
+        <w:rPr>
+          <w:b/>
+        </w:rPr>
+        <w:t>scale</w:t>
+      </w:r>
+      <w:r>
+        <w:rPr>
+          <w:b w:val="0"/>
+        </w:rPr>
+        <w:t>. State two supported comparisons.</w:t>
+      </w:r>
+    </w:p>
+    <w:p>
+      <w:pPr>
+        <w:spacing w:line="336" w:lineRule="auto" w:after="180"/>
+      </w:pPr>
+      <w:r>
+        <w:rPr>
+          <w:b w:val="0"/>
+        </w:rPr>
+        <w:t xml:space="preserve">Music 6, Art 9, Coding 3 on one </w:t>
+      </w:r>
+      <w:r>
+        <w:rPr>
+          <w:b/>
+        </w:rPr>
+        <w:t>scale</w:t>
+      </w:r>
+      <w:r>
+        <w:rPr>
+          <w:b w:val="0"/>
+        </w:rPr>
+        <w:t>. Art has 3 more than Music and three times Coding. Accept other correct comparisons.</w:t>
       </w:r>
     </w:p>
     <w:p>
@@ -2820,12 +5344,37 @@
       </w:r>
     </w:p>
     <w:p>
-      <w:r>
-        <w:t>Art has the most votes among 18 responses. Does that establish Art is best for learning?</w:t>
-      </w:r>
-    </w:p>
-    <w:p>
-      <w:r>
+      <w:pPr>
+        <w:spacing w:line="336" w:lineRule="auto" w:after="180"/>
+        <w:shd w:fill="F5F1FB"/>
+      </w:pPr>
+      <w:r>
+        <w:rPr>
+          <w:b w:val="0"/>
+        </w:rPr>
+        <w:t xml:space="preserve">Art has the most votes among 18 </w:t>
+      </w:r>
+      <w:r>
+        <w:rPr>
+          <w:b/>
+        </w:rPr>
+        <w:t>response</w:t>
+      </w:r>
+      <w:r>
+        <w:rPr>
+          <w:b w:val="0"/>
+        </w:rPr>
+        <w:t>s. Does that establish Art is best for learning?</w:t>
+      </w:r>
+    </w:p>
+    <w:p>
+      <w:pPr>
+        <w:spacing w:line="336" w:lineRule="auto" w:after="180"/>
+      </w:pPr>
+      <w:r>
+        <w:rPr>
+          <w:b w:val="0"/>
+        </w:rPr>
         <w:t>No. Preference counts do not measure learning effectiveness or establish a cause.</w:t>
       </w:r>
     </w:p>
@@ -2838,21 +5387,147 @@
       </w:r>
     </w:p>
     <w:p>
-      <w:r>
-        <w:t>Selected case: Design an anonymous sample plan to ask all Grade 7 about three activity choices. State population, sampling frame, selection method, question, and how you will report nonresponse.</w:t>
-      </w:r>
-    </w:p>
-    <w:p>
       <w:pPr>
         <w:pStyle w:val="Heading3"/>
       </w:pPr>
       <w:r>
+        <w:t>Independent question · withhold the key</w:t>
+      </w:r>
+    </w:p>
+    <w:p>
+      <w:pPr>
+        <w:spacing w:line="336" w:lineRule="auto" w:after="180"/>
+        <w:shd w:fill="F5F1FB"/>
+      </w:pPr>
+      <w:r>
+        <w:rPr>
+          <w:b w:val="0"/>
+        </w:rPr>
+        <w:t xml:space="preserve">Selected case: Design an anonymous </w:t>
+      </w:r>
+      <w:r>
+        <w:rPr>
+          <w:b/>
+        </w:rPr>
+        <w:t>sample</w:t>
+      </w:r>
+      <w:r>
+        <w:rPr>
+          <w:b w:val="0"/>
+        </w:rPr>
+        <w:t xml:space="preserve"> plan to ask all Grade 7 about three activity choices. State </w:t>
+      </w:r>
+      <w:r>
+        <w:rPr>
+          <w:b/>
+        </w:rPr>
+        <w:t>population</w:t>
+      </w:r>
+      <w:r>
+        <w:rPr>
+          <w:b w:val="0"/>
+        </w:rPr>
+        <w:t xml:space="preserve">, </w:t>
+      </w:r>
+      <w:r>
+        <w:rPr>
+          <w:b/>
+        </w:rPr>
+        <w:t>sampling frame</w:t>
+      </w:r>
+      <w:r>
+        <w:rPr>
+          <w:b w:val="0"/>
+        </w:rPr>
+        <w:t>, selection method, question, and how you will report non</w:t>
+      </w:r>
+      <w:r>
+        <w:rPr>
+          <w:b/>
+        </w:rPr>
+        <w:t>response</w:t>
+      </w:r>
+      <w:r>
+        <w:rPr>
+          <w:b w:val="0"/>
+        </w:rPr>
+        <w:t>.</w:t>
+      </w:r>
+    </w:p>
+    <w:p>
+      <w:pPr>
+        <w:pStyle w:val="Heading3"/>
+      </w:pPr>
+      <w:r>
         <w:t>Selected case answer</w:t>
       </w:r>
     </w:p>
     <w:p>
-      <w:r>
-        <w:t>Use the full grade roster, teacher-managed random selection or a clearly described balanced plan, neutral identical options, anonymous response records and invited/responded counts. Explain limits of nonresponse and small samples.</w:t>
+      <w:pPr>
+        <w:pStyle w:val="Heading3"/>
+      </w:pPr>
+      <w:r>
+        <w:t>Teacher key · Selected case answer</w:t>
+      </w:r>
+    </w:p>
+    <w:p>
+      <w:pPr>
+        <w:spacing w:line="336" w:lineRule="auto" w:after="180"/>
+        <w:shd w:fill="F1F6FC"/>
+      </w:pPr>
+      <w:r>
+        <w:rPr>
+          <w:b w:val="0"/>
+        </w:rPr>
+        <w:t xml:space="preserve">Use the full grade roster, teacher-managed random selection or a clearly described balanced plan, neutral identical options, anonymous </w:t>
+      </w:r>
+      <w:r>
+        <w:rPr>
+          <w:b/>
+        </w:rPr>
+        <w:t>response</w:t>
+      </w:r>
+      <w:r>
+        <w:rPr>
+          <w:b w:val="0"/>
+        </w:rPr>
+        <w:t xml:space="preserve"> records and invited/responded counts.</w:t>
+      </w:r>
+    </w:p>
+    <w:p>
+      <w:pPr>
+        <w:spacing w:line="336" w:lineRule="auto" w:after="180"/>
+        <w:shd w:fill="F1F6FC"/>
+      </w:pPr>
+      <w:r>
+        <w:rPr>
+          <w:b w:val="0"/>
+        </w:rPr>
+        <w:t>Explain limits of non</w:t>
+      </w:r>
+      <w:r>
+        <w:rPr>
+          <w:b/>
+        </w:rPr>
+        <w:t>response</w:t>
+      </w:r>
+      <w:r>
+        <w:rPr>
+          <w:b w:val="0"/>
+        </w:rPr>
+        <w:t xml:space="preserve"> and small </w:t>
+      </w:r>
+      <w:r>
+        <w:rPr>
+          <w:b/>
+        </w:rPr>
+        <w:t>sample</w:t>
+      </w:r>
+      <w:r>
+        <w:rPr>
+          <w:b w:val="0"/>
+        </w:rPr>
+        <w:t>s.</w:t>
       </w:r>
     </w:p>
     <w:tbl>
@@ -2958,21 +5633,77 @@
       </w:tr>
     </w:tbl>
     <w:p>
-      <w:r>
-        <w:t>Record each dimension as not yet, with support, or independent. Accept a valid alternative procedure with a defensible trace. Do not penalise an honestly recorded model failure if the learner correctly explains its evidence and limits.</w:t>
-      </w:r>
-    </w:p>
-    <w:p>
       <w:pPr>
         <w:pStyle w:val="Heading3"/>
       </w:pPr>
       <w:r>
+        <w:t>Teacher key · Selected case answer</w:t>
+      </w:r>
+    </w:p>
+    <w:p>
+      <w:pPr>
+        <w:spacing w:line="336" w:lineRule="auto" w:after="180"/>
+        <w:shd w:fill="F1F6FC"/>
+      </w:pPr>
+      <w:r>
+        <w:rPr>
+          <w:b w:val="0"/>
+        </w:rPr>
+        <w:t>Record each dimension as not yet, with support, or independent. Accept a valid alternative procedure with a defensible trace.</w:t>
+      </w:r>
+    </w:p>
+    <w:p>
+      <w:pPr>
+        <w:spacing w:line="336" w:lineRule="auto" w:after="180"/>
+        <w:shd w:fill="F1F6FC"/>
+      </w:pPr>
+      <w:r>
+        <w:rPr>
+          <w:b w:val="0"/>
+        </w:rPr>
+        <w:t xml:space="preserve">Do not penalise an honestly recorded model failure if the learner correctly explains its </w:t>
+      </w:r>
+      <w:r>
+        <w:rPr>
+          <w:b/>
+        </w:rPr>
+        <w:t>evidence</w:t>
+      </w:r>
+      <w:r>
+        <w:rPr>
+          <w:b w:val="0"/>
+        </w:rPr>
+        <w:t xml:space="preserve"> and limits.</w:t>
+      </w:r>
+    </w:p>
+    <w:p>
+      <w:pPr>
+        <w:pStyle w:val="Heading3"/>
+      </w:pPr>
+      <w:r>
         <w:t>Feedback that the learner uses</w:t>
       </w:r>
     </w:p>
     <w:p>
-      <w:r>
-        <w:t>Name the earliest unsupported step and give one action to repair it. Have the learner make that repair now and explain why. Then assess the relevant skill on a fresh, fully specified case. Confirm it was not previously practised with feedback; solve and check the new case before assigning it. A follow-up design prompt is a starting brief, not automatically an equivalent test.</w:t>
+      <w:pPr>
+        <w:spacing w:line="336" w:lineRule="auto" w:after="180"/>
+      </w:pPr>
+      <w:r>
+        <w:rPr>
+          <w:b w:val="0"/>
+        </w:rPr>
+        <w:t>Name the earliest unsupported step and give one action to repair it. Have the learner make that repair now and explain why. Then assess the relevant skill on a fresh, fully specified case.</w:t>
+      </w:r>
+    </w:p>
+    <w:p>
+      <w:pPr>
+        <w:spacing w:line="336" w:lineRule="auto" w:after="180"/>
+      </w:pPr>
+      <w:r>
+        <w:rPr>
+          <w:b w:val="0"/>
+        </w:rPr>
+        <w:t>Confirm it was not previously practised with feedback; solve and check the new case before assigning it. A follow-up design prompt is a starting brief, not automatically an equivalent test.</w:t>
       </w:r>
     </w:p>
     <w:p>
@@ -2984,11 +5715,62 @@
       </w:r>
     </w:p>
     <w:p>
+      <w:r>
+        <w:t>Connect Sampling and Representation to Transparent Book Recommender, adapt support and plan a later changed-case check.</w:t>
+      </w:r>
+    </w:p>
+    <w:p>
       <w:pPr>
         <w:pStyle w:val="Heading3"/>
       </w:pPr>
       <w:r>
-        <w:t>Connect and extend learning</w:t>
+        <w:t>Transparent Book Recommender</w:t>
+      </w:r>
+    </w:p>
+    <w:p>
+      <w:pPr>
+        <w:spacing w:line="336" w:lineRule="auto" w:after="180"/>
+      </w:pPr>
+      <w:r>
+        <w:rPr>
+          <w:b w:val="0"/>
+        </w:rPr>
+        <w:t>Test reader profiles across reading levels, genres, ages, formats, and accessibility needs.</w:t>
+      </w:r>
+    </w:p>
+    <w:p>
+      <w:pPr>
+        <w:spacing w:line="336" w:lineRule="auto" w:after="180"/>
+      </w:pPr>
+      <w:r>
+        <w:rPr>
+          <w:b w:val="0"/>
+        </w:rPr>
+        <w:t xml:space="preserve">Keep the decision, </w:t>
+      </w:r>
+      <w:r>
+        <w:rPr>
+          <w:b/>
+        </w:rPr>
+        <w:t>input</w:t>
+      </w:r>
+      <w:r>
+        <w:rPr>
+          <w:b w:val="0"/>
+        </w:rPr>
+        <w:t xml:space="preserve">, result, explanation and remaining limitation in the project </w:t>
+      </w:r>
+      <w:r>
+        <w:rPr>
+          <w:b/>
+        </w:rPr>
+        <w:t>evidence</w:t>
+      </w:r>
+      <w:r>
+        <w:rPr>
+          <w:b w:val="0"/>
+        </w:rPr>
+        <w:t xml:space="preserve"> record. Retrieve this record next week rather than restarting the project.</w:t>
       </w:r>
     </w:p>
     <w:p>
@@ -2996,17 +5778,18 @@
         <w:pStyle w:val="Heading3"/>
       </w:pPr>
       <w:r>
-        <w:t>Transparent Book Recommender</w:t>
-      </w:r>
-    </w:p>
-    <w:p>
-      <w:r>
-        <w:t>Test reader profiles across reading levels, genres, ages, formats, and accessibility needs.</w:t>
-      </w:r>
-    </w:p>
-    <w:p>
-      <w:r>
-        <w:t>Keep the decision, input, result, explanation and remaining limitation in the project evidence record. Retrieve this record next week rather than restarting the project.</w:t>
+        <w:t>Support and stretch</w:t>
+      </w:r>
+    </w:p>
+    <w:p>
+      <w:pPr>
+        <w:spacing w:line="336" w:lineRule="auto" w:after="180"/>
+      </w:pPr>
+      <w:r>
+        <w:rPr>
+          <w:b w:val="0"/>
+        </w:rPr>
+        <w:t>Trace one record or condition at a time with counters and labelled columns. Stretch: introduce a tie, boundary or missing field and declare its handling policy before rerunning.</w:t>
       </w:r>
     </w:p>
     <w:p>
@@ -3014,12 +5797,30 @@
         <w:pStyle w:val="Heading3"/>
       </w:pPr>
       <w:r>
-        <w:t>Support and stretch</w:t>
-      </w:r>
-    </w:p>
-    <w:p>
-      <w:r>
-        <w:t>Trace one record or condition at a time with counters and labelled columns. Stretch: introduce a tie, boundary or missing field and declare its handling policy before rerunning.</w:t>
+        <w:t>Exit reflection</w:t>
+      </w:r>
+    </w:p>
+    <w:p>
+      <w:pPr>
+        <w:spacing w:line="336" w:lineRule="auto" w:after="180"/>
+      </w:pPr>
+      <w:r>
+        <w:rPr>
+          <w:b w:val="0"/>
+        </w:rPr>
+        <w:t xml:space="preserve">Ask for one decision the learner can now justify and one situation requiring more </w:t>
+      </w:r>
+      <w:r>
+        <w:rPr>
+          <w:b/>
+        </w:rPr>
+        <w:t>evidence</w:t>
+      </w:r>
+      <w:r>
+        <w:rPr>
+          <w:b w:val="0"/>
+        </w:rPr>
+        <w:t xml:space="preserve"> or human review. Confidence ratings are separate from correct independent performance.</w:t>
       </w:r>
     </w:p>
     <w:p>
@@ -3027,12 +5828,30 @@
         <w:pStyle w:val="Heading3"/>
       </w:pPr>
       <w:r>
-        <w:t>Exit reflection</w:t>
-      </w:r>
-    </w:p>
-    <w:p>
-      <w:r>
-        <w:t>Ask for one decision the learner can now justify and one situation requiring more evidence or human review. Confidence ratings are separate from correct independent performance.</w:t>
+        <w:t>Bridge to the next week</w:t>
+      </w:r>
+    </w:p>
+    <w:p>
+      <w:pPr>
+        <w:spacing w:line="336" w:lineRule="auto" w:after="180"/>
+      </w:pPr>
+      <w:r>
+        <w:rPr>
+          <w:b w:val="0"/>
+        </w:rPr>
+        <w:t xml:space="preserve">Next: Week 20: Repair Bias in Data. Retrieve today’s </w:t>
+      </w:r>
+      <w:r>
+        <w:rPr>
+          <w:b/>
+        </w:rPr>
+        <w:t>evidence</w:t>
+      </w:r>
+      <w:r>
+        <w:rPr>
+          <w:b w:val="0"/>
+        </w:rPr>
+        <w:t xml:space="preserve"> and identify what carries forward and what is new.</w:t>
       </w:r>
     </w:p>
     <w:p>
@@ -3040,12 +5859,170 @@
         <w:pStyle w:val="Heading3"/>
       </w:pPr>
       <w:r>
-        <w:t>Bridge to the next week</w:t>
-      </w:r>
-    </w:p>
-    <w:p>
-      <w:r>
-        <w:t>Next: Week 20: Repair Bias in Data. Retrieve today’s evidence and identify what carries forward and what is new.</w:t>
+        <w:t>Support and fresh reassessment</w:t>
+      </w:r>
+    </w:p>
+    <w:p>
+      <w:pPr>
+        <w:spacing w:line="336" w:lineRule="auto" w:after="180"/>
+      </w:pPr>
+      <w:r>
+        <w:rPr>
+          <w:b w:val="0"/>
+        </w:rPr>
+        <w:t xml:space="preserve">Use fictional roster cards. Extension: draw several small random </w:t>
+      </w:r>
+      <w:r>
+        <w:rPr>
+          <w:b/>
+        </w:rPr>
+        <w:t>sample</w:t>
+      </w:r>
+      <w:r>
+        <w:rPr>
+          <w:b w:val="0"/>
+        </w:rPr>
+        <w:t xml:space="preserve">s from a known fictional </w:t>
+      </w:r>
+      <w:r>
+        <w:rPr>
+          <w:b/>
+        </w:rPr>
+        <w:t>population</w:t>
+      </w:r>
+      <w:r>
+        <w:rPr>
+          <w:b w:val="0"/>
+        </w:rPr>
+        <w:t xml:space="preserve"> and compare their proportions.</w:t>
+      </w:r>
+    </w:p>
+    <w:p>
+      <w:pPr>
+        <w:spacing w:line="336" w:lineRule="auto" w:after="180"/>
+      </w:pPr>
+      <w:r>
+        <w:rPr>
+          <w:b w:val="0"/>
+        </w:rPr>
+        <w:t xml:space="preserve">Independent W4 </w:t>
+      </w:r>
+      <w:r>
+        <w:rPr>
+          <w:b/>
+        </w:rPr>
+        <w:t>evidence</w:t>
+      </w:r>
+      <w:r>
+        <w:rPr>
+          <w:b w:val="0"/>
+        </w:rPr>
+        <w:t xml:space="preserve">: Use the full grade roster, teacher-managed random selection or a clearly described balanced plan, neutral identical options, anonymous </w:t>
+      </w:r>
+      <w:r>
+        <w:rPr>
+          <w:b/>
+        </w:rPr>
+        <w:t>response</w:t>
+      </w:r>
+      <w:r>
+        <w:rPr>
+          <w:b w:val="0"/>
+        </w:rPr>
+        <w:t xml:space="preserve"> records and invited/responded counts.</w:t>
+      </w:r>
+    </w:p>
+    <w:p>
+      <w:pPr>
+        <w:spacing w:line="336" w:lineRule="auto" w:after="180"/>
+      </w:pPr>
+      <w:r>
+        <w:rPr>
+          <w:b w:val="0"/>
+        </w:rPr>
+        <w:t>Explain limits of non</w:t>
+      </w:r>
+      <w:r>
+        <w:rPr>
+          <w:b/>
+        </w:rPr>
+        <w:t>response</w:t>
+      </w:r>
+      <w:r>
+        <w:rPr>
+          <w:b w:val="0"/>
+        </w:rPr>
+        <w:t xml:space="preserve"> and small </w:t>
+      </w:r>
+      <w:r>
+        <w:rPr>
+          <w:b/>
+        </w:rPr>
+        <w:t>sample</w:t>
+      </w:r>
+      <w:r>
+        <w:rPr>
+          <w:b w:val="0"/>
+        </w:rPr>
+        <w:t xml:space="preserve">s. Record whether the learner needed no help, a hint or explanation. Fresh retry: plan a </w:t>
+      </w:r>
+      <w:r>
+        <w:rPr>
+          <w:b/>
+        </w:rPr>
+        <w:t>sample</w:t>
+      </w:r>
+      <w:r>
+        <w:rPr>
+          <w:b w:val="0"/>
+        </w:rPr>
+        <w:t xml:space="preserve"> about library opening times for the whole grade.</w:t>
+      </w:r>
+    </w:p>
+    <w:p>
+      <w:pPr>
+        <w:spacing w:line="336" w:lineRule="auto" w:after="180"/>
+      </w:pPr>
+      <w:r>
+        <w:rPr>
+          <w:b w:val="0"/>
+        </w:rPr>
+        <w:t>A library-club-only survey fails coverage; require a full-grade frame and non</w:t>
+      </w:r>
+      <w:r>
+        <w:rPr>
+          <w:b/>
+        </w:rPr>
+        <w:t>response</w:t>
+      </w:r>
+      <w:r>
+        <w:rPr>
+          <w:b w:val="0"/>
+        </w:rPr>
+        <w:t xml:space="preserve"> plan.</w:t>
+      </w:r>
+    </w:p>
+    <w:p>
+      <w:pPr>
+        <w:spacing w:line="336" w:lineRule="auto" w:after="180"/>
+      </w:pPr>
+      <w:r>
+        <w:rPr>
+          <w:b w:val="0"/>
+        </w:rPr>
+        <w:t xml:space="preserve">Next week: Selection bias and coverage. Reuse this week's explicit contracts and </w:t>
+      </w:r>
+      <w:r>
+        <w:rPr>
+          <w:b/>
+        </w:rPr>
+        <w:t>evidence</w:t>
+      </w:r>
+      <w:r>
+        <w:rPr>
+          <w:b w:val="0"/>
+        </w:rPr>
+        <w:t>.</w:t>
       </w:r>
     </w:p>
     <w:p>
@@ -3053,22 +6030,88 @@
         <w:pStyle w:val="Heading3"/>
       </w:pPr>
       <w:r>
-        <w:t>Support and fresh reassessment</w:t>
-      </w:r>
-    </w:p>
-    <w:p>
-      <w:r>
-        <w:t>Use fictional roster cards. Extension: draw several small random samples from a known fictional population and compare their proportions.</w:t>
-      </w:r>
-    </w:p>
-    <w:p>
-      <w:r>
-        <w:t>Independent W4 evidence: Use the full grade roster, teacher-managed random selection or a clearly described balanced plan, neutral identical options, anonymous response records and invited/responded counts. Explain limits of nonresponse and small samples. Record whether the learner needed no help, a hint or explanation. Fresh retry: plan a sample about library opening times for the whole grade. A library-club-only survey fails coverage; require a full-grade frame and nonresponse plan.</w:t>
-      </w:r>
-    </w:p>
-    <w:p>
-      <w:r>
-        <w:t>Next week: Selection bias and coverage. Reuse this week's explicit contracts and evidence.</w:t>
+        <w:t>Readiness and reassessment for Graphs and honest scales</w:t>
+      </w:r>
+    </w:p>
+    <w:p>
+      <w:pPr>
+        <w:spacing w:line="336" w:lineRule="auto" w:after="180"/>
+      </w:pPr>
+      <w:r>
+        <w:rPr>
+          <w:b w:val="0"/>
+        </w:rPr>
+        <w:t xml:space="preserve">Use graph paper with a marked zero. Extension: show the same values on two clearly labelled </w:t>
+      </w:r>
+      <w:r>
+        <w:rPr>
+          <w:b/>
+        </w:rPr>
+        <w:t>scale</w:t>
+      </w:r>
+      <w:r>
+        <w:rPr>
+          <w:b w:val="0"/>
+        </w:rPr>
+        <w:t>s and discuss visual emphasis.</w:t>
+      </w:r>
+    </w:p>
+    <w:p>
+      <w:pPr>
+        <w:spacing w:line="336" w:lineRule="auto" w:after="180"/>
+      </w:pPr>
+      <w:r>
+        <w:rPr>
+          <w:b w:val="0"/>
+        </w:rPr>
+        <w:t xml:space="preserve">Independent W4 </w:t>
+      </w:r>
+      <w:r>
+        <w:rPr>
+          <w:b/>
+        </w:rPr>
+        <w:t>evidence</w:t>
+      </w:r>
+      <w:r>
+        <w:rPr>
+          <w:b w:val="0"/>
+        </w:rPr>
+        <w:t xml:space="preserve">: Music 6, Art 9, Coding 3 on one </w:t>
+      </w:r>
+      <w:r>
+        <w:rPr>
+          <w:b/>
+        </w:rPr>
+        <w:t>scale</w:t>
+      </w:r>
+      <w:r>
+        <w:rPr>
+          <w:b w:val="0"/>
+        </w:rPr>
+        <w:t>. Art has 3 more than Music and three times Coding. Accept other correct comparisons. Record whether the learner needed no help, a hint or explanation.</w:t>
+      </w:r>
+    </w:p>
+    <w:p>
+      <w:pPr>
+        <w:spacing w:line="336" w:lineRule="auto" w:after="180"/>
+      </w:pPr>
+      <w:r>
+        <w:rPr>
+          <w:b w:val="0"/>
+        </w:rPr>
+        <w:t xml:space="preserve">Fresh retry: Reading 4, Building 8 and Drawing 6; draw all bars from zero with one </w:t>
+      </w:r>
+      <w:r>
+        <w:rPr>
+          <w:b/>
+        </w:rPr>
+        <w:t>scale</w:t>
+      </w:r>
+      <w:r>
+        <w:rPr>
+          <w:b w:val="0"/>
+        </w:rPr>
+        <w:t>. Building has twice Reading, and 2 more than Drawing.</w:t>
       </w:r>
     </w:p>
     <w:p>
@@ -3076,35 +6119,52 @@
         <w:pStyle w:val="Heading3"/>
       </w:pPr>
       <w:r>
-        <w:t>Readiness and reassessment for Graphs and honest scales</w:t>
-      </w:r>
-    </w:p>
-    <w:p>
-      <w:r>
-        <w:t>Use graph paper with a marked zero. Extension: show the same values on two clearly labelled scales and discuss visual emphasis.</w:t>
-      </w:r>
-    </w:p>
-    <w:p>
-      <w:r>
-        <w:t>Independent W4 evidence: Music 6, Art 9, Coding 3 on one scale. Art has 3 more than Music and three times Coding. Accept other correct comparisons. Record whether the learner needed no help, a hint or explanation. Fresh retry: Reading 4, Building 8 and Drawing 6; draw all bars from zero with one scale. Building has twice Reading, and 2 more than Drawing.</w:t>
-      </w:r>
-    </w:p>
-    <w:p>
-      <w:pPr>
-        <w:pStyle w:val="Heading3"/>
-      </w:pPr>
-      <w:r>
         <w:t>Plan the delayed return</w:t>
       </w:r>
     </w:p>
     <w:p>
-      <w:r>
+      <w:pPr>
+        <w:spacing w:line="336" w:lineRule="auto" w:after="180"/>
+      </w:pPr>
+      <w:r>
+        <w:rPr>
+          <w:b w:val="0"/>
+        </w:rPr>
         <w:t>Suggested return points in this level: ai-2/20, ai-2/22, ai-2/25. Use actual classroom dates, adjusting for holidays and gaps. One, three and six teaching weeks are scheduling choices, not a claimed optimal spacing.</w:t>
       </w:r>
     </w:p>
     <w:p>
-      <w:r>
-        <w:t>At a delayed check, ask for the idea from memory and a changed application. Compare with the earlier independent response and record support used. For a new level, revisit the previous capstone before checking the new prerequisites.</w:t>
+      <w:pPr>
+        <w:spacing w:line="336" w:lineRule="auto" w:after="180"/>
+      </w:pPr>
+      <w:r>
+        <w:rPr>
+          <w:b w:val="0"/>
+        </w:rPr>
+        <w:t xml:space="preserve">At a delayed check, ask for the idea from memory and a changed application. Compare with the earlier independent </w:t>
+      </w:r>
+      <w:r>
+        <w:rPr>
+          <w:b/>
+        </w:rPr>
+        <w:t>response</w:t>
+      </w:r>
+      <w:r>
+        <w:rPr>
+          <w:b w:val="0"/>
+        </w:rPr>
+        <w:t xml:space="preserve"> and record support used.</w:t>
+      </w:r>
+    </w:p>
+    <w:p>
+      <w:pPr>
+        <w:spacing w:line="336" w:lineRule="auto" w:after="180"/>
+      </w:pPr>
+      <w:r>
+        <w:rPr>
+          <w:b w:val="0"/>
+        </w:rPr>
+        <w:t>For a new level, revisit the previous capstone before checking the new prerequisites.</w:t>
       </w:r>
     </w:p>
     <w:tbl>
@@ -3264,8 +6324,26 @@
       </w:tr>
     </w:tbl>
     <w:p>
-      <w:r>
-        <w:t>Use the evidence to choose reteaching or the next step. A completed page, confidence rating or attractive project does not by itself demonstrate understanding.</w:t>
+      <w:pPr>
+        <w:spacing w:line="336" w:lineRule="auto" w:after="180"/>
+      </w:pPr>
+      <w:r>
+        <w:rPr>
+          <w:b w:val="0"/>
+        </w:rPr>
+        <w:t xml:space="preserve">Use the </w:t>
+      </w:r>
+      <w:r>
+        <w:rPr>
+          <w:b/>
+        </w:rPr>
+        <w:t>evidence</w:t>
+      </w:r>
+      <w:r>
+        <w:rPr>
+          <w:b w:val="0"/>
+        </w:rPr>
+        <w:t xml:space="preserve"> to choose reteaching or the next step. A completed page, confidence rating or attractive project does not by itself demonstrate understanding.</w:t>
       </w:r>
     </w:p>
     <w:p>
@@ -3277,7 +6355,13 @@
       </w:r>
     </w:p>
     <w:p>
-      <w:r>
+      <w:pPr>
+        <w:spacing w:line="336" w:lineRule="auto" w:after="180"/>
+      </w:pPr>
+      <w:r>
+        <w:rPr>
+          <w:b w:val="0"/>
+        </w:rPr>
         <w:t>Document whose requests inform the recommender and avoid treating an easily reached group as all intended users.</w:t>
       </w:r>
     </w:p>
@@ -3291,12 +6375,68 @@
     </w:p>
     <w:p>
       <w:r>
-        <w:t>Teaching target: Define a question and target population</w:t>
-      </w:r>
-    </w:p>
-    <w:p>
-      <w:r>
-        <w:t>Prepare the labelled worked-case picture, the matching workbook, fictional input cards and a place for individual responses. No paid AI account is required for the paper reasoning activities.</w:t>
+        <w:t>Use this preparation summary alongside the detailed Sampling and Representation lesson; it is a checklist rather than a replacement for the full sequence.</w:t>
+      </w:r>
+    </w:p>
+    <w:p>
+      <w:pPr>
+        <w:pStyle w:val="Heading3"/>
+      </w:pPr>
+      <w:r>
+        <w:t>Teaching target</w:t>
+      </w:r>
+    </w:p>
+    <w:p>
+      <w:pPr>
+        <w:spacing w:line="336" w:lineRule="auto" w:after="180"/>
+        <w:shd w:fill="EDF7F3"/>
+      </w:pPr>
+      <w:r>
+        <w:rPr>
+          <w:b w:val="0"/>
+        </w:rPr>
+        <w:t xml:space="preserve">Teaching target: Define a question and target </w:t>
+      </w:r>
+      <w:r>
+        <w:rPr>
+          <w:b/>
+        </w:rPr>
+        <w:t>population</w:t>
+      </w:r>
+    </w:p>
+    <w:p>
+      <w:pPr>
+        <w:spacing w:line="336" w:lineRule="auto" w:after="180"/>
+      </w:pPr>
+      <w:r>
+        <w:rPr>
+          <w:b w:val="0"/>
+        </w:rPr>
+        <w:t xml:space="preserve">Prepare the labelled worked-case picture, the matching workbook, fictional </w:t>
+      </w:r>
+      <w:r>
+        <w:rPr>
+          <w:b/>
+        </w:rPr>
+        <w:t>input</w:t>
+      </w:r>
+      <w:r>
+        <w:rPr>
+          <w:b w:val="0"/>
+        </w:rPr>
+        <w:t xml:space="preserve"> cards and a place for individual </w:t>
+      </w:r>
+      <w:r>
+        <w:rPr>
+          <w:b/>
+        </w:rPr>
+        <w:t>response</w:t>
+      </w:r>
+      <w:r>
+        <w:rPr>
+          <w:b w:val="0"/>
+        </w:rPr>
+        <w:t>s. No paid AI account is required for the paper reasoning activities.</w:t>
       </w:r>
     </w:p>
     <w:tbl>
@@ -3443,37 +6583,231 @@
       </w:tr>
     </w:tbl>
     <w:p>
-      <w:r>
+      <w:pPr>
+        <w:spacing w:line="336" w:lineRule="auto" w:after="180"/>
+      </w:pPr>
+      <w:r>
+        <w:rPr>
+          <w:b w:val="0"/>
+        </w:rPr>
         <w:t>Before class, solve the supported practice: Seven of 12 fictional respondents prefer longer lunch. State the result without generalizing.</w:t>
       </w:r>
     </w:p>
     <w:p>
-      <w:r>
+      <w:pPr>
+        <w:pStyle w:val="Heading3"/>
+      </w:pPr>
+      <w:r>
+        <w:t>Supported practice answer</w:t>
+      </w:r>
+    </w:p>
+    <w:p>
+      <w:pPr>
+        <w:spacing w:line="336" w:lineRule="auto" w:after="180"/>
+        <w:shd w:fill="F1F6FC"/>
+      </w:pPr>
+      <w:r>
+        <w:rPr>
+          <w:b w:val="0"/>
+        </w:rPr>
         <w:t>Reasoned practice answer: 7/12 of these respondents prefer longer lunch, about 58.3 percent.</w:t>
       </w:r>
     </w:p>
     <w:p>
-      <w:r>
-        <w:t>Check every learner before discussion: Use the worked case for Questions populations and samples. Proposed explanation: “A successful run proves the conclusion”. Decide whether this explanation is supported. Point to the step or supplied fact that decides; explain your repair if needed.</w:t>
-      </w:r>
-    </w:p>
-    <w:p>
-      <w:r>
-        <w:t>Misconception repair: Selection and response are separate. Even a fair invitation sample can be distorted if only interested students respond. Report numbers invited and responding and explain who may be absent.</w:t>
-      </w:r>
-    </w:p>
-    <w:p>
-      <w:r>
-        <w:t>Support: read the exact case aloud, enlarge the labelled picture, supply input cards and model only the first deciding step. Accept a spoken explanation or drawing; retain the reasoning goal.</w:t>
-      </w:r>
-    </w:p>
-    <w:p>
-      <w:r>
-        <w:t>Extension: Invite only the 15 library-club members instead. Require a prediction and a reason before comparing. Expected result: The invitation process no longer covers the whole grade through this frame. Reason: Club members may differ in reading interests; selection is now limited to one group.</w:t>
-      </w:r>
-    </w:p>
-    <w:p>
-      <w:r>
+      <w:pPr>
+        <w:spacing w:line="336" w:lineRule="auto" w:after="180"/>
+      </w:pPr>
+      <w:r>
+        <w:rPr>
+          <w:b w:val="0"/>
+        </w:rPr>
+        <w:t xml:space="preserve">Check every learner before discussion: Use the worked case for Questions </w:t>
+      </w:r>
+      <w:r>
+        <w:rPr>
+          <w:b/>
+        </w:rPr>
+        <w:t>population</w:t>
+      </w:r>
+      <w:r>
+        <w:rPr>
+          <w:b w:val="0"/>
+        </w:rPr>
+        <w:t xml:space="preserve">s and </w:t>
+      </w:r>
+      <w:r>
+        <w:rPr>
+          <w:b/>
+        </w:rPr>
+        <w:t>sample</w:t>
+      </w:r>
+      <w:r>
+        <w:rPr>
+          <w:b w:val="0"/>
+        </w:rPr>
+        <w:t>s. Proposed explanation: “A successful run proves the conclusion”. Decide whether this explanation is supported.</w:t>
+      </w:r>
+    </w:p>
+    <w:p>
+      <w:pPr>
+        <w:spacing w:line="336" w:lineRule="auto" w:after="180"/>
+      </w:pPr>
+      <w:r>
+        <w:rPr>
+          <w:b w:val="0"/>
+        </w:rPr>
+        <w:t>Point to the step or supplied fact that decides; explain your repair if needed.</w:t>
+      </w:r>
+    </w:p>
+    <w:p>
+      <w:pPr>
+        <w:pStyle w:val="Heading3"/>
+      </w:pPr>
+      <w:r>
+        <w:t>Repair the misconception</w:t>
+      </w:r>
+    </w:p>
+    <w:p>
+      <w:pPr>
+        <w:spacing w:line="336" w:lineRule="auto" w:after="180"/>
+        <w:shd w:fill="FFF5E6"/>
+      </w:pPr>
+      <w:r>
+        <w:rPr>
+          <w:b w:val="0"/>
+        </w:rPr>
+        <w:t xml:space="preserve">Misconception repair: Selection and </w:t>
+      </w:r>
+      <w:r>
+        <w:rPr>
+          <w:b/>
+        </w:rPr>
+        <w:t>response</w:t>
+      </w:r>
+      <w:r>
+        <w:rPr>
+          <w:b w:val="0"/>
+        </w:rPr>
+        <w:t xml:space="preserve"> are separate. Even a fair invitation </w:t>
+      </w:r>
+      <w:r>
+        <w:rPr>
+          <w:b/>
+        </w:rPr>
+        <w:t>sample</w:t>
+      </w:r>
+      <w:r>
+        <w:rPr>
+          <w:b w:val="0"/>
+        </w:rPr>
+        <w:t xml:space="preserve"> can be distorted if only interested students respond. Report numbers invited and responding and explain who may be absent.</w:t>
+      </w:r>
+    </w:p>
+    <w:p>
+      <w:pPr>
+        <w:pStyle w:val="Heading3"/>
+      </w:pPr>
+      <w:r>
+        <w:t>Support without giving away the answer</w:t>
+      </w:r>
+    </w:p>
+    <w:p>
+      <w:pPr>
+        <w:spacing w:line="336" w:lineRule="auto" w:after="180"/>
+        <w:shd w:fill="F1F6F8"/>
+      </w:pPr>
+      <w:r>
+        <w:rPr>
+          <w:b w:val="0"/>
+        </w:rPr>
+        <w:t xml:space="preserve">Support: read the exact case aloud, enlarge the labelled picture, supply </w:t>
+      </w:r>
+      <w:r>
+        <w:rPr>
+          <w:b/>
+        </w:rPr>
+        <w:t>input</w:t>
+      </w:r>
+      <w:r>
+        <w:rPr>
+          <w:b w:val="0"/>
+        </w:rPr>
+        <w:t xml:space="preserve"> cards and model only the first deciding step. Accept a spoken explanation or drawing; retain the reasoning goal.</w:t>
+      </w:r>
+    </w:p>
+    <w:p>
+      <w:pPr>
+        <w:pStyle w:val="Heading3"/>
+      </w:pPr>
+      <w:r>
+        <w:t>Extend the reasoning</w:t>
+      </w:r>
+    </w:p>
+    <w:p>
+      <w:pPr>
+        <w:spacing w:line="336" w:lineRule="auto" w:after="180"/>
+        <w:shd w:fill="F5F1FB"/>
+      </w:pPr>
+      <w:r>
+        <w:rPr>
+          <w:b w:val="0"/>
+        </w:rPr>
+        <w:t xml:space="preserve">Extension: Invite only the 15 library-club members instead. Require a </w:t>
+      </w:r>
+      <w:r>
+        <w:rPr>
+          <w:b/>
+        </w:rPr>
+        <w:t>prediction</w:t>
+      </w:r>
+      <w:r>
+        <w:rPr>
+          <w:b w:val="0"/>
+        </w:rPr>
+        <w:t xml:space="preserve"> and a reason before comparing. Expected result: The invitation </w:t>
+      </w:r>
+      <w:r>
+        <w:rPr>
+          <w:b/>
+        </w:rPr>
+        <w:t>process</w:t>
+      </w:r>
+      <w:r>
+        <w:rPr>
+          <w:b w:val="0"/>
+        </w:rPr>
+        <w:t xml:space="preserve"> no longer covers the whole grade through this frame.</w:t>
+      </w:r>
+    </w:p>
+    <w:p>
+      <w:pPr>
+        <w:spacing w:line="336" w:lineRule="auto" w:after="180"/>
+        <w:shd w:fill="F5F1FB"/>
+      </w:pPr>
+      <w:r>
+        <w:rPr>
+          <w:b w:val="0"/>
+        </w:rPr>
+        <w:t>Reason: Club members may differ in reading interests; selection is now limited to one group.</w:t>
+      </w:r>
+    </w:p>
+    <w:p>
+      <w:pPr>
+        <w:pStyle w:val="Heading3"/>
+      </w:pPr>
+      <w:r>
+        <w:t>Protect the independent attempt</w:t>
+      </w:r>
+    </w:p>
+    <w:p>
+      <w:pPr>
+        <w:spacing w:line="336" w:lineRule="auto" w:after="180"/>
+        <w:shd w:fill="FFF5E6"/>
+      </w:pPr>
+      <w:r>
+        <w:rPr>
+          <w:b w:val="0"/>
+        </w:rPr>
         <w:t>Independent assessment: withhold the reserved answer until the learner has attempted the new case. Record support separately from correctness.</w:t>
       </w:r>
     </w:p>
@@ -3662,13 +6996,46 @@
       </w:tr>
     </w:tbl>
     <w:p>
-      <w:r>
+      <w:pPr>
+        <w:pStyle w:val="Heading3"/>
+      </w:pPr>
+      <w:r>
+        <w:t>Project checkpoint</w:t>
+      </w:r>
+    </w:p>
+    <w:p>
+      <w:pPr>
+        <w:spacing w:line="336" w:lineRule="auto" w:after="180"/>
+        <w:shd w:fill="EDF7F3"/>
+      </w:pPr>
+      <w:r>
+        <w:rPr>
+          <w:b w:val="0"/>
+        </w:rPr>
         <w:t>Project checkpoint: Evaluate and revise. Compare with your starting method, explain errors and record a justified revision.</w:t>
       </w:r>
     </w:p>
     <w:p>
-      <w:r>
-        <w:t>Use the weekly teacher answer for topic-specific reasoning. A saved progress tick is an activity record; judge mastery from the learner’s explanation and evidence.</w:t>
+      <w:pPr>
+        <w:spacing w:line="336" w:lineRule="auto" w:after="180"/>
+      </w:pPr>
+      <w:r>
+        <w:rPr>
+          <w:b w:val="0"/>
+        </w:rPr>
+        <w:t xml:space="preserve">Use the weekly teacher answer for topic-specific reasoning. A saved progress tick is an activity record; judge mastery from the learner’s explanation and </w:t>
+      </w:r>
+      <w:r>
+        <w:rPr>
+          <w:b/>
+        </w:rPr>
+        <w:t>evidence</w:t>
+      </w:r>
+      <w:r>
+        <w:rPr>
+          <w:b w:val="0"/>
+        </w:rPr>
+        <w:t>.</w:t>
       </w:r>
     </w:p>
     <w:p>
@@ -3681,27 +7048,1049 @@
     </w:p>
     <w:p>
       <w:r>
-        <w:t>Use the two formative questions as supported practice, not as independent mastery scores. Discuss the deciding evidence rather than accepting a guessed selection.</w:t>
-      </w:r>
-    </w:p>
-    <w:p>
-      <w:r>
+        <w:t>Use feedback, earlier review and portfolios purposefully. Apply the coding routine only when this lesson has an executable lab.</w:t>
+      </w:r>
+    </w:p>
+    <w:p>
+      <w:pPr>
+        <w:spacing w:line="336" w:lineRule="auto" w:after="180"/>
+      </w:pPr>
+      <w:r>
+        <w:rPr>
+          <w:b w:val="0"/>
+        </w:rPr>
+        <w:t xml:space="preserve">Use the two formative questions as supported practice, not as independent mastery scores. Discuss the deciding </w:t>
+      </w:r>
+      <w:r>
+        <w:rPr>
+          <w:b/>
+        </w:rPr>
+        <w:t>evidence</w:t>
+      </w:r>
+      <w:r>
+        <w:rPr>
+          <w:b w:val="0"/>
+        </w:rPr>
+        <w:t xml:space="preserve"> rather than accepting a guessed selection.</w:t>
+      </w:r>
+    </w:p>
+    <w:p>
+      <w:pPr>
+        <w:spacing w:line="336" w:lineRule="auto" w:after="180"/>
+      </w:pPr>
+      <w:r>
+        <w:rPr>
+          <w:b w:val="0"/>
+        </w:rPr>
         <w:t>The feedback comes from the reviewed public worked case. Do not reveal the separately reserved independent teacher answer until the learner has attempted that case.</w:t>
       </w:r>
     </w:p>
     <w:p>
-      <w:r>
-        <w:t>Ask students to predict before running code. Preserve errors and actual outputs; collect a changed test and an explanation. The branch-boundary and indexing lessons deliberately include failure cases.</w:t>
-      </w:r>
-    </w:p>
-    <w:p>
-      <w:r>
+      <w:pPr>
+        <w:spacing w:line="336" w:lineRule="auto" w:after="180"/>
+      </w:pPr>
+      <w:r>
+        <w:rPr>
+          <w:b w:val="0"/>
+        </w:rPr>
+        <w:t xml:space="preserve">Ask students to predict before running code. Preserve errors and actual </w:t>
+      </w:r>
+      <w:r>
+        <w:rPr>
+          <w:b/>
+        </w:rPr>
+        <w:t>output</w:t>
+      </w:r>
+      <w:r>
+        <w:rPr>
+          <w:b w:val="0"/>
+        </w:rPr>
+        <w:t>s; collect a changed test and an explanation. The branch-boundary and indexing lessons deliberately include failure cases.</w:t>
+      </w:r>
+    </w:p>
+    <w:p>
+      <w:pPr>
+        <w:spacing w:line="336" w:lineRule="auto" w:after="180"/>
+      </w:pPr>
+      <w:r>
+        <w:rPr>
+          <w:b w:val="0"/>
+        </w:rPr>
         <w:t>Use the earlier worked-explanation links to address a specific missing building block, then return to the current question. Adapt this suggestion after observing the learner; it is not an automatic diagnosis.</w:t>
       </w:r>
     </w:p>
     <w:p>
-      <w:r>
-        <w:t>Collect the completed-work portfolio as evidence. Record support separately from correctness, and assess explanation, trace/test and limitations. Progress ticks and quiz selections alone do not establish mastery.</w:t>
+      <w:pPr>
+        <w:spacing w:line="336" w:lineRule="auto" w:after="180"/>
+      </w:pPr>
+      <w:r>
+        <w:rPr>
+          <w:b w:val="0"/>
+        </w:rPr>
+        <w:t xml:space="preserve">Collect the completed-work portfolio as </w:t>
+      </w:r>
+      <w:r>
+        <w:rPr>
+          <w:b/>
+        </w:rPr>
+        <w:t>evidence</w:t>
+      </w:r>
+      <w:r>
+        <w:rPr>
+          <w:b w:val="0"/>
+        </w:rPr>
+        <w:t>. Record support separately from correctness, and assess explanation, trace/test and limitations. Progress ticks and quiz selections alone do not establish mastery.</w:t>
+      </w:r>
+    </w:p>
+    <w:p>
+      <w:pPr>
+        <w:pStyle w:val="Heading1"/>
+      </w:pPr>
+      <w:r>
+        <w:t>09. Visual concept journey</w:t>
+      </w:r>
+    </w:p>
+    <w:p>
+      <w:r>
+        <w:t>Show one Sampling and Representation graphic at a time, request a prediction and discuss its trace before the independent assessment.</w:t>
+      </w:r>
+    </w:p>
+    <w:p>
+      <w:pPr>
+        <w:spacing w:line="336" w:lineRule="auto" w:after="180"/>
+      </w:pPr>
+      <w:r>
+        <w:rPr>
+          <w:b w:val="0"/>
+        </w:rPr>
+        <w:t xml:space="preserve">Use one picture at a time. Hide a worked result before asking for a </w:t>
+      </w:r>
+      <w:r>
+        <w:rPr>
+          <w:b/>
+        </w:rPr>
+        <w:t>prediction</w:t>
+      </w:r>
+      <w:r>
+        <w:rPr>
+          <w:b w:val="0"/>
+        </w:rPr>
+        <w:t>, then reveal it for feedback. These are supported teaching cases; retain the separate independent assessment for a fresh first attempt.</w:t>
+      </w:r>
+    </w:p>
+    <w:p>
+      <w:pPr>
+        <w:pStyle w:val="Heading3"/>
+      </w:pPr>
+      <w:r>
+        <w:t>01. Sampling and Representation: the case</w:t>
+      </w:r>
+    </w:p>
+    <w:p>
+      <w:r>
+        <w:drawing>
+          <wp:inline xmlns:a="http://schemas.openxmlformats.org/drawingml/2006/main" xmlns:pic="http://schemas.openxmlformats.org/drawingml/2006/picture">
+            <wp:extent cx="5486400" cy="2990088"/>
+            <wp:docPr id="2" name="Picture 2" descr="A fictional Grade 7 class wants to understand book-format preferences across its whole grade. Supplied facts: Population: all 60 Grade 7 learners. Frame: current school-approved list of those 60, used only by the teacher. Teacher randomly invites 15; 12 answer the same neutral comic/prose/either question. No names enter the analysis table."/>
+            <wp:cNvGraphicFramePr>
+              <a:graphicFrameLocks noChangeAspect="1"/>
+            </wp:cNvGraphicFramePr>
+            <a:graphic>
+              <a:graphicData uri="http://schemas.openxmlformats.org/drawingml/2006/picture">
+                <pic:pic>
+                  <pic:nvPicPr>
+                    <pic:cNvPr id="0" name="academy-story-ai-2-19-01.png"/>
+                    <pic:cNvPicPr/>
+                  </pic:nvPicPr>
+                  <pic:blipFill>
+                    <a:blip r:embed="rId10"/>
+                    <a:stretch>
+                      <a:fillRect/>
+                    </a:stretch>
+                  </pic:blipFill>
+                  <pic:spPr>
+                    <a:xfrm>
+                      <a:off x="0" y="0"/>
+                      <a:ext cx="5486400" cy="2990088"/>
+                    </a:xfrm>
+                    <a:prstGeom prst="rect"/>
+                  </pic:spPr>
+                </pic:pic>
+              </a:graphicData>
+            </a:graphic>
+          </wp:inline>
+        </w:drawing>
+      </w:r>
+    </w:p>
+    <w:p>
+      <w:pPr>
+        <w:spacing w:line="336" w:lineRule="auto" w:after="180"/>
+      </w:pPr>
+      <w:r>
+        <w:rPr>
+          <w:b w:val="0"/>
+        </w:rPr>
+        <w:t xml:space="preserve">A fictional Grade 7 class wants to understand book-format preferences across its whole grade. Supplied facts: </w:t>
+      </w:r>
+      <w:r>
+        <w:rPr>
+          <w:b/>
+        </w:rPr>
+        <w:t>Population</w:t>
+      </w:r>
+      <w:r>
+        <w:rPr>
+          <w:b w:val="0"/>
+        </w:rPr>
+        <w:t>: all 60 Grade 7 learners. Frame: current school-approved list of those 60, used only by the teacher.</w:t>
+      </w:r>
+    </w:p>
+    <w:p>
+      <w:pPr>
+        <w:spacing w:line="336" w:lineRule="auto" w:after="180"/>
+      </w:pPr>
+      <w:r>
+        <w:rPr>
+          <w:b w:val="0"/>
+        </w:rPr>
+        <w:t>Teacher randomly invites 15; 12 answer the same neutral comic/prose/either question. No names enter the analysis table.</w:t>
+      </w:r>
+    </w:p>
+    <w:p>
+      <w:pPr>
+        <w:spacing w:line="336" w:lineRule="auto" w:after="180"/>
+        <w:shd w:fill="F5F1FB"/>
+      </w:pPr>
+      <w:r>
+        <w:rPr>
+          <w:b w:val="0"/>
+        </w:rPr>
+        <w:t>Point to the given fact that matters most. Explain why it matters.</w:t>
+      </w:r>
+    </w:p>
+    <w:p>
+      <w:pPr>
+        <w:pStyle w:val="Heading3"/>
+      </w:pPr>
+      <w:r>
+        <w:t>Discuss while showing the picture</w:t>
+      </w:r>
+    </w:p>
+    <w:p>
+      <w:pPr>
+        <w:spacing w:line="336" w:lineRule="auto" w:after="180"/>
+        <w:shd w:fill="F1F6F8"/>
+      </w:pPr>
+      <w:r>
+        <w:rPr>
+          <w:b w:val="0"/>
+        </w:rPr>
+        <w:t>Teacher prompt: Point to the given fact that matters most. Explain why it matters. Ask learners to describe one label or arrow in ordinary words. Use the adjacent transcript if the image is difficult to see.</w:t>
+      </w:r>
+    </w:p>
+    <w:p>
+      <w:pPr>
+        <w:pStyle w:val="Heading3"/>
+      </w:pPr>
+      <w:r>
+        <w:t>02. Follow the deciding steps</w:t>
+      </w:r>
+    </w:p>
+    <w:p>
+      <w:r>
+        <w:drawing>
+          <wp:inline xmlns:a="http://schemas.openxmlformats.org/drawingml/2006/main" xmlns:pic="http://schemas.openxmlformats.org/drawingml/2006/picture">
+            <wp:extent cx="5486400" cy="4005072"/>
+            <wp:docPr id="3" name="Picture 3" descr="Define target: The question concerns all Grade 7, not only library-club members. → Select invitations: Teacher uses the complete approved list and documented random selection. → Record responses: 12 replies from 15 invited; three nonresponses remain visible. → Report scope: Invitation response rate 12/15=80%; preference counts describe respondents."/>
+            <wp:cNvGraphicFramePr>
+              <a:graphicFrameLocks noChangeAspect="1"/>
+            </wp:cNvGraphicFramePr>
+            <a:graphic>
+              <a:graphicData uri="http://schemas.openxmlformats.org/drawingml/2006/picture">
+                <pic:pic>
+                  <pic:nvPicPr>
+                    <pic:cNvPr id="0" name="academy-story-ai-2-19-02.png"/>
+                    <pic:cNvPicPr/>
+                  </pic:nvPicPr>
+                  <pic:blipFill>
+                    <a:blip r:embed="rId11"/>
+                    <a:stretch>
+                      <a:fillRect/>
+                    </a:stretch>
+                  </pic:blipFill>
+                  <pic:spPr>
+                    <a:xfrm>
+                      <a:off x="0" y="0"/>
+                      <a:ext cx="5486400" cy="4005072"/>
+                    </a:xfrm>
+                    <a:prstGeom prst="rect"/>
+                  </pic:spPr>
+                </pic:pic>
+              </a:graphicData>
+            </a:graphic>
+          </wp:inline>
+        </w:drawing>
+      </w:r>
+    </w:p>
+    <w:p>
+      <w:pPr>
+        <w:spacing w:line="336" w:lineRule="auto" w:after="180"/>
+      </w:pPr>
+      <w:r>
+        <w:rPr>
+          <w:b w:val="0"/>
+        </w:rPr>
+        <w:t xml:space="preserve">Define target: The question concerns all Grade 7, not only library-club members. → Select invitations: Teacher uses the complete approved list and documented random selection. → Record </w:t>
+      </w:r>
+      <w:r>
+        <w:rPr>
+          <w:b/>
+        </w:rPr>
+        <w:t>response</w:t>
+      </w:r>
+      <w:r>
+        <w:rPr>
+          <w:b w:val="0"/>
+        </w:rPr>
+        <w:t>s: 12 replies from 15 invited; three non</w:t>
+      </w:r>
+      <w:r>
+        <w:rPr>
+          <w:b/>
+        </w:rPr>
+        <w:t>response</w:t>
+      </w:r>
+      <w:r>
+        <w:rPr>
+          <w:b w:val="0"/>
+        </w:rPr>
+        <w:t xml:space="preserve">s remain visible. → Report scope: Invitation </w:t>
+      </w:r>
+      <w:r>
+        <w:rPr>
+          <w:b/>
+        </w:rPr>
+        <w:t>response</w:t>
+      </w:r>
+      <w:r>
+        <w:rPr>
+          <w:b w:val="0"/>
+        </w:rPr>
+        <w:t xml:space="preserve"> rate 12/15=</w:t>
+      </w:r>
+      <w:r>
+        <w:rPr>
+          <w:b/>
+        </w:rPr>
+        <w:t>80%</w:t>
+      </w:r>
+      <w:r>
+        <w:rPr>
+          <w:b w:val="0"/>
+        </w:rPr>
+        <w:t>; preference counts describe respondents.</w:t>
+      </w:r>
+    </w:p>
+    <w:p>
+      <w:pPr>
+        <w:spacing w:line="336" w:lineRule="auto" w:after="180"/>
+        <w:shd w:fill="F5F1FB"/>
+      </w:pPr>
+      <w:r>
+        <w:rPr>
+          <w:b w:val="0"/>
+        </w:rPr>
+        <w:t xml:space="preserve">Point to each numbered stage and explain which recorded </w:t>
+      </w:r>
+      <w:r>
+        <w:rPr>
+          <w:b/>
+        </w:rPr>
+        <w:t>input</w:t>
+      </w:r>
+      <w:r>
+        <w:rPr>
+          <w:b w:val="0"/>
+        </w:rPr>
+        <w:t xml:space="preserve"> it uses.</w:t>
+      </w:r>
+    </w:p>
+    <w:p>
+      <w:pPr>
+        <w:pStyle w:val="Heading3"/>
+      </w:pPr>
+      <w:r>
+        <w:t>Discuss while showing the picture</w:t>
+      </w:r>
+    </w:p>
+    <w:p>
+      <w:pPr>
+        <w:spacing w:line="336" w:lineRule="auto" w:after="180"/>
+        <w:shd w:fill="F1F6F8"/>
+      </w:pPr>
+      <w:r>
+        <w:rPr>
+          <w:b w:val="0"/>
+        </w:rPr>
+        <w:t xml:space="preserve">Teacher prompt: Point to each numbered stage and explain which recorded </w:t>
+      </w:r>
+      <w:r>
+        <w:rPr>
+          <w:b/>
+        </w:rPr>
+        <w:t>input</w:t>
+      </w:r>
+      <w:r>
+        <w:rPr>
+          <w:b w:val="0"/>
+        </w:rPr>
+        <w:t xml:space="preserve"> it uses. Ask learners to describe one label or arrow in ordinary words. Use the adjacent transcript if the image is difficult to see.</w:t>
+      </w:r>
+    </w:p>
+    <w:p>
+      <w:pPr>
+        <w:pStyle w:val="Heading3"/>
+      </w:pPr>
+      <w:r>
+        <w:t>03. Follow the evidence</w:t>
+      </w:r>
+    </w:p>
+    <w:p>
+      <w:r>
+        <w:drawing>
+          <wp:inline xmlns:a="http://schemas.openxmlformats.org/drawingml/2006/main" xmlns:pic="http://schemas.openxmlformats.org/drawingml/2006/picture">
+            <wp:extent cx="5486400" cy="2834640"/>
+            <wp:docPr id="4" name="Picture 4" descr="Follow the evidence. Target | All Grade 7 students | Population. Available data | Three club responses | Sample. Observed result | 2 of 3 choose Code | Describes respondents"/>
+            <wp:cNvGraphicFramePr>
+              <a:graphicFrameLocks noChangeAspect="1"/>
+            </wp:cNvGraphicFramePr>
+            <a:graphic>
+              <a:graphicData uri="http://schemas.openxmlformats.org/drawingml/2006/picture">
+                <pic:pic>
+                  <pic:nvPicPr>
+                    <pic:cNvPr id="0" name="academy-story-ai-2-19-03.png"/>
+                    <pic:cNvPicPr/>
+                  </pic:nvPicPr>
+                  <pic:blipFill>
+                    <a:blip r:embed="rId12"/>
+                    <a:stretch>
+                      <a:fillRect/>
+                    </a:stretch>
+                  </pic:blipFill>
+                  <pic:spPr>
+                    <a:xfrm>
+                      <a:off x="0" y="0"/>
+                      <a:ext cx="5486400" cy="2834640"/>
+                    </a:xfrm>
+                    <a:prstGeom prst="rect"/>
+                  </pic:spPr>
+                </pic:pic>
+              </a:graphicData>
+            </a:graphic>
+          </wp:inline>
+        </w:drawing>
+      </w:r>
+    </w:p>
+    <w:p>
+      <w:pPr>
+        <w:spacing w:line="336" w:lineRule="auto" w:after="180"/>
+      </w:pPr>
+      <w:r>
+        <w:rPr>
+          <w:b w:val="0"/>
+        </w:rPr>
+        <w:t xml:space="preserve">Follow the </w:t>
+      </w:r>
+      <w:r>
+        <w:rPr>
+          <w:b/>
+        </w:rPr>
+        <w:t>evidence</w:t>
+      </w:r>
+      <w:r>
+        <w:rPr>
+          <w:b w:val="0"/>
+        </w:rPr>
+        <w:t xml:space="preserve">. Target | All Grade 7 students | </w:t>
+      </w:r>
+      <w:r>
+        <w:rPr>
+          <w:b/>
+        </w:rPr>
+        <w:t>Population</w:t>
+      </w:r>
+      <w:r>
+        <w:rPr>
+          <w:b w:val="0"/>
+        </w:rPr>
+        <w:t xml:space="preserve">. Available data | Three club </w:t>
+      </w:r>
+      <w:r>
+        <w:rPr>
+          <w:b/>
+        </w:rPr>
+        <w:t>response</w:t>
+      </w:r>
+      <w:r>
+        <w:rPr>
+          <w:b w:val="0"/>
+        </w:rPr>
+        <w:t xml:space="preserve">s | </w:t>
+      </w:r>
+      <w:r>
+        <w:rPr>
+          <w:b/>
+        </w:rPr>
+        <w:t>Sample</w:t>
+      </w:r>
+      <w:r>
+        <w:rPr>
+          <w:b w:val="0"/>
+        </w:rPr>
+        <w:t>. Observed result | 2 of 3 choose Code | Describes respondents</w:t>
+      </w:r>
+    </w:p>
+    <w:p>
+      <w:pPr>
+        <w:spacing w:line="336" w:lineRule="auto" w:after="180"/>
+        <w:shd w:fill="F5F1FB"/>
+      </w:pPr>
+      <w:r>
+        <w:rPr>
+          <w:b w:val="0"/>
+        </w:rPr>
+        <w:t>Read the labels and values. Explain the relationship the model shows.</w:t>
+      </w:r>
+    </w:p>
+    <w:p>
+      <w:pPr>
+        <w:pStyle w:val="Heading3"/>
+      </w:pPr>
+      <w:r>
+        <w:t>Discuss while showing the picture</w:t>
+      </w:r>
+    </w:p>
+    <w:p>
+      <w:pPr>
+        <w:spacing w:line="336" w:lineRule="auto" w:after="180"/>
+        <w:shd w:fill="F1F6F8"/>
+      </w:pPr>
+      <w:r>
+        <w:rPr>
+          <w:b w:val="0"/>
+        </w:rPr>
+        <w:t>Teacher prompt: Read the labels and values. Explain the relationship the model shows. Ask learners to describe one label or arrow in ordinary words. Use the adjacent transcript if the image is difficult to see.</w:t>
+      </w:r>
+    </w:p>
+    <w:p>
+      <w:pPr>
+        <w:pStyle w:val="Heading3"/>
+      </w:pPr>
+      <w:r>
+        <w:t>04. Change one thing. Trace what follows.</w:t>
+      </w:r>
+    </w:p>
+    <w:p>
+      <w:r>
+        <w:drawing>
+          <wp:inline xmlns:a="http://schemas.openxmlformats.org/drawingml/2006/main" xmlns:pic="http://schemas.openxmlformats.org/drawingml/2006/picture">
+            <wp:extent cx="5486400" cy="3026664"/>
+            <wp:docPr id="5" name="Picture 5" descr="Original case: Invitation response rate 12/15=80%; preference counts describe respondents. Changed condition: Invite only the 15 library-club members instead. Expected result: The invitation process no longer covers the whole grade through this frame. Reason: Club members may differ in reading interests; selection is now limited to one group."/>
+            <wp:cNvGraphicFramePr>
+              <a:graphicFrameLocks noChangeAspect="1"/>
+            </wp:cNvGraphicFramePr>
+            <a:graphic>
+              <a:graphicData uri="http://schemas.openxmlformats.org/drawingml/2006/picture">
+                <pic:pic>
+                  <pic:nvPicPr>
+                    <pic:cNvPr id="0" name="academy-story-ai-2-19-04.png"/>
+                    <pic:cNvPicPr/>
+                  </pic:nvPicPr>
+                  <pic:blipFill>
+                    <a:blip r:embed="rId13"/>
+                    <a:stretch>
+                      <a:fillRect/>
+                    </a:stretch>
+                  </pic:blipFill>
+                  <pic:spPr>
+                    <a:xfrm>
+                      <a:off x="0" y="0"/>
+                      <a:ext cx="5486400" cy="3026664"/>
+                    </a:xfrm>
+                    <a:prstGeom prst="rect"/>
+                  </pic:spPr>
+                </pic:pic>
+              </a:graphicData>
+            </a:graphic>
+          </wp:inline>
+        </w:drawing>
+      </w:r>
+    </w:p>
+    <w:p>
+      <w:pPr>
+        <w:spacing w:line="336" w:lineRule="auto" w:after="180"/>
+      </w:pPr>
+      <w:r>
+        <w:rPr>
+          <w:b w:val="0"/>
+        </w:rPr>
+        <w:t xml:space="preserve">Original case: Invitation </w:t>
+      </w:r>
+      <w:r>
+        <w:rPr>
+          <w:b/>
+        </w:rPr>
+        <w:t>response</w:t>
+      </w:r>
+      <w:r>
+        <w:rPr>
+          <w:b w:val="0"/>
+        </w:rPr>
+        <w:t xml:space="preserve"> rate 12/15=</w:t>
+      </w:r>
+      <w:r>
+        <w:rPr>
+          <w:b/>
+        </w:rPr>
+        <w:t>80%</w:t>
+      </w:r>
+      <w:r>
+        <w:rPr>
+          <w:b w:val="0"/>
+        </w:rPr>
+        <w:t>; preference counts describe respondents. Changed condition: Invite only the 15 library-club members instead.</w:t>
+      </w:r>
+    </w:p>
+    <w:p>
+      <w:pPr>
+        <w:spacing w:line="336" w:lineRule="auto" w:after="180"/>
+      </w:pPr>
+      <w:r>
+        <w:rPr>
+          <w:b w:val="0"/>
+        </w:rPr>
+        <w:t xml:space="preserve">Expected result: The invitation </w:t>
+      </w:r>
+      <w:r>
+        <w:rPr>
+          <w:b/>
+        </w:rPr>
+        <w:t>process</w:t>
+      </w:r>
+      <w:r>
+        <w:rPr>
+          <w:b w:val="0"/>
+        </w:rPr>
+        <w:t xml:space="preserve"> no longer covers the whole grade through this frame. Reason: Club members may differ in reading interests; selection is now limited to one group.</w:t>
+      </w:r>
+    </w:p>
+    <w:p>
+      <w:pPr>
+        <w:spacing w:line="336" w:lineRule="auto" w:after="180"/>
+        <w:shd w:fill="F5F1FB"/>
+      </w:pPr>
+      <w:r>
+        <w:rPr>
+          <w:b w:val="0"/>
+        </w:rPr>
+        <w:t>Predict before checking the worked changed-case result. Name what changed and what the supplied facts allow you to conclude.</w:t>
+      </w:r>
+    </w:p>
+    <w:p>
+      <w:pPr>
+        <w:pStyle w:val="Heading3"/>
+      </w:pPr>
+      <w:r>
+        <w:t>Discuss while showing the picture</w:t>
+      </w:r>
+    </w:p>
+    <w:p>
+      <w:pPr>
+        <w:spacing w:line="336" w:lineRule="auto" w:after="180"/>
+        <w:shd w:fill="F1F6F8"/>
+      </w:pPr>
+      <w:r>
+        <w:rPr>
+          <w:b w:val="0"/>
+        </w:rPr>
+        <w:t>Teacher prompt: Predict before checking the worked changed-case result. Name what changed and what the supplied facts allow you to conclude. Ask learners to describe one label or arrow in ordinary words.</w:t>
+      </w:r>
+    </w:p>
+    <w:p>
+      <w:pPr>
+        <w:spacing w:line="336" w:lineRule="auto" w:after="180"/>
+        <w:shd w:fill="F1F6F8"/>
+      </w:pPr>
+      <w:r>
+        <w:rPr>
+          <w:b w:val="0"/>
+        </w:rPr>
+        <w:t>Use the adjacent transcript if the image is difficult to see. Changed-case reasoning: Club members may differ in reading interests; selection is now limited to one group.</w:t>
+      </w:r>
+    </w:p>
+    <w:p>
+      <w:pPr>
+        <w:pStyle w:val="Heading3"/>
+      </w:pPr>
+      <w:r>
+        <w:t>05. Connect the explanation to its limit</w:t>
+      </w:r>
+    </w:p>
+    <w:p>
+      <w:r>
+        <w:drawing>
+          <wp:inline xmlns:a="http://schemas.openxmlformats.org/drawingml/2006/main" xmlns:pic="http://schemas.openxmlformats.org/drawingml/2006/picture">
+            <wp:extent cx="5486400" cy="2834640"/>
+            <wp:docPr id="6" name="Picture 6" descr="A sample plan states who could be selected, how selection happens and what happens after invitation. Random invitations do not guarantee that respondents resemble those who declined. Use a neutral question and preserve nonresponse coverage. Learners can discuss aggregate counts without receiving the identifiable selection frame. Limit: Even the random-invitation plan does not remove nonresponse bias or justify revealing identifiable school lists."/>
+            <wp:cNvGraphicFramePr>
+              <a:graphicFrameLocks noChangeAspect="1"/>
+            </wp:cNvGraphicFramePr>
+            <a:graphic>
+              <a:graphicData uri="http://schemas.openxmlformats.org/drawingml/2006/picture">
+                <pic:pic>
+                  <pic:nvPicPr>
+                    <pic:cNvPr id="0" name="academy-story-ai-2-19-05.png"/>
+                    <pic:cNvPicPr/>
+                  </pic:nvPicPr>
+                  <pic:blipFill>
+                    <a:blip r:embed="rId14"/>
+                    <a:stretch>
+                      <a:fillRect/>
+                    </a:stretch>
+                  </pic:blipFill>
+                  <pic:spPr>
+                    <a:xfrm>
+                      <a:off x="0" y="0"/>
+                      <a:ext cx="5486400" cy="2834640"/>
+                    </a:xfrm>
+                    <a:prstGeom prst="rect"/>
+                  </pic:spPr>
+                </pic:pic>
+              </a:graphicData>
+            </a:graphic>
+          </wp:inline>
+        </w:drawing>
+      </w:r>
+    </w:p>
+    <w:p>
+      <w:pPr>
+        <w:spacing w:line="336" w:lineRule="auto" w:after="180"/>
+      </w:pPr>
+      <w:r>
+        <w:rPr>
+          <w:b w:val="0"/>
+        </w:rPr>
+        <w:t xml:space="preserve">A </w:t>
+      </w:r>
+      <w:r>
+        <w:rPr>
+          <w:b/>
+        </w:rPr>
+        <w:t>sample</w:t>
+      </w:r>
+      <w:r>
+        <w:rPr>
+          <w:b w:val="0"/>
+        </w:rPr>
+        <w:t xml:space="preserve"> plan states who could be selected, how selection happens and what happens after invitation. Random invitations do not guarantee that respondents resemble those who declined.</w:t>
+      </w:r>
+    </w:p>
+    <w:p>
+      <w:pPr>
+        <w:spacing w:line="336" w:lineRule="auto" w:after="180"/>
+      </w:pPr>
+      <w:r>
+        <w:rPr>
+          <w:b w:val="0"/>
+        </w:rPr>
+        <w:t>Use a neutral question and preserve non</w:t>
+      </w:r>
+      <w:r>
+        <w:rPr>
+          <w:b/>
+        </w:rPr>
+        <w:t>response</w:t>
+      </w:r>
+      <w:r>
+        <w:rPr>
+          <w:b w:val="0"/>
+        </w:rPr>
+        <w:t xml:space="preserve"> coverage. Learners can discuss aggregate counts without receiving the identifiable selection frame.</w:t>
+      </w:r>
+    </w:p>
+    <w:p>
+      <w:pPr>
+        <w:spacing w:line="336" w:lineRule="auto" w:after="180"/>
+      </w:pPr>
+      <w:r>
+        <w:rPr>
+          <w:b w:val="0"/>
+        </w:rPr>
+        <w:t>Limit: Even the random-invitation plan does not remove non</w:t>
+      </w:r>
+      <w:r>
+        <w:rPr>
+          <w:b/>
+        </w:rPr>
+        <w:t>response</w:t>
+      </w:r>
+      <w:r>
+        <w:rPr>
+          <w:b w:val="0"/>
+        </w:rPr>
+        <w:t xml:space="preserve"> bias or justify revealing identifiable school lists.</w:t>
+      </w:r>
+    </w:p>
+    <w:p>
+      <w:pPr>
+        <w:spacing w:line="336" w:lineRule="auto" w:after="180"/>
+        <w:shd w:fill="F5F1FB"/>
+      </w:pPr>
+      <w:r>
+        <w:rPr>
+          <w:b w:val="0"/>
+        </w:rPr>
+        <w:t>Explain the case, then point to a limit on the claim.</w:t>
+      </w:r>
+    </w:p>
+    <w:p>
+      <w:pPr>
+        <w:pStyle w:val="Heading3"/>
+      </w:pPr>
+      <w:r>
+        <w:t>Discuss while showing the picture</w:t>
+      </w:r>
+    </w:p>
+    <w:p>
+      <w:pPr>
+        <w:spacing w:line="336" w:lineRule="auto" w:after="180"/>
+        <w:shd w:fill="F1F6F8"/>
+      </w:pPr>
+      <w:r>
+        <w:rPr>
+          <w:b w:val="0"/>
+        </w:rPr>
+        <w:t>Teacher prompt: Explain the case, then point to a limit on the claim. Ask learners to describe one label or arrow in ordinary words. Use the adjacent transcript if the image is difficult to see.</w:t>
+      </w:r>
+    </w:p>
+    <w:p>
+      <w:pPr>
+        <w:spacing w:line="336" w:lineRule="auto" w:after="180"/>
+        <w:shd w:fill="F1F6F8"/>
+      </w:pPr>
+      <w:r>
+        <w:rPr>
+          <w:b w:val="0"/>
+        </w:rPr>
+        <w:t>Keep the stated scope: Even the random-invitation plan does not remove non</w:t>
+      </w:r>
+      <w:r>
+        <w:rPr>
+          <w:b/>
+        </w:rPr>
+        <w:t>response</w:t>
+      </w:r>
+      <w:r>
+        <w:rPr>
+          <w:b w:val="0"/>
+        </w:rPr>
+        <w:t xml:space="preserve"> bias or justify revealing identifiable school lists.</w:t>
+      </w:r>
+    </w:p>
+    <w:p>
+      <w:pPr>
+        <w:pStyle w:val="Heading3"/>
+      </w:pPr>
+      <w:r>
+        <w:t>06. Make the idea visible in your project</w:t>
+      </w:r>
+    </w:p>
+    <w:p>
+      <w:r>
+        <w:drawing>
+          <wp:inline xmlns:a="http://schemas.openxmlformats.org/drawingml/2006/main" xmlns:pic="http://schemas.openxmlformats.org/drawingml/2006/picture">
+            <wp:extent cx="5486400" cy="3380232"/>
+            <wp:docPr id="7" name="Picture 7" descr="Document whose requests inform the recommender and avoid treating an easily reached group as all intended users. Draw your input, deciding step, result and limit. Supported question: Can 80% response be reported as 80% of the whole grade responding?"/>
+            <wp:cNvGraphicFramePr>
+              <a:graphicFrameLocks noChangeAspect="1"/>
+            </wp:cNvGraphicFramePr>
+            <a:graphic>
+              <a:graphicData uri="http://schemas.openxmlformats.org/drawingml/2006/picture">
+                <pic:pic>
+                  <pic:nvPicPr>
+                    <pic:cNvPr id="0" name="academy-story-ai-2-19-06.png"/>
+                    <pic:cNvPicPr/>
+                  </pic:nvPicPr>
+                  <pic:blipFill>
+                    <a:blip r:embed="rId15"/>
+                    <a:stretch>
+                      <a:fillRect/>
+                    </a:stretch>
+                  </pic:blipFill>
+                  <pic:spPr>
+                    <a:xfrm>
+                      <a:off x="0" y="0"/>
+                      <a:ext cx="5486400" cy="3380232"/>
+                    </a:xfrm>
+                    <a:prstGeom prst="rect"/>
+                  </pic:spPr>
+                </pic:pic>
+              </a:graphicData>
+            </a:graphic>
+          </wp:inline>
+        </w:drawing>
+      </w:r>
+    </w:p>
+    <w:p>
+      <w:pPr>
+        <w:spacing w:line="336" w:lineRule="auto" w:after="180"/>
+        <w:shd w:fill="F5F1FB"/>
+      </w:pPr>
+      <w:r>
+        <w:rPr>
+          <w:b w:val="0"/>
+        </w:rPr>
+        <w:t xml:space="preserve">Document whose requests inform the recommender and avoid treating an easily reached group as all intended users. Draw your </w:t>
+      </w:r>
+      <w:r>
+        <w:rPr>
+          <w:b/>
+        </w:rPr>
+        <w:t>input</w:t>
+      </w:r>
+      <w:r>
+        <w:rPr>
+          <w:b w:val="0"/>
+        </w:rPr>
+        <w:t>, deciding step, result and limit.</w:t>
+      </w:r>
+    </w:p>
+    <w:p>
+      <w:pPr>
+        <w:spacing w:line="336" w:lineRule="auto" w:after="180"/>
+        <w:shd w:fill="F5F1FB"/>
+      </w:pPr>
+      <w:r>
+        <w:rPr>
+          <w:b w:val="0"/>
+        </w:rPr>
+        <w:t xml:space="preserve">Supported question: Can </w:t>
+      </w:r>
+      <w:r>
+        <w:rPr>
+          <w:b/>
+        </w:rPr>
+        <w:t>80%</w:t>
+      </w:r>
+      <w:r>
+        <w:rPr>
+          <w:b w:val="0"/>
+        </w:rPr>
+        <w:t xml:space="preserve"> </w:t>
+      </w:r>
+      <w:r>
+        <w:rPr>
+          <w:b/>
+        </w:rPr>
+        <w:t>response</w:t>
+      </w:r>
+      <w:r>
+        <w:rPr>
+          <w:b w:val="0"/>
+        </w:rPr>
+        <w:t xml:space="preserve"> be reported as </w:t>
+      </w:r>
+      <w:r>
+        <w:rPr>
+          <w:b/>
+        </w:rPr>
+        <w:t>80%</w:t>
+      </w:r>
+      <w:r>
+        <w:rPr>
+          <w:b w:val="0"/>
+        </w:rPr>
+        <w:t xml:space="preserve"> of the whole grade responding?</w:t>
+      </w:r>
+    </w:p>
+    <w:p>
+      <w:pPr>
+        <w:spacing w:line="336" w:lineRule="auto" w:after="180"/>
+        <w:shd w:fill="F5F1FB"/>
+      </w:pPr>
+      <w:r>
+        <w:rPr>
+          <w:b w:val="0"/>
+        </w:rPr>
+        <w:t xml:space="preserve">Draw your project trace and justify the deciding step using </w:t>
+      </w:r>
+      <w:r>
+        <w:rPr>
+          <w:b/>
+        </w:rPr>
+        <w:t>evidence</w:t>
+      </w:r>
+      <w:r>
+        <w:rPr>
+          <w:b w:val="0"/>
+        </w:rPr>
+        <w:t>.</w:t>
+      </w:r>
+    </w:p>
+    <w:p>
+      <w:pPr>
+        <w:pStyle w:val="Heading3"/>
+      </w:pPr>
+      <w:r>
+        <w:t>Discuss while showing the picture</w:t>
+      </w:r>
+    </w:p>
+    <w:p>
+      <w:pPr>
+        <w:spacing w:line="336" w:lineRule="auto" w:after="180"/>
+        <w:shd w:fill="F1F6F8"/>
+      </w:pPr>
+      <w:r>
+        <w:rPr>
+          <w:b w:val="0"/>
+        </w:rPr>
+        <w:t xml:space="preserve">Teacher prompt: Draw your project trace and justify the deciding step using </w:t>
+      </w:r>
+      <w:r>
+        <w:rPr>
+          <w:b/>
+        </w:rPr>
+        <w:t>evidence</w:t>
+      </w:r>
+      <w:r>
+        <w:rPr>
+          <w:b w:val="0"/>
+        </w:rPr>
+        <w:t>. Ask learners to describe one label or arrow in ordinary words. Use the adjacent transcript if the image is difficult to see.</w:t>
+      </w:r>
+    </w:p>
+    <w:p>
+      <w:pPr>
+        <w:spacing w:line="336" w:lineRule="auto" w:after="180"/>
+        <w:shd w:fill="F1F6F8"/>
+      </w:pPr>
+      <w:r>
+        <w:rPr>
+          <w:b w:val="0"/>
+        </w:rPr>
+        <w:t xml:space="preserve">Supported practice key: No. Twelve of fifteen invited is </w:t>
+      </w:r>
+      <w:r>
+        <w:rPr>
+          <w:b/>
+        </w:rPr>
+        <w:t>80%</w:t>
+      </w:r>
+      <w:r>
+        <w:rPr>
+          <w:b w:val="0"/>
+        </w:rPr>
+        <w:t>; twelve of sixty in the grade is 20%. Denominators answer different questions.</w:t>
       </w:r>
     </w:p>
     <w:sectPr>

--- a/downloads/teacher/ai-2-week-19.docx
+++ b/downloads/teacher/ai-2-week-19.docx
@@ -131,7 +131,7 @@
           </w:tcPr>
           <w:p>
             <w:r>
-              <w:t>Sections 1–6; record the brief recall in the workbook.</w:t>
+              <w:t>Use Your mission, Notice the evidence, See how it works, Compare the cases, Words that unlock the idea and Follow a worked example; record the brief recall in the workbook.</w:t>
             </w:r>
           </w:p>
         </w:tc>
@@ -163,7 +163,7 @@
           </w:tcPr>
           <w:p>
             <w:r>
-              <w:t>Sections 7–10; use the matching workbook W2 and misconception check.</w:t>
+              <w:t>Use Find and repair a mistake, Practise together, Run the investigation and Build your understanding; use the matching workbook W2 and misconception check.</w:t>
             </w:r>
           </w:p>
         </w:tc>
@@ -195,7 +195,7 @@
           </w:tcPr>
           <w:p>
             <w:r>
-              <w:t>Sections 9 and 11–14. Give extra time to finish the full task set; use Section 15 when the week includes a coding lab.</w:t>
+              <w:t>Use Run the investigation, Connect your project, Show what you know, Study a complete case and Try a new case independently. Allow extra time for the full task set. Use a coding lab only when this week actually provides one; Your lesson route is the planning section.</w:t>
             </w:r>
           </w:p>
         </w:tc>
@@ -6512,7 +6512,7 @@
           </w:tcPr>
           <w:p>
             <w:r>
-              <w:t>Sections 1–6; record the brief recall in the workbook.</w:t>
+              <w:t>Use Your mission, Notice the evidence, See how it works, Compare the cases, Words that unlock the idea and Follow a worked example; record the brief recall in the workbook.</w:t>
             </w:r>
           </w:p>
         </w:tc>
@@ -6544,7 +6544,7 @@
           </w:tcPr>
           <w:p>
             <w:r>
-              <w:t>Sections 7–10; use the matching workbook W2 and misconception check.</w:t>
+              <w:t>Use Find and repair a mistake, Practise together, Run the investigation and Build your understanding; use the matching workbook W2 and misconception check.</w:t>
             </w:r>
           </w:p>
         </w:tc>
@@ -6576,7 +6576,7 @@
           </w:tcPr>
           <w:p>
             <w:r>
-              <w:t>Sections 9 and 11–14. Give extra time to finish the full task set; use Section 15 when the week includes a coding lab.</w:t>
+              <w:t>Use Run the investigation, Connect your project, Show what you know, Study a complete case and Try a new case independently. Allow extra time for the full task set. Use a coding lab only when this week actually provides one; Your lesson route is the planning section.</w:t>
             </w:r>
           </w:p>
         </w:tc>

--- a/downloads/teacher/ai-2-week-19.docx
+++ b/downloads/teacher/ai-2-week-19.docx
@@ -25,20 +25,38 @@
         <w:pStyle w:val="Heading1"/>
       </w:pPr>
       <w:r>
-        <w:t>01. Sampling and Representation</w:t>
-      </w:r>
-    </w:p>
-    <w:p>
-      <w:r>
-        <w:t>Prepare Sampling and Representation: check the target, prerequisites, resources and adaptable teaching schedule.</w:t>
-      </w:r>
-    </w:p>
-    <w:p>
-      <w:pPr>
-        <w:pStyle w:val="Heading3"/>
-      </w:pPr>
-      <w:r>
-        <w:t>Teach the learning cycle</w:t>
+        <w:t>Teach survey arithmetic together with its scope.</w:t>
+      </w:r>
+    </w:p>
+    <w:p>
+      <w:r>
+        <w:t>Supply all collection plans, keep the four examples separate and retain the graph extension with independent task keys.</w:t>
+      </w:r>
+    </w:p>
+    <w:p>
+      <w:r>
+        <w:t>Ask who could be selected, who answered and which claim the denominator supports.</w:t>
+      </w:r>
+    </w:p>
+    <w:p>
+      <w:pPr>
+        <w:pStyle w:val="Heading1"/>
+      </w:pPr>
+      <w:r>
+        <w:t>01. Prepare the main lesson and its retained extension</w:t>
+      </w:r>
+    </w:p>
+    <w:p>
+      <w:r>
+        <w:t>Use fictional records and schedule separate extension time.</w:t>
+      </w:r>
+    </w:p>
+    <w:p>
+      <w:pPr>
+        <w:pStyle w:val="Heading2"/>
+      </w:pPr>
+      <w:r>
+        <w:t>Goal and preparation</w:t>
       </w:r>
     </w:p>
     <w:p>
@@ -56,6 +74,129 @@
           <w:b/>
         </w:rPr>
         <w:t>population</w:t>
+      </w:r>
+    </w:p>
+    <w:p>
+      <w:pPr>
+        <w:spacing w:line="336" w:lineRule="auto" w:after="180"/>
+      </w:pPr>
+      <w:r>
+        <w:rPr>
+          <w:b w:val="0"/>
+        </w:rPr>
+        <w:t>Teach Week 19 as a two-session investigation using fictional data. A fictional school wants to know which activity Grade 7 students prefer.</w:t>
+      </w:r>
+    </w:p>
+    <w:p>
+      <w:pPr>
+        <w:spacing w:line="336" w:lineRule="auto" w:after="180"/>
+      </w:pPr>
+      <w:r>
+        <w:rPr>
+          <w:b w:val="0"/>
+        </w:rPr>
+        <w:t xml:space="preserve">Surveying only the coding club is easy, but the question concerns every Grade 7 student. First define the </w:t>
+      </w:r>
+      <w:r>
+        <w:rPr>
+          <w:b/>
+        </w:rPr>
+        <w:t>population</w:t>
+      </w:r>
+      <w:r>
+        <w:rPr>
+          <w:b w:val="0"/>
+        </w:rPr>
+        <w:t xml:space="preserve">, selection </w:t>
+      </w:r>
+      <w:r>
+        <w:rPr>
+          <w:b/>
+        </w:rPr>
+        <w:t>process</w:t>
+      </w:r>
+      <w:r>
+        <w:rPr>
+          <w:b w:val="0"/>
+        </w:rPr>
+        <w:t xml:space="preserve">, question and </w:t>
+      </w:r>
+      <w:r>
+        <w:rPr>
+          <w:b/>
+        </w:rPr>
+        <w:t>response</w:t>
+      </w:r>
+      <w:r>
+        <w:rPr>
+          <w:b w:val="0"/>
+        </w:rPr>
+        <w:t xml:space="preserve"> options. No real student data is required for this exercise.</w:t>
+      </w:r>
+    </w:p>
+    <w:p>
+      <w:pPr>
+        <w:spacing w:line="336" w:lineRule="auto" w:after="180"/>
+      </w:pPr>
+      <w:r>
+        <w:rPr>
+          <w:b w:val="0"/>
+        </w:rPr>
+        <w:t>Assess the three stated outcomes through the independent task, not by copying the worked result.</w:t>
+      </w:r>
+    </w:p>
+    <w:p>
+      <w:pPr>
+        <w:spacing w:line="336" w:lineRule="auto" w:after="180"/>
+      </w:pPr>
+      <w:r>
+        <w:rPr>
+          <w:b w:val="0"/>
+        </w:rPr>
+        <w:t xml:space="preserve">By the end, I can define a </w:t>
+      </w:r>
+      <w:r>
+        <w:rPr>
+          <w:b/>
+        </w:rPr>
+        <w:t>population</w:t>
+      </w:r>
+      <w:r>
+        <w:rPr>
+          <w:b w:val="0"/>
+        </w:rPr>
+        <w:t>, selection frame and non</w:t>
+      </w:r>
+      <w:r>
+        <w:rPr>
+          <w:b/>
+        </w:rPr>
+        <w:t>response</w:t>
+      </w:r>
+      <w:r>
+        <w:rPr>
+          <w:b w:val="0"/>
+        </w:rPr>
+        <w:t xml:space="preserve"> report for a survey.</w:t>
+      </w:r>
+    </w:p>
+    <w:p>
+      <w:pPr>
+        <w:spacing w:line="336" w:lineRule="auto" w:after="180"/>
+      </w:pPr>
+      <w:r>
+        <w:rPr>
+          <w:b w:val="0"/>
+        </w:rPr>
+        <w:t>Use the supplied scenario, student illustrations and blank paper. For numeric work, offer counters or a calculator after learners show the setup. Fictional records are supplied; personal data and paid accounts are unnecessary.</w:t>
+      </w:r>
+    </w:p>
+    <w:p>
+      <w:pPr>
+        <w:pStyle w:val="Heading2"/>
+      </w:pPr>
+      <w:r>
+        <w:t>Main plan</w:t>
       </w:r>
     </w:p>
     <w:tbl>
@@ -237,9 +378,351 @@
     </w:p>
     <w:p>
       <w:pPr>
+        <w:pStyle w:val="Heading2"/>
+      </w:pPr>
+      <w:r>
+        <w:t>Retrieval and readiness</w:t>
+      </w:r>
+    </w:p>
+    <w:p>
+      <w:pPr>
+        <w:spacing w:line="336" w:lineRule="auto" w:after="180"/>
+      </w:pPr>
+      <w:r>
+        <w:rPr>
+          <w:b w:val="0"/>
+        </w:rPr>
+        <w:t>Without opening the old lesson, explain one key idea from Missing Data. Give an example and a mistake that the idea helps you avoid.</w:t>
+      </w:r>
+    </w:p>
+    <w:p>
+      <w:pPr>
+        <w:spacing w:line="336" w:lineRule="auto" w:after="180"/>
+      </w:pPr>
+      <w:r>
+        <w:rPr>
+          <w:b w:val="0"/>
+        </w:rPr>
+        <w:t>Look for: Detect absent and unusable values</w:t>
+      </w:r>
+    </w:p>
+    <w:p>
+      <w:pPr>
+        <w:spacing w:line="336" w:lineRule="auto" w:after="180"/>
+      </w:pPr>
+      <w:r>
+        <w:rPr>
+          <w:b w:val="0"/>
+        </w:rPr>
+        <w:t>Reference example, not the only acceptable wording: 0 is a recorded allowed duration. The other two are unknown under this schema.</w:t>
+      </w:r>
+    </w:p>
+    <w:p>
+      <w:pPr>
+        <w:spacing w:line="336" w:lineRule="auto" w:after="180"/>
+      </w:pPr>
+      <w:r>
+        <w:rPr>
+          <w:b w:val="0"/>
+        </w:rPr>
+        <w:t>Without opening the old lesson, explain one key idea from Over</w:t>
+      </w:r>
+      <w:r>
+        <w:rPr>
+          <w:b/>
+        </w:rPr>
+        <w:t>fitting</w:t>
+      </w:r>
+      <w:r>
+        <w:rPr>
+          <w:b w:val="0"/>
+        </w:rPr>
+        <w:t xml:space="preserve"> Intuition. Give an example and a mistake that the idea helps you avoid.</w:t>
+      </w:r>
+    </w:p>
+    <w:p>
+      <w:pPr>
+        <w:spacing w:line="336" w:lineRule="auto" w:after="180"/>
+      </w:pPr>
+      <w:r>
+        <w:rPr>
+          <w:b w:val="0"/>
+        </w:rPr>
+        <w:t xml:space="preserve">Look for: Compare </w:t>
+      </w:r>
+      <w:r>
+        <w:rPr>
+          <w:b/>
+        </w:rPr>
+        <w:t>training</w:t>
+      </w:r>
+      <w:r>
+        <w:rPr>
+          <w:b w:val="0"/>
+        </w:rPr>
+        <w:t xml:space="preserve"> and validation </w:t>
+      </w:r>
+      <w:r>
+        <w:rPr>
+          <w:b/>
+        </w:rPr>
+        <w:t>evidence</w:t>
+      </w:r>
+      <w:r>
+        <w:rPr>
+          <w:b w:val="0"/>
+        </w:rPr>
+        <w:t xml:space="preserve"> for model capacity</w:t>
+      </w:r>
+    </w:p>
+    <w:p>
+      <w:pPr>
+        <w:spacing w:line="336" w:lineRule="auto" w:after="180"/>
+      </w:pPr>
+      <w:r>
+        <w:rPr>
+          <w:b w:val="0"/>
+        </w:rPr>
+        <w:t xml:space="preserve">Reference example, not the only acceptable wording: Teacher explanation: Choose the line with validation MAE 3. The curve </w:t>
+      </w:r>
+      <w:r>
+        <w:rPr>
+          <w:b/>
+        </w:rPr>
+        <w:t>training</w:t>
+      </w:r>
+      <w:r>
+        <w:rPr>
+          <w:b w:val="0"/>
+        </w:rPr>
+        <w:t xml:space="preserve"> MAE 0 does not compensate for validation MAE 8.</w:t>
+      </w:r>
+    </w:p>
+    <w:p>
+      <w:pPr>
+        <w:spacing w:line="336" w:lineRule="auto" w:after="180"/>
+      </w:pPr>
+      <w:r>
+        <w:rPr>
+          <w:b w:val="0"/>
+        </w:rPr>
+        <w:t>Without opening the old lesson, explain one key idea from Types of Classification Error. Give an example and a mistake that the idea helps you avoid.</w:t>
+      </w:r>
+    </w:p>
+    <w:p>
+      <w:pPr>
+        <w:spacing w:line="336" w:lineRule="auto" w:after="180"/>
+      </w:pPr>
+      <w:r>
+        <w:rPr>
+          <w:b w:val="0"/>
+        </w:rPr>
+        <w:t xml:space="preserve">Look for: Build a labelled confusion matrix from matched reference and </w:t>
+      </w:r>
+      <w:r>
+        <w:rPr>
+          <w:b/>
+        </w:rPr>
+        <w:t>prediction</w:t>
+      </w:r>
+      <w:r>
+        <w:rPr>
+          <w:b w:val="0"/>
+        </w:rPr>
+        <w:t xml:space="preserve"> pairs</w:t>
+      </w:r>
+    </w:p>
+    <w:p>
+      <w:pPr>
+        <w:spacing w:line="336" w:lineRule="auto" w:after="180"/>
+      </w:pPr>
+      <w:r>
+        <w:rPr>
+          <w:b w:val="0"/>
+        </w:rPr>
+        <w:t>Reference example, not the only acceptable wording: Reference clear/predicted clear contains V1,V2: 2. Clear/blocked contains V3: 1. Blocked/clear contains V4,V5: 2. Blocked/blocked contains V6,V7,V8: 3. Matrix [[2,1],[2,3]].</w:t>
+      </w:r>
+    </w:p>
+    <w:p>
+      <w:pPr>
+        <w:spacing w:line="336" w:lineRule="auto" w:after="180"/>
+      </w:pPr>
+      <w:r>
+        <w:rPr>
+          <w:b w:val="0"/>
+        </w:rPr>
+        <w:t xml:space="preserve">6/10 = 60 percent among those </w:t>
+      </w:r>
+      <w:r>
+        <w:rPr>
+          <w:b/>
+        </w:rPr>
+        <w:t>response</w:t>
+      </w:r>
+      <w:r>
+        <w:rPr>
+          <w:b w:val="0"/>
+        </w:rPr>
+        <w:t>s.</w:t>
+      </w:r>
+    </w:p>
+    <w:p>
+      <w:pPr>
+        <w:pStyle w:val="Heading2"/>
+      </w:pPr>
+      <w:r>
+        <w:t>Materials and extension planning · reference / check after trying</w:t>
+      </w:r>
+    </w:p>
+    <w:p>
+      <w:pPr>
+        <w:spacing w:line="336" w:lineRule="auto" w:after="180"/>
+      </w:pPr>
+      <w:r>
+        <w:rPr>
+          <w:b w:val="0"/>
+        </w:rPr>
+        <w:t>Python 3 editor with a fresh local practice file</w:t>
+      </w:r>
+    </w:p>
+    <w:p>
+      <w:pPr>
+        <w:spacing w:line="336" w:lineRule="auto" w:after="180"/>
+      </w:pPr>
+      <w:r>
+        <w:rPr>
+          <w:b w:val="0"/>
+        </w:rPr>
+        <w:t>Paper trace table and the student workbook</w:t>
+      </w:r>
+    </w:p>
+    <w:p>
+      <w:pPr>
+        <w:spacing w:line="336" w:lineRule="auto" w:after="180"/>
+      </w:pPr>
+      <w:r>
+        <w:rPr>
+          <w:b w:val="0"/>
+        </w:rPr>
+        <w:t xml:space="preserve">Fictional </w:t>
+      </w:r>
+      <w:r>
+        <w:rPr>
+          <w:b/>
+        </w:rPr>
+        <w:t>input</w:t>
+      </w:r>
+      <w:r>
+        <w:rPr>
+          <w:b w:val="0"/>
+        </w:rPr>
+        <w:t xml:space="preserve"> records from this lesson; no real student identifiers</w:t>
+      </w:r>
+    </w:p>
+    <w:p>
+      <w:pPr>
         <w:pStyle w:val="Heading3"/>
       </w:pPr>
       <w:r>
+        <w:t>Apply the connected idea: Graphs and honest scales</w:t>
+      </w:r>
+    </w:p>
+    <w:p>
+      <w:pPr>
+        <w:spacing w:line="336" w:lineRule="auto" w:after="180"/>
+      </w:pPr>
+      <w:r>
+        <w:rPr>
+          <w:b w:val="0"/>
+        </w:rPr>
+        <w:t>Schedule the retained Graphs and honest scales strand as a separate extension within this week. Use the fictional counts, complete text-chart code and five extension tasks; it is not the earlier Week18 Missing Data lesson.</w:t>
+      </w:r>
+    </w:p>
+    <w:p>
+      <w:pPr>
+        <w:pStyle w:val="Heading3"/>
+      </w:pPr>
+      <w:r>
+        <w:t>Readiness answer</w:t>
+      </w:r>
+    </w:p>
+    <w:p>
+      <w:pPr>
+        <w:spacing w:line="336" w:lineRule="auto" w:after="180"/>
+      </w:pPr>
+      <w:r>
+        <w:rPr>
+          <w:b w:val="0"/>
+        </w:rPr>
+        <w:t>2.</w:t>
+      </w:r>
+    </w:p>
+    <w:p>
+      <w:pPr>
+        <w:spacing w:line="336" w:lineRule="auto" w:after="180"/>
+      </w:pPr>
+      <w:r>
+        <w:rPr>
+          <w:b w:val="0"/>
+        </w:rPr>
+        <w:t>Python 3 editor with a fresh local practice file</w:t>
+      </w:r>
+    </w:p>
+    <w:p>
+      <w:pPr>
+        <w:spacing w:line="336" w:lineRule="auto" w:after="180"/>
+      </w:pPr>
+      <w:r>
+        <w:rPr>
+          <w:b w:val="0"/>
+        </w:rPr>
+        <w:t>Paper trace table and the student workbook</w:t>
+      </w:r>
+    </w:p>
+    <w:p>
+      <w:pPr>
+        <w:spacing w:line="336" w:lineRule="auto" w:after="180"/>
+      </w:pPr>
+      <w:r>
+        <w:rPr>
+          <w:b w:val="0"/>
+        </w:rPr>
+        <w:t xml:space="preserve">Fictional </w:t>
+      </w:r>
+      <w:r>
+        <w:rPr>
+          <w:b/>
+        </w:rPr>
+        <w:t>input</w:t>
+      </w:r>
+      <w:r>
+        <w:rPr>
+          <w:b w:val="0"/>
+        </w:rPr>
+        <w:t xml:space="preserve"> records from this lesson; no real student identifiers</w:t>
+      </w:r>
+    </w:p>
+    <w:p>
+      <w:pPr>
+        <w:pStyle w:val="Heading2"/>
+      </w:pPr>
+      <w:r>
+        <w:t>Earlier wording, alternatives and picture transcripts · reference / check after trying</w:t>
+      </w:r>
+    </w:p>
+    <w:p>
+      <w:pPr>
+        <w:pStyle w:val="Heading3"/>
+      </w:pPr>
+      <w:r>
+        <w:t>Teach the learning cycle</w:t>
+      </w:r>
+    </w:p>
+    <w:p>
+      <w:pPr>
+        <w:pStyle w:val="Heading3"/>
+      </w:pPr>
+      <w:r>
         <w:t>Retrieval answer guidance</w:t>
       </w:r>
     </w:p>
@@ -253,39 +736,6 @@
     </w:p>
     <w:p>
       <w:pPr>
-        <w:spacing w:line="336" w:lineRule="auto" w:after="180"/>
-      </w:pPr>
-      <w:r>
-        <w:rPr>
-          <w:b w:val="0"/>
-        </w:rPr>
-        <w:t>Without opening the old lesson, explain one key idea from Missing Data. Give an example and a mistake that the idea helps you avoid.</w:t>
-      </w:r>
-    </w:p>
-    <w:p>
-      <w:pPr>
-        <w:spacing w:line="336" w:lineRule="auto" w:after="180"/>
-      </w:pPr>
-      <w:r>
-        <w:rPr>
-          <w:b w:val="0"/>
-        </w:rPr>
-        <w:t>Look for: Detect absent and unusable values</w:t>
-      </w:r>
-    </w:p>
-    <w:p>
-      <w:pPr>
-        <w:spacing w:line="336" w:lineRule="auto" w:after="180"/>
-      </w:pPr>
-      <w:r>
-        <w:rPr>
-          <w:b w:val="0"/>
-        </w:rPr>
-        <w:t>Reference example, not the only acceptable wording: 0 is a recorded allowed duration. The other two are unknown under this schema.</w:t>
-      </w:r>
-    </w:p>
-    <w:p>
-      <w:pPr>
         <w:pStyle w:val="Heading3"/>
       </w:pPr>
       <w:r>
@@ -294,136 +744,10 @@
     </w:p>
     <w:p>
       <w:pPr>
-        <w:spacing w:line="336" w:lineRule="auto" w:after="180"/>
-      </w:pPr>
-      <w:r>
-        <w:rPr>
-          <w:b w:val="0"/>
-        </w:rPr>
-        <w:t>Without opening the old lesson, explain one key idea from Over</w:t>
-      </w:r>
-      <w:r>
-        <w:rPr>
-          <w:b/>
-        </w:rPr>
-        <w:t>fitting</w:t>
-      </w:r>
-      <w:r>
-        <w:rPr>
-          <w:b w:val="0"/>
-        </w:rPr>
-        <w:t xml:space="preserve"> Intuition. Give an example and a mistake that the idea helps you avoid.</w:t>
-      </w:r>
-    </w:p>
-    <w:p>
-      <w:pPr>
-        <w:spacing w:line="336" w:lineRule="auto" w:after="180"/>
-      </w:pPr>
-      <w:r>
-        <w:rPr>
-          <w:b w:val="0"/>
-        </w:rPr>
-        <w:t xml:space="preserve">Look for: Compare </w:t>
-      </w:r>
-      <w:r>
-        <w:rPr>
-          <w:b/>
-        </w:rPr>
-        <w:t>training</w:t>
-      </w:r>
-      <w:r>
-        <w:rPr>
-          <w:b w:val="0"/>
-        </w:rPr>
-        <w:t xml:space="preserve"> and validation </w:t>
-      </w:r>
-      <w:r>
-        <w:rPr>
-          <w:b/>
-        </w:rPr>
-        <w:t>evidence</w:t>
-      </w:r>
-      <w:r>
-        <w:rPr>
-          <w:b w:val="0"/>
-        </w:rPr>
-        <w:t xml:space="preserve"> for model capacity</w:t>
-      </w:r>
-    </w:p>
-    <w:p>
-      <w:pPr>
-        <w:spacing w:line="336" w:lineRule="auto" w:after="180"/>
-      </w:pPr>
-      <w:r>
-        <w:rPr>
-          <w:b w:val="0"/>
-        </w:rPr>
-        <w:t xml:space="preserve">Reference example, not the only acceptable wording: Teacher explanation: Choose the line with validation MAE 3. The curve </w:t>
-      </w:r>
-      <w:r>
-        <w:rPr>
-          <w:b/>
-        </w:rPr>
-        <w:t>training</w:t>
-      </w:r>
-      <w:r>
-        <w:rPr>
-          <w:b w:val="0"/>
-        </w:rPr>
-        <w:t xml:space="preserve"> MAE 0 does not compensate for validation MAE 8.</w:t>
-      </w:r>
-    </w:p>
-    <w:p>
-      <w:pPr>
         <w:pStyle w:val="Heading3"/>
       </w:pPr>
       <w:r>
         <w:t>Types of Classification Error</w:t>
-      </w:r>
-    </w:p>
-    <w:p>
-      <w:pPr>
-        <w:spacing w:line="336" w:lineRule="auto" w:after="180"/>
-      </w:pPr>
-      <w:r>
-        <w:rPr>
-          <w:b w:val="0"/>
-        </w:rPr>
-        <w:t>Without opening the old lesson, explain one key idea from Types of Classification Error. Give an example and a mistake that the idea helps you avoid.</w:t>
-      </w:r>
-    </w:p>
-    <w:p>
-      <w:pPr>
-        <w:spacing w:line="336" w:lineRule="auto" w:after="180"/>
-      </w:pPr>
-      <w:r>
-        <w:rPr>
-          <w:b w:val="0"/>
-        </w:rPr>
-        <w:t xml:space="preserve">Look for: Build a labelled confusion matrix from matched reference and </w:t>
-      </w:r>
-      <w:r>
-        <w:rPr>
-          <w:b/>
-        </w:rPr>
-        <w:t>prediction</w:t>
-      </w:r>
-      <w:r>
-        <w:rPr>
-          <w:b w:val="0"/>
-        </w:rPr>
-        <w:t xml:space="preserve"> pairs</w:t>
-      </w:r>
-    </w:p>
-    <w:p>
-      <w:pPr>
-        <w:spacing w:line="336" w:lineRule="auto" w:after="180"/>
-      </w:pPr>
-      <w:r>
-        <w:rPr>
-          <w:b w:val="0"/>
-        </w:rPr>
-        <w:t>Reference example, not the only acceptable wording: Reference clear/predicted clear contains V1,V2: 2. Clear/blocked contains V3: 1. Blocked/clear contains V4,V5: 2. Blocked/blocked contains V6,V7,V8: 3. Matrix [[2,1],[2,3]].</w:t>
       </w:r>
     </w:p>
     <w:p>
@@ -626,6 +950,11 @@
       </w:r>
     </w:p>
     <w:p>
+      <w:r>
+        <w:t>This compact option is not the full-week schedule. Use the main teaching cycle and allow extra sessions for the investigation, independent work and project.</w:t>
+      </w:r>
+    </w:p>
+    <w:p>
       <w:pPr>
         <w:spacing w:line="336" w:lineRule="auto" w:after="180"/>
       </w:pPr>
@@ -633,7 +962,7 @@
         <w:rPr>
           <w:b w:val="0"/>
         </w:rPr>
-        <w:t>Use the supplied scenario, student illustrations and blank paper. For numeric work, offer counters or a calculator after learners show the setup. Fictional records are supplied; personal data and paid accounts are unnecessary.</w:t>
+        <w:t>Allow 80 minutes: recall 8; explanation 12; worked demonstration 15; guided practice 20; independent assessment 15; project and reflection 10. Extend the lab into a second session when needed.</w:t>
       </w:r>
     </w:p>
     <w:p>
@@ -641,24 +970,218 @@
         <w:pStyle w:val="Heading3"/>
       </w:pPr>
       <w:r>
-        <w:t>Alternative compact allocation</w:t>
-      </w:r>
-    </w:p>
-    <w:p>
-      <w:r>
-        <w:t>This compact option is not the full-week schedule. Use the main teaching cycle and allow extra sessions for the investigation, independent work and project.</w:t>
+        <w:t>Preparation for the connected explanation</w:t>
+      </w:r>
+    </w:p>
+    <w:p>
+      <w:pPr>
+        <w:pStyle w:val="Heading3"/>
+      </w:pPr>
+      <w:r>
+        <w:t>Readiness answer</w:t>
+      </w:r>
+    </w:p>
+    <w:p>
+      <w:pPr>
+        <w:pStyle w:val="Heading3"/>
+      </w:pPr>
+      <w:r>
+        <w:t>End goal for the pictorial case</w:t>
       </w:r>
     </w:p>
     <w:p>
       <w:pPr>
         <w:spacing w:line="336" w:lineRule="auto" w:after="180"/>
-        <w:shd w:fill="F1F6F8"/>
-      </w:pPr>
-      <w:r>
-        <w:rPr>
-          <w:b w:val="0"/>
-        </w:rPr>
-        <w:t>Allow 80 minutes: recall 8; explanation 12; worked demonstration 15; guided practice 20; independent assessment 15; project and reflection 10. Extend the lab into a second session when needed.</w:t>
+      </w:pPr>
+      <w:r>
+        <w:rPr>
+          <w:b w:val="0"/>
+        </w:rPr>
+        <w:t>This added worked case illustrates the week’s main idea. Retain all original and connected topics; schedule its practice within the teaching cycle.</w:t>
+      </w:r>
+    </w:p>
+    <w:p>
+      <w:pPr>
+        <w:pStyle w:val="Heading1"/>
+      </w:pPr>
+      <w:r>
+        <w:t>02. Teach population, selection and response as separate stages</w:t>
+      </w:r>
+    </w:p>
+    <w:p>
+      <w:r>
+        <w:t>Retain the graph strand as a labelled extension with its own records.</w:t>
+      </w:r>
+    </w:p>
+    <w:p>
+      <w:pPr>
+        <w:pStyle w:val="Heading2"/>
+      </w:pPr>
+      <w:r>
+        <w:t>Introduce the population question</w:t>
+      </w:r>
+    </w:p>
+    <w:p>
+      <w:pPr>
+        <w:spacing w:line="336" w:lineRule="auto" w:after="180"/>
+      </w:pPr>
+      <w:r>
+        <w:rPr>
+          <w:b w:val="0"/>
+        </w:rPr>
+        <w:t>A fictional school wants to know which activity Grade 7 students prefer. Surveying only the coding club is easy, but the question concerns every Grade 7 student.</w:t>
+      </w:r>
+    </w:p>
+    <w:p>
+      <w:pPr>
+        <w:spacing w:line="336" w:lineRule="auto" w:after="180"/>
+      </w:pPr>
+      <w:r>
+        <w:rPr>
+          <w:b w:val="0"/>
+        </w:rPr>
+        <w:t xml:space="preserve">First define the </w:t>
+      </w:r>
+      <w:r>
+        <w:rPr>
+          <w:b/>
+        </w:rPr>
+        <w:t>population</w:t>
+      </w:r>
+      <w:r>
+        <w:rPr>
+          <w:b w:val="0"/>
+        </w:rPr>
+        <w:t xml:space="preserve">, selection </w:t>
+      </w:r>
+      <w:r>
+        <w:rPr>
+          <w:b/>
+        </w:rPr>
+        <w:t>process</w:t>
+      </w:r>
+      <w:r>
+        <w:rPr>
+          <w:b w:val="0"/>
+        </w:rPr>
+        <w:t xml:space="preserve">, question and </w:t>
+      </w:r>
+      <w:r>
+        <w:rPr>
+          <w:b/>
+        </w:rPr>
+        <w:t>response</w:t>
+      </w:r>
+      <w:r>
+        <w:rPr>
+          <w:b w:val="0"/>
+        </w:rPr>
+        <w:t xml:space="preserve"> options. No real student data is required for this exercise.</w:t>
+      </w:r>
+    </w:p>
+    <w:p>
+      <w:pPr>
+        <w:pStyle w:val="Heading2"/>
+      </w:pPr>
+      <w:r>
+        <w:t>Run the complete club-count script</w:t>
+      </w:r>
+    </w:p>
+    <w:p>
+      <w:r>
+        <w:rPr>
+          <w:rFonts w:ascii="Courier New" w:hAnsi="Courier New"/>
+          <w:sz w:val="18"/>
+        </w:rPr>
+        <w:t>rows = [{"group": "club", "choice": "Code"},</w:t>
+        <w:br/>
+        <w:t xml:space="preserve">        {"group": "club", "choice": "Read"},</w:t>
+        <w:br/>
+        <w:t xml:space="preserve">        {"group": "club", "choice": "Code"}]</w:t>
+        <w:br/>
+        <w:t>code_votes = 0</w:t>
+        <w:br/>
+        <w:t>for row in rows:</w:t>
+        <w:br/>
+        <w:t xml:space="preserve">    if row["choice"] == "Code":</w:t>
+        <w:br/>
+        <w:t xml:space="preserve">        code_votes = code_votes + 1</w:t>
+        <w:br/>
+        <w:t>print(code_votes, len(rows))</w:t>
+      </w:r>
+    </w:p>
+    <w:p>
+      <w:pPr>
+        <w:pStyle w:val="Heading2"/>
+      </w:pPr>
+      <w:r>
+        <w:t>Limit the resulting2/3 claim</w:t>
+      </w:r>
+    </w:p>
+    <w:p>
+      <w:pPr>
+        <w:spacing w:line="336" w:lineRule="auto" w:after="180"/>
+      </w:pPr>
+      <w:r>
+        <w:rPr>
+          <w:b w:val="0"/>
+        </w:rPr>
+        <w:t xml:space="preserve">The result 2 of 3 describes these fictional club </w:t>
+      </w:r>
+      <w:r>
+        <w:rPr>
+          <w:b/>
+        </w:rPr>
+        <w:t>response</w:t>
+      </w:r>
+      <w:r>
+        <w:rPr>
+          <w:b w:val="0"/>
+        </w:rPr>
+        <w:t>s. It cannot by itself estimate the whole grade reliably. A better plan starts from a complete grade roster, uses a fair selection method and records non</w:t>
+      </w:r>
+      <w:r>
+        <w:rPr>
+          <w:b/>
+        </w:rPr>
+        <w:t>response</w:t>
+      </w:r>
+      <w:r>
+        <w:rPr>
+          <w:b w:val="0"/>
+        </w:rPr>
+        <w:t>.</w:t>
+      </w:r>
+    </w:p>
+    <w:p>
+      <w:pPr>
+        <w:spacing w:line="336" w:lineRule="auto" w:after="180"/>
+      </w:pPr>
+      <w:r>
+        <w:rPr>
+          <w:b w:val="0"/>
+        </w:rPr>
+        <w:t xml:space="preserve">Random selection gives each listed student a chance; it does not guarantee every small </w:t>
+      </w:r>
+      <w:r>
+        <w:rPr>
+          <w:b/>
+        </w:rPr>
+        <w:t>sample</w:t>
+      </w:r>
+      <w:r>
+        <w:rPr>
+          <w:b w:val="0"/>
+        </w:rPr>
+        <w:t xml:space="preserve"> is representative.</w:t>
+      </w:r>
+    </w:p>
+    <w:p>
+      <w:pPr>
+        <w:pStyle w:val="Heading2"/>
+      </w:pPr>
+      <w:r>
+        <w:t>Collect the extra-club-response explanation</w:t>
       </w:r>
     </w:p>
     <w:p>
@@ -666,7 +1189,45 @@
         <w:pStyle w:val="Heading3"/>
       </w:pPr>
       <w:r>
-        <w:t>Preparation for the connected explanation</w:t>
+        <w:t>If the school adds 20 more club responses, which coverage problem remains?</w:t>
+      </w:r>
+    </w:p>
+    <w:p>
+      <w:r>
+        <w:t>________________________________________________________________</w:t>
+      </w:r>
+    </w:p>
+    <w:p>
+      <w:r>
+        <w:t>________________________________________________________________</w:t>
+      </w:r>
+    </w:p>
+    <w:p>
+      <w:r>
+        <w:t>________________________________________________________________</w:t>
+      </w:r>
+    </w:p>
+    <w:p>
+      <w:r>
+        <w:t>________________________________________________________________</w:t>
+      </w:r>
+    </w:p>
+    <w:p>
+      <w:r>
+        <w:t>________________________________________________________________</w:t>
+      </w:r>
+    </w:p>
+    <w:p>
+      <w:r>
+        <w:t>________________________________________________________________</w:t>
+      </w:r>
+    </w:p>
+    <w:p>
+      <w:pPr>
+        <w:pStyle w:val="Heading2"/>
+      </w:pPr>
+      <w:r>
+        <w:t>State the separate60/15/12 plan</w:t>
       </w:r>
     </w:p>
     <w:p>
@@ -677,7 +1238,7 @@
         <w:rPr>
           <w:b w:val="0"/>
         </w:rPr>
-        <w:t>Teach Week 19 as a two-session investigation using fictional data. A fictional school wants to know which activity Grade 7 students prefer.</w:t>
+        <w:t>A fictional Grade 7 class wants to understand book-format preferences across its whole grade.</w:t>
       </w:r>
     </w:p>
     <w:p>
@@ -686,45 +1247,376 @@
       </w:pPr>
       <w:r>
         <w:rPr>
-          <w:b w:val="0"/>
-        </w:rPr>
-        <w:t xml:space="preserve">Surveying only the coding club is easy, but the question concerns every Grade 7 student. First define the </w:t>
-      </w:r>
-      <w:r>
-        <w:rPr>
           <w:b/>
         </w:rPr>
-        <w:t>population</w:t>
-      </w:r>
-      <w:r>
-        <w:rPr>
-          <w:b w:val="0"/>
-        </w:rPr>
-        <w:t xml:space="preserve">, selection </w:t>
+        <w:t>Population</w:t>
+      </w:r>
+      <w:r>
+        <w:rPr>
+          <w:b w:val="0"/>
+        </w:rPr>
+        <w:t>: all 60 Grade 7 learners. Frame: current school-approved list of those 60, used only by the teacher.</w:t>
+      </w:r>
+    </w:p>
+    <w:p>
+      <w:pPr>
+        <w:spacing w:line="336" w:lineRule="auto" w:after="180"/>
+      </w:pPr>
+      <w:r>
+        <w:rPr>
+          <w:b w:val="0"/>
+        </w:rPr>
+        <w:t>Teacher randomly invites 15; 12 answer the same neutral comic/prose/either question. No names enter the analysis table.</w:t>
+      </w:r>
+    </w:p>
+    <w:p>
+      <w:pPr>
+        <w:pStyle w:val="Heading2"/>
+      </w:pPr>
+      <w:r>
+        <w:t>Trace invitations, replies and nonresponse</w:t>
+      </w:r>
+    </w:p>
+    <w:p>
+      <w:r>
+        <w:drawing>
+          <wp:inline xmlns:a="http://schemas.openxmlformats.org/drawingml/2006/main" xmlns:pic="http://schemas.openxmlformats.org/drawingml/2006/picture">
+            <wp:extent cx="5486400" cy="4005072"/>
+            <wp:docPr id="1" name="Picture 1" descr="Define target: The question concerns all Grade 7, not only library-club members. → Select invitations: Teacher uses the complete approved list and documented random selection. → Record responses: 12 replies from 15 invited; three nonresponses remain visible. → Report scope: Invitation response rate 12/15=80%; preference counts describe respondents."/>
+            <wp:cNvGraphicFramePr>
+              <a:graphicFrameLocks noChangeAspect="1"/>
+            </wp:cNvGraphicFramePr>
+            <a:graphic>
+              <a:graphicData uri="http://schemas.openxmlformats.org/drawingml/2006/picture">
+                <pic:pic>
+                  <pic:nvPicPr>
+                    <pic:cNvPr id="0" name="academy-story-ai-2-19-02.png"/>
+                    <pic:cNvPicPr/>
+                  </pic:nvPicPr>
+                  <pic:blipFill>
+                    <a:blip r:embed="rId9"/>
+                    <a:stretch>
+                      <a:fillRect/>
+                    </a:stretch>
+                  </pic:blipFill>
+                  <pic:spPr>
+                    <a:xfrm>
+                      <a:off x="0" y="0"/>
+                      <a:ext cx="5486400" cy="4005072"/>
+                    </a:xfrm>
+                    <a:prstGeom prst="rect"/>
+                  </pic:spPr>
+                </pic:pic>
+              </a:graphicData>
+            </a:graphic>
+          </wp:inline>
+        </w:drawing>
+      </w:r>
+    </w:p>
+    <w:p>
+      <w:pPr>
+        <w:spacing w:line="336" w:lineRule="auto" w:after="180"/>
+      </w:pPr>
+      <w:r>
+        <w:rPr>
+          <w:b w:val="0"/>
+        </w:rPr>
+        <w:t xml:space="preserve">A </w:t>
       </w:r>
       <w:r>
         <w:rPr>
           <w:b/>
         </w:rPr>
+        <w:t>sample</w:t>
+      </w:r>
+      <w:r>
+        <w:rPr>
+          <w:b w:val="0"/>
+        </w:rPr>
+        <w:t xml:space="preserve"> plan states who could be selected, how selection happens and what happens after invitation. Random invitations do not guarantee that respondents resemble those who declined.</w:t>
+      </w:r>
+    </w:p>
+    <w:p>
+      <w:pPr>
+        <w:spacing w:line="336" w:lineRule="auto" w:after="180"/>
+      </w:pPr>
+      <w:r>
+        <w:rPr>
+          <w:b w:val="0"/>
+        </w:rPr>
+        <w:t>Use a neutral question and preserve non</w:t>
+      </w:r>
+      <w:r>
+        <w:rPr>
+          <w:b/>
+        </w:rPr>
+        <w:t>response</w:t>
+      </w:r>
+      <w:r>
+        <w:rPr>
+          <w:b w:val="0"/>
+        </w:rPr>
+        <w:t xml:space="preserve"> coverage. Learners can discuss aggregate counts without receiving the identifiable selection frame.</w:t>
+      </w:r>
+    </w:p>
+    <w:p>
+      <w:pPr>
+        <w:spacing w:line="336" w:lineRule="auto" w:after="180"/>
+      </w:pPr>
+      <w:r>
+        <w:rPr>
+          <w:b w:val="0"/>
+        </w:rPr>
+        <w:t>Even the random-invitation plan does not remove non</w:t>
+      </w:r>
+      <w:r>
+        <w:rPr>
+          <w:b/>
+        </w:rPr>
+        <w:t>response</w:t>
+      </w:r>
+      <w:r>
+        <w:rPr>
+          <w:b w:val="0"/>
+        </w:rPr>
+        <w:t xml:space="preserve"> bias or justify revealing identifiable school lists.</w:t>
+      </w:r>
+    </w:p>
+    <w:p>
+      <w:pPr>
+        <w:pStyle w:val="Heading2"/>
+      </w:pPr>
+      <w:r>
+        <w:t>Interpret the restricted-frame change</w:t>
+      </w:r>
+    </w:p>
+    <w:p>
+      <w:pPr>
+        <w:spacing w:line="336" w:lineRule="auto" w:after="180"/>
+      </w:pPr>
+      <w:r>
+        <w:rPr>
+          <w:b w:val="0"/>
+        </w:rPr>
+        <w:t>Change: Invite only the 15 library-club members instead.</w:t>
+      </w:r>
+    </w:p>
+    <w:p>
+      <w:pPr>
+        <w:spacing w:line="336" w:lineRule="auto" w:after="180"/>
+      </w:pPr>
+      <w:r>
+        <w:rPr>
+          <w:b/>
+        </w:rPr>
+        <w:t>Prediction</w:t>
+      </w:r>
+      <w:r>
+        <w:rPr>
+          <w:b w:val="0"/>
+        </w:rPr>
+        <w:t xml:space="preserve">: The invitation </w:t>
+      </w:r>
+      <w:r>
+        <w:rPr>
+          <w:b/>
+        </w:rPr>
         <w:t>process</w:t>
       </w:r>
       <w:r>
         <w:rPr>
           <w:b w:val="0"/>
         </w:rPr>
-        <w:t xml:space="preserve">, question and </w:t>
+        <w:t xml:space="preserve"> no longer covers the whole grade through this frame.</w:t>
+      </w:r>
+    </w:p>
+    <w:p>
+      <w:pPr>
+        <w:spacing w:line="336" w:lineRule="auto" w:after="180"/>
+      </w:pPr>
+      <w:r>
+        <w:rPr>
+          <w:b w:val="0"/>
+        </w:rPr>
+        <w:t>Reason: Club members may differ in reading interests; selection is now limited to one group.</w:t>
+      </w:r>
+    </w:p>
+    <w:p>
+      <w:pPr>
+        <w:pStyle w:val="Heading2"/>
+      </w:pPr>
+      <w:r>
+        <w:t>Elicit the picture explanation</w:t>
+      </w:r>
+    </w:p>
+    <w:p>
+      <w:pPr>
+        <w:spacing w:line="336" w:lineRule="auto" w:after="180"/>
+      </w:pPr>
+      <w:r>
+        <w:rPr>
+          <w:b w:val="0"/>
+        </w:rPr>
+        <w:t>Use the diagram and verbal explanation together. Ask learners to match a sentence to a specific visual step; do not assign learners fixed visual or auditory learning styles.</w:t>
+      </w:r>
+    </w:p>
+    <w:p>
+      <w:pPr>
+        <w:spacing w:line="336" w:lineRule="auto" w:after="180"/>
+      </w:pPr>
+      <w:r>
+        <w:rPr>
+          <w:b w:val="0"/>
+        </w:rPr>
+        <w:t xml:space="preserve">Cover the result. Ask learners to name the </w:t>
       </w:r>
       <w:r>
         <w:rPr>
           <w:b/>
         </w:rPr>
+        <w:t>input</w:t>
+      </w:r>
+      <w:r>
+        <w:rPr>
+          <w:b w:val="0"/>
+        </w:rPr>
+        <w:t xml:space="preserve">s and predict the next step. Uncover one step, connect the icon to the actual procedure, and explain its </w:t>
+      </w:r>
+      <w:r>
+        <w:rPr>
+          <w:b/>
+        </w:rPr>
+        <w:t>evidence</w:t>
+      </w:r>
+      <w:r>
+        <w:rPr>
+          <w:b w:val="0"/>
+        </w:rPr>
+        <w:t>. Then change the supplied condition and compare.</w:t>
+      </w:r>
+    </w:p>
+    <w:p>
+      <w:pPr>
+        <w:spacing w:line="336" w:lineRule="auto" w:after="180"/>
+      </w:pPr>
+      <w:r>
+        <w:rPr>
+          <w:b w:val="0"/>
+        </w:rPr>
+        <w:t xml:space="preserve">The picture is a </w:t>
+      </w:r>
+      <w:r>
+        <w:rPr>
+          <w:b/>
+        </w:rPr>
+        <w:t>representation</w:t>
+      </w:r>
+      <w:r>
+        <w:rPr>
+          <w:b w:val="0"/>
+        </w:rPr>
+        <w:t>; it does not document execution of a real AI model.</w:t>
+      </w:r>
+    </w:p>
+    <w:p>
+      <w:pPr>
+        <w:pStyle w:val="Heading2"/>
+      </w:pPr>
+      <w:r>
+        <w:t>Optional graph extension · Model and complete script · reference / check after trying</w:t>
+      </w:r>
+    </w:p>
+    <w:p>
+      <w:pPr>
+        <w:spacing w:line="336" w:lineRule="auto" w:after="180"/>
+      </w:pPr>
+      <w:r>
+        <w:rPr>
+          <w:b w:val="0"/>
+        </w:rPr>
+        <w:t xml:space="preserve">A fictional poll records 8 votes for Drawing and 10 for Building. A </w:t>
+      </w:r>
+      <w:r>
+        <w:rPr>
+          <w:b/>
+        </w:rPr>
+        <w:t>bar chart</w:t>
+      </w:r>
+      <w:r>
+        <w:rPr>
+          <w:b w:val="0"/>
+        </w:rPr>
+        <w:t xml:space="preserve"> should make lengths proportional to counts, starting at zero.</w:t>
+      </w:r>
+    </w:p>
+    <w:p>
+      <w:pPr>
+        <w:spacing w:line="336" w:lineRule="auto" w:after="180"/>
+      </w:pPr>
+      <w:r>
+        <w:rPr>
+          <w:b w:val="0"/>
+        </w:rPr>
+        <w:t>A chart starting at 7 makes the visible bars 1 and 3 units tall and can exaggerate the difference.</w:t>
+      </w:r>
+    </w:p>
+    <w:p>
+      <w:r>
+        <w:rPr>
+          <w:rFonts w:ascii="Courier New" w:hAnsi="Courier New"/>
+          <w:sz w:val="18"/>
+        </w:rPr>
+        <w:t>counts = {"Drawing": 8, "Building": 10}</w:t>
+        <w:br/>
+        <w:t>for label in counts:</w:t>
+        <w:br/>
+        <w:t xml:space="preserve">    print(label, "#" * counts[label], counts[label])</w:t>
+      </w:r>
+    </w:p>
+    <w:p>
+      <w:pPr>
+        <w:spacing w:line="336" w:lineRule="auto" w:after="180"/>
+      </w:pPr>
+      <w:r>
+        <w:rPr>
+          <w:b w:val="0"/>
+        </w:rPr>
+        <w:t xml:space="preserve">The text chart uses one # per vote and a zero </w:t>
+      </w:r>
+      <w:r>
+        <w:rPr>
+          <w:b/>
+        </w:rPr>
+        <w:t>baseline</w:t>
+      </w:r>
+      <w:r>
+        <w:rPr>
+          <w:b w:val="0"/>
+        </w:rPr>
+        <w:t>. The second category has 2 more votes and 1.25 times as many votes, not three times as many.</w:t>
+      </w:r>
+    </w:p>
+    <w:p>
+      <w:pPr>
+        <w:spacing w:line="336" w:lineRule="auto" w:after="180"/>
+      </w:pPr>
+      <w:r>
+        <w:rPr>
+          <w:b w:val="0"/>
+        </w:rPr>
+        <w:t xml:space="preserve">Include the poll question, date or collection occasion and number of </w:t>
+      </w:r>
+      <w:r>
+        <w:rPr>
+          <w:b/>
+        </w:rPr>
         <w:t>response</w:t>
       </w:r>
       <w:r>
         <w:rPr>
           <w:b w:val="0"/>
         </w:rPr>
-        <w:t xml:space="preserve"> options. No real student data is required for this exercise.</w:t>
+        <w:t>s when presenting a real graph.</w:t>
       </w:r>
     </w:p>
     <w:p>
@@ -735,7 +1627,208 @@
         <w:rPr>
           <w:b w:val="0"/>
         </w:rPr>
-        <w:t>Assess the three stated outcomes through the independent task, not by copying the worked result.</w:t>
+        <w:t>Difference 2 votes; ratio 6/4 = 1.5. Both bars begin at zero. Exit: No. Preference counts do not measure learning effectiveness or establish a cause.</w:t>
+      </w:r>
+    </w:p>
+    <w:p>
+      <w:pPr>
+        <w:pStyle w:val="Heading2"/>
+      </w:pPr>
+      <w:r>
+        <w:t>Earlier wording, alternatives and picture transcripts · reference / check after trying</w:t>
+      </w:r>
+    </w:p>
+    <w:p>
+      <w:pPr>
+        <w:spacing w:line="336" w:lineRule="auto" w:after="180"/>
+      </w:pPr>
+      <w:r>
+        <w:rPr>
+          <w:b w:val="0"/>
+        </w:rPr>
+        <w:t>Explain the mechanism</w:t>
+      </w:r>
+    </w:p>
+    <w:p>
+      <w:pPr>
+        <w:spacing w:line="336" w:lineRule="auto" w:after="180"/>
+      </w:pPr>
+      <w:r>
+        <w:rPr>
+          <w:b/>
+        </w:rPr>
+        <w:t>Input</w:t>
+      </w:r>
+      <w:r>
+        <w:rPr>
+          <w:b w:val="0"/>
+        </w:rPr>
+        <w:t xml:space="preserve"> → </w:t>
+      </w:r>
+      <w:r>
+        <w:rPr>
+          <w:b/>
+        </w:rPr>
+        <w:t>Process</w:t>
+      </w:r>
+      <w:r>
+        <w:rPr>
+          <w:b w:val="0"/>
+        </w:rPr>
+        <w:t xml:space="preserve"> → </w:t>
+      </w:r>
+      <w:r>
+        <w:rPr>
+          <w:b/>
+        </w:rPr>
+        <w:t>Output</w:t>
+      </w:r>
+    </w:p>
+    <w:p>
+      <w:pPr>
+        <w:spacing w:line="336" w:lineRule="auto" w:after="180"/>
+      </w:pPr>
+      <w:r>
+        <w:rPr>
+          <w:b w:val="0"/>
+        </w:rPr>
+        <w:t>Trace the information. At each stage, ask what changed and how you could test it.</w:t>
+      </w:r>
+    </w:p>
+    <w:p>
+      <w:pPr>
+        <w:spacing w:line="336" w:lineRule="auto" w:after="180"/>
+      </w:pPr>
+      <w:r>
+        <w:rPr>
+          <w:b w:val="0"/>
+        </w:rPr>
+        <w:t>Which stage could fail even when the other two are correct? Explain:</w:t>
+      </w:r>
+    </w:p>
+    <w:p>
+      <w:pPr>
+        <w:spacing w:line="336" w:lineRule="auto" w:after="180"/>
+      </w:pPr>
+      <w:r>
+        <w:rPr>
+          <w:b w:val="0"/>
+        </w:rPr>
+        <w:t xml:space="preserve">Predict first. Then check each step. A correct answer without visible reasoning is incomplete </w:t>
+      </w:r>
+      <w:r>
+        <w:rPr>
+          <w:b/>
+        </w:rPr>
+        <w:t>evidence</w:t>
+      </w:r>
+      <w:r>
+        <w:rPr>
+          <w:b w:val="0"/>
+        </w:rPr>
+        <w:t>.</w:t>
+      </w:r>
+    </w:p>
+    <w:p>
+      <w:pPr>
+        <w:spacing w:line="336" w:lineRule="auto" w:after="180"/>
+      </w:pPr>
+      <w:r>
+        <w:rPr>
+          <w:b w:val="0"/>
+        </w:rPr>
+        <w:t>1. Goal: books for the whole school.</w:t>
+      </w:r>
+    </w:p>
+    <w:p>
+      <w:pPr>
+        <w:spacing w:line="336" w:lineRule="auto" w:after="180"/>
+      </w:pPr>
+      <w:r>
+        <w:rPr>
+          <w:b w:val="0"/>
+        </w:rPr>
+        <w:t xml:space="preserve">2. </w:t>
+      </w:r>
+      <w:r>
+        <w:rPr>
+          <w:b/>
+        </w:rPr>
+        <w:t>Sample</w:t>
+      </w:r>
+      <w:r>
+        <w:rPr>
+          <w:b w:val="0"/>
+        </w:rPr>
+        <w:t>: one advanced-reading club at lunchtime.</w:t>
+      </w:r>
+    </w:p>
+    <w:p>
+      <w:pPr>
+        <w:spacing w:line="336" w:lineRule="auto" w:after="180"/>
+      </w:pPr>
+      <w:r>
+        <w:rPr>
+          <w:b w:val="0"/>
+        </w:rPr>
+        <w:t>3. Missing: younger readers, other interests, absent students, different access needs.</w:t>
+      </w:r>
+    </w:p>
+    <w:p>
+      <w:pPr>
+        <w:spacing w:line="336" w:lineRule="auto" w:after="180"/>
+      </w:pPr>
+      <w:r>
+        <w:rPr>
+          <w:b w:val="0"/>
+        </w:rPr>
+        <w:t>4. Repair collection across grades, times, interests, and access needs; then recheck.</w:t>
+      </w:r>
+    </w:p>
+    <w:p>
+      <w:pPr>
+        <w:spacing w:line="336" w:lineRule="auto" w:after="180"/>
+      </w:pPr>
+      <w:r>
+        <w:rPr>
+          <w:b w:val="0"/>
+        </w:rPr>
+        <w:t xml:space="preserve">Recalculate, retrace, or restate the reasoning in your own </w:t>
+      </w:r>
+      <w:r>
+        <w:rPr>
+          <w:b/>
+        </w:rPr>
+        <w:t>representation</w:t>
+      </w:r>
+      <w:r>
+        <w:rPr>
+          <w:b w:val="0"/>
+        </w:rPr>
+        <w:t>:</w:t>
+      </w:r>
+    </w:p>
+    <w:p>
+      <w:pPr>
+        <w:spacing w:line="336" w:lineRule="auto" w:after="180"/>
+      </w:pPr>
+      <w:r>
+        <w:rPr>
+          <w:b w:val="0"/>
+        </w:rPr>
+        <w:t xml:space="preserve">CHECK Did the </w:t>
+      </w:r>
+      <w:r>
+        <w:rPr>
+          <w:b/>
+        </w:rPr>
+        <w:t>evidence</w:t>
+      </w:r>
+      <w:r>
+        <w:rPr>
+          <w:b w:val="0"/>
+        </w:rPr>
+        <w:t xml:space="preserve"> answer the exact question? Did the total, path, or source record stay consistent?</w:t>
       </w:r>
     </w:p>
     <w:p>
@@ -743,7 +1836,7 @@
         <w:pStyle w:val="Heading3"/>
       </w:pPr>
       <w:r>
-        <w:t>Readiness answer</w:t>
+        <w:t>Concrete teaching case</w:t>
       </w:r>
     </w:p>
     <w:p>
@@ -754,19 +1847,7 @@
         <w:rPr>
           <w:b w:val="0"/>
         </w:rPr>
-        <w:t xml:space="preserve">6/10 = 60 percent among those </w:t>
-      </w:r>
-      <w:r>
-        <w:rPr>
-          <w:b/>
-        </w:rPr>
-        <w:t>response</w:t>
-      </w:r>
-      <w:r>
-        <w:rPr>
-          <w:b w:val="0"/>
-        </w:rPr>
-        <w:t>s.</w:t>
+        <w:t>Only adventure-club members answer a school reading survey.</w:t>
       </w:r>
     </w:p>
     <w:p>
@@ -777,7 +1858,15 @@
         <w:rPr>
           <w:b w:val="0"/>
         </w:rPr>
-        <w:t>Python 3 editor with a fresh local practice file</w:t>
+        <w:t>Explain the sampling problem.</w:t>
+      </w:r>
+    </w:p>
+    <w:p>
+      <w:pPr>
+        <w:pStyle w:val="Heading3"/>
+      </w:pPr>
+      <w:r>
+        <w:t>Exact explanation to model</w:t>
       </w:r>
     </w:p>
     <w:p>
@@ -788,30 +1877,7 @@
         <w:rPr>
           <w:b w:val="0"/>
         </w:rPr>
-        <w:t>Paper trace table and the student workbook</w:t>
-      </w:r>
-    </w:p>
-    <w:p>
-      <w:pPr>
-        <w:spacing w:line="336" w:lineRule="auto" w:after="180"/>
-      </w:pPr>
-      <w:r>
-        <w:rPr>
-          <w:b w:val="0"/>
-        </w:rPr>
-        <w:t xml:space="preserve">Fictional </w:t>
-      </w:r>
-      <w:r>
-        <w:rPr>
-          <w:b/>
-        </w:rPr>
-        <w:t>input</w:t>
-      </w:r>
-      <w:r>
-        <w:rPr>
-          <w:b w:val="0"/>
-        </w:rPr>
-        <w:t xml:space="preserve"> records from this lesson; no real student identifiers</w:t>
+        <w:t>Membership selects for a relevant interest. Include relevant grades and interests with appropriate data practices.</w:t>
       </w:r>
     </w:p>
     <w:p>
@@ -819,575 +1885,7 @@
         <w:pStyle w:val="Heading3"/>
       </w:pPr>
       <w:r>
-        <w:t>Apply the connected idea: Graphs and honest scales</w:t>
-      </w:r>
-    </w:p>
-    <w:p>
-      <w:pPr>
-        <w:spacing w:line="336" w:lineRule="auto" w:after="180"/>
-      </w:pPr>
-      <w:r>
-        <w:rPr>
-          <w:b w:val="0"/>
-        </w:rPr>
-        <w:t xml:space="preserve">Teach Week 18 as a two-session investigation using fictional data. A fictional poll records 8 votes for Drawing and 10 for Building. A </w:t>
-      </w:r>
-      <w:r>
-        <w:rPr>
-          <w:b/>
-        </w:rPr>
-        <w:t>bar chart</w:t>
-      </w:r>
-      <w:r>
-        <w:rPr>
-          <w:b w:val="0"/>
-        </w:rPr>
-        <w:t xml:space="preserve"> should make lengths proportional to counts, starting at zero.</w:t>
-      </w:r>
-    </w:p>
-    <w:p>
-      <w:pPr>
-        <w:spacing w:line="336" w:lineRule="auto" w:after="180"/>
-      </w:pPr>
-      <w:r>
-        <w:rPr>
-          <w:b w:val="0"/>
-        </w:rPr>
-        <w:t>A chart starting at 7 makes the visible bars 1 and 3 units tall and can exaggerate the difference. Assess the three stated outcomes through the independent task, not by copying the worked result.</w:t>
-      </w:r>
-    </w:p>
-    <w:p>
-      <w:pPr>
-        <w:pStyle w:val="Heading3"/>
-      </w:pPr>
-      <w:r>
-        <w:t>Readiness answer</w:t>
-      </w:r>
-    </w:p>
-    <w:p>
-      <w:pPr>
-        <w:spacing w:line="336" w:lineRule="auto" w:after="180"/>
-      </w:pPr>
-      <w:r>
-        <w:rPr>
-          <w:b w:val="0"/>
-        </w:rPr>
-        <w:t>2.</w:t>
-      </w:r>
-    </w:p>
-    <w:p>
-      <w:pPr>
-        <w:spacing w:line="336" w:lineRule="auto" w:after="180"/>
-      </w:pPr>
-      <w:r>
-        <w:rPr>
-          <w:b w:val="0"/>
-        </w:rPr>
-        <w:t>Python 3 editor with a fresh local practice file</w:t>
-      </w:r>
-    </w:p>
-    <w:p>
-      <w:pPr>
-        <w:spacing w:line="336" w:lineRule="auto" w:after="180"/>
-      </w:pPr>
-      <w:r>
-        <w:rPr>
-          <w:b w:val="0"/>
-        </w:rPr>
-        <w:t>Paper trace table and the student workbook</w:t>
-      </w:r>
-    </w:p>
-    <w:p>
-      <w:pPr>
-        <w:spacing w:line="336" w:lineRule="auto" w:after="180"/>
-      </w:pPr>
-      <w:r>
-        <w:rPr>
-          <w:b w:val="0"/>
-        </w:rPr>
-        <w:t xml:space="preserve">Fictional </w:t>
-      </w:r>
-      <w:r>
-        <w:rPr>
-          <w:b/>
-        </w:rPr>
-        <w:t>input</w:t>
-      </w:r>
-      <w:r>
-        <w:rPr>
-          <w:b w:val="0"/>
-        </w:rPr>
-        <w:t xml:space="preserve"> records from this lesson; no real student identifiers</w:t>
-      </w:r>
-    </w:p>
-    <w:p>
-      <w:pPr>
-        <w:pStyle w:val="Heading3"/>
-      </w:pPr>
-      <w:r>
-        <w:t>End goal for the pictorial case</w:t>
-      </w:r>
-    </w:p>
-    <w:p>
-      <w:pPr>
-        <w:spacing w:line="336" w:lineRule="auto" w:after="180"/>
-      </w:pPr>
-      <w:r>
-        <w:rPr>
-          <w:b w:val="0"/>
-        </w:rPr>
-        <w:t xml:space="preserve">By the end, I can define a </w:t>
-      </w:r>
-      <w:r>
-        <w:rPr>
-          <w:b/>
-        </w:rPr>
-        <w:t>population</w:t>
-      </w:r>
-      <w:r>
-        <w:rPr>
-          <w:b w:val="0"/>
-        </w:rPr>
-        <w:t>, selection frame and non</w:t>
-      </w:r>
-      <w:r>
-        <w:rPr>
-          <w:b/>
-        </w:rPr>
-        <w:t>response</w:t>
-      </w:r>
-      <w:r>
-        <w:rPr>
-          <w:b w:val="0"/>
-        </w:rPr>
-        <w:t xml:space="preserve"> report for a survey.</w:t>
-      </w:r>
-    </w:p>
-    <w:p>
-      <w:pPr>
-        <w:spacing w:line="336" w:lineRule="auto" w:after="180"/>
-      </w:pPr>
-      <w:r>
-        <w:rPr>
-          <w:b w:val="0"/>
-        </w:rPr>
-        <w:t>This added worked case illustrates the week’s main idea. Retain all original and connected topics; schedule its practice within the teaching cycle.</w:t>
-      </w:r>
-    </w:p>
-    <w:p>
-      <w:pPr>
-        <w:pStyle w:val="Heading1"/>
-      </w:pPr>
-      <w:r>
-        <w:t>02. Explain the mechanism</w:t>
-      </w:r>
-    </w:p>
-    <w:p>
-      <w:r>
-        <w:t>Model Sampling and Representation using the supplied case, labelled mechanism and reasoning. Make the scope of each conclusion explicit.</w:t>
-      </w:r>
-    </w:p>
-    <w:p>
-      <w:pPr>
-        <w:spacing w:line="336" w:lineRule="auto" w:after="180"/>
-      </w:pPr>
-      <w:r>
-        <w:rPr>
-          <w:b/>
-        </w:rPr>
-        <w:t>Input</w:t>
-      </w:r>
-      <w:r>
-        <w:rPr>
-          <w:b w:val="0"/>
-        </w:rPr>
-        <w:t xml:space="preserve"> → </w:t>
-      </w:r>
-      <w:r>
-        <w:rPr>
-          <w:b/>
-        </w:rPr>
-        <w:t>Process</w:t>
-      </w:r>
-      <w:r>
-        <w:rPr>
-          <w:b w:val="0"/>
-        </w:rPr>
-        <w:t xml:space="preserve"> → </w:t>
-      </w:r>
-      <w:r>
-        <w:rPr>
-          <w:b/>
-        </w:rPr>
-        <w:t>Output</w:t>
-      </w:r>
-    </w:p>
-    <w:p>
-      <w:pPr>
-        <w:spacing w:line="336" w:lineRule="auto" w:after="180"/>
-      </w:pPr>
-      <w:r>
-        <w:rPr>
-          <w:b w:val="0"/>
-        </w:rPr>
-        <w:t>Trace the information. At each stage, ask what changed and how you could test it.</w:t>
-      </w:r>
-    </w:p>
-    <w:p>
-      <w:pPr>
-        <w:spacing w:line="336" w:lineRule="auto" w:after="180"/>
-      </w:pPr>
-      <w:r>
-        <w:rPr>
-          <w:b w:val="0"/>
-        </w:rPr>
-        <w:t>Which stage could fail even when the other two are correct? Explain:</w:t>
-      </w:r>
-    </w:p>
-    <w:p>
-      <w:pPr>
-        <w:spacing w:line="336" w:lineRule="auto" w:after="180"/>
-      </w:pPr>
-      <w:r>
-        <w:rPr>
-          <w:b w:val="0"/>
-        </w:rPr>
-        <w:t xml:space="preserve">Predict first. Then check each step. A correct answer without visible reasoning is incomplete </w:t>
-      </w:r>
-      <w:r>
-        <w:rPr>
-          <w:b/>
-        </w:rPr>
-        <w:t>evidence</w:t>
-      </w:r>
-      <w:r>
-        <w:rPr>
-          <w:b w:val="0"/>
-        </w:rPr>
-        <w:t>.</w:t>
-      </w:r>
-    </w:p>
-    <w:p>
-      <w:pPr>
-        <w:spacing w:line="336" w:lineRule="auto" w:after="180"/>
-        <w:shd w:fill="F4F9FC"/>
-      </w:pPr>
-      <w:r>
-        <w:rPr>
-          <w:b w:val="0"/>
-        </w:rPr>
-        <w:t>1. Goal: books for the whole school.</w:t>
-      </w:r>
-    </w:p>
-    <w:p>
-      <w:pPr>
-        <w:spacing w:line="336" w:lineRule="auto" w:after="180"/>
-        <w:shd w:fill="F4F9FC"/>
-      </w:pPr>
-      <w:r>
-        <w:rPr>
-          <w:b w:val="0"/>
-        </w:rPr>
-        <w:t xml:space="preserve">2. </w:t>
-      </w:r>
-      <w:r>
-        <w:rPr>
-          <w:b/>
-        </w:rPr>
-        <w:t>Sample</w:t>
-      </w:r>
-      <w:r>
-        <w:rPr>
-          <w:b w:val="0"/>
-        </w:rPr>
-        <w:t>: one advanced-reading club at lunchtime.</w:t>
-      </w:r>
-    </w:p>
-    <w:p>
-      <w:pPr>
-        <w:spacing w:line="336" w:lineRule="auto" w:after="180"/>
-        <w:shd w:fill="F4F9FC"/>
-      </w:pPr>
-      <w:r>
-        <w:rPr>
-          <w:b w:val="0"/>
-        </w:rPr>
-        <w:t>3. Missing: younger readers, other interests, absent students, different access needs.</w:t>
-      </w:r>
-    </w:p>
-    <w:p>
-      <w:pPr>
-        <w:spacing w:line="336" w:lineRule="auto" w:after="180"/>
-        <w:shd w:fill="F4F9FC"/>
-      </w:pPr>
-      <w:r>
-        <w:rPr>
-          <w:b w:val="0"/>
-        </w:rPr>
-        <w:t>4. Repair collection across grades, times, interests, and access needs; then recheck.</w:t>
-      </w:r>
-    </w:p>
-    <w:p>
-      <w:pPr>
-        <w:spacing w:line="336" w:lineRule="auto" w:after="180"/>
-      </w:pPr>
-      <w:r>
-        <w:rPr>
-          <w:b w:val="0"/>
-        </w:rPr>
-        <w:t xml:space="preserve">Recalculate, retrace, or restate the reasoning in your own </w:t>
-      </w:r>
-      <w:r>
-        <w:rPr>
-          <w:b/>
-        </w:rPr>
-        <w:t>representation</w:t>
-      </w:r>
-      <w:r>
-        <w:rPr>
-          <w:b w:val="0"/>
-        </w:rPr>
-        <w:t>:</w:t>
-      </w:r>
-    </w:p>
-    <w:p>
-      <w:pPr>
-        <w:spacing w:line="336" w:lineRule="auto" w:after="180"/>
-        <w:shd w:fill="F5F1FB"/>
-      </w:pPr>
-      <w:r>
-        <w:rPr>
-          <w:b w:val="0"/>
-        </w:rPr>
-        <w:t xml:space="preserve">CHECK Did the </w:t>
-      </w:r>
-      <w:r>
-        <w:rPr>
-          <w:b/>
-        </w:rPr>
-        <w:t>evidence</w:t>
-      </w:r>
-      <w:r>
-        <w:rPr>
-          <w:b w:val="0"/>
-        </w:rPr>
-        <w:t xml:space="preserve"> answer the exact question? Did the total, path, or source record stay consistent?</w:t>
-      </w:r>
-    </w:p>
-    <w:p>
-      <w:pPr>
-        <w:pStyle w:val="Heading3"/>
-      </w:pPr>
-      <w:r>
-        <w:t>Concrete teaching case</w:t>
-      </w:r>
-    </w:p>
-    <w:p>
-      <w:pPr>
-        <w:pStyle w:val="Heading3"/>
-      </w:pPr>
-      <w:r>
-        <w:t>The teaching case</w:t>
-      </w:r>
-    </w:p>
-    <w:p>
-      <w:pPr>
-        <w:spacing w:line="336" w:lineRule="auto" w:after="180"/>
-        <w:shd w:fill="F1F6FC"/>
-      </w:pPr>
-      <w:r>
-        <w:rPr>
-          <w:b w:val="0"/>
-        </w:rPr>
-        <w:t>Only adventure-club members answer a school reading survey.</w:t>
-      </w:r>
-    </w:p>
-    <w:p>
-      <w:pPr>
-        <w:pStyle w:val="Heading3"/>
-      </w:pPr>
-      <w:r>
-        <w:t>The teaching case</w:t>
-      </w:r>
-    </w:p>
-    <w:p>
-      <w:pPr>
-        <w:spacing w:line="336" w:lineRule="auto" w:after="180"/>
-        <w:shd w:fill="F1F6FC"/>
-      </w:pPr>
-      <w:r>
-        <w:rPr>
-          <w:b w:val="0"/>
-        </w:rPr>
-        <w:t>Explain the sampling problem.</w:t>
-      </w:r>
-    </w:p>
-    <w:p>
-      <w:pPr>
-        <w:pStyle w:val="Heading3"/>
-      </w:pPr>
-      <w:r>
-        <w:t>Exact explanation to model</w:t>
-      </w:r>
-    </w:p>
-    <w:p>
-      <w:pPr>
-        <w:pStyle w:val="Heading3"/>
-      </w:pPr>
-      <w:r>
-        <w:t>Why the result follows</w:t>
-      </w:r>
-    </w:p>
-    <w:p>
-      <w:pPr>
-        <w:spacing w:line="336" w:lineRule="auto" w:after="180"/>
-        <w:shd w:fill="F1F6FC"/>
-      </w:pPr>
-      <w:r>
-        <w:rPr>
-          <w:b w:val="0"/>
-        </w:rPr>
-        <w:t>Membership selects for a relevant interest. Include relevant grades and interests with appropriate data practices.</w:t>
-      </w:r>
-    </w:p>
-    <w:p>
-      <w:pPr>
-        <w:pStyle w:val="Heading3"/>
-      </w:pPr>
-      <w:r>
         <w:t>Explain the added worked example</w:t>
-      </w:r>
-    </w:p>
-    <w:p>
-      <w:pPr>
-        <w:pStyle w:val="Heading3"/>
-      </w:pPr>
-      <w:r>
-        <w:t>Explain the added worked example · 1</w:t>
-      </w:r>
-    </w:p>
-    <w:p>
-      <w:pPr>
-        <w:spacing w:line="336" w:lineRule="auto" w:after="180"/>
-      </w:pPr>
-      <w:r>
-        <w:rPr>
-          <w:b w:val="0"/>
-        </w:rPr>
-        <w:t>A fictional school wants to know which activity Grade 7 students prefer. Surveying only the coding club is easy, but the question concerns every Grade 7 student.</w:t>
-      </w:r>
-    </w:p>
-    <w:p>
-      <w:pPr>
-        <w:spacing w:line="336" w:lineRule="auto" w:after="180"/>
-      </w:pPr>
-      <w:r>
-        <w:rPr>
-          <w:b w:val="0"/>
-        </w:rPr>
-        <w:t xml:space="preserve">First define the </w:t>
-      </w:r>
-      <w:r>
-        <w:rPr>
-          <w:b/>
-        </w:rPr>
-        <w:t>population</w:t>
-      </w:r>
-      <w:r>
-        <w:rPr>
-          <w:b w:val="0"/>
-        </w:rPr>
-        <w:t xml:space="preserve">, selection </w:t>
-      </w:r>
-      <w:r>
-        <w:rPr>
-          <w:b/>
-        </w:rPr>
-        <w:t>process</w:t>
-      </w:r>
-      <w:r>
-        <w:rPr>
-          <w:b w:val="0"/>
-        </w:rPr>
-        <w:t xml:space="preserve">, question and </w:t>
-      </w:r>
-      <w:r>
-        <w:rPr>
-          <w:b/>
-        </w:rPr>
-        <w:t>response</w:t>
-      </w:r>
-      <w:r>
-        <w:rPr>
-          <w:b w:val="0"/>
-        </w:rPr>
-        <w:t xml:space="preserve"> options. No real student data is required for this exercise.</w:t>
-      </w:r>
-    </w:p>
-    <w:p>
-      <w:pPr>
-        <w:pStyle w:val="Heading3"/>
-      </w:pPr>
-      <w:r>
-        <w:t>Explain the added worked example · 2</w:t>
-      </w:r>
-    </w:p>
-    <w:p>
-      <w:pPr>
-        <w:spacing w:line="336" w:lineRule="auto" w:after="180"/>
-      </w:pPr>
-      <w:r>
-        <w:rPr>
-          <w:b w:val="0"/>
-        </w:rPr>
-        <w:t xml:space="preserve">The result 2 of 3 describes these fictional club </w:t>
-      </w:r>
-      <w:r>
-        <w:rPr>
-          <w:b/>
-        </w:rPr>
-        <w:t>response</w:t>
-      </w:r>
-      <w:r>
-        <w:rPr>
-          <w:b w:val="0"/>
-        </w:rPr>
-        <w:t>s. It cannot by itself estimate the whole grade reliably. A better plan starts from a complete grade roster, uses a fair selection method and records non</w:t>
-      </w:r>
-      <w:r>
-        <w:rPr>
-          <w:b/>
-        </w:rPr>
-        <w:t>response</w:t>
-      </w:r>
-      <w:r>
-        <w:rPr>
-          <w:b w:val="0"/>
-        </w:rPr>
-        <w:t>.</w:t>
-      </w:r>
-    </w:p>
-    <w:p>
-      <w:pPr>
-        <w:spacing w:line="336" w:lineRule="auto" w:after="180"/>
-      </w:pPr>
-      <w:r>
-        <w:rPr>
-          <w:b w:val="0"/>
-        </w:rPr>
-        <w:t xml:space="preserve">Random selection gives each listed student a chance; it does not guarantee every small </w:t>
-      </w:r>
-      <w:r>
-        <w:rPr>
-          <w:b/>
-        </w:rPr>
-        <w:t>sample</w:t>
-      </w:r>
-      <w:r>
-        <w:rPr>
-          <w:b w:val="0"/>
-        </w:rPr>
-        <w:t xml:space="preserve"> is representative.</w:t>
       </w:r>
     </w:p>
     <w:p>
@@ -1532,25 +2030,33 @@
     </w:p>
     <w:p>
       <w:pPr>
+        <w:pStyle w:val="Heading3"/>
+      </w:pPr>
+      <w:r>
+        <w:t>Model the reasoning aloud</w:t>
+      </w:r>
+    </w:p>
+    <w:p>
+      <w:pPr>
         <w:spacing w:line="336" w:lineRule="auto" w:after="180"/>
       </w:pPr>
       <w:r>
         <w:rPr>
           <w:b w:val="0"/>
         </w:rPr>
-        <w:t xml:space="preserve">A fictional poll records 8 votes for Drawing and 10 for Building. A </w:t>
+        <w:t xml:space="preserve">Use the complete worked example below before asking learners to complete W2. Reveal a small part, invite a </w:t>
       </w:r>
       <w:r>
         <w:rPr>
           <w:b/>
         </w:rPr>
-        <w:t>bar chart</w:t>
-      </w:r>
-      <w:r>
-        <w:rPr>
-          <w:b w:val="0"/>
-        </w:rPr>
-        <w:t xml:space="preserve"> should make lengths proportional to counts, starting at zero.</w:t>
+        <w:t>prediction</w:t>
+      </w:r>
+      <w:r>
+        <w:rPr>
+          <w:b w:val="0"/>
+        </w:rPr>
+        <w:t>, then explain the deciding step.</w:t>
       </w:r>
     </w:p>
     <w:p>
@@ -1561,144 +2067,7 @@
         <w:rPr>
           <w:b w:val="0"/>
         </w:rPr>
-        <w:t>A chart starting at 7 makes the visible bars 1 and 3 units tall and can exaggerate the difference.</w:t>
-      </w:r>
-    </w:p>
-    <w:p>
-      <w:pPr>
-        <w:spacing w:line="336" w:lineRule="auto" w:after="180"/>
-      </w:pPr>
-      <w:r>
-        <w:rPr>
-          <w:b w:val="0"/>
-        </w:rPr>
-        <w:t xml:space="preserve">The text chart uses one # per vote and a zero </w:t>
-      </w:r>
-      <w:r>
-        <w:rPr>
-          <w:b/>
-        </w:rPr>
-        <w:t>baseline</w:t>
-      </w:r>
-      <w:r>
-        <w:rPr>
-          <w:b w:val="0"/>
-        </w:rPr>
-        <w:t>. The second category has 2 more votes and 1.25 times as many votes, not three times as many.</w:t>
-      </w:r>
-    </w:p>
-    <w:p>
-      <w:pPr>
-        <w:spacing w:line="336" w:lineRule="auto" w:after="180"/>
-      </w:pPr>
-      <w:r>
-        <w:rPr>
-          <w:b w:val="0"/>
-        </w:rPr>
-        <w:t xml:space="preserve">Include the poll question, date or collection occasion and number of </w:t>
-      </w:r>
-      <w:r>
-        <w:rPr>
-          <w:b/>
-        </w:rPr>
-        <w:t>response</w:t>
-      </w:r>
-      <w:r>
-        <w:rPr>
-          <w:b w:val="0"/>
-        </w:rPr>
-        <w:t>s when presenting a real graph.</w:t>
-      </w:r>
-    </w:p>
-    <w:p>
-      <w:pPr>
-        <w:spacing w:line="336" w:lineRule="auto" w:after="180"/>
-      </w:pPr>
-      <w:r>
-        <w:rPr>
-          <w:b w:val="0"/>
-        </w:rPr>
-        <w:t>Difference 2 votes; ratio 6/4 = 1.5. Both bars begin at zero. Exit: No. Preference counts do not measure learning effectiveness or establish a cause.</w:t>
-      </w:r>
-    </w:p>
-    <w:p>
-      <w:pPr>
-        <w:pStyle w:val="Heading3"/>
-      </w:pPr>
-      <w:r>
-        <w:t>Model the reasoning aloud</w:t>
-      </w:r>
-    </w:p>
-    <w:p>
-      <w:pPr>
-        <w:spacing w:line="336" w:lineRule="auto" w:after="180"/>
-      </w:pPr>
-      <w:r>
-        <w:rPr>
-          <w:b w:val="0"/>
-        </w:rPr>
-        <w:t xml:space="preserve">Use the complete worked example below before asking learners to complete W2. Reveal a small part, invite a </w:t>
-      </w:r>
-      <w:r>
-        <w:rPr>
-          <w:b/>
-        </w:rPr>
-        <w:t>prediction</w:t>
-      </w:r>
-      <w:r>
-        <w:rPr>
-          <w:b w:val="0"/>
-        </w:rPr>
-        <w:t>, then explain the deciding step.</w:t>
-      </w:r>
-    </w:p>
-    <w:p>
-      <w:pPr>
-        <w:spacing w:line="336" w:lineRule="auto" w:after="180"/>
-      </w:pPr>
-      <w:r>
-        <w:rPr>
-          <w:b w:val="0"/>
-        </w:rPr>
         <w:t>These teacher notes contain solutions; do not reveal the independent case answer during modelling.</w:t>
-      </w:r>
-    </w:p>
-    <w:p>
-      <w:pPr>
-        <w:pStyle w:val="Heading3"/>
-      </w:pPr>
-      <w:r>
-        <w:t>If the school adds 20 more club responses, which coverage problem remains?</w:t>
-      </w:r>
-    </w:p>
-    <w:p>
-      <w:r>
-        <w:t>________________________________________________________________</w:t>
-      </w:r>
-    </w:p>
-    <w:p>
-      <w:r>
-        <w:t>________________________________________________________________</w:t>
-      </w:r>
-    </w:p>
-    <w:p>
-      <w:r>
-        <w:t>________________________________________________________________</w:t>
-      </w:r>
-    </w:p>
-    <w:p>
-      <w:r>
-        <w:t>________________________________________________________________</w:t>
-      </w:r>
-    </w:p>
-    <w:p>
-      <w:r>
-        <w:t>________________________________________________________________</w:t>
-      </w:r>
-    </w:p>
-    <w:p>
-      <w:r>
-        <w:t>________________________________________________________________</w:t>
       </w:r>
     </w:p>
     <w:tbl>
@@ -1805,17 +2174,6 @@
     </w:tbl>
     <w:p>
       <w:pPr>
-        <w:spacing w:line="336" w:lineRule="auto" w:after="180"/>
-      </w:pPr>
-      <w:r>
-        <w:rPr>
-          <w:b w:val="0"/>
-        </w:rPr>
-        <w:t>Use the diagram and verbal explanation together. Ask learners to match a sentence to a specific visual step; do not assign learners fixed visual or auditory learning styles.</w:t>
-      </w:r>
-    </w:p>
-    <w:p>
-      <w:pPr>
         <w:pStyle w:val="Heading3"/>
       </w:pPr>
       <w:r>
@@ -1824,67 +2182,10 @@
     </w:p>
     <w:p>
       <w:pPr>
-        <w:spacing w:line="336" w:lineRule="auto" w:after="180"/>
-      </w:pPr>
-      <w:r>
-        <w:rPr>
-          <w:b w:val="0"/>
-        </w:rPr>
-        <w:t>A fictional Grade 7 class wants to understand book-format preferences across its whole grade.</w:t>
-      </w:r>
-    </w:p>
-    <w:p>
-      <w:pPr>
         <w:pStyle w:val="Heading3"/>
       </w:pPr>
       <w:r>
         <w:t>The facts we will use</w:t>
-      </w:r>
-    </w:p>
-    <w:p>
-      <w:pPr>
-        <w:pStyle w:val="Heading3"/>
-      </w:pPr>
-      <w:r>
-        <w:t>Supplied facts</w:t>
-      </w:r>
-    </w:p>
-    <w:p>
-      <w:pPr>
-        <w:spacing w:line="336" w:lineRule="auto" w:after="180"/>
-        <w:shd w:fill="F1F6FC"/>
-      </w:pPr>
-      <w:r>
-        <w:rPr>
-          <w:b/>
-        </w:rPr>
-        <w:t>Population</w:t>
-      </w:r>
-      <w:r>
-        <w:rPr>
-          <w:b w:val="0"/>
-        </w:rPr>
-        <w:t>: all 60 Grade 7 learners. Frame: current school-approved list of those 60, used only by the teacher.</w:t>
-      </w:r>
-    </w:p>
-    <w:p>
-      <w:pPr>
-        <w:pStyle w:val="Heading3"/>
-      </w:pPr>
-      <w:r>
-        <w:t>Supplied facts</w:t>
-      </w:r>
-    </w:p>
-    <w:p>
-      <w:pPr>
-        <w:spacing w:line="336" w:lineRule="auto" w:after="180"/>
-        <w:shd w:fill="F1F6FC"/>
-      </w:pPr>
-      <w:r>
-        <w:rPr>
-          <w:b w:val="0"/>
-        </w:rPr>
-        <w:t>Teacher randomly invites 15; 12 answer the same neutral comic/prose/either question. No names enter the analysis table.</w:t>
       </w:r>
     </w:p>
     <w:p>
@@ -1892,7 +2193,7 @@
         <w:drawing>
           <wp:inline xmlns:a="http://schemas.openxmlformats.org/drawingml/2006/main" xmlns:pic="http://schemas.openxmlformats.org/drawingml/2006/picture">
             <wp:extent cx="5243129" cy="5943600"/>
-            <wp:docPr id="1" name="Picture 1" descr="Sampling and Representation. Define target: The question concerns all Grade 7, not only library-club members.. Select invitations: Teacher uses the complete approved list and documented random selection.. Record responses: 12 replies from 15 invited; three nonresponses remain visible.. Report scope: Invitation response rate 12/15=80%; preference counts describe respondents."/>
+            <wp:docPr id="2" name="Picture 2" descr="Sampling and Representation. Define target: The question concerns all Grade 7, not only library-club members.. Select invitations: Teacher uses the complete approved list and documented random selection.. Record responses: 12 replies from 15 invited; three nonresponses remain visible.. Report scope: Invitation response rate 12/15=80%; preference counts describe respondents."/>
             <wp:cNvGraphicFramePr>
               <a:graphicFrameLocks noChangeAspect="1"/>
             </wp:cNvGraphicFramePr>
@@ -1904,7 +2205,7 @@
                     <pic:cNvPicPr/>
                   </pic:nvPicPr>
                   <pic:blipFill>
-                    <a:blip r:embed="rId9"/>
+                    <a:blip r:embed="rId10"/>
                     <a:stretch>
                       <a:fillRect/>
                     </a:stretch>
@@ -2073,43 +2374,177 @@
         <w:pStyle w:val="Heading3"/>
       </w:pPr>
       <w:r>
-        <w:t>Why the result follows</w:t>
+        <w:t>What this example does not establish</w:t>
+      </w:r>
+    </w:p>
+    <w:p>
+      <w:pPr>
+        <w:pStyle w:val="Heading3"/>
+      </w:pPr>
+      <w:r>
+        <w:t>Change one thing in the pictured case</w:t>
+      </w:r>
+    </w:p>
+    <w:p>
+      <w:pPr>
+        <w:pStyle w:val="Heading3"/>
+      </w:pPr>
+      <w:r>
+        <w:t>Ask while showing the picture</w:t>
+      </w:r>
+    </w:p>
+    <w:p>
+      <w:pPr>
+        <w:pStyle w:val="Heading1"/>
+      </w:pPr>
+      <w:r>
+        <w:t>03. Guide the main explanation, then fade support</w:t>
+      </w:r>
+    </w:p>
+    <w:p>
+      <w:r>
+        <w:t>Collect each learner’s reasoning before revealing a key.</w:t>
+      </w:r>
+    </w:p>
+    <w:p>
+      <w:pPr>
+        <w:pStyle w:val="Heading2"/>
+      </w:pPr>
+      <w:r>
+        <w:t>Main completion question and key</w:t>
       </w:r>
     </w:p>
     <w:p>
       <w:pPr>
         <w:spacing w:line="336" w:lineRule="auto" w:after="180"/>
-        <w:shd w:fill="F1F6FC"/>
-      </w:pPr>
-      <w:r>
-        <w:rPr>
-          <w:b w:val="0"/>
-        </w:rPr>
-        <w:t xml:space="preserve">A </w:t>
+      </w:pPr>
+      <w:r>
+        <w:rPr>
+          <w:b w:val="0"/>
+        </w:rPr>
+        <w:t>Completion task: Seven of 12 fictional respondents prefer longer lunch. State the result without generalizing.</w:t>
+      </w:r>
+    </w:p>
+    <w:p>
+      <w:pPr>
+        <w:spacing w:line="336" w:lineRule="auto" w:after="180"/>
+      </w:pPr>
+      <w:r>
+        <w:rPr>
+          <w:b w:val="0"/>
+        </w:rPr>
+        <w:t>Teacher check: 7/12 of these respondents prefer longer lunch, about 58.3 percent.</w:t>
+      </w:r>
+    </w:p>
+    <w:p>
+      <w:pPr>
+        <w:spacing w:line="336" w:lineRule="auto" w:after="180"/>
+      </w:pPr>
+      <w:r>
+        <w:rPr>
+          <w:b w:val="0"/>
+        </w:rPr>
+        <w:t xml:space="preserve">Start by identifying the given </w:t>
       </w:r>
       <w:r>
         <w:rPr>
           <w:b/>
         </w:rPr>
+        <w:t>input</w:t>
+      </w:r>
+      <w:r>
+        <w:rPr>
+          <w:b w:val="0"/>
+        </w:rPr>
+        <w:t>s together. Leave the intermediate steps blank. If needed, model one step, then withdraw that help on the next step. Move to a full trace only when the partial trace is understood.</w:t>
+      </w:r>
+    </w:p>
+    <w:p>
+      <w:pPr>
+        <w:spacing w:line="336" w:lineRule="auto" w:after="180"/>
+      </w:pPr>
+      <w:r>
+        <w:rPr>
+          <w:b w:val="0"/>
+        </w:rPr>
+        <w:t xml:space="preserve">For partners, alternate explainer and checker; collect a </w:t>
+      </w:r>
+      <w:r>
+        <w:rPr>
+          <w:b/>
+        </w:rPr>
+        <w:t>response</w:t>
+      </w:r>
+      <w:r>
+        <w:rPr>
+          <w:b w:val="0"/>
+        </w:rPr>
+        <w:t xml:space="preserve"> from every learner before discussion.</w:t>
+      </w:r>
+    </w:p>
+    <w:p>
+      <w:pPr>
+        <w:pStyle w:val="Heading2"/>
+      </w:pPr>
+      <w:r>
+        <w:t>Main individual check</w:t>
+      </w:r>
+    </w:p>
+    <w:p>
+      <w:pPr>
+        <w:spacing w:line="336" w:lineRule="auto" w:after="180"/>
+      </w:pPr>
+      <w:r>
+        <w:rPr>
+          <w:b w:val="0"/>
+        </w:rPr>
+        <w:t xml:space="preserve">Use the worked case for Questions </w:t>
+      </w:r>
+      <w:r>
+        <w:rPr>
+          <w:b/>
+        </w:rPr>
+        <w:t>population</w:t>
+      </w:r>
+      <w:r>
+        <w:rPr>
+          <w:b w:val="0"/>
+        </w:rPr>
+        <w:t xml:space="preserve">s and </w:t>
+      </w:r>
+      <w:r>
+        <w:rPr>
+          <w:b/>
+        </w:rPr>
         <w:t>sample</w:t>
       </w:r>
       <w:r>
         <w:rPr>
           <w:b w:val="0"/>
         </w:rPr>
-        <w:t xml:space="preserve"> plan states who could be selected, how selection happens and what happens after invitation. Random invitations do not guarantee that respondents resemble those who declined.</w:t>
+        <w:t>s. Proposed explanation: “A successful run proves the conclusion”. Decide whether this explanation is supported.</w:t>
       </w:r>
     </w:p>
     <w:p>
       <w:pPr>
         <w:spacing w:line="336" w:lineRule="auto" w:after="180"/>
-        <w:shd w:fill="F1F6FC"/>
-      </w:pPr>
-      <w:r>
-        <w:rPr>
-          <w:b w:val="0"/>
-        </w:rPr>
-        <w:t>Use a neutral question and preserve non</w:t>
+      </w:pPr>
+      <w:r>
+        <w:rPr>
+          <w:b w:val="0"/>
+        </w:rPr>
+        <w:t>Point to the step or supplied fact that decides; explain your repair if needed.</w:t>
+      </w:r>
+    </w:p>
+    <w:p>
+      <w:pPr>
+        <w:spacing w:line="336" w:lineRule="auto" w:after="180"/>
+      </w:pPr>
+      <w:r>
+        <w:rPr>
+          <w:b w:val="0"/>
+        </w:rPr>
+        <w:t xml:space="preserve">Expected correction: Selection and </w:t>
       </w:r>
       <w:r>
         <w:rPr>
@@ -2121,7 +2556,369 @@
         <w:rPr>
           <w:b w:val="0"/>
         </w:rPr>
-        <w:t xml:space="preserve"> coverage. Learners can discuss aggregate counts without receiving the identifiable selection frame.</w:t>
+        <w:t xml:space="preserve"> are separate. Even a fair invitation </w:t>
+      </w:r>
+      <w:r>
+        <w:rPr>
+          <w:b/>
+        </w:rPr>
+        <w:t>sample</w:t>
+      </w:r>
+      <w:r>
+        <w:rPr>
+          <w:b w:val="0"/>
+        </w:rPr>
+        <w:t xml:space="preserve"> can be distorted if only interested students respond. Report numbers invited and responding and explain who may be absent.</w:t>
+      </w:r>
+    </w:p>
+    <w:p>
+      <w:pPr>
+        <w:spacing w:line="336" w:lineRule="auto" w:after="180"/>
+      </w:pPr>
+      <w:r>
+        <w:rPr>
+          <w:b w:val="0"/>
+        </w:rPr>
+        <w:t>Collect explanations, not only yes/no votes. If a misunderstanding is common, re-model the relevant step for the class.</w:t>
+      </w:r>
+    </w:p>
+    <w:p>
+      <w:pPr>
+        <w:spacing w:line="336" w:lineRule="auto" w:after="180"/>
+      </w:pPr>
+      <w:r>
+        <w:rPr>
+          <w:b w:val="0"/>
+        </w:rPr>
+        <w:t>If it affects a few learners, give a short targeted group explanation while others solve a more demanding variation.</w:t>
+      </w:r>
+    </w:p>
+    <w:p>
+      <w:pPr>
+        <w:pStyle w:val="Heading2"/>
+      </w:pPr>
+      <w:r>
+        <w:t>Pictorial question and changed case</w:t>
+      </w:r>
+    </w:p>
+    <w:p>
+      <w:pPr>
+        <w:spacing w:line="336" w:lineRule="auto" w:after="180"/>
+      </w:pPr>
+      <w:r>
+        <w:rPr>
+          <w:b w:val="0"/>
+        </w:rPr>
+        <w:t xml:space="preserve">Can </w:t>
+      </w:r>
+      <w:r>
+        <w:rPr>
+          <w:b/>
+        </w:rPr>
+        <w:t>80%</w:t>
+      </w:r>
+      <w:r>
+        <w:rPr>
+          <w:b w:val="0"/>
+        </w:rPr>
+        <w:t xml:space="preserve"> </w:t>
+      </w:r>
+      <w:r>
+        <w:rPr>
+          <w:b/>
+        </w:rPr>
+        <w:t>response</w:t>
+      </w:r>
+      <w:r>
+        <w:rPr>
+          <w:b w:val="0"/>
+        </w:rPr>
+        <w:t xml:space="preserve"> be reported as </w:t>
+      </w:r>
+      <w:r>
+        <w:rPr>
+          <w:b/>
+        </w:rPr>
+        <w:t>80%</w:t>
+      </w:r>
+      <w:r>
+        <w:rPr>
+          <w:b w:val="0"/>
+        </w:rPr>
+        <w:t xml:space="preserve"> of the whole grade responding?</w:t>
+      </w:r>
+    </w:p>
+    <w:p>
+      <w:pPr>
+        <w:spacing w:line="336" w:lineRule="auto" w:after="180"/>
+      </w:pPr>
+      <w:r>
+        <w:rPr>
+          <w:b w:val="0"/>
+        </w:rPr>
+        <w:t xml:space="preserve">No. Twelve of fifteen invited is </w:t>
+      </w:r>
+      <w:r>
+        <w:rPr>
+          <w:b/>
+        </w:rPr>
+        <w:t>80%</w:t>
+      </w:r>
+      <w:r>
+        <w:rPr>
+          <w:b w:val="0"/>
+        </w:rPr>
+        <w:t>; twelve of sixty in the grade is 20%. Denominators answer different questions.</w:t>
+      </w:r>
+    </w:p>
+    <w:p>
+      <w:pPr>
+        <w:spacing w:line="336" w:lineRule="auto" w:after="180"/>
+      </w:pPr>
+      <w:r>
+        <w:rPr>
+          <w:b w:val="0"/>
+        </w:rPr>
+        <w:t xml:space="preserve">Changed-case reasoning: The invitation </w:t>
+      </w:r>
+      <w:r>
+        <w:rPr>
+          <w:b/>
+        </w:rPr>
+        <w:t>process</w:t>
+      </w:r>
+      <w:r>
+        <w:rPr>
+          <w:b w:val="0"/>
+        </w:rPr>
+        <w:t xml:space="preserve"> no longer covers the whole grade through this frame. Club members may differ in reading interests; selection is now limited to one group.</w:t>
+      </w:r>
+    </w:p>
+    <w:p>
+      <w:pPr>
+        <w:spacing w:line="336" w:lineRule="auto" w:after="180"/>
+      </w:pPr>
+      <w:r>
+        <w:rPr>
+          <w:b w:val="0"/>
+        </w:rPr>
+        <w:t xml:space="preserve">Collect each learner’s explanation before discussion. Use the first missing connection between </w:t>
+      </w:r>
+      <w:r>
+        <w:rPr>
+          <w:b/>
+        </w:rPr>
+        <w:t>input</w:t>
+      </w:r>
+      <w:r>
+        <w:rPr>
+          <w:b w:val="0"/>
+        </w:rPr>
+        <w:t xml:space="preserve">, deciding step and result to choose support. This question is worked-case practice, not fresh mastery </w:t>
+      </w:r>
+      <w:r>
+        <w:rPr>
+          <w:b/>
+        </w:rPr>
+        <w:t>evidence</w:t>
+      </w:r>
+      <w:r>
+        <w:rPr>
+          <w:b w:val="0"/>
+        </w:rPr>
+        <w:t>.</w:t>
+      </w:r>
+    </w:p>
+    <w:p>
+      <w:pPr>
+        <w:pStyle w:val="Heading2"/>
+      </w:pPr>
+      <w:r>
+        <w:t>Keep learners explaining</w:t>
+      </w:r>
+    </w:p>
+    <w:p>
+      <w:pPr>
+        <w:spacing w:line="336" w:lineRule="auto" w:after="180"/>
+      </w:pPr>
+      <w:r>
+        <w:rPr>
+          <w:b w:val="0"/>
+        </w:rPr>
+        <w:t>Ask: Which facts are given, and which would we have to assume? Learners mark relevant details before discussing answers.</w:t>
+      </w:r>
+    </w:p>
+    <w:p>
+      <w:pPr>
+        <w:spacing w:line="336" w:lineRule="auto" w:after="180"/>
+      </w:pPr>
+      <w:r>
+        <w:rPr>
+          <w:b w:val="0"/>
+        </w:rPr>
+        <w:t>Say: Predict first. Show the rule, information path or calculation that would produce the result. A correct guess is not yet an explanation.</w:t>
+      </w:r>
+    </w:p>
+    <w:p>
+      <w:pPr>
+        <w:spacing w:line="336" w:lineRule="auto" w:after="180"/>
+      </w:pPr>
+      <w:r>
+        <w:rPr>
+          <w:b w:val="0"/>
+        </w:rPr>
+        <w:t xml:space="preserve">In pairs, one learner solves while the other checks </w:t>
+      </w:r>
+      <w:r>
+        <w:rPr>
+          <w:b/>
+        </w:rPr>
+        <w:t>evidence</w:t>
+      </w:r>
+      <w:r>
+        <w:rPr>
+          <w:b w:val="0"/>
+        </w:rPr>
+        <w:t>; exchange roles. Remove the worked answer before independent assessment.</w:t>
+      </w:r>
+    </w:p>
+    <w:p>
+      <w:pPr>
+        <w:pStyle w:val="Heading2"/>
+      </w:pPr>
+      <w:r>
+        <w:t>Extension teaching cycle · reference / check after trying</w:t>
+      </w:r>
+    </w:p>
+    <w:p>
+      <w:pPr>
+        <w:spacing w:line="336" w:lineRule="auto" w:after="180"/>
+      </w:pPr>
+      <w:r>
+        <w:rPr>
+          <w:b w:val="0"/>
+        </w:rPr>
+        <w:t>Target: Choose an appropriate graph</w:t>
+      </w:r>
+    </w:p>
+    <w:p>
+      <w:pPr>
+        <w:spacing w:line="336" w:lineRule="auto" w:after="180"/>
+      </w:pPr>
+      <w:r>
+        <w:rPr>
+          <w:b w:val="0"/>
+        </w:rPr>
+        <w:t>Reserve further sessions for this topic; the 135-minute primary plan does not absorb all added content.</w:t>
+      </w:r>
+    </w:p>
+    <w:p>
+      <w:pPr>
+        <w:spacing w:line="336" w:lineRule="auto" w:after="180"/>
+      </w:pPr>
+      <w:r>
+        <w:rPr>
+          <w:b w:val="0"/>
+        </w:rPr>
+        <w:t>Completion practice: Counts are 12 and 15. State the difference and ratio using the true values.</w:t>
+      </w:r>
+    </w:p>
+    <w:p>
+      <w:pPr>
+        <w:spacing w:line="336" w:lineRule="auto" w:after="180"/>
+      </w:pPr>
+      <w:r>
+        <w:rPr>
+          <w:b w:val="0"/>
+        </w:rPr>
+        <w:t>Teacher check: Difference 3; ratio 15/12 = 1.25.</w:t>
+      </w:r>
+    </w:p>
+    <w:p>
+      <w:pPr>
+        <w:spacing w:line="336" w:lineRule="auto" w:after="180"/>
+      </w:pPr>
+      <w:r>
+        <w:rPr>
+          <w:b w:val="0"/>
+        </w:rPr>
+        <w:t xml:space="preserve">Individual check: For Graphs and honest </w:t>
+      </w:r>
+      <w:r>
+        <w:rPr>
+          <w:b/>
+        </w:rPr>
+        <w:t>scale</w:t>
+      </w:r>
+      <w:r>
+        <w:rPr>
+          <w:b w:val="0"/>
+        </w:rPr>
+        <w:t>s, use its worked case to evaluate this proposed explanation: “A successful run proves the conclusion”. Explain the deciding step.</w:t>
+      </w:r>
+    </w:p>
+    <w:p>
+      <w:pPr>
+        <w:spacing w:line="336" w:lineRule="auto" w:after="180"/>
+      </w:pPr>
+      <w:r>
+        <w:rPr>
+          <w:b w:val="0"/>
+        </w:rPr>
+        <w:t>Expected correction: Counts alone do not show why students chose an activity or whether nonrespondents would choose differently.</w:t>
+      </w:r>
+    </w:p>
+    <w:p>
+      <w:pPr>
+        <w:spacing w:line="336" w:lineRule="auto" w:after="180"/>
+      </w:pPr>
+      <w:r>
+        <w:rPr>
+          <w:b w:val="0"/>
+        </w:rPr>
+        <w:t xml:space="preserve">Graph choices should match the question: categories suit bars; ordered time </w:t>
+      </w:r>
+      <w:r>
+        <w:rPr>
+          <w:b/>
+        </w:rPr>
+        <w:t>observation</w:t>
+      </w:r>
+      <w:r>
+        <w:rPr>
+          <w:b w:val="0"/>
+        </w:rPr>
+        <w:t>s can suit a line.</w:t>
+      </w:r>
+    </w:p>
+    <w:p>
+      <w:pPr>
+        <w:spacing w:line="336" w:lineRule="auto" w:after="180"/>
+      </w:pPr>
+      <w:r>
+        <w:rPr>
+          <w:b w:val="0"/>
+        </w:rPr>
+        <w:t>Apply the same support, independent transfer and delayed-review decisions to the named connected-topic workbook tasks.</w:t>
+      </w:r>
+    </w:p>
+    <w:p>
+      <w:pPr>
+        <w:pStyle w:val="Heading2"/>
+      </w:pPr>
+      <w:r>
+        <w:t>Earlier wording, alternatives and picture transcripts · reference / check after trying</w:t>
+      </w:r>
+    </w:p>
+    <w:p>
+      <w:pPr>
+        <w:spacing w:line="336" w:lineRule="auto" w:after="180"/>
+      </w:pPr>
+      <w:r>
+        <w:rPr>
+          <w:b w:val="0"/>
+        </w:rPr>
+        <w:t>Demonstrate and guide practice</w:t>
       </w:r>
     </w:p>
     <w:p>
@@ -2129,7 +2926,63 @@
         <w:pStyle w:val="Heading3"/>
       </w:pPr>
       <w:r>
-        <w:t>What this example does not establish</w:t>
+        <w:t>Board sequence</w:t>
+      </w:r>
+    </w:p>
+    <w:p>
+      <w:pPr>
+        <w:spacing w:line="336" w:lineRule="auto" w:after="180"/>
+      </w:pPr>
+      <w:r>
+        <w:rPr>
+          <w:b w:val="0"/>
+        </w:rPr>
+        <w:t>Write the given facts: Only adventure-club members answer a school reading survey.</w:t>
+      </w:r>
+    </w:p>
+    <w:p>
+      <w:pPr>
+        <w:spacing w:line="336" w:lineRule="auto" w:after="180"/>
+      </w:pPr>
+      <w:r>
+        <w:rPr>
+          <w:b w:val="0"/>
+        </w:rPr>
+        <w:t>Write the question to explain: Explain the sampling problem.</w:t>
+      </w:r>
+    </w:p>
+    <w:p>
+      <w:pPr>
+        <w:spacing w:line="336" w:lineRule="auto" w:after="180"/>
+      </w:pPr>
+      <w:r>
+        <w:rPr>
+          <w:b w:val="0"/>
+        </w:rPr>
+        <w:t xml:space="preserve">Reveal after </w:t>
+      </w:r>
+      <w:r>
+        <w:rPr>
+          <w:b/>
+        </w:rPr>
+        <w:t>prediction</w:t>
+      </w:r>
+      <w:r>
+        <w:rPr>
+          <w:b w:val="0"/>
+        </w:rPr>
+        <w:t>s: Membership selects for a relevant interest. Include relevant grades and interests with appropriate data practices.</w:t>
+      </w:r>
+    </w:p>
+    <w:p>
+      <w:pPr>
+        <w:spacing w:line="336" w:lineRule="auto" w:after="180"/>
+      </w:pPr>
+      <w:r>
+        <w:rPr>
+          <w:b w:val="0"/>
+        </w:rPr>
+        <w:t>Use the earlier transfer question as optional practice. Reserve Plan independently for the first independent attempt before hints or feedback.</w:t>
       </w:r>
     </w:p>
     <w:p>
@@ -2137,386 +2990,18 @@
         <w:pStyle w:val="Heading3"/>
       </w:pPr>
       <w:r>
-        <w:t>Keep the stated limit</w:t>
+        <w:t>Classroom dialogue</w:t>
       </w:r>
     </w:p>
     <w:p>
       <w:pPr>
         <w:spacing w:line="336" w:lineRule="auto" w:after="180"/>
-        <w:shd w:fill="FFF5E6"/>
-      </w:pPr>
-      <w:r>
-        <w:rPr>
-          <w:b w:val="0"/>
-        </w:rPr>
-        <w:t>Even the random-invitation plan does not remove non</w:t>
-      </w:r>
-      <w:r>
-        <w:rPr>
-          <w:b/>
-        </w:rPr>
-        <w:t>response</w:t>
-      </w:r>
-      <w:r>
-        <w:rPr>
-          <w:b w:val="0"/>
-        </w:rPr>
-        <w:t xml:space="preserve"> bias or justify revealing identifiable school lists.</w:t>
-      </w:r>
-    </w:p>
-    <w:p>
-      <w:pPr>
-        <w:pStyle w:val="Heading3"/>
-      </w:pPr>
-      <w:r>
-        <w:t>Change one thing in the pictured case</w:t>
-      </w:r>
-    </w:p>
-    <w:p>
-      <w:pPr>
-        <w:pStyle w:val="Heading3"/>
-      </w:pPr>
-      <w:r>
-        <w:t>Change one thing</w:t>
-      </w:r>
-    </w:p>
-    <w:p>
-      <w:pPr>
-        <w:spacing w:line="336" w:lineRule="auto" w:after="180"/>
-        <w:shd w:fill="F5F1FB"/>
-      </w:pPr>
-      <w:r>
-        <w:rPr>
-          <w:b w:val="0"/>
-        </w:rPr>
-        <w:t>Change: Invite only the 15 library-club members instead.</w:t>
-      </w:r>
-    </w:p>
-    <w:p>
-      <w:pPr>
-        <w:pStyle w:val="Heading3"/>
-      </w:pPr>
-      <w:r>
-        <w:t>Predicted result</w:t>
-      </w:r>
-    </w:p>
-    <w:p>
-      <w:pPr>
-        <w:spacing w:line="336" w:lineRule="auto" w:after="180"/>
-        <w:shd w:fill="F1F6FC"/>
-      </w:pPr>
-      <w:r>
-        <w:rPr>
-          <w:b/>
-        </w:rPr>
-        <w:t>Prediction</w:t>
-      </w:r>
-      <w:r>
-        <w:rPr>
-          <w:b w:val="0"/>
-        </w:rPr>
-        <w:t xml:space="preserve">: The invitation </w:t>
-      </w:r>
-      <w:r>
-        <w:rPr>
-          <w:b/>
-        </w:rPr>
-        <w:t>process</w:t>
-      </w:r>
-      <w:r>
-        <w:rPr>
-          <w:b w:val="0"/>
-        </w:rPr>
-        <w:t xml:space="preserve"> no longer covers the whole grade through this frame.</w:t>
-      </w:r>
-    </w:p>
-    <w:p>
-      <w:pPr>
-        <w:pStyle w:val="Heading3"/>
-      </w:pPr>
-      <w:r>
-        <w:t>Why the result follows</w:t>
-      </w:r>
-    </w:p>
-    <w:p>
-      <w:pPr>
-        <w:spacing w:line="336" w:lineRule="auto" w:after="180"/>
-        <w:shd w:fill="F1F6FC"/>
-      </w:pPr>
-      <w:r>
-        <w:rPr>
-          <w:b w:val="0"/>
-        </w:rPr>
-        <w:t>Reason: Club members may differ in reading interests; selection is now limited to one group.</w:t>
-      </w:r>
-    </w:p>
-    <w:p>
-      <w:pPr>
-        <w:pStyle w:val="Heading3"/>
-      </w:pPr>
-      <w:r>
-        <w:t>Ask while showing the picture</w:t>
-      </w:r>
-    </w:p>
-    <w:p>
-      <w:pPr>
-        <w:pStyle w:val="Heading3"/>
-      </w:pPr>
-      <w:r>
-        <w:t>Ask while showing the picture · 3</w:t>
-      </w:r>
-    </w:p>
-    <w:p>
-      <w:pPr>
-        <w:spacing w:line="336" w:lineRule="auto" w:after="180"/>
-      </w:pPr>
-      <w:r>
-        <w:rPr>
-          <w:b w:val="0"/>
-        </w:rPr>
-        <w:t xml:space="preserve">Cover the result. Ask learners to name the </w:t>
-      </w:r>
-      <w:r>
-        <w:rPr>
-          <w:b/>
-        </w:rPr>
-        <w:t>input</w:t>
-      </w:r>
-      <w:r>
-        <w:rPr>
-          <w:b w:val="0"/>
-        </w:rPr>
-        <w:t xml:space="preserve">s and predict the next step. Uncover one step, connect the icon to the actual procedure, and explain its </w:t>
-      </w:r>
-      <w:r>
-        <w:rPr>
-          <w:b/>
-        </w:rPr>
-        <w:t>evidence</w:t>
-      </w:r>
-      <w:r>
-        <w:rPr>
-          <w:b w:val="0"/>
-        </w:rPr>
-        <w:t>. Then change the supplied condition and compare.</w:t>
-      </w:r>
-    </w:p>
-    <w:p>
-      <w:pPr>
-        <w:spacing w:line="336" w:lineRule="auto" w:after="180"/>
-      </w:pPr>
-      <w:r>
-        <w:rPr>
-          <w:b w:val="0"/>
-        </w:rPr>
-        <w:t xml:space="preserve">The picture is a </w:t>
-      </w:r>
-      <w:r>
-        <w:rPr>
-          <w:b/>
-        </w:rPr>
-        <w:t>representation</w:t>
-      </w:r>
-      <w:r>
-        <w:rPr>
-          <w:b w:val="0"/>
-        </w:rPr>
-        <w:t>; it does not document execution of a real AI model.</w:t>
-      </w:r>
-    </w:p>
-    <w:p>
-      <w:pPr>
-        <w:pStyle w:val="Heading1"/>
-      </w:pPr>
-      <w:r>
-        <w:t>03. Demonstrate and guide practice</w:t>
-      </w:r>
-    </w:p>
-    <w:p>
-      <w:r>
-        <w:t>Demonstrate Sampling and Representation, reduce support deliberately and check individual reasoning before discussing answers.</w:t>
-      </w:r>
-    </w:p>
-    <w:p>
-      <w:pPr>
-        <w:pStyle w:val="Heading3"/>
-      </w:pPr>
-      <w:r>
-        <w:t>Board sequence</w:t>
-      </w:r>
-    </w:p>
-    <w:p>
-      <w:pPr>
-        <w:pStyle w:val="Heading3"/>
-      </w:pPr>
-      <w:r>
-        <w:t>1. Put the facts on the board</w:t>
-      </w:r>
-    </w:p>
-    <w:p>
-      <w:pPr>
-        <w:spacing w:line="336" w:lineRule="auto" w:after="180"/>
-        <w:shd w:fill="F4F9FC"/>
-      </w:pPr>
-      <w:r>
-        <w:rPr>
-          <w:b w:val="0"/>
-        </w:rPr>
-        <w:t>Write the given facts: Only adventure-club members answer a school reading survey.</w:t>
-      </w:r>
-    </w:p>
-    <w:p>
-      <w:pPr>
-        <w:pStyle w:val="Heading3"/>
-      </w:pPr>
-      <w:r>
-        <w:t>2. State the decision to explain</w:t>
-      </w:r>
-    </w:p>
-    <w:p>
-      <w:pPr>
-        <w:spacing w:line="336" w:lineRule="auto" w:after="180"/>
-        <w:shd w:fill="F4F9FC"/>
-      </w:pPr>
-      <w:r>
-        <w:rPr>
-          <w:b w:val="0"/>
-        </w:rPr>
-        <w:t>Write the question to explain: Explain the sampling problem.</w:t>
-      </w:r>
-    </w:p>
-    <w:p>
-      <w:pPr>
-        <w:pStyle w:val="Heading3"/>
-      </w:pPr>
-      <w:r>
-        <w:t>3. Reveal the worked reasoning</w:t>
-      </w:r>
-    </w:p>
-    <w:p>
-      <w:pPr>
-        <w:spacing w:line="336" w:lineRule="auto" w:after="180"/>
-        <w:shd w:fill="F1F6FC"/>
-      </w:pPr>
-      <w:r>
-        <w:rPr>
-          <w:b w:val="0"/>
-        </w:rPr>
-        <w:t xml:space="preserve">Reveal after </w:t>
-      </w:r>
-      <w:r>
-        <w:rPr>
-          <w:b/>
-        </w:rPr>
-        <w:t>prediction</w:t>
-      </w:r>
-      <w:r>
-        <w:rPr>
-          <w:b w:val="0"/>
-        </w:rPr>
-        <w:t>s: Membership selects for a relevant interest. Include relevant grades and interests with appropriate data practices.</w:t>
-      </w:r>
-    </w:p>
-    <w:p>
-      <w:pPr>
-        <w:pStyle w:val="Heading3"/>
-      </w:pPr>
-      <w:r>
-        <w:t>Hold back the independent task</w:t>
-      </w:r>
-    </w:p>
-    <w:p>
-      <w:pPr>
-        <w:spacing w:line="336" w:lineRule="auto" w:after="180"/>
-        <w:shd w:fill="FFF5E6"/>
-      </w:pPr>
-      <w:r>
-        <w:rPr>
-          <w:b w:val="0"/>
-        </w:rPr>
-        <w:t>Keep for an independent attempt: You survey only the chess club about all students' favourite books. Identify the sampling limitation and one improvement.</w:t>
-      </w:r>
-    </w:p>
-    <w:p>
-      <w:pPr>
-        <w:pStyle w:val="Heading3"/>
-      </w:pPr>
-      <w:r>
-        <w:t>Classroom dialogue</w:t>
-      </w:r>
-    </w:p>
-    <w:p>
-      <w:pPr>
-        <w:pStyle w:val="Heading3"/>
-      </w:pPr>
-      <w:r>
-        <w:t>Ask the class</w:t>
-      </w:r>
-    </w:p>
-    <w:p>
-      <w:pPr>
-        <w:spacing w:line="336" w:lineRule="auto" w:after="180"/>
-        <w:shd w:fill="F5F1FB"/>
-      </w:pPr>
-      <w:r>
-        <w:rPr>
-          <w:b w:val="0"/>
-        </w:rPr>
-        <w:t>Ask: Which facts are given, and which would we have to assume? Learners mark relevant details before discussing answers.</w:t>
-      </w:r>
-    </w:p>
-    <w:p>
-      <w:pPr>
-        <w:pStyle w:val="Heading3"/>
-      </w:pPr>
-      <w:r>
-        <w:t>Language to model</w:t>
-      </w:r>
-    </w:p>
-    <w:p>
-      <w:pPr>
-        <w:spacing w:line="336" w:lineRule="auto" w:after="180"/>
-        <w:shd w:fill="F1F6F8"/>
-      </w:pPr>
-      <w:r>
-        <w:rPr>
-          <w:b w:val="0"/>
-        </w:rPr>
-        <w:t>Say: Predict first. Show the rule, information path or calculation that would produce the result. A correct guess is not yet an explanation.</w:t>
-      </w:r>
-    </w:p>
-    <w:p>
-      <w:pPr>
-        <w:spacing w:line="336" w:lineRule="auto" w:after="180"/>
       </w:pPr>
       <w:r>
         <w:rPr>
           <w:b w:val="0"/>
         </w:rPr>
         <w:t>Reveal reasoning one step at a time. Explain why a tempting alternative fails. Write units and denominators for arithmetic, trace conditions for decisions, and identify supporting sources for claims.</w:t>
-      </w:r>
-    </w:p>
-    <w:p>
-      <w:pPr>
-        <w:spacing w:line="336" w:lineRule="auto" w:after="180"/>
-      </w:pPr>
-      <w:r>
-        <w:rPr>
-          <w:b w:val="0"/>
-        </w:rPr>
-        <w:t xml:space="preserve">In pairs, one learner solves while the other checks </w:t>
-      </w:r>
-      <w:r>
-        <w:rPr>
-          <w:b/>
-        </w:rPr>
-        <w:t>evidence</w:t>
-      </w:r>
-      <w:r>
-        <w:rPr>
-          <w:b w:val="0"/>
-        </w:rPr>
-        <w:t>; exchange roles. Remove the worked answer before independent assessment.</w:t>
       </w:r>
     </w:p>
     <w:p>
@@ -3003,611 +3488,111 @@
         <w:pStyle w:val="Heading3"/>
       </w:pPr>
       <w:r>
-        <w:t>Completion practice</w:t>
+        <w:t>Individual reasoning check</w:t>
+      </w:r>
+    </w:p>
+    <w:p>
+      <w:pPr>
+        <w:pStyle w:val="Heading3"/>
+      </w:pPr>
+      <w:r>
+        <w:t>Connected teaching cycle: Graphs and honest scales</w:t>
+      </w:r>
+    </w:p>
+    <w:p>
+      <w:pPr>
+        <w:pStyle w:val="Heading3"/>
+      </w:pPr>
+      <w:r>
+        <w:t>Pictorial practice question</w:t>
+      </w:r>
+    </w:p>
+    <w:p>
+      <w:pPr>
+        <w:pStyle w:val="Heading3"/>
+      </w:pPr>
+      <w:r>
+        <w:t>Reasoned teacher answer</w:t>
+      </w:r>
+    </w:p>
+    <w:p>
+      <w:pPr>
+        <w:pStyle w:val="Heading1"/>
+      </w:pPr>
+      <w:r>
+        <w:t>04. Run the supplied main investigation</w:t>
+      </w:r>
+    </w:p>
+    <w:p>
+      <w:r>
+        <w:t>Keep the selected independent task out of shared practice.</w:t>
+      </w:r>
+    </w:p>
+    <w:p>
+      <w:pPr>
+        <w:pStyle w:val="Heading2"/>
+      </w:pPr>
+      <w:r>
+        <w:t>Supplied records and answer guidance</w:t>
       </w:r>
     </w:p>
     <w:p>
       <w:pPr>
         <w:spacing w:line="336" w:lineRule="auto" w:after="180"/>
-        <w:shd w:fill="F5F1FB"/>
-      </w:pPr>
-      <w:r>
-        <w:rPr>
-          <w:b w:val="0"/>
-        </w:rPr>
-        <w:t>Completion task: Seven of 12 fictional respondents prefer longer lunch. State the result without generalizing.</w:t>
-      </w:r>
-    </w:p>
-    <w:p>
-      <w:pPr>
-        <w:pStyle w:val="Heading3"/>
-      </w:pPr>
-      <w:r>
-        <w:t>Reasoning to listen for</w:t>
-      </w:r>
-    </w:p>
-    <w:p>
-      <w:pPr>
-        <w:spacing w:line="336" w:lineRule="auto" w:after="180"/>
-        <w:shd w:fill="F1F6FC"/>
-      </w:pPr>
-      <w:r>
-        <w:rPr>
-          <w:b w:val="0"/>
-        </w:rPr>
-        <w:t>Teacher check: 7/12 of these respondents prefer longer lunch, about 58.3 percent.</w:t>
-      </w:r>
-    </w:p>
-    <w:p>
-      <w:pPr>
-        <w:spacing w:line="336" w:lineRule="auto" w:after="180"/>
-      </w:pPr>
-      <w:r>
-        <w:rPr>
-          <w:b w:val="0"/>
-        </w:rPr>
-        <w:t xml:space="preserve">Start by identifying the given </w:t>
-      </w:r>
-      <w:r>
-        <w:rPr>
-          <w:b/>
-        </w:rPr>
-        <w:t>input</w:t>
-      </w:r>
-      <w:r>
-        <w:rPr>
-          <w:b w:val="0"/>
-        </w:rPr>
-        <w:t>s together. Leave the intermediate steps blank. If needed, model one step, then withdraw that help on the next step. Move to a full trace only when the partial trace is understood.</w:t>
-      </w:r>
-    </w:p>
-    <w:p>
-      <w:pPr>
-        <w:spacing w:line="336" w:lineRule="auto" w:after="180"/>
-      </w:pPr>
-      <w:r>
-        <w:rPr>
-          <w:b w:val="0"/>
-        </w:rPr>
-        <w:t xml:space="preserve">For partners, alternate explainer and checker; collect a </w:t>
-      </w:r>
-      <w:r>
-        <w:rPr>
-          <w:b/>
-        </w:rPr>
-        <w:t>response</w:t>
-      </w:r>
-      <w:r>
-        <w:rPr>
-          <w:b w:val="0"/>
-        </w:rPr>
-        <w:t xml:space="preserve"> from every learner before discussion.</w:t>
-      </w:r>
-    </w:p>
-    <w:p>
-      <w:pPr>
-        <w:pStyle w:val="Heading3"/>
-      </w:pPr>
-      <w:r>
-        <w:t>Individual reasoning check</w:t>
-      </w:r>
-    </w:p>
-    <w:p>
-      <w:pPr>
-        <w:spacing w:line="336" w:lineRule="auto" w:after="180"/>
-      </w:pPr>
-      <w:r>
-        <w:rPr>
-          <w:b w:val="0"/>
-        </w:rPr>
-        <w:t xml:space="preserve">Use the worked case for Questions </w:t>
-      </w:r>
-      <w:r>
-        <w:rPr>
-          <w:b/>
-        </w:rPr>
-        <w:t>population</w:t>
-      </w:r>
-      <w:r>
-        <w:rPr>
-          <w:b w:val="0"/>
-        </w:rPr>
-        <w:t xml:space="preserve">s and </w:t>
-      </w:r>
-      <w:r>
-        <w:rPr>
-          <w:b/>
-        </w:rPr>
-        <w:t>sample</w:t>
-      </w:r>
-      <w:r>
-        <w:rPr>
-          <w:b w:val="0"/>
-        </w:rPr>
-        <w:t>s. Proposed explanation: “A successful run proves the conclusion”. Decide whether this explanation is supported.</w:t>
-      </w:r>
-    </w:p>
-    <w:p>
-      <w:pPr>
-        <w:spacing w:line="336" w:lineRule="auto" w:after="180"/>
-      </w:pPr>
-      <w:r>
-        <w:rPr>
-          <w:b w:val="0"/>
-        </w:rPr>
-        <w:t>Point to the step or supplied fact that decides; explain your repair if needed.</w:t>
-      </w:r>
-    </w:p>
-    <w:p>
-      <w:pPr>
-        <w:pStyle w:val="Heading3"/>
-      </w:pPr>
-      <w:r>
-        <w:t>Expected repair</w:t>
-      </w:r>
-    </w:p>
-    <w:p>
-      <w:pPr>
-        <w:spacing w:line="336" w:lineRule="auto" w:after="180"/>
-        <w:shd w:fill="F1F6FC"/>
-      </w:pPr>
-      <w:r>
-        <w:rPr>
-          <w:b w:val="0"/>
-        </w:rPr>
-        <w:t xml:space="preserve">Expected correction: Selection and </w:t>
-      </w:r>
-      <w:r>
-        <w:rPr>
-          <w:b/>
-        </w:rPr>
-        <w:t>response</w:t>
-      </w:r>
-      <w:r>
-        <w:rPr>
-          <w:b w:val="0"/>
-        </w:rPr>
-        <w:t xml:space="preserve"> are separate. Even a fair invitation </w:t>
-      </w:r>
-      <w:r>
-        <w:rPr>
-          <w:b/>
-        </w:rPr>
-        <w:t>sample</w:t>
-      </w:r>
-      <w:r>
-        <w:rPr>
-          <w:b w:val="0"/>
-        </w:rPr>
-        <w:t xml:space="preserve"> can be distorted if only interested students respond. Report numbers invited and responding and explain who may be absent.</w:t>
-      </w:r>
-    </w:p>
-    <w:p>
-      <w:pPr>
-        <w:spacing w:line="336" w:lineRule="auto" w:after="180"/>
-      </w:pPr>
-      <w:r>
-        <w:rPr>
-          <w:b w:val="0"/>
-        </w:rPr>
-        <w:t>Collect explanations, not only yes/no votes. If a misunderstanding is common, re-model the relevant step for the class.</w:t>
-      </w:r>
-    </w:p>
-    <w:p>
-      <w:pPr>
-        <w:spacing w:line="336" w:lineRule="auto" w:after="180"/>
-      </w:pPr>
-      <w:r>
-        <w:rPr>
-          <w:b w:val="0"/>
-        </w:rPr>
-        <w:t>If it affects a few learners, give a short targeted group explanation while others solve a more demanding variation.</w:t>
-      </w:r>
-    </w:p>
-    <w:p>
-      <w:pPr>
-        <w:pStyle w:val="Heading3"/>
-      </w:pPr>
-      <w:r>
-        <w:t>Connected teaching cycle: Graphs and honest scales</w:t>
-      </w:r>
-    </w:p>
-    <w:p>
-      <w:pPr>
-        <w:spacing w:line="336" w:lineRule="auto" w:after="180"/>
-      </w:pPr>
-      <w:r>
-        <w:rPr>
-          <w:b w:val="0"/>
-        </w:rPr>
-        <w:t>Target: Choose an appropriate graph</w:t>
-      </w:r>
-    </w:p>
-    <w:p>
-      <w:pPr>
-        <w:spacing w:line="336" w:lineRule="auto" w:after="180"/>
-      </w:pPr>
-      <w:r>
-        <w:rPr>
-          <w:b w:val="0"/>
-        </w:rPr>
-        <w:t>Reserve further sessions for this topic; the 135-minute primary plan does not absorb all added content.</w:t>
-      </w:r>
-    </w:p>
-    <w:p>
-      <w:pPr>
-        <w:spacing w:line="336" w:lineRule="auto" w:after="180"/>
-      </w:pPr>
-      <w:r>
-        <w:rPr>
-          <w:b w:val="0"/>
-        </w:rPr>
-        <w:t>Completion practice: Counts are 12 and 15. State the difference and ratio using the true values.</w:t>
-      </w:r>
-    </w:p>
-    <w:p>
-      <w:pPr>
-        <w:pStyle w:val="Heading3"/>
-      </w:pPr>
-      <w:r>
-        <w:t>Reasoning to listen for</w:t>
-      </w:r>
-    </w:p>
-    <w:p>
-      <w:pPr>
-        <w:spacing w:line="336" w:lineRule="auto" w:after="180"/>
-        <w:shd w:fill="F1F6FC"/>
-      </w:pPr>
-      <w:r>
-        <w:rPr>
-          <w:b w:val="0"/>
-        </w:rPr>
-        <w:t>Teacher check: Difference 3; ratio 15/12 = 1.25.</w:t>
-      </w:r>
-    </w:p>
-    <w:p>
-      <w:pPr>
-        <w:spacing w:line="336" w:lineRule="auto" w:after="180"/>
-      </w:pPr>
-      <w:r>
-        <w:rPr>
-          <w:b w:val="0"/>
-        </w:rPr>
-        <w:t xml:space="preserve">Individual check: For Graphs and honest </w:t>
-      </w:r>
-      <w:r>
-        <w:rPr>
-          <w:b/>
-        </w:rPr>
-        <w:t>scale</w:t>
-      </w:r>
-      <w:r>
-        <w:rPr>
-          <w:b w:val="0"/>
-        </w:rPr>
-        <w:t>s, use its worked case to evaluate this proposed explanation: “A successful run proves the conclusion”. Explain the deciding step.</w:t>
-      </w:r>
-    </w:p>
-    <w:p>
-      <w:pPr>
-        <w:pStyle w:val="Heading3"/>
-      </w:pPr>
-      <w:r>
-        <w:t>Expected repair</w:t>
-      </w:r>
-    </w:p>
-    <w:p>
-      <w:pPr>
-        <w:spacing w:line="336" w:lineRule="auto" w:after="180"/>
-        <w:shd w:fill="F1F6FC"/>
-      </w:pPr>
-      <w:r>
-        <w:rPr>
-          <w:b w:val="0"/>
-        </w:rPr>
-        <w:t>Expected correction: Counts alone do not show why students chose an activity or whether nonrespondents would choose differently.</w:t>
-      </w:r>
-    </w:p>
-    <w:p>
-      <w:pPr>
-        <w:spacing w:line="336" w:lineRule="auto" w:after="180"/>
-        <w:shd w:fill="F1F6FC"/>
-      </w:pPr>
-      <w:r>
-        <w:rPr>
-          <w:b w:val="0"/>
-        </w:rPr>
-        <w:t xml:space="preserve">Graph choices should match the question: categories suit bars; ordered time </w:t>
-      </w:r>
-      <w:r>
-        <w:rPr>
-          <w:b/>
-        </w:rPr>
-        <w:t>observation</w:t>
-      </w:r>
-      <w:r>
-        <w:rPr>
-          <w:b w:val="0"/>
-        </w:rPr>
-        <w:t>s can suit a line.</w:t>
-      </w:r>
-    </w:p>
-    <w:p>
-      <w:pPr>
-        <w:spacing w:line="336" w:lineRule="auto" w:after="180"/>
-      </w:pPr>
-      <w:r>
-        <w:rPr>
-          <w:b w:val="0"/>
-        </w:rPr>
-        <w:t>Apply the same support, independent transfer and delayed-review decisions to the named connected-topic workbook tasks.</w:t>
-      </w:r>
-    </w:p>
-    <w:p>
-      <w:pPr>
-        <w:pStyle w:val="Heading3"/>
-      </w:pPr>
-      <w:r>
-        <w:t>Pictorial practice question</w:t>
-      </w:r>
-    </w:p>
-    <w:p>
-      <w:pPr>
-        <w:spacing w:line="336" w:lineRule="auto" w:after="180"/>
-        <w:shd w:fill="F5F1FB"/>
-      </w:pPr>
-      <w:r>
-        <w:rPr>
-          <w:b w:val="0"/>
-        </w:rPr>
-        <w:t xml:space="preserve">Can </w:t>
-      </w:r>
-      <w:r>
-        <w:rPr>
-          <w:b/>
-        </w:rPr>
-        <w:t>80%</w:t>
-      </w:r>
-      <w:r>
-        <w:rPr>
-          <w:b w:val="0"/>
-        </w:rPr>
-        <w:t xml:space="preserve"> </w:t>
-      </w:r>
-      <w:r>
-        <w:rPr>
-          <w:b/>
-        </w:rPr>
-        <w:t>response</w:t>
-      </w:r>
-      <w:r>
-        <w:rPr>
-          <w:b w:val="0"/>
-        </w:rPr>
-        <w:t xml:space="preserve"> be reported as </w:t>
-      </w:r>
-      <w:r>
-        <w:rPr>
-          <w:b/>
-        </w:rPr>
-        <w:t>80%</w:t>
-      </w:r>
-      <w:r>
-        <w:rPr>
-          <w:b w:val="0"/>
-        </w:rPr>
-        <w:t xml:space="preserve"> of the whole grade responding?</w:t>
-      </w:r>
-    </w:p>
-    <w:p>
-      <w:pPr>
-        <w:pStyle w:val="Heading3"/>
-      </w:pPr>
-      <w:r>
-        <w:t>Reasoned teacher answer</w:t>
-      </w:r>
-    </w:p>
-    <w:p>
-      <w:pPr>
-        <w:spacing w:line="336" w:lineRule="auto" w:after="180"/>
-      </w:pPr>
-      <w:r>
-        <w:rPr>
-          <w:b w:val="0"/>
-        </w:rPr>
-        <w:t xml:space="preserve">No. Twelve of fifteen invited is </w:t>
-      </w:r>
-      <w:r>
-        <w:rPr>
-          <w:b/>
-        </w:rPr>
-        <w:t>80%</w:t>
-      </w:r>
-      <w:r>
-        <w:rPr>
-          <w:b w:val="0"/>
-        </w:rPr>
-        <w:t>; twelve of sixty in the grade is 20%. Denominators answer different questions.</w:t>
-      </w:r>
-    </w:p>
-    <w:p>
-      <w:pPr>
-        <w:spacing w:line="336" w:lineRule="auto" w:after="180"/>
-      </w:pPr>
-      <w:r>
-        <w:rPr>
-          <w:b w:val="0"/>
-        </w:rPr>
-        <w:t xml:space="preserve">Changed-case reasoning: The invitation </w:t>
-      </w:r>
-      <w:r>
-        <w:rPr>
-          <w:b/>
-        </w:rPr>
-        <w:t>process</w:t>
-      </w:r>
-      <w:r>
-        <w:rPr>
-          <w:b w:val="0"/>
-        </w:rPr>
-        <w:t xml:space="preserve"> no longer covers the whole grade through this frame. Club members may differ in reading interests; selection is now limited to one group.</w:t>
-      </w:r>
-    </w:p>
-    <w:p>
-      <w:pPr>
-        <w:spacing w:line="336" w:lineRule="auto" w:after="180"/>
-      </w:pPr>
-      <w:r>
-        <w:rPr>
-          <w:b w:val="0"/>
-        </w:rPr>
-        <w:t xml:space="preserve">Collect each learner’s explanation before discussion. Use the first missing connection between </w:t>
-      </w:r>
-      <w:r>
-        <w:rPr>
-          <w:b/>
-        </w:rPr>
-        <w:t>input</w:t>
-      </w:r>
-      <w:r>
-        <w:rPr>
-          <w:b w:val="0"/>
-        </w:rPr>
-        <w:t xml:space="preserve">, deciding step and result to choose support. This question is worked-case practice, not fresh mastery </w:t>
-      </w:r>
-      <w:r>
-        <w:rPr>
-          <w:b/>
-        </w:rPr>
-        <w:t>evidence</w:t>
-      </w:r>
-      <w:r>
-        <w:rPr>
-          <w:b w:val="0"/>
-        </w:rPr>
-        <w:t>.</w:t>
-      </w:r>
-    </w:p>
-    <w:p>
-      <w:pPr>
-        <w:pStyle w:val="Heading1"/>
-      </w:pPr>
-      <w:r>
-        <w:t>04. Run the weekly evidence lab</w:t>
-      </w:r>
-    </w:p>
-    <w:p>
-      <w:r>
-        <w:t>Run the Sampling and Representation investigation and use the first unsupported step to choose a teaching response.</w:t>
-      </w:r>
-    </w:p>
-    <w:p>
-      <w:pPr>
-        <w:spacing w:line="336" w:lineRule="auto" w:after="180"/>
-      </w:pPr>
-      <w:r>
-        <w:rPr>
-          <w:b w:val="0"/>
-        </w:rPr>
-        <w:t>Words You Can Use to Reason</w:t>
-      </w:r>
-    </w:p>
-    <w:p>
-      <w:pPr>
-        <w:spacing w:line="336" w:lineRule="auto" w:after="180"/>
-      </w:pPr>
-      <w:r>
-        <w:rPr>
-          <w:b w:val="0"/>
-        </w:rPr>
-        <w:t>A definition matters when you can recognize the idea, use it, and contrast it with a near-miss.</w:t>
-      </w:r>
-    </w:p>
-    <w:p>
-      <w:pPr>
-        <w:spacing w:line="336" w:lineRule="auto" w:after="180"/>
-      </w:pPr>
-      <w:r>
-        <w:rPr>
-          <w:b w:val="0"/>
-        </w:rPr>
+      </w:pPr>
+      <w:r>
+        <w:rPr>
+          <w:b w:val="0"/>
+        </w:rPr>
+        <w:t>LabA: club-only coverage and3/15 nonresponse; response12/15=80%, whole-grade reply fraction12/60=20%. B: whole-frame random invitation with the same80% response and20% whole-grade reply fraction; nonresponse and small-sample limits remain. C: all60 invited but12/60=20% response,48 nonresponses; invitation coverage does not fix response bias. No activity-preference outcome is supplied. Main code2/3 describes club respondents only. The separate graph extension has8/10 votes, difference2 and ratio1.25. Reserve the new activity-survey plan for independent W4.</w:t>
+      </w:r>
+    </w:p>
+    <w:p>
+      <w:pPr>
+        <w:pStyle w:val="Heading2"/>
+      </w:pPr>
+      <w:r>
+        <w:t>Predict, investigate and record</w:t>
+      </w:r>
+    </w:p>
+    <w:p>
+      <w:pPr>
+        <w:pStyle w:val="ListNumber"/>
+      </w:pPr>
+      <w:r>
         <w:t>Predict → Test → Record → Explain</w:t>
       </w:r>
     </w:p>
     <w:p>
       <w:pPr>
-        <w:spacing w:line="336" w:lineRule="auto" w:after="180"/>
-      </w:pPr>
-      <w:r>
-        <w:rPr>
-          <w:b w:val="0"/>
-        </w:rPr>
+        <w:pStyle w:val="ListNumber"/>
+      </w:pPr>
+      <w:r>
         <w:t>Keep expected and actual results separate. Surprises are useful data when recorded honestly.</w:t>
       </w:r>
     </w:p>
     <w:p>
       <w:pPr>
-        <w:spacing w:line="336" w:lineRule="auto" w:after="180"/>
-      </w:pPr>
-      <w:r>
-        <w:rPr>
-          <w:b w:val="0"/>
-        </w:rPr>
-        <w:t xml:space="preserve">Compare </w:t>
-      </w:r>
-      <w:r>
-        <w:rPr>
-          <w:b/>
-        </w:rPr>
-        <w:t>sample</w:t>
-      </w:r>
-      <w:r>
-        <w:rPr>
-          <w:b w:val="0"/>
-        </w:rPr>
-        <w:t xml:space="preserve"> cards with an intended-user checklist, highlight missing settings and users, and design a broader collection plan.</w:t>
-      </w:r>
-    </w:p>
-    <w:p>
-      <w:pPr>
-        <w:spacing w:line="336" w:lineRule="auto" w:after="180"/>
-        <w:shd w:fill="F5F1FB"/>
-      </w:pPr>
-      <w:r>
-        <w:rPr>
-          <w:b w:val="0"/>
-        </w:rPr>
+        <w:pStyle w:val="ListNumber"/>
+      </w:pPr>
+      <w:r>
+        <w:t>Audit the supplied three fictional survey plans. State population, invitation frame, selection method, invited and responding counts, response denominator and the remaining coverage/nonresponse limits. Do not conduct a real survey for this exercise.</w:t>
+      </w:r>
+    </w:p>
+    <w:p>
+      <w:pPr>
+        <w:pStyle w:val="ListNumber"/>
+      </w:pPr>
+      <w:r>
         <w:t>What did the hardest test teach you that the normal test did not?</w:t>
       </w:r>
     </w:p>
     <w:p>
       <w:pPr>
-        <w:pStyle w:val="Heading3"/>
-      </w:pPr>
-      <w:r>
-        <w:t>Make the lab runnable</w:t>
-      </w:r>
-    </w:p>
-    <w:p>
-      <w:pPr>
-        <w:spacing w:line="336" w:lineRule="auto" w:after="180"/>
-      </w:pPr>
-      <w:r>
-        <w:rPr>
-          <w:b w:val="0"/>
-        </w:rPr>
-        <w:t>Use the concrete case as the shared normal case and the independent question as a second case. Each pair creates a boundary or missing-information case and predicts its result before testing.</w:t>
-      </w:r>
-    </w:p>
-    <w:p>
-      <w:pPr>
-        <w:spacing w:line="336" w:lineRule="auto" w:after="180"/>
-      </w:pPr>
-      <w:r>
-        <w:rPr>
-          <w:b w:val="0"/>
-        </w:rPr>
-        <w:t>Keep the expected result separate from an observed mistake.</w:t>
+        <w:pStyle w:val="Heading2"/>
+      </w:pPr>
+      <w:r>
+        <w:t>Keep the evidence</w:t>
       </w:r>
     </w:p>
     <w:tbl>
@@ -3758,10 +3743,10 @@
     </w:tbl>
     <w:p>
       <w:pPr>
-        <w:pStyle w:val="Heading3"/>
-      </w:pPr>
-      <w:r>
-        <w:t>Diagnose and reteach</w:t>
+        <w:pStyle w:val="Heading2"/>
+      </w:pPr>
+      <w:r>
+        <w:t>Main misconceptions</w:t>
       </w:r>
     </w:p>
     <w:p>
@@ -3772,7 +3757,31 @@
         <w:rPr>
           <w:b w:val="0"/>
         </w:rPr>
-        <w:t>For guessing, return to given facts and request a trace. For vocabulary without application, use one example and one non-example. For arithmetic errors, check the setup before the calculation.</w:t>
+        <w:t xml:space="preserve">A successful run proves the conclusion: Selection and </w:t>
+      </w:r>
+      <w:r>
+        <w:rPr>
+          <w:b/>
+        </w:rPr>
+        <w:t>response</w:t>
+      </w:r>
+      <w:r>
+        <w:rPr>
+          <w:b w:val="0"/>
+        </w:rPr>
+        <w:t xml:space="preserve"> are separate. Even a fair invitation </w:t>
+      </w:r>
+      <w:r>
+        <w:rPr>
+          <w:b/>
+        </w:rPr>
+        <w:t>sample</w:t>
+      </w:r>
+      <w:r>
+        <w:rPr>
+          <w:b w:val="0"/>
+        </w:rPr>
+        <w:t xml:space="preserve"> can be distorted if only interested students respond.</w:t>
       </w:r>
     </w:p>
     <w:p>
@@ -3783,15 +3792,7 @@
         <w:rPr>
           <w:b w:val="0"/>
         </w:rPr>
-        <w:t>Finish with a different uncoached case before recording mastery.</w:t>
-      </w:r>
-    </w:p>
-    <w:p>
-      <w:pPr>
-        <w:pStyle w:val="Heading3"/>
-      </w:pPr>
-      <w:r>
-        <w:t>Address these additional misconceptions</w:t>
+        <w:t>Report numbers invited and responding and explain who may be absent.</w:t>
       </w:r>
     </w:p>
     <w:p>
@@ -3802,31 +3803,77 @@
         <w:rPr>
           <w:b w:val="0"/>
         </w:rPr>
-        <w:t xml:space="preserve">A successful run proves the conclusion: Selection and </w:t>
+        <w:t xml:space="preserve">Matching the example is enough: Require the new W4 case, explicit </w:t>
       </w:r>
       <w:r>
         <w:rPr>
           <w:b/>
         </w:rPr>
+        <w:t>prediction</w:t>
+      </w:r>
+      <w:r>
+        <w:rPr>
+          <w:b w:val="0"/>
+        </w:rPr>
+        <w:t xml:space="preserve">s and an explanation. Fresh retry: plan a </w:t>
+      </w:r>
+      <w:r>
+        <w:rPr>
+          <w:b/>
+        </w:rPr>
+        <w:t>sample</w:t>
+      </w:r>
+      <w:r>
+        <w:rPr>
+          <w:b w:val="0"/>
+        </w:rPr>
+        <w:t xml:space="preserve"> about library opening times for the whole grade.</w:t>
+      </w:r>
+    </w:p>
+    <w:p>
+      <w:pPr>
+        <w:spacing w:line="336" w:lineRule="auto" w:after="180"/>
+      </w:pPr>
+      <w:r>
+        <w:rPr>
+          <w:b w:val="0"/>
+        </w:rPr>
+        <w:t>A library-club-only survey fails coverage; require a full-grade frame and non</w:t>
+      </w:r>
+      <w:r>
+        <w:rPr>
+          <w:b/>
+        </w:rPr>
         <w:t>response</w:t>
       </w:r>
       <w:r>
         <w:rPr>
           <w:b w:val="0"/>
         </w:rPr>
-        <w:t xml:space="preserve"> are separate. Even a fair invitation </w:t>
+        <w:t xml:space="preserve"> plan.</w:t>
+      </w:r>
+    </w:p>
+    <w:p>
+      <w:pPr>
+        <w:spacing w:line="336" w:lineRule="auto" w:after="180"/>
+      </w:pPr>
+      <w:r>
+        <w:rPr>
+          <w:b w:val="0"/>
+        </w:rPr>
+        <w:t xml:space="preserve">A convenient shortcut preserves meaning: Changing the report heading from club </w:t>
       </w:r>
       <w:r>
         <w:rPr>
           <w:b/>
         </w:rPr>
-        <w:t>sample</w:t>
-      </w:r>
-      <w:r>
-        <w:rPr>
-          <w:b w:val="0"/>
-        </w:rPr>
-        <w:t xml:space="preserve"> can be distorted if only interested students respond.</w:t>
+        <w:t>response</w:t>
+      </w:r>
+      <w:r>
+        <w:rPr>
+          <w:b w:val="0"/>
+        </w:rPr>
+        <w:t>s to all students does not fix sampling. Change the collection plan or narrow the claim.</w:t>
       </w:r>
     </w:p>
     <w:p>
@@ -3837,241 +3884,15 @@
         <w:rPr>
           <w:b w:val="0"/>
         </w:rPr>
-        <w:t>Report numbers invited and responding and explain who may be absent.</w:t>
-      </w:r>
-    </w:p>
-    <w:p>
-      <w:pPr>
-        <w:spacing w:line="336" w:lineRule="auto" w:after="180"/>
-      </w:pPr>
-      <w:r>
-        <w:rPr>
-          <w:b w:val="0"/>
-        </w:rPr>
-        <w:t xml:space="preserve">Matching the example is enough: Require the new W4 case, explicit </w:t>
-      </w:r>
-      <w:r>
-        <w:rPr>
-          <w:b/>
-        </w:rPr>
-        <w:t>prediction</w:t>
-      </w:r>
-      <w:r>
-        <w:rPr>
-          <w:b w:val="0"/>
-        </w:rPr>
-        <w:t xml:space="preserve">s and an explanation. Fresh retry: plan a </w:t>
-      </w:r>
-      <w:r>
-        <w:rPr>
-          <w:b/>
-        </w:rPr>
-        <w:t>sample</w:t>
-      </w:r>
-      <w:r>
-        <w:rPr>
-          <w:b w:val="0"/>
-        </w:rPr>
-        <w:t xml:space="preserve"> about library opening times for the whole grade.</w:t>
-      </w:r>
-    </w:p>
-    <w:p>
-      <w:pPr>
-        <w:spacing w:line="336" w:lineRule="auto" w:after="180"/>
-      </w:pPr>
-      <w:r>
-        <w:rPr>
-          <w:b w:val="0"/>
-        </w:rPr>
-        <w:t>A library-club-only survey fails coverage; require a full-grade frame and non</w:t>
-      </w:r>
-      <w:r>
-        <w:rPr>
-          <w:b/>
-        </w:rPr>
-        <w:t>response</w:t>
-      </w:r>
-      <w:r>
-        <w:rPr>
-          <w:b w:val="0"/>
-        </w:rPr>
-        <w:t xml:space="preserve"> plan.</w:t>
-      </w:r>
-    </w:p>
-    <w:p>
-      <w:pPr>
-        <w:spacing w:line="336" w:lineRule="auto" w:after="180"/>
-      </w:pPr>
-      <w:r>
-        <w:rPr>
-          <w:b w:val="0"/>
-        </w:rPr>
-        <w:t xml:space="preserve">A convenient shortcut preserves meaning: Changing the report heading from club </w:t>
-      </w:r>
-      <w:r>
-        <w:rPr>
-          <w:b/>
-        </w:rPr>
-        <w:t>response</w:t>
-      </w:r>
-      <w:r>
-        <w:rPr>
-          <w:b w:val="0"/>
-        </w:rPr>
-        <w:t>s to all students does not fix sampling. Change the collection plan or narrow the claim.</w:t>
-      </w:r>
-    </w:p>
-    <w:p>
-      <w:pPr>
-        <w:spacing w:line="336" w:lineRule="auto" w:after="180"/>
-      </w:pPr>
-      <w:r>
-        <w:rPr>
-          <w:b w:val="0"/>
-        </w:rPr>
         <w:t>Avoid collecting names when anonymous counts are sufficient; a teacher can manage selection without publishing identities.</w:t>
       </w:r>
     </w:p>
     <w:p>
       <w:pPr>
-        <w:pStyle w:val="Heading3"/>
-      </w:pPr>
-      <w:r>
-        <w:t>Check these misconceptions</w:t>
-      </w:r>
-    </w:p>
-    <w:p>
-      <w:pPr>
-        <w:spacing w:line="336" w:lineRule="auto" w:after="180"/>
-      </w:pPr>
-      <w:r>
-        <w:rPr>
-          <w:b w:val="0"/>
-        </w:rPr>
-        <w:t>A successful run proves the conclusion: Counts alone do not show why students chose an activity or whether nonrespondents would choose differently.</w:t>
-      </w:r>
-    </w:p>
-    <w:p>
-      <w:pPr>
-        <w:spacing w:line="336" w:lineRule="auto" w:after="180"/>
-      </w:pPr>
-      <w:r>
-        <w:rPr>
-          <w:b w:val="0"/>
-        </w:rPr>
-        <w:t xml:space="preserve">Graph choices should match the question: categories suit bars; ordered time </w:t>
-      </w:r>
-      <w:r>
-        <w:rPr>
-          <w:b/>
-        </w:rPr>
-        <w:t>observation</w:t>
-      </w:r>
-      <w:r>
-        <w:rPr>
-          <w:b w:val="0"/>
-        </w:rPr>
-        <w:t>s can suit a line.</w:t>
-      </w:r>
-    </w:p>
-    <w:p>
-      <w:pPr>
-        <w:spacing w:line="336" w:lineRule="auto" w:after="180"/>
-      </w:pPr>
-      <w:r>
-        <w:rPr>
-          <w:b w:val="0"/>
-        </w:rPr>
-        <w:t xml:space="preserve">Matching the example is enough: Require the new W4 case, explicit </w:t>
-      </w:r>
-      <w:r>
-        <w:rPr>
-          <w:b/>
-        </w:rPr>
-        <w:t>prediction</w:t>
-      </w:r>
-      <w:r>
-        <w:rPr>
-          <w:b w:val="0"/>
-        </w:rPr>
-        <w:t xml:space="preserve">s and an explanation. Fresh retry: Reading 4, Building 8 and Drawing 6; draw all bars from zero with one </w:t>
-      </w:r>
-      <w:r>
-        <w:rPr>
-          <w:b/>
-        </w:rPr>
-        <w:t>scale</w:t>
-      </w:r>
-      <w:r>
-        <w:rPr>
-          <w:b w:val="0"/>
-        </w:rPr>
-        <w:t>.</w:t>
-      </w:r>
-    </w:p>
-    <w:p>
-      <w:pPr>
-        <w:spacing w:line="336" w:lineRule="auto" w:after="180"/>
-      </w:pPr>
-      <w:r>
-        <w:rPr>
-          <w:b w:val="0"/>
-        </w:rPr>
-        <w:t>Building has twice Reading, and 2 more than Drawing.</w:t>
-      </w:r>
-    </w:p>
-    <w:p>
-      <w:pPr>
-        <w:spacing w:line="336" w:lineRule="auto" w:after="180"/>
-      </w:pPr>
-      <w:r>
-        <w:rPr>
-          <w:b w:val="0"/>
-        </w:rPr>
-        <w:t>A convenient shortcut preserves meaning: A graph with bars beginning at 7 turns counts 8 and 10 into visible lengths 1 and 3. Redraw from zero and label counts directly.</w:t>
-      </w:r>
-    </w:p>
-    <w:p>
-      <w:pPr>
-        <w:spacing w:line="336" w:lineRule="auto" w:after="180"/>
-      </w:pPr>
-      <w:r>
-        <w:rPr>
-          <w:b w:val="0"/>
-        </w:rPr>
-        <w:t xml:space="preserve">A line chart can use a restricted </w:t>
-      </w:r>
-      <w:r>
-        <w:rPr>
-          <w:b/>
-        </w:rPr>
-        <w:t>axis</w:t>
-      </w:r>
-      <w:r>
-        <w:rPr>
-          <w:b w:val="0"/>
-        </w:rPr>
-        <w:t xml:space="preserve"> for detail if clearly labelled, but it must not disguise its </w:t>
-      </w:r>
-      <w:r>
-        <w:rPr>
-          <w:b/>
-        </w:rPr>
-        <w:t>scale</w:t>
-      </w:r>
-      <w:r>
-        <w:rPr>
-          <w:b w:val="0"/>
-        </w:rPr>
-        <w:t>.</w:t>
-      </w:r>
-    </w:p>
-    <w:p>
-      <w:pPr>
-        <w:pStyle w:val="Heading3"/>
-      </w:pPr>
-      <w:r>
-        <w:t>Match the support to the first error</w:t>
+        <w:pStyle w:val="Heading2"/>
+      </w:pPr>
+      <w:r>
+        <w:t>Choose support</w:t>
       </w:r>
     </w:p>
     <w:tbl>
@@ -4244,15 +4065,766 @@
     </w:p>
     <w:p>
       <w:pPr>
+        <w:pStyle w:val="Heading2"/>
+      </w:pPr>
+      <w:r>
+        <w:t>Extension misconceptions · reference / check after trying</w:t>
+      </w:r>
+    </w:p>
+    <w:p>
+      <w:pPr>
+        <w:spacing w:line="336" w:lineRule="auto" w:after="180"/>
+      </w:pPr>
+      <w:r>
+        <w:rPr>
+          <w:b w:val="0"/>
+        </w:rPr>
+        <w:t>A successful run proves the conclusion: Counts alone do not show why students chose an activity or whether nonrespondents would choose differently.</w:t>
+      </w:r>
+    </w:p>
+    <w:p>
+      <w:pPr>
+        <w:spacing w:line="336" w:lineRule="auto" w:after="180"/>
+      </w:pPr>
+      <w:r>
+        <w:rPr>
+          <w:b w:val="0"/>
+        </w:rPr>
+        <w:t xml:space="preserve">Graph choices should match the question: categories suit bars; ordered time </w:t>
+      </w:r>
+      <w:r>
+        <w:rPr>
+          <w:b/>
+        </w:rPr>
+        <w:t>observation</w:t>
+      </w:r>
+      <w:r>
+        <w:rPr>
+          <w:b w:val="0"/>
+        </w:rPr>
+        <w:t>s can suit a line.</w:t>
+      </w:r>
+    </w:p>
+    <w:p>
+      <w:pPr>
+        <w:spacing w:line="336" w:lineRule="auto" w:after="180"/>
+      </w:pPr>
+      <w:r>
+        <w:rPr>
+          <w:b w:val="0"/>
+        </w:rPr>
+        <w:t xml:space="preserve">Matching the example is enough: Require the new W4 case, explicit </w:t>
+      </w:r>
+      <w:r>
+        <w:rPr>
+          <w:b/>
+        </w:rPr>
+        <w:t>prediction</w:t>
+      </w:r>
+      <w:r>
+        <w:rPr>
+          <w:b w:val="0"/>
+        </w:rPr>
+        <w:t xml:space="preserve">s and an explanation. Fresh retry: Reading 4, Building 8 and Drawing 6; draw all bars from zero with one </w:t>
+      </w:r>
+      <w:r>
+        <w:rPr>
+          <w:b/>
+        </w:rPr>
+        <w:t>scale</w:t>
+      </w:r>
+      <w:r>
+        <w:rPr>
+          <w:b w:val="0"/>
+        </w:rPr>
+        <w:t>.</w:t>
+      </w:r>
+    </w:p>
+    <w:p>
+      <w:pPr>
+        <w:spacing w:line="336" w:lineRule="auto" w:after="180"/>
+      </w:pPr>
+      <w:r>
+        <w:rPr>
+          <w:b w:val="0"/>
+        </w:rPr>
+        <w:t>Building has twice Reading, and 2 more than Drawing.</w:t>
+      </w:r>
+    </w:p>
+    <w:p>
+      <w:pPr>
+        <w:spacing w:line="336" w:lineRule="auto" w:after="180"/>
+      </w:pPr>
+      <w:r>
+        <w:rPr>
+          <w:b w:val="0"/>
+        </w:rPr>
+        <w:t>A convenient shortcut preserves meaning: A graph with bars beginning at 7 turns counts 8 and 10 into visible lengths 1 and 3. Redraw from zero and label counts directly.</w:t>
+      </w:r>
+    </w:p>
+    <w:p>
+      <w:pPr>
+        <w:spacing w:line="336" w:lineRule="auto" w:after="180"/>
+      </w:pPr>
+      <w:r>
+        <w:rPr>
+          <w:b w:val="0"/>
+        </w:rPr>
+        <w:t xml:space="preserve">A line chart can use a restricted </w:t>
+      </w:r>
+      <w:r>
+        <w:rPr>
+          <w:b/>
+        </w:rPr>
+        <w:t>axis</w:t>
+      </w:r>
+      <w:r>
+        <w:rPr>
+          <w:b w:val="0"/>
+        </w:rPr>
+        <w:t xml:space="preserve"> for detail if clearly labelled, but it must not disguise its </w:t>
+      </w:r>
+      <w:r>
+        <w:rPr>
+          <w:b/>
+        </w:rPr>
+        <w:t>scale</w:t>
+      </w:r>
+      <w:r>
+        <w:rPr>
+          <w:b w:val="0"/>
+        </w:rPr>
+        <w:t>.</w:t>
+      </w:r>
+    </w:p>
+    <w:p>
+      <w:pPr>
+        <w:pStyle w:val="Heading2"/>
+      </w:pPr>
+      <w:r>
+        <w:t>Earlier wording, alternatives and picture transcripts · reference / check after trying</w:t>
+      </w:r>
+    </w:p>
+    <w:p>
+      <w:pPr>
+        <w:spacing w:line="336" w:lineRule="auto" w:after="180"/>
+      </w:pPr>
+      <w:r>
+        <w:rPr>
+          <w:b w:val="0"/>
+        </w:rPr>
+        <w:t>Run the weekly evidence lab</w:t>
+      </w:r>
+    </w:p>
+    <w:p>
+      <w:pPr>
+        <w:spacing w:line="336" w:lineRule="auto" w:after="180"/>
+      </w:pPr>
+      <w:r>
+        <w:rPr>
+          <w:b w:val="0"/>
+        </w:rPr>
+        <w:t>Words You Can Use to Reason</w:t>
+      </w:r>
+    </w:p>
+    <w:p>
+      <w:pPr>
+        <w:spacing w:line="336" w:lineRule="auto" w:after="180"/>
+      </w:pPr>
+      <w:r>
+        <w:rPr>
+          <w:b w:val="0"/>
+        </w:rPr>
+        <w:t>A definition matters when you can recognize the idea, use it, and contrast it with a near-miss.</w:t>
+      </w:r>
+    </w:p>
+    <w:p>
+      <w:pPr>
+        <w:pStyle w:val="Heading3"/>
+      </w:pPr>
+      <w:r>
+        <w:t>Make the lab runnable</w:t>
+      </w:r>
+    </w:p>
+    <w:p>
+      <w:pPr>
+        <w:spacing w:line="336" w:lineRule="auto" w:after="180"/>
+      </w:pPr>
+      <w:r>
+        <w:rPr>
+          <w:b w:val="0"/>
+        </w:rPr>
+        <w:t>Use the supplied main investigation for shared practice. Reserve Plan independently for the individual first attempt. The named extension has separate tasks and feedback.</w:t>
+      </w:r>
+    </w:p>
+    <w:p>
+      <w:pPr>
+        <w:pStyle w:val="Heading3"/>
+      </w:pPr>
+      <w:r>
+        <w:t>Diagnose and reteach</w:t>
+      </w:r>
+    </w:p>
+    <w:p>
+      <w:pPr>
+        <w:spacing w:line="336" w:lineRule="auto" w:after="180"/>
+      </w:pPr>
+      <w:r>
+        <w:rPr>
+          <w:b w:val="0"/>
+        </w:rPr>
+        <w:t>For guessing, return to given facts and request a trace. For vocabulary without application, use one example and one non-example. For arithmetic errors, check the setup before the calculation.</w:t>
+      </w:r>
+    </w:p>
+    <w:p>
+      <w:pPr>
+        <w:spacing w:line="336" w:lineRule="auto" w:after="180"/>
+      </w:pPr>
+      <w:r>
+        <w:rPr>
+          <w:b w:val="0"/>
+        </w:rPr>
+        <w:t>Finish with a different uncoached case before recording mastery.</w:t>
+      </w:r>
+    </w:p>
+    <w:p>
+      <w:pPr>
+        <w:pStyle w:val="Heading3"/>
+      </w:pPr>
+      <w:r>
+        <w:t>Address these additional misconceptions</w:t>
+      </w:r>
+    </w:p>
+    <w:p>
+      <w:pPr>
+        <w:pStyle w:val="Heading3"/>
+      </w:pPr>
+      <w:r>
+        <w:t>Check these misconceptions</w:t>
+      </w:r>
+    </w:p>
+    <w:p>
+      <w:pPr>
+        <w:pStyle w:val="Heading3"/>
+      </w:pPr>
+      <w:r>
+        <w:t>Match the support to the first error</w:t>
+      </w:r>
+    </w:p>
+    <w:p>
+      <w:pPr>
         <w:pStyle w:val="Heading1"/>
       </w:pPr>
       <w:r>
-        <w:t>05. Assess and explain the answers</w:t>
-      </w:r>
-    </w:p>
-    <w:p>
-      <w:r>
-        <w:t>Use the Sampling and Representation questions, teacher keys and criteria after the relevant attempts. Previously discussed cases are practice; protect the separately selected independent task.</w:t>
+        <w:t>05. Assess the selected main independent task</w:t>
+      </w:r>
+    </w:p>
+    <w:p>
+      <w:r>
+        <w:t>Reveal its key after the first attempt; extension tasks have their own keys.</w:t>
+      </w:r>
+    </w:p>
+    <w:p>
+      <w:pPr>
+        <w:pStyle w:val="Heading2"/>
+      </w:pPr>
+      <w:r>
+        <w:t>Selected independent question and key</w:t>
+      </w:r>
+    </w:p>
+    <w:p>
+      <w:pPr>
+        <w:spacing w:line="336" w:lineRule="auto" w:after="180"/>
+      </w:pPr>
+      <w:r>
+        <w:rPr>
+          <w:b w:val="0"/>
+        </w:rPr>
+        <w:t xml:space="preserve">Selected case: Design an anonymous </w:t>
+      </w:r>
+      <w:r>
+        <w:rPr>
+          <w:b/>
+        </w:rPr>
+        <w:t>sample</w:t>
+      </w:r>
+      <w:r>
+        <w:rPr>
+          <w:b w:val="0"/>
+        </w:rPr>
+        <w:t xml:space="preserve"> plan to ask all Grade 7 about three activity choices. State </w:t>
+      </w:r>
+      <w:r>
+        <w:rPr>
+          <w:b/>
+        </w:rPr>
+        <w:t>population</w:t>
+      </w:r>
+      <w:r>
+        <w:rPr>
+          <w:b w:val="0"/>
+        </w:rPr>
+        <w:t xml:space="preserve">, </w:t>
+      </w:r>
+      <w:r>
+        <w:rPr>
+          <w:b/>
+        </w:rPr>
+        <w:t>sampling frame</w:t>
+      </w:r>
+      <w:r>
+        <w:rPr>
+          <w:b w:val="0"/>
+        </w:rPr>
+        <w:t>, selection method, question, and how you will report non</w:t>
+      </w:r>
+      <w:r>
+        <w:rPr>
+          <w:b/>
+        </w:rPr>
+        <w:t>response</w:t>
+      </w:r>
+      <w:r>
+        <w:rPr>
+          <w:b w:val="0"/>
+        </w:rPr>
+        <w:t>.</w:t>
+      </w:r>
+    </w:p>
+    <w:p>
+      <w:pPr>
+        <w:spacing w:line="336" w:lineRule="auto" w:after="180"/>
+      </w:pPr>
+      <w:r>
+        <w:rPr>
+          <w:b w:val="0"/>
+        </w:rPr>
+        <w:t xml:space="preserve">Use the full grade roster, teacher-managed random selection or a clearly described balanced plan, neutral identical options, anonymous </w:t>
+      </w:r>
+      <w:r>
+        <w:rPr>
+          <w:b/>
+        </w:rPr>
+        <w:t>response</w:t>
+      </w:r>
+      <w:r>
+        <w:rPr>
+          <w:b w:val="0"/>
+        </w:rPr>
+        <w:t xml:space="preserve"> records and invited/responded counts.</w:t>
+      </w:r>
+    </w:p>
+    <w:p>
+      <w:pPr>
+        <w:spacing w:line="336" w:lineRule="auto" w:after="180"/>
+      </w:pPr>
+      <w:r>
+        <w:rPr>
+          <w:b w:val="0"/>
+        </w:rPr>
+        <w:t>Explain limits of non</w:t>
+      </w:r>
+      <w:r>
+        <w:rPr>
+          <w:b/>
+        </w:rPr>
+        <w:t>response</w:t>
+      </w:r>
+      <w:r>
+        <w:rPr>
+          <w:b w:val="0"/>
+        </w:rPr>
+        <w:t xml:space="preserve"> and small </w:t>
+      </w:r>
+      <w:r>
+        <w:rPr>
+          <w:b/>
+        </w:rPr>
+        <w:t>sample</w:t>
+      </w:r>
+      <w:r>
+        <w:rPr>
+          <w:b w:val="0"/>
+        </w:rPr>
+        <w:t>s.</w:t>
+      </w:r>
+    </w:p>
+    <w:p>
+      <w:pPr>
+        <w:pStyle w:val="Heading2"/>
+      </w:pPr>
+      <w:r>
+        <w:t>Judge reasoning and limits</w:t>
+      </w:r>
+    </w:p>
+    <w:tbl>
+      <w:tblPr>
+        <w:tblStyle w:val="LightShading-Accent1"/>
+        <w:tblW w:type="auto" w:w="0"/>
+        <w:tblLook w:firstColumn="1" w:firstRow="1" w:lastColumn="0" w:lastRow="0" w:noHBand="0" w:noVBand="1" w:val="04A0"/>
+      </w:tblPr>
+      <w:tblGrid>
+        <w:gridCol w:w="5112"/>
+        <w:gridCol w:w="5112"/>
+      </w:tblGrid>
+      <w:tr>
+        <w:trPr>
+          <w:tblHeader/>
+        </w:trPr>
+        <w:tc>
+          <w:tcPr>
+            <w:tcW w:type="dxa" w:w="5112"/>
+          </w:tcPr>
+          <w:p>
+            <w:r>
+              <w:t>Dimension</w:t>
+            </w:r>
+          </w:p>
+        </w:tc>
+        <w:tc>
+          <w:tcPr>
+            <w:tcW w:type="dxa" w:w="5112"/>
+          </w:tcPr>
+          <w:p>
+            <w:r>
+              <w:t>Evidence required</w:t>
+            </w:r>
+          </w:p>
+        </w:tc>
+      </w:tr>
+      <w:tr>
+        <w:tc>
+          <w:tcPr>
+            <w:tcW w:type="dxa" w:w="5112"/>
+          </w:tcPr>
+          <w:p>
+            <w:r>
+              <w:t>Explanation</w:t>
+            </w:r>
+          </w:p>
+        </w:tc>
+        <w:tc>
+          <w:tcPr>
+            <w:tcW w:type="dxa" w:w="5112"/>
+          </w:tcPr>
+          <w:p>
+            <w:r>
+              <w:t>Names the applicable idea or procedure and ties it to the supplied facts.</w:t>
+            </w:r>
+          </w:p>
+        </w:tc>
+      </w:tr>
+      <w:tr>
+        <w:tc>
+          <w:tcPr>
+            <w:tcW w:type="dxa" w:w="5112"/>
+          </w:tcPr>
+          <w:p>
+            <w:r>
+              <w:t>Trace and result</w:t>
+            </w:r>
+          </w:p>
+        </w:tc>
+        <w:tc>
+          <w:tcPr>
+            <w:tcW w:type="dxa" w:w="5112"/>
+          </w:tcPr>
+          <w:p>
+            <w:r>
+              <w:t>Preserves the given inputs and shows the relevant intermediate steps; distinguishes a prediction from an observed execution.</w:t>
+            </w:r>
+          </w:p>
+        </w:tc>
+      </w:tr>
+      <w:tr>
+        <w:tc>
+          <w:tcPr>
+            <w:tcW w:type="dxa" w:w="5112"/>
+          </w:tcPr>
+          <w:p>
+            <w:r>
+              <w:t>Limits</w:t>
+            </w:r>
+          </w:p>
+        </w:tc>
+        <w:tc>
+          <w:tcPr>
+            <w:tcW w:type="dxa" w:w="5112"/>
+          </w:tcPr>
+          <w:p>
+            <w:r>
+              <w:t>States the assumptions, missing evidence or conditions under which the result would change.</w:t>
+            </w:r>
+          </w:p>
+        </w:tc>
+      </w:tr>
+    </w:tbl>
+    <w:p>
+      <w:pPr>
+        <w:spacing w:line="336" w:lineRule="auto" w:after="180"/>
+      </w:pPr>
+      <w:r>
+        <w:rPr>
+          <w:b w:val="0"/>
+        </w:rPr>
+        <w:t>Record each dimension as not yet, with support, or independent. Accept a valid alternative procedure with a defensible trace.</w:t>
+      </w:r>
+    </w:p>
+    <w:p>
+      <w:pPr>
+        <w:spacing w:line="336" w:lineRule="auto" w:after="180"/>
+      </w:pPr>
+      <w:r>
+        <w:rPr>
+          <w:b w:val="0"/>
+        </w:rPr>
+        <w:t xml:space="preserve">Do not penalise an honestly recorded model failure if the learner correctly explains its </w:t>
+      </w:r>
+      <w:r>
+        <w:rPr>
+          <w:b/>
+        </w:rPr>
+        <w:t>evidence</w:t>
+      </w:r>
+      <w:r>
+        <w:rPr>
+          <w:b w:val="0"/>
+        </w:rPr>
+        <w:t xml:space="preserve"> and limits.</w:t>
+      </w:r>
+    </w:p>
+    <w:p>
+      <w:pPr>
+        <w:pStyle w:val="Heading2"/>
+      </w:pPr>
+      <w:r>
+        <w:t>Give one repair action</w:t>
+      </w:r>
+    </w:p>
+    <w:p>
+      <w:pPr>
+        <w:spacing w:line="336" w:lineRule="auto" w:after="180"/>
+      </w:pPr>
+      <w:r>
+        <w:rPr>
+          <w:b w:val="0"/>
+        </w:rPr>
+        <w:t>Name the earliest unsupported step and give one action to repair it. Have the learner make that repair now and explain why. Then assess the relevant skill on a fresh, fully specified case.</w:t>
+      </w:r>
+    </w:p>
+    <w:p>
+      <w:pPr>
+        <w:spacing w:line="336" w:lineRule="auto" w:after="180"/>
+      </w:pPr>
+      <w:r>
+        <w:rPr>
+          <w:b w:val="0"/>
+        </w:rPr>
+        <w:t>Confirm it was not previously practised with feedback; solve and check the new case before assigning it. A follow-up design prompt is a starting brief, not automatically an equivalent test.</w:t>
+      </w:r>
+    </w:p>
+    <w:p>
+      <w:pPr>
+        <w:pStyle w:val="Heading2"/>
+      </w:pPr>
+      <w:r>
+        <w:t>W1 Define the population</w:t>
+      </w:r>
+    </w:p>
+    <w:p>
+      <w:pPr>
+        <w:spacing w:line="336" w:lineRule="auto" w:after="180"/>
+      </w:pPr>
+      <w:r>
+        <w:rPr>
+          <w:b w:val="0"/>
+        </w:rPr>
+        <w:t xml:space="preserve">The question is whether all Grade 7 students prefer a longer lunch. Name the </w:t>
+      </w:r>
+      <w:r>
+        <w:rPr>
+          <w:b/>
+        </w:rPr>
+        <w:t>population</w:t>
+      </w:r>
+      <w:r>
+        <w:rPr>
+          <w:b w:val="0"/>
+        </w:rPr>
+        <w:t xml:space="preserve"> and one unsuitable </w:t>
+      </w:r>
+      <w:r>
+        <w:rPr>
+          <w:b/>
+        </w:rPr>
+        <w:t>sample</w:t>
+      </w:r>
+      <w:r>
+        <w:rPr>
+          <w:b w:val="0"/>
+        </w:rPr>
+        <w:t>.</w:t>
+      </w:r>
+    </w:p>
+    <w:p>
+      <w:pPr>
+        <w:spacing w:line="336" w:lineRule="auto" w:after="180"/>
+      </w:pPr>
+      <w:r>
+        <w:rPr>
+          <w:b/>
+        </w:rPr>
+        <w:t>Population</w:t>
+      </w:r>
+      <w:r>
+        <w:rPr>
+          <w:b w:val="0"/>
+        </w:rPr>
+        <w:t>: all Grade 7 students. Only lunch-club members or one friend group is an unsuitable basis for a whole-grade claim.</w:t>
+      </w:r>
+    </w:p>
+    <w:p>
+      <w:pPr>
+        <w:pStyle w:val="Heading2"/>
+      </w:pPr>
+      <w:r>
+        <w:t>W2 Read the sample result</w:t>
+      </w:r>
+    </w:p>
+    <w:p>
+      <w:pPr>
+        <w:spacing w:line="336" w:lineRule="auto" w:after="180"/>
+      </w:pPr>
+      <w:r>
+        <w:rPr>
+          <w:b w:val="0"/>
+        </w:rPr>
+        <w:t>Seven of 12 fictional respondents prefer longer lunch. State the result without generalizing.</w:t>
+      </w:r>
+    </w:p>
+    <w:p>
+      <w:pPr>
+        <w:spacing w:line="336" w:lineRule="auto" w:after="180"/>
+      </w:pPr>
+      <w:r>
+        <w:rPr>
+          <w:b w:val="0"/>
+        </w:rPr>
+        <w:t>7/12 of these respondents prefer longer lunch, about 58.3 percent.</w:t>
+      </w:r>
+    </w:p>
+    <w:p>
+      <w:pPr>
+        <w:spacing w:line="336" w:lineRule="auto" w:after="180"/>
+      </w:pPr>
+      <w:r>
+        <w:rPr>
+          <w:b w:val="0"/>
+        </w:rPr>
+        <w:t>The numerator is seven respondents choosing longer lunch and the denominator is all twelve observed respondents. The fraction is 7/12, approximately 58.3 percent.</w:t>
+      </w:r>
+    </w:p>
+    <w:p>
+      <w:pPr>
+        <w:spacing w:line="336" w:lineRule="auto" w:after="180"/>
+      </w:pPr>
+      <w:r>
+        <w:rPr>
+          <w:b w:val="0"/>
+        </w:rPr>
+        <w:t xml:space="preserve">Say “of these respondents”; the calculation alone supplies no </w:t>
+      </w:r>
+      <w:r>
+        <w:rPr>
+          <w:b/>
+        </w:rPr>
+        <w:t>evidence</w:t>
+      </w:r>
+      <w:r>
+        <w:rPr>
+          <w:b w:val="0"/>
+        </w:rPr>
+        <w:t xml:space="preserve"> about the preferences of students who were not represented.</w:t>
+      </w:r>
+    </w:p>
+    <w:p>
+      <w:pPr>
+        <w:pStyle w:val="Heading2"/>
+      </w:pPr>
+      <w:r>
+        <w:t>W3 Repair a claim</w:t>
+      </w:r>
+    </w:p>
+    <w:p>
+      <w:pPr>
+        <w:spacing w:line="336" w:lineRule="auto" w:after="180"/>
+      </w:pPr>
+      <w:r>
+        <w:rPr>
+          <w:b w:val="0"/>
+        </w:rPr>
+        <w:t>A report says all Grade 7 prefers coding after surveying only the coding club. Rewrite it.</w:t>
+      </w:r>
+    </w:p>
+    <w:p>
+      <w:pPr>
+        <w:spacing w:line="336" w:lineRule="auto" w:after="180"/>
+      </w:pPr>
+      <w:r>
+        <w:rPr>
+          <w:b w:val="0"/>
+        </w:rPr>
+        <w:t>Among surveyed coding-club respondents, the observed choices favored coding; the result does not establish the whole grade preference.</w:t>
+      </w:r>
+    </w:p>
+    <w:p>
+      <w:pPr>
+        <w:pStyle w:val="Heading2"/>
+      </w:pPr>
+      <w:r>
+        <w:t>W5 Separate invitation and response</w:t>
+      </w:r>
+    </w:p>
+    <w:p>
+      <w:pPr>
+        <w:spacing w:line="336" w:lineRule="auto" w:after="180"/>
+      </w:pPr>
+      <w:r>
+        <w:rPr>
+          <w:b w:val="0"/>
+        </w:rPr>
+        <w:t>Twenty students are selected fairly but only 8 answer. Does fair selection remove the need to report non</w:t>
+      </w:r>
+      <w:r>
+        <w:rPr>
+          <w:b/>
+        </w:rPr>
+        <w:t>response</w:t>
+      </w:r>
+      <w:r>
+        <w:rPr>
+          <w:b w:val="0"/>
+        </w:rPr>
+        <w:t>?</w:t>
+      </w:r>
+    </w:p>
+    <w:p>
+      <w:pPr>
+        <w:spacing w:line="336" w:lineRule="auto" w:after="180"/>
+      </w:pPr>
+      <w:r>
+        <w:rPr>
+          <w:b w:val="0"/>
+        </w:rPr>
+        <w:t>No. The 12 nonrespondents may differ. Report 8 of 20 and the limitation.</w:t>
+      </w:r>
+    </w:p>
+    <w:p>
+      <w:pPr>
+        <w:pStyle w:val="Heading2"/>
+      </w:pPr>
+      <w:r>
+        <w:t>Extension questions and keys · reference / check after trying</w:t>
       </w:r>
     </w:p>
     <w:p>
@@ -4260,27 +4832,312 @@
         <w:pStyle w:val="Heading3"/>
       </w:pPr>
       <w:r>
+        <w:t>Graphs and honest scales — W1 Read the scale</w:t>
+      </w:r>
+    </w:p>
+    <w:p>
+      <w:pPr>
+        <w:spacing w:line="336" w:lineRule="auto" w:after="180"/>
+      </w:pPr>
+      <w:r>
+        <w:rPr>
+          <w:b w:val="0"/>
+        </w:rPr>
+        <w:t>A bar is 6 squares long with 2 votes per square. How many votes is that?</w:t>
+      </w:r>
+    </w:p>
+    <w:p>
+      <w:pPr>
+        <w:spacing w:line="336" w:lineRule="auto" w:after="180"/>
+      </w:pPr>
+      <w:r>
+        <w:rPr>
+          <w:b w:val="0"/>
+        </w:rPr>
+        <w:t>12 votes.</w:t>
+      </w:r>
+    </w:p>
+    <w:p>
+      <w:pPr>
+        <w:spacing w:line="336" w:lineRule="auto" w:after="180"/>
+      </w:pPr>
+      <w:r>
+        <w:rPr>
+          <w:b w:val="0"/>
+        </w:rPr>
+        <w:t xml:space="preserve">One square represents two votes. Six equal squares therefore represent 6 times 2 = 12 votes. Ask the learner to name both the visible length and the unit </w:t>
+      </w:r>
+      <w:r>
+        <w:rPr>
+          <w:b/>
+        </w:rPr>
+        <w:t>scale</w:t>
+      </w:r>
+      <w:r>
+        <w:rPr>
+          <w:b w:val="0"/>
+        </w:rPr>
+        <w:t xml:space="preserve"> before giving the count.</w:t>
+      </w:r>
+    </w:p>
+    <w:p>
+      <w:pPr>
+        <w:pStyle w:val="Heading3"/>
+      </w:pPr>
+      <w:r>
+        <w:t>Graphs and honest scales — W2 Compare fairly</w:t>
+      </w:r>
+    </w:p>
+    <w:p>
+      <w:pPr>
+        <w:spacing w:line="336" w:lineRule="auto" w:after="180"/>
+      </w:pPr>
+      <w:r>
+        <w:rPr>
+          <w:b w:val="0"/>
+        </w:rPr>
+        <w:t>Counts are 12 and 15. State the difference and ratio using the true values.</w:t>
+      </w:r>
+    </w:p>
+    <w:p>
+      <w:pPr>
+        <w:spacing w:line="336" w:lineRule="auto" w:after="180"/>
+      </w:pPr>
+      <w:r>
+        <w:rPr>
+          <w:b w:val="0"/>
+        </w:rPr>
+        <w:t>Difference 3; ratio 15/12 = 1.25.</w:t>
+      </w:r>
+    </w:p>
+    <w:p>
+      <w:pPr>
+        <w:spacing w:line="336" w:lineRule="auto" w:after="180"/>
+      </w:pPr>
+      <w:r>
+        <w:rPr>
+          <w:b w:val="0"/>
+        </w:rPr>
+        <w:t>The count difference is 15 - 12 = 3 votes. Taking the larger count relative to the smaller gives 15/12 = 1.25, so 15 is 1.25 times 12, or 25 percent larger. Label which count is the reference for the ratio.</w:t>
+      </w:r>
+    </w:p>
+    <w:p>
+      <w:pPr>
+        <w:pStyle w:val="Heading3"/>
+      </w:pPr>
+      <w:r>
+        <w:t>Graphs and honest scales — W3 Repair a misleading graph</w:t>
+      </w:r>
+    </w:p>
+    <w:p>
+      <w:pPr>
+        <w:spacing w:line="336" w:lineRule="auto" w:after="180"/>
+      </w:pPr>
+      <w:r>
+        <w:rPr>
+          <w:b w:val="0"/>
+        </w:rPr>
+        <w:t>Bars for 12 and 15 start at 10. Explain the misleading lengths and repair.</w:t>
+      </w:r>
+    </w:p>
+    <w:p>
+      <w:pPr>
+        <w:spacing w:line="336" w:lineRule="auto" w:after="180"/>
+      </w:pPr>
+      <w:r>
+        <w:rPr>
+          <w:b w:val="0"/>
+        </w:rPr>
+        <w:t xml:space="preserve">Visible lengths 2 and 5 suggest a 2.5 ratio. Start at zero, use a common </w:t>
+      </w:r>
+      <w:r>
+        <w:rPr>
+          <w:b/>
+        </w:rPr>
+        <w:t>scale</w:t>
+      </w:r>
+      <w:r>
+        <w:rPr>
+          <w:b w:val="0"/>
+        </w:rPr>
+        <w:t xml:space="preserve"> and label counts 12 and 15.</w:t>
+      </w:r>
+    </w:p>
+    <w:p>
+      <w:pPr>
+        <w:pStyle w:val="Heading3"/>
+      </w:pPr>
+      <w:r>
+        <w:t>Graphs and honest scales — W4 Draw independently</w:t>
+      </w:r>
+    </w:p>
+    <w:p>
+      <w:pPr>
+        <w:spacing w:line="336" w:lineRule="auto" w:after="180"/>
+      </w:pPr>
+      <w:r>
+        <w:rPr>
+          <w:b w:val="0"/>
+        </w:rPr>
+        <w:t xml:space="preserve">Draw a </w:t>
+      </w:r>
+      <w:r>
+        <w:rPr>
+          <w:b/>
+        </w:rPr>
+        <w:t>bar chart</w:t>
+      </w:r>
+      <w:r>
+        <w:rPr>
+          <w:b w:val="0"/>
+        </w:rPr>
+        <w:t xml:space="preserve"> for Music 6, Art 9, Coding 3. Include title, category labels, vote units, zero </w:t>
+      </w:r>
+      <w:r>
+        <w:rPr>
+          <w:b/>
+        </w:rPr>
+        <w:t>baseline</w:t>
+      </w:r>
+      <w:r>
+        <w:rPr>
+          <w:b w:val="0"/>
+        </w:rPr>
+        <w:t xml:space="preserve"> and equal </w:t>
+      </w:r>
+      <w:r>
+        <w:rPr>
+          <w:b/>
+        </w:rPr>
+        <w:t>scale</w:t>
+      </w:r>
+      <w:r>
+        <w:rPr>
+          <w:b w:val="0"/>
+        </w:rPr>
+        <w:t>. State two supported comparisons.</w:t>
+      </w:r>
+    </w:p>
+    <w:p>
+      <w:pPr>
+        <w:spacing w:line="336" w:lineRule="auto" w:after="180"/>
+      </w:pPr>
+      <w:r>
+        <w:rPr>
+          <w:b w:val="0"/>
+        </w:rPr>
+        <w:t xml:space="preserve">Music 6, Art 9, Coding 3 on one </w:t>
+      </w:r>
+      <w:r>
+        <w:rPr>
+          <w:b/>
+        </w:rPr>
+        <w:t>scale</w:t>
+      </w:r>
+      <w:r>
+        <w:rPr>
+          <w:b w:val="0"/>
+        </w:rPr>
+        <w:t>. Art has 3 more than Music and three times Coding. Accept other correct comparisons.</w:t>
+      </w:r>
+    </w:p>
+    <w:p>
+      <w:pPr>
+        <w:pStyle w:val="Heading3"/>
+      </w:pPr>
+      <w:r>
+        <w:t>Graphs and honest scales — W5 Limit the claim</w:t>
+      </w:r>
+    </w:p>
+    <w:p>
+      <w:pPr>
+        <w:spacing w:line="336" w:lineRule="auto" w:after="180"/>
+      </w:pPr>
+      <w:r>
+        <w:rPr>
+          <w:b w:val="0"/>
+        </w:rPr>
+        <w:t xml:space="preserve">Art has the most votes among 18 </w:t>
+      </w:r>
+      <w:r>
+        <w:rPr>
+          <w:b/>
+        </w:rPr>
+        <w:t>response</w:t>
+      </w:r>
+      <w:r>
+        <w:rPr>
+          <w:b w:val="0"/>
+        </w:rPr>
+        <w:t>s. Does that establish Art is best for learning?</w:t>
+      </w:r>
+    </w:p>
+    <w:p>
+      <w:pPr>
+        <w:spacing w:line="336" w:lineRule="auto" w:after="180"/>
+      </w:pPr>
+      <w:r>
+        <w:rPr>
+          <w:b w:val="0"/>
+        </w:rPr>
+        <w:t>No. Preference counts do not measure learning effectiveness or establish a cause.</w:t>
+      </w:r>
+    </w:p>
+    <w:p>
+      <w:pPr>
+        <w:pStyle w:val="Heading2"/>
+      </w:pPr>
+      <w:r>
+        <w:t>Earlier wording, alternatives and picture transcripts · reference / check after trying</w:t>
+      </w:r>
+    </w:p>
+    <w:p>
+      <w:pPr>
+        <w:spacing w:line="336" w:lineRule="auto" w:after="180"/>
+      </w:pPr>
+      <w:r>
+        <w:rPr>
+          <w:b w:val="0"/>
+        </w:rPr>
+        <w:t>Assess and explain the answers</w:t>
+      </w:r>
+    </w:p>
+    <w:p>
+      <w:pPr>
+        <w:pStyle w:val="Heading3"/>
+      </w:pPr>
+      <w:r>
         <w:t>Worked case answer</w:t>
       </w:r>
     </w:p>
     <w:p>
       <w:pPr>
+        <w:spacing w:line="336" w:lineRule="auto" w:after="180"/>
+      </w:pPr>
+      <w:r>
+        <w:rPr>
+          <w:b w:val="0"/>
+        </w:rPr>
+        <w:t>Membership selects for a relevant interest. Include relevant grades and interests with appropriate data practices.</w:t>
+      </w:r>
+    </w:p>
+    <w:p>
+      <w:pPr>
         <w:pStyle w:val="Heading3"/>
       </w:pPr>
       <w:r>
-        <w:t>Teacher key · Worked case answer</w:t>
+        <w:t>Additional transfer practice</w:t>
       </w:r>
     </w:p>
     <w:p>
       <w:pPr>
         <w:spacing w:line="336" w:lineRule="auto" w:after="180"/>
-        <w:shd w:fill="F1F6FC"/>
-      </w:pPr>
-      <w:r>
-        <w:rPr>
-          <w:b w:val="0"/>
-        </w:rPr>
-        <w:t>Membership selects for a relevant interest. Include relevant grades and interests with appropriate data practices.</w:t>
+      </w:pPr>
+      <w:r>
+        <w:rPr>
+          <w:b w:val="0"/>
+        </w:rPr>
+        <w:t>You survey only the chess club about all students' favourite books. Identify the sampling limitation and one improvement.</w:t>
       </w:r>
     </w:p>
     <w:p>
@@ -4288,49 +5145,12 @@
         <w:pStyle w:val="Heading3"/>
       </w:pPr>
       <w:r>
-        <w:t>Independent question</w:t>
-      </w:r>
-    </w:p>
-    <w:p>
-      <w:pPr>
-        <w:pStyle w:val="Heading3"/>
-      </w:pPr>
-      <w:r>
-        <w:t>Independent question · withhold the key</w:t>
+        <w:t>Reasoned practice answer</w:t>
       </w:r>
     </w:p>
     <w:p>
       <w:pPr>
         <w:spacing w:line="336" w:lineRule="auto" w:after="180"/>
-        <w:shd w:fill="F5F1FB"/>
-      </w:pPr>
-      <w:r>
-        <w:rPr>
-          <w:b w:val="0"/>
-        </w:rPr>
-        <w:t>You survey only the chess club about all students' favourite books. Identify the sampling limitation and one improvement.</w:t>
-      </w:r>
-    </w:p>
-    <w:p>
-      <w:pPr>
-        <w:pStyle w:val="Heading3"/>
-      </w:pPr>
-      <w:r>
-        <w:t>Expected independent answer</w:t>
-      </w:r>
-    </w:p>
-    <w:p>
-      <w:pPr>
-        <w:pStyle w:val="Heading3"/>
-      </w:pPr>
-      <w:r>
-        <w:t>Teacher key · Expected independent answer</w:t>
-      </w:r>
-    </w:p>
-    <w:p>
-      <w:pPr>
-        <w:spacing w:line="336" w:lineRule="auto" w:after="180"/>
-        <w:shd w:fill="F1F6FC"/>
       </w:pPr>
       <w:r>
         <w:rPr>
@@ -4648,34 +5468,146 @@
     </w:p>
     <w:p>
       <w:pPr>
+        <w:spacing w:line="336" w:lineRule="auto" w:after="180"/>
+      </w:pPr>
+      <w:r>
+        <w:rPr>
+          <w:b w:val="0"/>
+        </w:rPr>
+        <w:t>Club membership and volunteering select for interests. Include relevant grade groups and varied reading interests using a planned sampling approach, record who was invited and who responded, and disclose missing groups.</w:t>
+      </w:r>
+    </w:p>
+    <w:p>
+      <w:pPr>
+        <w:spacing w:line="336" w:lineRule="auto" w:after="180"/>
+      </w:pPr>
+      <w:r>
+        <w:rPr>
+          <w:b w:val="0"/>
+        </w:rPr>
+        <w:t xml:space="preserve">More </w:t>
+      </w:r>
+      <w:r>
+        <w:rPr>
+          <w:b/>
+        </w:rPr>
+        <w:t>response</w:t>
+      </w:r>
+      <w:r>
+        <w:rPr>
+          <w:b w:val="0"/>
+        </w:rPr>
+        <w:t>s from the same selected group do not automatically fix coverage.</w:t>
+      </w:r>
+    </w:p>
+    <w:p>
+      <w:pPr>
         <w:pStyle w:val="Heading3"/>
       </w:pPr>
       <w:r>
-        <w:t>Teacher key · Original transfer answer</w:t>
+        <w:t>Explanations for the additional workbook examples</w:t>
+      </w:r>
+    </w:p>
+    <w:p>
+      <w:pPr>
+        <w:pStyle w:val="Heading3"/>
+      </w:pPr>
+      <w:r>
+        <w:t>W1 Define the population</w:t>
+      </w:r>
+    </w:p>
+    <w:p>
+      <w:pPr>
+        <w:pStyle w:val="Heading3"/>
+      </w:pPr>
+      <w:r>
+        <w:t>W2 Read the sample result</w:t>
+      </w:r>
+    </w:p>
+    <w:p>
+      <w:pPr>
+        <w:pStyle w:val="Heading3"/>
+      </w:pPr>
+      <w:r>
+        <w:t>W3 Repair a claim</w:t>
+      </w:r>
+    </w:p>
+    <w:p>
+      <w:pPr>
+        <w:pStyle w:val="Heading3"/>
+      </w:pPr>
+      <w:r>
+        <w:t>W4 Plan independently</w:t>
       </w:r>
     </w:p>
     <w:p>
       <w:pPr>
         <w:spacing w:line="336" w:lineRule="auto" w:after="180"/>
-        <w:shd w:fill="F1F6FC"/>
-      </w:pPr>
-      <w:r>
-        <w:rPr>
-          <w:b w:val="0"/>
-        </w:rPr>
-        <w:t>Club membership and volunteering select for interests. Include relevant grade groups and varied reading interests using a planned sampling approach, record who was invited and who responded, and disclose missing groups.</w:t>
+      </w:pPr>
+      <w:r>
+        <w:rPr>
+          <w:b w:val="0"/>
+        </w:rPr>
+        <w:t xml:space="preserve">Design an anonymous </w:t>
+      </w:r>
+      <w:r>
+        <w:rPr>
+          <w:b/>
+        </w:rPr>
+        <w:t>sample</w:t>
+      </w:r>
+      <w:r>
+        <w:rPr>
+          <w:b w:val="0"/>
+        </w:rPr>
+        <w:t xml:space="preserve"> plan to ask all Grade 7 about three activity choices. State </w:t>
+      </w:r>
+      <w:r>
+        <w:rPr>
+          <w:b/>
+        </w:rPr>
+        <w:t>population</w:t>
+      </w:r>
+      <w:r>
+        <w:rPr>
+          <w:b w:val="0"/>
+        </w:rPr>
+        <w:t xml:space="preserve">, </w:t>
+      </w:r>
+      <w:r>
+        <w:rPr>
+          <w:b/>
+        </w:rPr>
+        <w:t>sampling frame</w:t>
+      </w:r>
+      <w:r>
+        <w:rPr>
+          <w:b w:val="0"/>
+        </w:rPr>
+        <w:t>, selection method, question, and how you will report non</w:t>
+      </w:r>
+      <w:r>
+        <w:rPr>
+          <w:b/>
+        </w:rPr>
+        <w:t>response</w:t>
+      </w:r>
+      <w:r>
+        <w:rPr>
+          <w:b w:val="0"/>
+        </w:rPr>
+        <w:t>.</w:t>
       </w:r>
     </w:p>
     <w:p>
       <w:pPr>
         <w:spacing w:line="336" w:lineRule="auto" w:after="180"/>
-        <w:shd w:fill="F1F6FC"/>
-      </w:pPr>
-      <w:r>
-        <w:rPr>
-          <w:b w:val="0"/>
-        </w:rPr>
-        <w:t xml:space="preserve">More </w:t>
+      </w:pPr>
+      <w:r>
+        <w:rPr>
+          <w:b w:val="0"/>
+        </w:rPr>
+        <w:t xml:space="preserve">Use the full grade roster, teacher-managed random selection or a clearly described balanced plan, neutral identical options, anonymous </w:t>
       </w:r>
       <w:r>
         <w:rPr>
@@ -4687,7 +5619,42 @@
         <w:rPr>
           <w:b w:val="0"/>
         </w:rPr>
-        <w:t>s from the same selected group do not automatically fix coverage.</w:t>
+        <w:t xml:space="preserve"> records and invited/responded counts.</w:t>
+      </w:r>
+    </w:p>
+    <w:p>
+      <w:pPr>
+        <w:spacing w:line="336" w:lineRule="auto" w:after="180"/>
+      </w:pPr>
+      <w:r>
+        <w:rPr>
+          <w:b w:val="0"/>
+        </w:rPr>
+        <w:t>Explain limits of non</w:t>
+      </w:r>
+      <w:r>
+        <w:rPr>
+          <w:b/>
+        </w:rPr>
+        <w:t>response</w:t>
+      </w:r>
+      <w:r>
+        <w:rPr>
+          <w:b w:val="0"/>
+        </w:rPr>
+        <w:t xml:space="preserve"> and small </w:t>
+      </w:r>
+      <w:r>
+        <w:rPr>
+          <w:b/>
+        </w:rPr>
+        <w:t>sample</w:t>
+      </w:r>
+      <w:r>
+        <w:rPr>
+          <w:b w:val="0"/>
+        </w:rPr>
+        <w:t>s.</w:t>
       </w:r>
     </w:p>
     <w:p>
@@ -4695,7 +5662,7 @@
         <w:pStyle w:val="Heading3"/>
       </w:pPr>
       <w:r>
-        <w:t>Explanations for the additional workbook examples</w:t>
+        <w:t>W5 Separate invitation and response</w:t>
       </w:r>
     </w:p>
     <w:p>
@@ -4703,7 +5670,7 @@
         <w:pStyle w:val="Heading3"/>
       </w:pPr>
       <w:r>
-        <w:t>W1 Define the population</w:t>
+        <w:t>Assess independent transfer</w:t>
       </w:r>
     </w:p>
     <w:p>
@@ -4711,1415 +5678,238 @@
         <w:pStyle w:val="Heading3"/>
       </w:pPr>
       <w:r>
-        <w:t>Workbook question · W1</w:t>
+        <w:t>Selected case answer</w:t>
+      </w:r>
+    </w:p>
+    <w:p>
+      <w:pPr>
+        <w:pStyle w:val="Heading3"/>
+      </w:pPr>
+      <w:r>
+        <w:t>Feedback that the learner uses</w:t>
+      </w:r>
+    </w:p>
+    <w:p>
+      <w:pPr>
+        <w:pStyle w:val="Heading1"/>
+      </w:pPr>
+      <w:r>
+        <w:t>06. Connect, support and return</w:t>
+      </w:r>
+    </w:p>
+    <w:p>
+      <w:r>
+        <w:t>Keep main and extension assessment evidence distinguishable.</w:t>
+      </w:r>
+    </w:p>
+    <w:p>
+      <w:pPr>
+        <w:pStyle w:val="Heading2"/>
+      </w:pPr>
+      <w:r>
+        <w:t>Project record</w:t>
       </w:r>
     </w:p>
     <w:p>
       <w:pPr>
         <w:spacing w:line="336" w:lineRule="auto" w:after="180"/>
-        <w:shd w:fill="F5F1FB"/>
-      </w:pPr>
-      <w:r>
-        <w:rPr>
-          <w:b w:val="0"/>
-        </w:rPr>
-        <w:t xml:space="preserve">The question is whether all Grade 7 students prefer a longer lunch. Name the </w:t>
+      </w:pPr>
+      <w:r>
+        <w:rPr>
+          <w:b w:val="0"/>
+        </w:rPr>
+        <w:t xml:space="preserve">Keep the decision, </w:t>
       </w:r>
       <w:r>
         <w:rPr>
           <w:b/>
         </w:rPr>
+        <w:t>input</w:t>
+      </w:r>
+      <w:r>
+        <w:rPr>
+          <w:b w:val="0"/>
+        </w:rPr>
+        <w:t xml:space="preserve">, result, explanation and remaining limitation in the project </w:t>
+      </w:r>
+      <w:r>
+        <w:rPr>
+          <w:b/>
+        </w:rPr>
+        <w:t>evidence</w:t>
+      </w:r>
+      <w:r>
+        <w:rPr>
+          <w:b w:val="0"/>
+        </w:rPr>
+        <w:t xml:space="preserve"> record. Retrieve this record next week rather than restarting the project.</w:t>
+      </w:r>
+    </w:p>
+    <w:p>
+      <w:pPr>
+        <w:spacing w:line="336" w:lineRule="auto" w:after="180"/>
+      </w:pPr>
+      <w:r>
+        <w:rPr>
+          <w:b w:val="0"/>
+        </w:rPr>
+        <w:t>Document whose requests inform the recommender and avoid treating an easily reached group as all intended users.</w:t>
+      </w:r>
+    </w:p>
+    <w:p>
+      <w:pPr>
+        <w:pStyle w:val="Heading2"/>
+      </w:pPr>
+      <w:r>
+        <w:t>Main support and fresh assessment</w:t>
+      </w:r>
+    </w:p>
+    <w:p>
+      <w:pPr>
+        <w:spacing w:line="336" w:lineRule="auto" w:after="180"/>
+      </w:pPr>
+      <w:r>
+        <w:rPr>
+          <w:b w:val="0"/>
+        </w:rPr>
+        <w:t xml:space="preserve">Use fictional roster cards. Extension: draw several small random </w:t>
+      </w:r>
+      <w:r>
+        <w:rPr>
+          <w:b/>
+        </w:rPr>
+        <w:t>sample</w:t>
+      </w:r>
+      <w:r>
+        <w:rPr>
+          <w:b w:val="0"/>
+        </w:rPr>
+        <w:t xml:space="preserve">s from a known fictional </w:t>
+      </w:r>
+      <w:r>
+        <w:rPr>
+          <w:b/>
+        </w:rPr>
         <w:t>population</w:t>
       </w:r>
       <w:r>
         <w:rPr>
           <w:b w:val="0"/>
         </w:rPr>
-        <w:t xml:space="preserve"> and one unsuitable </w:t>
+        <w:t xml:space="preserve"> and compare their proportions.</w:t>
+      </w:r>
+    </w:p>
+    <w:p>
+      <w:pPr>
+        <w:spacing w:line="336" w:lineRule="auto" w:after="180"/>
+      </w:pPr>
+      <w:r>
+        <w:rPr>
+          <w:b w:val="0"/>
+        </w:rPr>
+        <w:t xml:space="preserve">Independent W4 </w:t>
       </w:r>
       <w:r>
         <w:rPr>
           <w:b/>
         </w:rPr>
+        <w:t>evidence</w:t>
+      </w:r>
+      <w:r>
+        <w:rPr>
+          <w:b w:val="0"/>
+        </w:rPr>
+        <w:t xml:space="preserve">: Use the full grade roster, teacher-managed random selection or a clearly described balanced plan, neutral identical options, anonymous </w:t>
+      </w:r>
+      <w:r>
+        <w:rPr>
+          <w:b/>
+        </w:rPr>
+        <w:t>response</w:t>
+      </w:r>
+      <w:r>
+        <w:rPr>
+          <w:b w:val="0"/>
+        </w:rPr>
+        <w:t xml:space="preserve"> records and invited/responded counts.</w:t>
+      </w:r>
+    </w:p>
+    <w:p>
+      <w:pPr>
+        <w:spacing w:line="336" w:lineRule="auto" w:after="180"/>
+      </w:pPr>
+      <w:r>
+        <w:rPr>
+          <w:b w:val="0"/>
+        </w:rPr>
+        <w:t>Explain limits of non</w:t>
+      </w:r>
+      <w:r>
+        <w:rPr>
+          <w:b/>
+        </w:rPr>
+        <w:t>response</w:t>
+      </w:r>
+      <w:r>
+        <w:rPr>
+          <w:b w:val="0"/>
+        </w:rPr>
+        <w:t xml:space="preserve"> and small </w:t>
+      </w:r>
+      <w:r>
+        <w:rPr>
+          <w:b/>
+        </w:rPr>
         <w:t>sample</w:t>
       </w:r>
       <w:r>
         <w:rPr>
           <w:b w:val="0"/>
         </w:rPr>
-        <w:t>.</w:t>
-      </w:r>
-    </w:p>
-    <w:p>
-      <w:pPr>
-        <w:pStyle w:val="Heading3"/>
-      </w:pPr>
-      <w:r>
-        <w:t>Teacher reasoning · W1</w:t>
+        <w:t xml:space="preserve">s. Record whether the learner needed no help, a hint or explanation. Fresh retry: plan a </w:t>
+      </w:r>
+      <w:r>
+        <w:rPr>
+          <w:b/>
+        </w:rPr>
+        <w:t>sample</w:t>
+      </w:r>
+      <w:r>
+        <w:rPr>
+          <w:b w:val="0"/>
+        </w:rPr>
+        <w:t xml:space="preserve"> about library opening times for the whole grade.</w:t>
       </w:r>
     </w:p>
     <w:p>
       <w:pPr>
         <w:spacing w:line="336" w:lineRule="auto" w:after="180"/>
-        <w:shd w:fill="F1F6FC"/>
-      </w:pPr>
+      </w:pPr>
+      <w:r>
+        <w:rPr>
+          <w:b w:val="0"/>
+        </w:rPr>
+        <w:t>A library-club-only survey fails coverage; require a full-grade frame and non</w:t>
+      </w:r>
       <w:r>
         <w:rPr>
           <w:b/>
         </w:rPr>
-        <w:t>Population</w:t>
-      </w:r>
-      <w:r>
-        <w:rPr>
-          <w:b w:val="0"/>
-        </w:rPr>
-        <w:t>: all Grade 7 students. Only lunch-club members or one friend group is an unsuitable basis for a whole-grade claim.</w:t>
-      </w:r>
-    </w:p>
-    <w:p>
-      <w:pPr>
-        <w:pStyle w:val="Heading3"/>
-      </w:pPr>
-      <w:r>
-        <w:t>W2 Read the sample result</w:t>
-      </w:r>
-    </w:p>
-    <w:p>
-      <w:pPr>
-        <w:pStyle w:val="Heading3"/>
-      </w:pPr>
-      <w:r>
-        <w:t>Workbook question · W2</w:t>
-      </w:r>
-    </w:p>
-    <w:p>
-      <w:pPr>
-        <w:spacing w:line="336" w:lineRule="auto" w:after="180"/>
-        <w:shd w:fill="F5F1FB"/>
-      </w:pPr>
-      <w:r>
-        <w:rPr>
-          <w:b w:val="0"/>
-        </w:rPr>
-        <w:t>Seven of 12 fictional respondents prefer longer lunch. State the result without generalizing.</w:t>
-      </w:r>
-    </w:p>
-    <w:p>
-      <w:pPr>
-        <w:pStyle w:val="Heading3"/>
-      </w:pPr>
-      <w:r>
-        <w:t>Teacher reasoning · W2</w:t>
-      </w:r>
-    </w:p>
-    <w:p>
-      <w:pPr>
-        <w:spacing w:line="336" w:lineRule="auto" w:after="180"/>
-        <w:shd w:fill="F1F6FC"/>
-      </w:pPr>
-      <w:r>
-        <w:rPr>
-          <w:b w:val="0"/>
-        </w:rPr>
-        <w:t>7/12 of these respondents prefer longer lunch, about 58.3 percent.</w:t>
-      </w:r>
-    </w:p>
-    <w:p>
-      <w:pPr>
-        <w:pStyle w:val="Heading3"/>
-      </w:pPr>
-      <w:r>
-        <w:t>Teacher reasoning · W2</w:t>
-      </w:r>
-    </w:p>
-    <w:p>
-      <w:pPr>
-        <w:spacing w:line="336" w:lineRule="auto" w:after="180"/>
-        <w:shd w:fill="F1F6FC"/>
-      </w:pPr>
-      <w:r>
-        <w:rPr>
-          <w:b w:val="0"/>
-        </w:rPr>
-        <w:t>The numerator is seven respondents choosing longer lunch and the denominator is all twelve observed respondents. The fraction is 7/12, approximately 58.3 percent.</w:t>
-      </w:r>
-    </w:p>
-    <w:p>
-      <w:pPr>
-        <w:spacing w:line="336" w:lineRule="auto" w:after="180"/>
-        <w:shd w:fill="F1F6FC"/>
-      </w:pPr>
-      <w:r>
-        <w:rPr>
-          <w:b w:val="0"/>
-        </w:rPr>
-        <w:t xml:space="preserve">Say “of these respondents”; the calculation alone supplies no </w:t>
-      </w:r>
-      <w:r>
-        <w:rPr>
-          <w:b/>
-        </w:rPr>
-        <w:t>evidence</w:t>
-      </w:r>
-      <w:r>
-        <w:rPr>
-          <w:b w:val="0"/>
-        </w:rPr>
-        <w:t xml:space="preserve"> about the preferences of students who were not represented.</w:t>
-      </w:r>
-    </w:p>
-    <w:p>
-      <w:pPr>
-        <w:pStyle w:val="Heading3"/>
-      </w:pPr>
-      <w:r>
-        <w:t>W3 Repair a claim</w:t>
-      </w:r>
-    </w:p>
-    <w:p>
-      <w:pPr>
-        <w:pStyle w:val="Heading3"/>
-      </w:pPr>
-      <w:r>
-        <w:t>Workbook question · W3</w:t>
-      </w:r>
-    </w:p>
-    <w:p>
-      <w:pPr>
-        <w:spacing w:line="336" w:lineRule="auto" w:after="180"/>
-        <w:shd w:fill="F5F1FB"/>
-      </w:pPr>
-      <w:r>
-        <w:rPr>
-          <w:b w:val="0"/>
-        </w:rPr>
-        <w:t>A report says all Grade 7 prefers coding after surveying only the coding club. Rewrite it.</w:t>
-      </w:r>
-    </w:p>
-    <w:p>
-      <w:pPr>
-        <w:pStyle w:val="Heading3"/>
-      </w:pPr>
-      <w:r>
-        <w:t>Teacher reasoning · W3</w:t>
-      </w:r>
-    </w:p>
-    <w:p>
-      <w:pPr>
-        <w:spacing w:line="336" w:lineRule="auto" w:after="180"/>
-        <w:shd w:fill="F1F6FC"/>
-      </w:pPr>
-      <w:r>
-        <w:rPr>
-          <w:b w:val="0"/>
-        </w:rPr>
-        <w:t>Among surveyed coding-club respondents, the observed choices favored coding; the result does not establish the whole grade preference.</w:t>
-      </w:r>
-    </w:p>
-    <w:p>
-      <w:pPr>
-        <w:pStyle w:val="Heading3"/>
-      </w:pPr>
-      <w:r>
-        <w:t>W4 Plan independently</w:t>
-      </w:r>
-    </w:p>
-    <w:p>
-      <w:pPr>
-        <w:pStyle w:val="Heading3"/>
-      </w:pPr>
-      <w:r>
-        <w:t>Workbook question · W4</w:t>
-      </w:r>
-    </w:p>
-    <w:p>
-      <w:pPr>
-        <w:spacing w:line="336" w:lineRule="auto" w:after="180"/>
-        <w:shd w:fill="F5F1FB"/>
-      </w:pPr>
-      <w:r>
-        <w:rPr>
-          <w:b w:val="0"/>
-        </w:rPr>
-        <w:t xml:space="preserve">Design an anonymous </w:t>
-      </w:r>
-      <w:r>
-        <w:rPr>
-          <w:b/>
-        </w:rPr>
-        <w:t>sample</w:t>
-      </w:r>
-      <w:r>
-        <w:rPr>
-          <w:b w:val="0"/>
-        </w:rPr>
-        <w:t xml:space="preserve"> plan to ask all Grade 7 about three activity choices. State </w:t>
-      </w:r>
-      <w:r>
-        <w:rPr>
-          <w:b/>
-        </w:rPr>
-        <w:t>population</w:t>
-      </w:r>
-      <w:r>
-        <w:rPr>
-          <w:b w:val="0"/>
-        </w:rPr>
-        <w:t xml:space="preserve">, </w:t>
-      </w:r>
-      <w:r>
-        <w:rPr>
-          <w:b/>
-        </w:rPr>
-        <w:t>sampling frame</w:t>
-      </w:r>
-      <w:r>
-        <w:rPr>
-          <w:b w:val="0"/>
-        </w:rPr>
-        <w:t>, selection method, question, and how you will report non</w:t>
-      </w:r>
-      <w:r>
-        <w:rPr>
-          <w:b/>
-        </w:rPr>
         <w:t>response</w:t>
       </w:r>
       <w:r>
         <w:rPr>
           <w:b w:val="0"/>
         </w:rPr>
-        <w:t>.</w:t>
-      </w:r>
-    </w:p>
-    <w:p>
-      <w:pPr>
-        <w:pStyle w:val="Heading3"/>
-      </w:pPr>
-      <w:r>
-        <w:t>Teacher reasoning · W4</w:t>
-      </w:r>
-    </w:p>
-    <w:p>
-      <w:pPr>
-        <w:spacing w:line="336" w:lineRule="auto" w:after="180"/>
-        <w:shd w:fill="F1F6FC"/>
-      </w:pPr>
-      <w:r>
-        <w:rPr>
-          <w:b w:val="0"/>
-        </w:rPr>
-        <w:t xml:space="preserve">Use the full grade roster, teacher-managed random selection or a clearly described balanced plan, neutral identical options, anonymous </w:t>
-      </w:r>
-      <w:r>
-        <w:rPr>
-          <w:b/>
-        </w:rPr>
-        <w:t>response</w:t>
-      </w:r>
-      <w:r>
-        <w:rPr>
-          <w:b w:val="0"/>
-        </w:rPr>
-        <w:t xml:space="preserve"> records and invited/responded counts.</w:t>
-      </w:r>
-    </w:p>
-    <w:p>
-      <w:pPr>
-        <w:spacing w:line="336" w:lineRule="auto" w:after="180"/>
-        <w:shd w:fill="F1F6FC"/>
-      </w:pPr>
-      <w:r>
-        <w:rPr>
-          <w:b w:val="0"/>
-        </w:rPr>
-        <w:t>Explain limits of non</w:t>
-      </w:r>
-      <w:r>
-        <w:rPr>
-          <w:b/>
-        </w:rPr>
-        <w:t>response</w:t>
-      </w:r>
-      <w:r>
-        <w:rPr>
-          <w:b w:val="0"/>
-        </w:rPr>
-        <w:t xml:space="preserve"> and small </w:t>
-      </w:r>
-      <w:r>
-        <w:rPr>
-          <w:b/>
-        </w:rPr>
-        <w:t>sample</w:t>
-      </w:r>
-      <w:r>
-        <w:rPr>
-          <w:b w:val="0"/>
-        </w:rPr>
-        <w:t>s.</w:t>
-      </w:r>
-    </w:p>
-    <w:p>
-      <w:pPr>
-        <w:pStyle w:val="Heading3"/>
-      </w:pPr>
-      <w:r>
-        <w:t>W5 Separate invitation and response</w:t>
-      </w:r>
-    </w:p>
-    <w:p>
-      <w:pPr>
-        <w:pStyle w:val="Heading3"/>
-      </w:pPr>
-      <w:r>
-        <w:t>Workbook question · W5</w:t>
-      </w:r>
-    </w:p>
-    <w:p>
-      <w:pPr>
-        <w:spacing w:line="336" w:lineRule="auto" w:after="180"/>
-        <w:shd w:fill="F5F1FB"/>
-      </w:pPr>
-      <w:r>
-        <w:rPr>
-          <w:b w:val="0"/>
-        </w:rPr>
-        <w:t>Twenty students are selected fairly but only 8 answer. Does fair selection remove the need to report non</w:t>
-      </w:r>
-      <w:r>
-        <w:rPr>
-          <w:b/>
-        </w:rPr>
-        <w:t>response</w:t>
-      </w:r>
-      <w:r>
-        <w:rPr>
-          <w:b w:val="0"/>
-        </w:rPr>
-        <w:t>?</w:t>
-      </w:r>
-    </w:p>
-    <w:p>
-      <w:pPr>
-        <w:pStyle w:val="Heading3"/>
-      </w:pPr>
-      <w:r>
-        <w:t>Teacher reasoning · W5</w:t>
-      </w:r>
-    </w:p>
-    <w:p>
-      <w:pPr>
-        <w:spacing w:line="336" w:lineRule="auto" w:after="180"/>
-        <w:shd w:fill="F1F6FC"/>
-      </w:pPr>
-      <w:r>
-        <w:rPr>
-          <w:b w:val="0"/>
-        </w:rPr>
-        <w:t>No. The 12 nonrespondents may differ. Report 8 of 20 and the limitation.</w:t>
-      </w:r>
-    </w:p>
-    <w:p>
-      <w:pPr>
-        <w:pStyle w:val="Heading3"/>
-      </w:pPr>
-      <w:r>
-        <w:t>Graphs and honest scales — W1 Read the scale</w:t>
-      </w:r>
-    </w:p>
-    <w:p>
-      <w:pPr>
-        <w:spacing w:line="336" w:lineRule="auto" w:after="180"/>
-        <w:shd w:fill="F5F1FB"/>
-      </w:pPr>
-      <w:r>
-        <w:rPr>
-          <w:b w:val="0"/>
-        </w:rPr>
-        <w:t>A bar is 6 squares long with 2 votes per square. How many votes is that?</w:t>
-      </w:r>
-    </w:p>
-    <w:p>
-      <w:pPr>
-        <w:spacing w:line="336" w:lineRule="auto" w:after="180"/>
-      </w:pPr>
-      <w:r>
-        <w:rPr>
-          <w:b w:val="0"/>
-        </w:rPr>
-        <w:t>12 votes.</w:t>
-      </w:r>
-    </w:p>
-    <w:p>
-      <w:pPr>
-        <w:spacing w:line="336" w:lineRule="auto" w:after="180"/>
-      </w:pPr>
-      <w:r>
-        <w:rPr>
-          <w:b w:val="0"/>
-        </w:rPr>
-        <w:t xml:space="preserve">One square represents two votes. Six equal squares therefore represent 6 times 2 = 12 votes. Ask the learner to name both the visible length and the unit </w:t>
-      </w:r>
-      <w:r>
-        <w:rPr>
-          <w:b/>
-        </w:rPr>
-        <w:t>scale</w:t>
-      </w:r>
-      <w:r>
-        <w:rPr>
-          <w:b w:val="0"/>
-        </w:rPr>
-        <w:t xml:space="preserve"> before giving the count.</w:t>
-      </w:r>
-    </w:p>
-    <w:p>
-      <w:pPr>
-        <w:pStyle w:val="Heading3"/>
-      </w:pPr>
-      <w:r>
-        <w:t>Graphs and honest scales — W2 Compare fairly</w:t>
-      </w:r>
-    </w:p>
-    <w:p>
-      <w:pPr>
-        <w:spacing w:line="336" w:lineRule="auto" w:after="180"/>
-      </w:pPr>
-      <w:r>
-        <w:rPr>
-          <w:b w:val="0"/>
-        </w:rPr>
-        <w:t>Counts are 12 and 15. State the difference and ratio using the true values.</w:t>
-      </w:r>
-    </w:p>
-    <w:p>
-      <w:pPr>
-        <w:spacing w:line="336" w:lineRule="auto" w:after="180"/>
-      </w:pPr>
-      <w:r>
-        <w:rPr>
-          <w:b w:val="0"/>
-        </w:rPr>
-        <w:t>Difference 3; ratio 15/12 = 1.25.</w:t>
-      </w:r>
-    </w:p>
-    <w:p>
-      <w:pPr>
-        <w:spacing w:line="336" w:lineRule="auto" w:after="180"/>
-      </w:pPr>
-      <w:r>
-        <w:rPr>
-          <w:b w:val="0"/>
-        </w:rPr>
-        <w:t>The count difference is 15 - 12 = 3 votes. Taking the larger count relative to the smaller gives 15/12 = 1.25, so 15 is 1.25 times 12, or 25 percent larger. Label which count is the reference for the ratio.</w:t>
-      </w:r>
-    </w:p>
-    <w:p>
-      <w:pPr>
-        <w:pStyle w:val="Heading3"/>
-      </w:pPr>
-      <w:r>
-        <w:t>Graphs and honest scales — W3 Repair a misleading graph</w:t>
-      </w:r>
-    </w:p>
-    <w:p>
-      <w:pPr>
-        <w:spacing w:line="336" w:lineRule="auto" w:after="180"/>
-      </w:pPr>
-      <w:r>
-        <w:rPr>
-          <w:b w:val="0"/>
-        </w:rPr>
-        <w:t>Bars for 12 and 15 start at 10. Explain the misleading lengths and repair.</w:t>
-      </w:r>
-    </w:p>
-    <w:p>
-      <w:pPr>
-        <w:spacing w:line="336" w:lineRule="auto" w:after="180"/>
-      </w:pPr>
-      <w:r>
-        <w:rPr>
-          <w:b w:val="0"/>
-        </w:rPr>
-        <w:t xml:space="preserve">Visible lengths 2 and 5 suggest a 2.5 ratio. Start at zero, use a common </w:t>
-      </w:r>
-      <w:r>
-        <w:rPr>
-          <w:b/>
-        </w:rPr>
-        <w:t>scale</w:t>
-      </w:r>
-      <w:r>
-        <w:rPr>
-          <w:b w:val="0"/>
-        </w:rPr>
-        <w:t xml:space="preserve"> and label counts 12 and 15.</w:t>
-      </w:r>
-    </w:p>
-    <w:p>
-      <w:pPr>
-        <w:pStyle w:val="Heading3"/>
-      </w:pPr>
-      <w:r>
-        <w:t>Graphs and honest scales — W4 Draw independently</w:t>
-      </w:r>
-    </w:p>
-    <w:p>
-      <w:pPr>
-        <w:spacing w:line="336" w:lineRule="auto" w:after="180"/>
-      </w:pPr>
-      <w:r>
-        <w:rPr>
-          <w:b w:val="0"/>
-        </w:rPr>
-        <w:t xml:space="preserve">Draw a </w:t>
-      </w:r>
-      <w:r>
-        <w:rPr>
-          <w:b/>
-        </w:rPr>
-        <w:t>bar chart</w:t>
-      </w:r>
-      <w:r>
-        <w:rPr>
-          <w:b w:val="0"/>
-        </w:rPr>
-        <w:t xml:space="preserve"> for Music 6, Art 9, Coding 3. Include title, category labels, vote units, zero </w:t>
-      </w:r>
-      <w:r>
-        <w:rPr>
-          <w:b/>
-        </w:rPr>
-        <w:t>baseline</w:t>
-      </w:r>
-      <w:r>
-        <w:rPr>
-          <w:b w:val="0"/>
-        </w:rPr>
-        <w:t xml:space="preserve"> and equal </w:t>
-      </w:r>
-      <w:r>
-        <w:rPr>
-          <w:b/>
-        </w:rPr>
-        <w:t>scale</w:t>
-      </w:r>
-      <w:r>
-        <w:rPr>
-          <w:b w:val="0"/>
-        </w:rPr>
-        <w:t>. State two supported comparisons.</w:t>
-      </w:r>
-    </w:p>
-    <w:p>
-      <w:pPr>
-        <w:spacing w:line="336" w:lineRule="auto" w:after="180"/>
-      </w:pPr>
-      <w:r>
-        <w:rPr>
-          <w:b w:val="0"/>
-        </w:rPr>
-        <w:t xml:space="preserve">Music 6, Art 9, Coding 3 on one </w:t>
-      </w:r>
-      <w:r>
-        <w:rPr>
-          <w:b/>
-        </w:rPr>
-        <w:t>scale</w:t>
-      </w:r>
-      <w:r>
-        <w:rPr>
-          <w:b w:val="0"/>
-        </w:rPr>
-        <w:t>. Art has 3 more than Music and three times Coding. Accept other correct comparisons.</w:t>
-      </w:r>
-    </w:p>
-    <w:p>
-      <w:pPr>
-        <w:pStyle w:val="Heading3"/>
-      </w:pPr>
-      <w:r>
-        <w:t>Graphs and honest scales — W5 Limit the claim</w:t>
-      </w:r>
-    </w:p>
-    <w:p>
-      <w:pPr>
-        <w:spacing w:line="336" w:lineRule="auto" w:after="180"/>
-        <w:shd w:fill="F5F1FB"/>
-      </w:pPr>
-      <w:r>
-        <w:rPr>
-          <w:b w:val="0"/>
-        </w:rPr>
-        <w:t xml:space="preserve">Art has the most votes among 18 </w:t>
-      </w:r>
-      <w:r>
-        <w:rPr>
-          <w:b/>
-        </w:rPr>
-        <w:t>response</w:t>
-      </w:r>
-      <w:r>
-        <w:rPr>
-          <w:b w:val="0"/>
-        </w:rPr>
-        <w:t>s. Does that establish Art is best for learning?</w:t>
-      </w:r>
-    </w:p>
-    <w:p>
-      <w:pPr>
-        <w:spacing w:line="336" w:lineRule="auto" w:after="180"/>
-      </w:pPr>
-      <w:r>
-        <w:rPr>
-          <w:b w:val="0"/>
-        </w:rPr>
-        <w:t>No. Preference counts do not measure learning effectiveness or establish a cause.</w:t>
-      </w:r>
-    </w:p>
-    <w:p>
-      <w:pPr>
-        <w:pStyle w:val="Heading3"/>
-      </w:pPr>
-      <w:r>
-        <w:t>Assess independent transfer</w:t>
-      </w:r>
-    </w:p>
-    <w:p>
-      <w:pPr>
-        <w:pStyle w:val="Heading3"/>
-      </w:pPr>
-      <w:r>
-        <w:t>Independent question · withhold the key</w:t>
-      </w:r>
-    </w:p>
-    <w:p>
-      <w:pPr>
-        <w:spacing w:line="336" w:lineRule="auto" w:after="180"/>
-        <w:shd w:fill="F5F1FB"/>
-      </w:pPr>
-      <w:r>
-        <w:rPr>
-          <w:b w:val="0"/>
-        </w:rPr>
-        <w:t xml:space="preserve">Selected case: Design an anonymous </w:t>
-      </w:r>
-      <w:r>
-        <w:rPr>
-          <w:b/>
-        </w:rPr>
-        <w:t>sample</w:t>
-      </w:r>
-      <w:r>
-        <w:rPr>
-          <w:b w:val="0"/>
-        </w:rPr>
-        <w:t xml:space="preserve"> plan to ask all Grade 7 about three activity choices. State </w:t>
-      </w:r>
-      <w:r>
-        <w:rPr>
-          <w:b/>
-        </w:rPr>
-        <w:t>population</w:t>
-      </w:r>
-      <w:r>
-        <w:rPr>
-          <w:b w:val="0"/>
-        </w:rPr>
-        <w:t xml:space="preserve">, </w:t>
-      </w:r>
-      <w:r>
-        <w:rPr>
-          <w:b/>
-        </w:rPr>
-        <w:t>sampling frame</w:t>
-      </w:r>
-      <w:r>
-        <w:rPr>
-          <w:b w:val="0"/>
-        </w:rPr>
-        <w:t>, selection method, question, and how you will report non</w:t>
-      </w:r>
-      <w:r>
-        <w:rPr>
-          <w:b/>
-        </w:rPr>
-        <w:t>response</w:t>
-      </w:r>
-      <w:r>
-        <w:rPr>
-          <w:b w:val="0"/>
-        </w:rPr>
-        <w:t>.</w:t>
-      </w:r>
-    </w:p>
-    <w:p>
-      <w:pPr>
-        <w:pStyle w:val="Heading3"/>
-      </w:pPr>
-      <w:r>
-        <w:t>Selected case answer</w:t>
-      </w:r>
-    </w:p>
-    <w:p>
-      <w:pPr>
-        <w:pStyle w:val="Heading3"/>
-      </w:pPr>
-      <w:r>
-        <w:t>Teacher key · Selected case answer</w:t>
-      </w:r>
-    </w:p>
-    <w:p>
-      <w:pPr>
-        <w:spacing w:line="336" w:lineRule="auto" w:after="180"/>
-        <w:shd w:fill="F1F6FC"/>
-      </w:pPr>
-      <w:r>
-        <w:rPr>
-          <w:b w:val="0"/>
-        </w:rPr>
-        <w:t xml:space="preserve">Use the full grade roster, teacher-managed random selection or a clearly described balanced plan, neutral identical options, anonymous </w:t>
-      </w:r>
-      <w:r>
-        <w:rPr>
-          <w:b/>
-        </w:rPr>
-        <w:t>response</w:t>
-      </w:r>
-      <w:r>
-        <w:rPr>
-          <w:b w:val="0"/>
-        </w:rPr>
-        <w:t xml:space="preserve"> records and invited/responded counts.</w:t>
-      </w:r>
-    </w:p>
-    <w:p>
-      <w:pPr>
-        <w:spacing w:line="336" w:lineRule="auto" w:after="180"/>
-        <w:shd w:fill="F1F6FC"/>
-      </w:pPr>
-      <w:r>
-        <w:rPr>
-          <w:b w:val="0"/>
-        </w:rPr>
-        <w:t>Explain limits of non</w:t>
-      </w:r>
-      <w:r>
-        <w:rPr>
-          <w:b/>
-        </w:rPr>
-        <w:t>response</w:t>
-      </w:r>
-      <w:r>
-        <w:rPr>
-          <w:b w:val="0"/>
-        </w:rPr>
-        <w:t xml:space="preserve"> and small </w:t>
-      </w:r>
-      <w:r>
-        <w:rPr>
-          <w:b/>
-        </w:rPr>
-        <w:t>sample</w:t>
-      </w:r>
-      <w:r>
-        <w:rPr>
-          <w:b w:val="0"/>
-        </w:rPr>
-        <w:t>s.</w:t>
-      </w:r>
-    </w:p>
-    <w:tbl>
-      <w:tblPr>
-        <w:tblStyle w:val="LightShading-Accent1"/>
-        <w:tblW w:type="auto" w:w="0"/>
-        <w:tblLook w:firstColumn="1" w:firstRow="1" w:lastColumn="0" w:lastRow="0" w:noHBand="0" w:noVBand="1" w:val="04A0"/>
-      </w:tblPr>
-      <w:tblGrid>
-        <w:gridCol w:w="5112"/>
-        <w:gridCol w:w="5112"/>
-      </w:tblGrid>
-      <w:tr>
-        <w:trPr>
-          <w:tblHeader/>
-        </w:trPr>
-        <w:tc>
-          <w:tcPr>
-            <w:tcW w:type="dxa" w:w="5112"/>
-          </w:tcPr>
-          <w:p>
-            <w:r>
-              <w:t>Dimension</w:t>
-            </w:r>
-          </w:p>
-        </w:tc>
-        <w:tc>
-          <w:tcPr>
-            <w:tcW w:type="dxa" w:w="5112"/>
-          </w:tcPr>
-          <w:p>
-            <w:r>
-              <w:t>Evidence required</w:t>
-            </w:r>
-          </w:p>
-        </w:tc>
-      </w:tr>
-      <w:tr>
-        <w:tc>
-          <w:tcPr>
-            <w:tcW w:type="dxa" w:w="5112"/>
-          </w:tcPr>
-          <w:p>
-            <w:r>
-              <w:t>Explanation</w:t>
-            </w:r>
-          </w:p>
-        </w:tc>
-        <w:tc>
-          <w:tcPr>
-            <w:tcW w:type="dxa" w:w="5112"/>
-          </w:tcPr>
-          <w:p>
-            <w:r>
-              <w:t>Names the applicable idea or procedure and ties it to the supplied facts.</w:t>
-            </w:r>
-          </w:p>
-        </w:tc>
-      </w:tr>
-      <w:tr>
-        <w:tc>
-          <w:tcPr>
-            <w:tcW w:type="dxa" w:w="5112"/>
-          </w:tcPr>
-          <w:p>
-            <w:r>
-              <w:t>Trace and result</w:t>
-            </w:r>
-          </w:p>
-        </w:tc>
-        <w:tc>
-          <w:tcPr>
-            <w:tcW w:type="dxa" w:w="5112"/>
-          </w:tcPr>
-          <w:p>
-            <w:r>
-              <w:t>Preserves the given inputs and shows the relevant intermediate steps; distinguishes a prediction from an observed execution.</w:t>
-            </w:r>
-          </w:p>
-        </w:tc>
-      </w:tr>
-      <w:tr>
-        <w:tc>
-          <w:tcPr>
-            <w:tcW w:type="dxa" w:w="5112"/>
-          </w:tcPr>
-          <w:p>
-            <w:r>
-              <w:t>Limits</w:t>
-            </w:r>
-          </w:p>
-        </w:tc>
-        <w:tc>
-          <w:tcPr>
-            <w:tcW w:type="dxa" w:w="5112"/>
-          </w:tcPr>
-          <w:p>
-            <w:r>
-              <w:t>States the assumptions, missing evidence or conditions under which the result would change.</w:t>
-            </w:r>
-          </w:p>
-        </w:tc>
-      </w:tr>
-    </w:tbl>
-    <w:p>
-      <w:pPr>
-        <w:pStyle w:val="Heading3"/>
-      </w:pPr>
-      <w:r>
-        <w:t>Teacher key · Selected case answer</w:t>
-      </w:r>
-    </w:p>
-    <w:p>
-      <w:pPr>
-        <w:spacing w:line="336" w:lineRule="auto" w:after="180"/>
-        <w:shd w:fill="F1F6FC"/>
-      </w:pPr>
-      <w:r>
-        <w:rPr>
-          <w:b w:val="0"/>
-        </w:rPr>
-        <w:t>Record each dimension as not yet, with support, or independent. Accept a valid alternative procedure with a defensible trace.</w:t>
-      </w:r>
-    </w:p>
-    <w:p>
-      <w:pPr>
-        <w:spacing w:line="336" w:lineRule="auto" w:after="180"/>
-        <w:shd w:fill="F1F6FC"/>
-      </w:pPr>
-      <w:r>
-        <w:rPr>
-          <w:b w:val="0"/>
-        </w:rPr>
-        <w:t xml:space="preserve">Do not penalise an honestly recorded model failure if the learner correctly explains its </w:t>
-      </w:r>
-      <w:r>
-        <w:rPr>
-          <w:b/>
-        </w:rPr>
-        <w:t>evidence</w:t>
-      </w:r>
-      <w:r>
-        <w:rPr>
-          <w:b w:val="0"/>
-        </w:rPr>
-        <w:t xml:space="preserve"> and limits.</w:t>
-      </w:r>
-    </w:p>
-    <w:p>
-      <w:pPr>
-        <w:pStyle w:val="Heading3"/>
-      </w:pPr>
-      <w:r>
-        <w:t>Feedback that the learner uses</w:t>
-      </w:r>
-    </w:p>
-    <w:p>
-      <w:pPr>
-        <w:spacing w:line="336" w:lineRule="auto" w:after="180"/>
-      </w:pPr>
-      <w:r>
-        <w:rPr>
-          <w:b w:val="0"/>
-        </w:rPr>
-        <w:t>Name the earliest unsupported step and give one action to repair it. Have the learner make that repair now and explain why. Then assess the relevant skill on a fresh, fully specified case.</w:t>
-      </w:r>
-    </w:p>
-    <w:p>
-      <w:pPr>
-        <w:spacing w:line="336" w:lineRule="auto" w:after="180"/>
-      </w:pPr>
-      <w:r>
-        <w:rPr>
-          <w:b w:val="0"/>
-        </w:rPr>
-        <w:t>Confirm it was not previously practised with feedback; solve and check the new case before assigning it. A follow-up design prompt is a starting brief, not automatically an equivalent test.</w:t>
-      </w:r>
-    </w:p>
-    <w:p>
-      <w:pPr>
-        <w:pStyle w:val="Heading1"/>
-      </w:pPr>
-      <w:r>
-        <w:t>06. Connect and extend learning</w:t>
-      </w:r>
-    </w:p>
-    <w:p>
-      <w:r>
-        <w:t>Connect Sampling and Representation to Transparent Book Recommender, adapt support and plan a later changed-case check.</w:t>
-      </w:r>
-    </w:p>
-    <w:p>
-      <w:pPr>
-        <w:pStyle w:val="Heading3"/>
-      </w:pPr>
-      <w:r>
-        <w:t>Transparent Book Recommender</w:t>
-      </w:r>
-    </w:p>
-    <w:p>
-      <w:pPr>
-        <w:spacing w:line="336" w:lineRule="auto" w:after="180"/>
-      </w:pPr>
-      <w:r>
-        <w:rPr>
-          <w:b w:val="0"/>
-        </w:rPr>
-        <w:t>Test reader profiles across reading levels, genres, ages, formats, and accessibility needs.</w:t>
-      </w:r>
-    </w:p>
-    <w:p>
-      <w:pPr>
-        <w:spacing w:line="336" w:lineRule="auto" w:after="180"/>
-      </w:pPr>
-      <w:r>
-        <w:rPr>
-          <w:b w:val="0"/>
-        </w:rPr>
-        <w:t xml:space="preserve">Keep the decision, </w:t>
-      </w:r>
-      <w:r>
-        <w:rPr>
-          <w:b/>
-        </w:rPr>
-        <w:t>input</w:t>
-      </w:r>
-      <w:r>
-        <w:rPr>
-          <w:b w:val="0"/>
-        </w:rPr>
-        <w:t xml:space="preserve">, result, explanation and remaining limitation in the project </w:t>
-      </w:r>
-      <w:r>
-        <w:rPr>
-          <w:b/>
-        </w:rPr>
-        <w:t>evidence</w:t>
-      </w:r>
-      <w:r>
-        <w:rPr>
-          <w:b w:val="0"/>
-        </w:rPr>
-        <w:t xml:space="preserve"> record. Retrieve this record next week rather than restarting the project.</w:t>
-      </w:r>
-    </w:p>
-    <w:p>
-      <w:pPr>
-        <w:pStyle w:val="Heading3"/>
-      </w:pPr>
-      <w:r>
-        <w:t>Support and stretch</w:t>
-      </w:r>
-    </w:p>
-    <w:p>
-      <w:pPr>
-        <w:spacing w:line="336" w:lineRule="auto" w:after="180"/>
-      </w:pPr>
-      <w:r>
-        <w:rPr>
-          <w:b w:val="0"/>
-        </w:rPr>
-        <w:t>Trace one record or condition at a time with counters and labelled columns. Stretch: introduce a tie, boundary or missing field and declare its handling policy before rerunning.</w:t>
-      </w:r>
-    </w:p>
-    <w:p>
-      <w:pPr>
-        <w:pStyle w:val="Heading3"/>
-      </w:pPr>
-      <w:r>
-        <w:t>Exit reflection</w:t>
-      </w:r>
-    </w:p>
-    <w:p>
-      <w:pPr>
-        <w:spacing w:line="336" w:lineRule="auto" w:after="180"/>
-      </w:pPr>
-      <w:r>
-        <w:rPr>
-          <w:b w:val="0"/>
-        </w:rPr>
-        <w:t xml:space="preserve">Ask for one decision the learner can now justify and one situation requiring more </w:t>
-      </w:r>
-      <w:r>
-        <w:rPr>
-          <w:b/>
-        </w:rPr>
-        <w:t>evidence</w:t>
-      </w:r>
-      <w:r>
-        <w:rPr>
-          <w:b w:val="0"/>
-        </w:rPr>
-        <w:t xml:space="preserve"> or human review. Confidence ratings are separate from correct independent performance.</w:t>
-      </w:r>
-    </w:p>
-    <w:p>
-      <w:pPr>
-        <w:pStyle w:val="Heading3"/>
-      </w:pPr>
-      <w:r>
-        <w:t>Bridge to the next week</w:t>
-      </w:r>
-    </w:p>
-    <w:p>
-      <w:pPr>
-        <w:spacing w:line="336" w:lineRule="auto" w:after="180"/>
-      </w:pPr>
-      <w:r>
-        <w:rPr>
-          <w:b w:val="0"/>
-        </w:rPr>
-        <w:t xml:space="preserve">Next: Week 20: Repair Bias in Data. Retrieve today’s </w:t>
-      </w:r>
-      <w:r>
-        <w:rPr>
-          <w:b/>
-        </w:rPr>
-        <w:t>evidence</w:t>
-      </w:r>
-      <w:r>
-        <w:rPr>
-          <w:b w:val="0"/>
-        </w:rPr>
-        <w:t xml:space="preserve"> and identify what carries forward and what is new.</w:t>
-      </w:r>
-    </w:p>
-    <w:p>
-      <w:pPr>
-        <w:pStyle w:val="Heading3"/>
-      </w:pPr>
-      <w:r>
-        <w:t>Support and fresh reassessment</w:t>
-      </w:r>
-    </w:p>
-    <w:p>
-      <w:pPr>
-        <w:spacing w:line="336" w:lineRule="auto" w:after="180"/>
-      </w:pPr>
-      <w:r>
-        <w:rPr>
-          <w:b w:val="0"/>
-        </w:rPr>
-        <w:t xml:space="preserve">Use fictional roster cards. Extension: draw several small random </w:t>
-      </w:r>
-      <w:r>
-        <w:rPr>
-          <w:b/>
-        </w:rPr>
-        <w:t>sample</w:t>
-      </w:r>
-      <w:r>
-        <w:rPr>
-          <w:b w:val="0"/>
-        </w:rPr>
-        <w:t xml:space="preserve">s from a known fictional </w:t>
-      </w:r>
-      <w:r>
-        <w:rPr>
-          <w:b/>
-        </w:rPr>
-        <w:t>population</w:t>
-      </w:r>
-      <w:r>
-        <w:rPr>
-          <w:b w:val="0"/>
-        </w:rPr>
-        <w:t xml:space="preserve"> and compare their proportions.</w:t>
-      </w:r>
-    </w:p>
-    <w:p>
-      <w:pPr>
-        <w:spacing w:line="336" w:lineRule="auto" w:after="180"/>
-      </w:pPr>
-      <w:r>
-        <w:rPr>
-          <w:b w:val="0"/>
-        </w:rPr>
-        <w:t xml:space="preserve">Independent W4 </w:t>
-      </w:r>
-      <w:r>
-        <w:rPr>
-          <w:b/>
-        </w:rPr>
-        <w:t>evidence</w:t>
-      </w:r>
-      <w:r>
-        <w:rPr>
-          <w:b w:val="0"/>
-        </w:rPr>
-        <w:t xml:space="preserve">: Use the full grade roster, teacher-managed random selection or a clearly described balanced plan, neutral identical options, anonymous </w:t>
-      </w:r>
-      <w:r>
-        <w:rPr>
-          <w:b/>
-        </w:rPr>
-        <w:t>response</w:t>
-      </w:r>
-      <w:r>
-        <w:rPr>
-          <w:b w:val="0"/>
-        </w:rPr>
-        <w:t xml:space="preserve"> records and invited/responded counts.</w:t>
-      </w:r>
-    </w:p>
-    <w:p>
-      <w:pPr>
-        <w:spacing w:line="336" w:lineRule="auto" w:after="180"/>
-      </w:pPr>
-      <w:r>
-        <w:rPr>
-          <w:b w:val="0"/>
-        </w:rPr>
-        <w:t>Explain limits of non</w:t>
-      </w:r>
-      <w:r>
-        <w:rPr>
-          <w:b/>
-        </w:rPr>
-        <w:t>response</w:t>
-      </w:r>
-      <w:r>
-        <w:rPr>
-          <w:b w:val="0"/>
-        </w:rPr>
-        <w:t xml:space="preserve"> and small </w:t>
-      </w:r>
-      <w:r>
-        <w:rPr>
-          <w:b/>
-        </w:rPr>
-        <w:t>sample</w:t>
-      </w:r>
-      <w:r>
-        <w:rPr>
-          <w:b w:val="0"/>
-        </w:rPr>
-        <w:t xml:space="preserve">s. Record whether the learner needed no help, a hint or explanation. Fresh retry: plan a </w:t>
-      </w:r>
-      <w:r>
-        <w:rPr>
-          <w:b/>
-        </w:rPr>
-        <w:t>sample</w:t>
-      </w:r>
-      <w:r>
-        <w:rPr>
-          <w:b w:val="0"/>
-        </w:rPr>
-        <w:t xml:space="preserve"> about library opening times for the whole grade.</w:t>
-      </w:r>
-    </w:p>
-    <w:p>
-      <w:pPr>
-        <w:spacing w:line="336" w:lineRule="auto" w:after="180"/>
-      </w:pPr>
-      <w:r>
-        <w:rPr>
-          <w:b w:val="0"/>
-        </w:rPr>
-        <w:t>A library-club-only survey fails coverage; require a full-grade frame and non</w:t>
-      </w:r>
-      <w:r>
-        <w:rPr>
-          <w:b/>
-        </w:rPr>
-        <w:t>response</w:t>
-      </w:r>
-      <w:r>
-        <w:rPr>
-          <w:b w:val="0"/>
-        </w:rPr>
         <w:t xml:space="preserve"> plan.</w:t>
       </w:r>
     </w:p>
     <w:p>
       <w:pPr>
-        <w:spacing w:line="336" w:lineRule="auto" w:after="180"/>
-      </w:pPr>
-      <w:r>
-        <w:rPr>
-          <w:b w:val="0"/>
-        </w:rPr>
-        <w:t xml:space="preserve">Next week: Selection bias and coverage. Reuse this week's explicit contracts and </w:t>
-      </w:r>
-      <w:r>
-        <w:rPr>
-          <w:b/>
-        </w:rPr>
-        <w:t>evidence</w:t>
-      </w:r>
-      <w:r>
-        <w:rPr>
-          <w:b w:val="0"/>
-        </w:rPr>
-        <w:t>.</w:t>
-      </w:r>
-    </w:p>
-    <w:p>
-      <w:pPr>
-        <w:pStyle w:val="Heading3"/>
-      </w:pPr>
-      <w:r>
-        <w:t>Readiness and reassessment for Graphs and honest scales</w:t>
-      </w:r>
-    </w:p>
-    <w:p>
-      <w:pPr>
-        <w:spacing w:line="336" w:lineRule="auto" w:after="180"/>
-      </w:pPr>
-      <w:r>
-        <w:rPr>
-          <w:b w:val="0"/>
-        </w:rPr>
-        <w:t xml:space="preserve">Use graph paper with a marked zero. Extension: show the same values on two clearly labelled </w:t>
-      </w:r>
-      <w:r>
-        <w:rPr>
-          <w:b/>
-        </w:rPr>
-        <w:t>scale</w:t>
-      </w:r>
-      <w:r>
-        <w:rPr>
-          <w:b w:val="0"/>
-        </w:rPr>
-        <w:t>s and discuss visual emphasis.</w:t>
-      </w:r>
-    </w:p>
-    <w:p>
-      <w:pPr>
-        <w:spacing w:line="336" w:lineRule="auto" w:after="180"/>
-      </w:pPr>
-      <w:r>
-        <w:rPr>
-          <w:b w:val="0"/>
-        </w:rPr>
-        <w:t xml:space="preserve">Independent W4 </w:t>
-      </w:r>
-      <w:r>
-        <w:rPr>
-          <w:b/>
-        </w:rPr>
-        <w:t>evidence</w:t>
-      </w:r>
-      <w:r>
-        <w:rPr>
-          <w:b w:val="0"/>
-        </w:rPr>
-        <w:t xml:space="preserve">: Music 6, Art 9, Coding 3 on one </w:t>
-      </w:r>
-      <w:r>
-        <w:rPr>
-          <w:b/>
-        </w:rPr>
-        <w:t>scale</w:t>
-      </w:r>
-      <w:r>
-        <w:rPr>
-          <w:b w:val="0"/>
-        </w:rPr>
-        <w:t>. Art has 3 more than Music and three times Coding. Accept other correct comparisons. Record whether the learner needed no help, a hint or explanation.</w:t>
-      </w:r>
-    </w:p>
-    <w:p>
-      <w:pPr>
-        <w:spacing w:line="336" w:lineRule="auto" w:after="180"/>
-      </w:pPr>
-      <w:r>
-        <w:rPr>
-          <w:b w:val="0"/>
-        </w:rPr>
-        <w:t xml:space="preserve">Fresh retry: Reading 4, Building 8 and Drawing 6; draw all bars from zero with one </w:t>
-      </w:r>
-      <w:r>
-        <w:rPr>
-          <w:b/>
-        </w:rPr>
-        <w:t>scale</w:t>
-      </w:r>
-      <w:r>
-        <w:rPr>
-          <w:b w:val="0"/>
-        </w:rPr>
-        <w:t>. Building has twice Reading, and 2 more than Drawing.</w:t>
-      </w:r>
-    </w:p>
-    <w:p>
-      <w:pPr>
-        <w:pStyle w:val="Heading3"/>
-      </w:pPr>
-      <w:r>
-        <w:t>Plan the delayed return</w:t>
+        <w:pStyle w:val="Heading2"/>
+      </w:pPr>
+      <w:r>
+        <w:t>Delayed return</w:t>
       </w:r>
     </w:p>
     <w:p>
@@ -6348,48 +6138,295 @@
     </w:p>
     <w:p>
       <w:pPr>
+        <w:pStyle w:val="Heading2"/>
+      </w:pPr>
+      <w:r>
+        <w:t>Bridge to next week</w:t>
+      </w:r>
+    </w:p>
+    <w:p>
+      <w:pPr>
+        <w:spacing w:line="336" w:lineRule="auto" w:after="180"/>
+      </w:pPr>
+      <w:r>
+        <w:rPr>
+          <w:b w:val="0"/>
+        </w:rPr>
+        <w:t xml:space="preserve">Ask for one decision the learner can now justify and one situation requiring more </w:t>
+      </w:r>
+      <w:r>
+        <w:rPr>
+          <w:b/>
+        </w:rPr>
+        <w:t>evidence</w:t>
+      </w:r>
+      <w:r>
+        <w:rPr>
+          <w:b w:val="0"/>
+        </w:rPr>
+        <w:t xml:space="preserve"> or human review. Confidence ratings are separate from correct independent performance.</w:t>
+      </w:r>
+    </w:p>
+    <w:p>
+      <w:pPr>
+        <w:spacing w:line="336" w:lineRule="auto" w:after="180"/>
+      </w:pPr>
+      <w:r>
+        <w:rPr>
+          <w:b w:val="0"/>
+        </w:rPr>
+        <w:t xml:space="preserve">Next: Week 20: Repair Bias in Data. Retrieve today’s </w:t>
+      </w:r>
+      <w:r>
+        <w:rPr>
+          <w:b/>
+        </w:rPr>
+        <w:t>evidence</w:t>
+      </w:r>
+      <w:r>
+        <w:rPr>
+          <w:b w:val="0"/>
+        </w:rPr>
+        <w:t xml:space="preserve"> and identify what carries forward and what is new.</w:t>
+      </w:r>
+    </w:p>
+    <w:p>
+      <w:pPr>
+        <w:spacing w:line="336" w:lineRule="auto" w:after="180"/>
+      </w:pPr>
+      <w:r>
+        <w:rPr>
+          <w:b w:val="0"/>
+        </w:rPr>
+        <w:t>Next is Week20: Repair Bias in Data. Carry forward the intended population, invitation frame, response process and documented coverage limits when judging proposed repairs.</w:t>
+      </w:r>
+    </w:p>
+    <w:p>
+      <w:pPr>
+        <w:pStyle w:val="Heading2"/>
+      </w:pPr>
+      <w:r>
+        <w:t>Extension support and reassessment · reference / check after trying</w:t>
+      </w:r>
+    </w:p>
+    <w:p>
+      <w:pPr>
+        <w:spacing w:line="336" w:lineRule="auto" w:after="180"/>
+      </w:pPr>
+      <w:r>
+        <w:rPr>
+          <w:b w:val="0"/>
+        </w:rPr>
+        <w:t xml:space="preserve">Use graph paper with a marked zero. Extension: show the same values on two clearly labelled </w:t>
+      </w:r>
+      <w:r>
+        <w:rPr>
+          <w:b/>
+        </w:rPr>
+        <w:t>scale</w:t>
+      </w:r>
+      <w:r>
+        <w:rPr>
+          <w:b w:val="0"/>
+        </w:rPr>
+        <w:t>s and discuss visual emphasis.</w:t>
+      </w:r>
+    </w:p>
+    <w:p>
+      <w:pPr>
+        <w:spacing w:line="336" w:lineRule="auto" w:after="180"/>
+      </w:pPr>
+      <w:r>
+        <w:rPr>
+          <w:b w:val="0"/>
+        </w:rPr>
+        <w:t xml:space="preserve">Independent W4 </w:t>
+      </w:r>
+      <w:r>
+        <w:rPr>
+          <w:b/>
+        </w:rPr>
+        <w:t>evidence</w:t>
+      </w:r>
+      <w:r>
+        <w:rPr>
+          <w:b w:val="0"/>
+        </w:rPr>
+        <w:t xml:space="preserve">: Music 6, Art 9, Coding 3 on one </w:t>
+      </w:r>
+      <w:r>
+        <w:rPr>
+          <w:b/>
+        </w:rPr>
+        <w:t>scale</w:t>
+      </w:r>
+      <w:r>
+        <w:rPr>
+          <w:b w:val="0"/>
+        </w:rPr>
+        <w:t>. Art has 3 more than Music and three times Coding. Accept other correct comparisons. Record whether the learner needed no help, a hint or explanation.</w:t>
+      </w:r>
+    </w:p>
+    <w:p>
+      <w:pPr>
+        <w:spacing w:line="336" w:lineRule="auto" w:after="180"/>
+      </w:pPr>
+      <w:r>
+        <w:rPr>
+          <w:b w:val="0"/>
+        </w:rPr>
+        <w:t xml:space="preserve">Fresh retry: Reading 4, Building 8 and Drawing 6; draw all bars from zero with one </w:t>
+      </w:r>
+      <w:r>
+        <w:rPr>
+          <w:b/>
+        </w:rPr>
+        <w:t>scale</w:t>
+      </w:r>
+      <w:r>
+        <w:rPr>
+          <w:b w:val="0"/>
+        </w:rPr>
+        <w:t>. Building has twice Reading, and 2 more than Drawing.</w:t>
+      </w:r>
+    </w:p>
+    <w:p>
+      <w:pPr>
+        <w:pStyle w:val="Heading2"/>
+      </w:pPr>
+      <w:r>
+        <w:t>Earlier wording, alternatives and picture transcripts · reference / check after trying</w:t>
+      </w:r>
+    </w:p>
+    <w:p>
+      <w:pPr>
+        <w:spacing w:line="336" w:lineRule="auto" w:after="180"/>
+      </w:pPr>
+      <w:r>
+        <w:rPr>
+          <w:b w:val="0"/>
+        </w:rPr>
+        <w:t>Connect and extend learning</w:t>
+      </w:r>
+    </w:p>
+    <w:p>
+      <w:pPr>
         <w:pStyle w:val="Heading3"/>
       </w:pPr>
       <w:r>
+        <w:t>Transparent Book Recommender</w:t>
+      </w:r>
+    </w:p>
+    <w:p>
+      <w:pPr>
+        <w:spacing w:line="336" w:lineRule="auto" w:after="180"/>
+      </w:pPr>
+      <w:r>
+        <w:rPr>
+          <w:b w:val="0"/>
+        </w:rPr>
+        <w:t>Test reader profiles across reading levels, genres, ages, formats, and accessibility needs.</w:t>
+      </w:r>
+    </w:p>
+    <w:p>
+      <w:pPr>
+        <w:pStyle w:val="Heading3"/>
+      </w:pPr>
+      <w:r>
+        <w:t>Support and stretch</w:t>
+      </w:r>
+    </w:p>
+    <w:p>
+      <w:pPr>
+        <w:spacing w:line="336" w:lineRule="auto" w:after="180"/>
+      </w:pPr>
+      <w:r>
+        <w:rPr>
+          <w:b w:val="0"/>
+        </w:rPr>
+        <w:t>Trace one record or condition at a time with counters and labelled columns. Stretch: introduce a tie, boundary or missing field and declare its handling policy before rerunning.</w:t>
+      </w:r>
+    </w:p>
+    <w:p>
+      <w:pPr>
+        <w:pStyle w:val="Heading3"/>
+      </w:pPr>
+      <w:r>
+        <w:t>Exit reflection</w:t>
+      </w:r>
+    </w:p>
+    <w:p>
+      <w:pPr>
+        <w:pStyle w:val="Heading3"/>
+      </w:pPr>
+      <w:r>
+        <w:t>Bridge to the next week</w:t>
+      </w:r>
+    </w:p>
+    <w:p>
+      <w:pPr>
+        <w:pStyle w:val="Heading3"/>
+      </w:pPr>
+      <w:r>
+        <w:t>Support and fresh reassessment</w:t>
+      </w:r>
+    </w:p>
+    <w:p>
+      <w:pPr>
+        <w:pStyle w:val="Heading3"/>
+      </w:pPr>
+      <w:r>
+        <w:t>Readiness and reassessment for Graphs and honest scales</w:t>
+      </w:r>
+    </w:p>
+    <w:p>
+      <w:pPr>
+        <w:pStyle w:val="Heading3"/>
+      </w:pPr>
+      <w:r>
+        <w:t>Plan the delayed return</w:t>
+      </w:r>
+    </w:p>
+    <w:p>
+      <w:pPr>
+        <w:pStyle w:val="Heading3"/>
+      </w:pPr>
+      <w:r>
         <w:t>Project evidence from this case</w:t>
       </w:r>
     </w:p>
     <w:p>
       <w:pPr>
+        <w:pStyle w:val="Heading1"/>
+      </w:pPr>
+      <w:r>
+        <w:t>Reference bank and extra practice</w:t>
+      </w:r>
+    </w:p>
+    <w:p>
+      <w:pPr>
+        <w:pStyle w:val="Heading1"/>
+      </w:pPr>
+      <w:r>
+        <w:t>07. Reference · Alternative teaching checklist</w:t>
+      </w:r>
+    </w:p>
+    <w:p>
+      <w:r>
+        <w:t>Use as a reminder alongside the main route.</w:t>
+      </w:r>
+    </w:p>
+    <w:p>
+      <w:pPr>
+        <w:pStyle w:val="Heading2"/>
+      </w:pPr>
+      <w:r>
+        <w:t>Planning reference</w:t>
+      </w:r>
+    </w:p>
+    <w:p>
+      <w:pPr>
         <w:spacing w:line="336" w:lineRule="auto" w:after="180"/>
-      </w:pPr>
-      <w:r>
-        <w:rPr>
-          <w:b w:val="0"/>
-        </w:rPr>
-        <w:t>Document whose requests inform the recommender and avoid treating an easily reached group as all intended users.</w:t>
-      </w:r>
-    </w:p>
-    <w:p>
-      <w:pPr>
-        <w:pStyle w:val="Heading1"/>
-      </w:pPr>
-      <w:r>
-        <w:t>07. Prepare, teach and assess</w:t>
-      </w:r>
-    </w:p>
-    <w:p>
-      <w:r>
-        <w:t>Use this preparation summary alongside the detailed Sampling and Representation lesson; it is a checklist rather than a replacement for the full sequence.</w:t>
-      </w:r>
-    </w:p>
-    <w:p>
-      <w:pPr>
-        <w:pStyle w:val="Heading3"/>
-      </w:pPr>
-      <w:r>
-        <w:t>Teaching target</w:t>
-      </w:r>
-    </w:p>
-    <w:p>
-      <w:pPr>
-        <w:spacing w:line="336" w:lineRule="auto" w:after="180"/>
-        <w:shd w:fill="EDF7F3"/>
       </w:pPr>
       <w:r>
         <w:rPr>
@@ -6595,16 +6632,7 @@
     </w:p>
     <w:p>
       <w:pPr>
-        <w:pStyle w:val="Heading3"/>
-      </w:pPr>
-      <w:r>
-        <w:t>Supported practice answer</w:t>
-      </w:r>
-    </w:p>
-    <w:p>
-      <w:pPr>
         <w:spacing w:line="336" w:lineRule="auto" w:after="180"/>
-        <w:shd w:fill="F1F6FC"/>
       </w:pPr>
       <w:r>
         <w:rPr>
@@ -6661,16 +6689,7 @@
     </w:p>
     <w:p>
       <w:pPr>
-        <w:pStyle w:val="Heading3"/>
-      </w:pPr>
-      <w:r>
-        <w:t>Repair the misconception</w:t>
-      </w:r>
-    </w:p>
-    <w:p>
-      <w:pPr>
         <w:spacing w:line="336" w:lineRule="auto" w:after="180"/>
-        <w:shd w:fill="FFF5E6"/>
       </w:pPr>
       <w:r>
         <w:rPr>
@@ -6705,16 +6724,7 @@
     </w:p>
     <w:p>
       <w:pPr>
-        <w:pStyle w:val="Heading3"/>
-      </w:pPr>
-      <w:r>
-        <w:t>Support without giving away the answer</w:t>
-      </w:r>
-    </w:p>
-    <w:p>
-      <w:pPr>
         <w:spacing w:line="336" w:lineRule="auto" w:after="180"/>
-        <w:shd w:fill="F1F6F8"/>
       </w:pPr>
       <w:r>
         <w:rPr>
@@ -6737,16 +6747,7 @@
     </w:p>
     <w:p>
       <w:pPr>
-        <w:pStyle w:val="Heading3"/>
-      </w:pPr>
-      <w:r>
-        <w:t>Extend the reasoning</w:t>
-      </w:r>
-    </w:p>
-    <w:p>
-      <w:pPr>
         <w:spacing w:line="336" w:lineRule="auto" w:after="180"/>
-        <w:shd w:fill="F5F1FB"/>
       </w:pPr>
       <w:r>
         <w:rPr>
@@ -6782,7 +6783,6 @@
     <w:p>
       <w:pPr>
         <w:spacing w:line="336" w:lineRule="auto" w:after="180"/>
-        <w:shd w:fill="F5F1FB"/>
       </w:pPr>
       <w:r>
         <w:rPr>
@@ -6793,16 +6793,7 @@
     </w:p>
     <w:p>
       <w:pPr>
-        <w:pStyle w:val="Heading3"/>
-      </w:pPr>
-      <w:r>
-        <w:t>Protect the independent attempt</w:t>
-      </w:r>
-    </w:p>
-    <w:p>
-      <w:pPr>
         <w:spacing w:line="336" w:lineRule="auto" w:after="180"/>
-        <w:shd w:fill="FFF5E6"/>
       </w:pPr>
       <w:r>
         <w:rPr>
@@ -6997,16 +6988,7 @@
     </w:tbl>
     <w:p>
       <w:pPr>
-        <w:pStyle w:val="Heading3"/>
-      </w:pPr>
-      <w:r>
-        <w:t>Project checkpoint</w:t>
-      </w:r>
-    </w:p>
-    <w:p>
-      <w:pPr>
         <w:spacing w:line="336" w:lineRule="auto" w:after="180"/>
-        <w:shd w:fill="EDF7F3"/>
       </w:pPr>
       <w:r>
         <w:rPr>
@@ -7043,12 +7025,20 @@
         <w:pStyle w:val="Heading1"/>
       </w:pPr>
       <w:r>
-        <w:t>08. Use feedback, labs and repair paths</w:t>
-      </w:r>
-    </w:p>
-    <w:p>
-      <w:r>
-        <w:t>Use feedback, earlier review and portfolios purposefully. Apply the coding routine only when this lesson has an executable lab.</w:t>
+        <w:t>08. Reference · Feedback and retained evidence</w:t>
+      </w:r>
+    </w:p>
+    <w:p>
+      <w:r>
+        <w:t>Keep supported practice separate from independent evidence.</w:t>
+      </w:r>
+    </w:p>
+    <w:p>
+      <w:pPr>
+        <w:pStyle w:val="Heading2"/>
+      </w:pPr>
+      <w:r>
+        <w:t>Record and repair</w:t>
       </w:r>
     </w:p>
     <w:p>
@@ -7093,6 +7083,48 @@
         <w:rPr>
           <w:b w:val="0"/>
         </w:rPr>
+        <w:t>Use the earlier worked-explanation links to address a specific missing building block, then return to the current question. Adapt this suggestion after observing the learner; it is not an automatic diagnosis.</w:t>
+      </w:r>
+    </w:p>
+    <w:p>
+      <w:pPr>
+        <w:spacing w:line="336" w:lineRule="auto" w:after="180"/>
+      </w:pPr>
+      <w:r>
+        <w:rPr>
+          <w:b w:val="0"/>
+        </w:rPr>
+        <w:t xml:space="preserve">Collect the completed-work portfolio as </w:t>
+      </w:r>
+      <w:r>
+        <w:rPr>
+          <w:b/>
+        </w:rPr>
+        <w:t>evidence</w:t>
+      </w:r>
+      <w:r>
+        <w:rPr>
+          <w:b w:val="0"/>
+        </w:rPr>
+        <w:t>. Record support separately from correctness, and assess explanation, trace/test and limitations. Progress ticks and quiz selections alone do not establish mastery.</w:t>
+      </w:r>
+    </w:p>
+    <w:p>
+      <w:pPr>
+        <w:pStyle w:val="Heading2"/>
+      </w:pPr>
+      <w:r>
+        <w:t>Earlier wording, alternatives and picture transcripts · reference / check after trying</w:t>
+      </w:r>
+    </w:p>
+    <w:p>
+      <w:pPr>
+        <w:spacing w:line="336" w:lineRule="auto" w:after="180"/>
+      </w:pPr>
+      <w:r>
+        <w:rPr>
+          <w:b w:val="0"/>
+        </w:rPr>
         <w:t xml:space="preserve">Ask students to predict before running code. Preserve errors and actual </w:t>
       </w:r>
       <w:r>
@@ -7110,77 +7142,20 @@
     </w:p>
     <w:p>
       <w:pPr>
-        <w:spacing w:line="336" w:lineRule="auto" w:after="180"/>
-      </w:pPr>
-      <w:r>
-        <w:rPr>
-          <w:b w:val="0"/>
-        </w:rPr>
-        <w:t>Use the earlier worked-explanation links to address a specific missing building block, then return to the current question. Adapt this suggestion after observing the learner; it is not an automatic diagnosis.</w:t>
-      </w:r>
-    </w:p>
-    <w:p>
-      <w:pPr>
-        <w:spacing w:line="336" w:lineRule="auto" w:after="180"/>
-      </w:pPr>
-      <w:r>
-        <w:rPr>
-          <w:b w:val="0"/>
-        </w:rPr>
-        <w:t xml:space="preserve">Collect the completed-work portfolio as </w:t>
-      </w:r>
-      <w:r>
-        <w:rPr>
-          <w:b/>
-        </w:rPr>
-        <w:t>evidence</w:t>
-      </w:r>
-      <w:r>
-        <w:rPr>
-          <w:b w:val="0"/>
-        </w:rPr>
-        <w:t>. Record support separately from correctness, and assess explanation, trace/test and limitations. Progress ticks and quiz selections alone do not establish mastery.</w:t>
-      </w:r>
-    </w:p>
-    <w:p>
-      <w:pPr>
         <w:pStyle w:val="Heading1"/>
       </w:pPr>
       <w:r>
-        <w:t>09. Visual concept journey</w:t>
-      </w:r>
-    </w:p>
-    <w:p>
-      <w:r>
-        <w:t>Show one Sampling and Representation graphic at a time, request a prediction and discuss its trace before the independent assessment.</w:t>
-      </w:r>
-    </w:p>
-    <w:p>
-      <w:pPr>
-        <w:spacing w:line="336" w:lineRule="auto" w:after="180"/>
-      </w:pPr>
-      <w:r>
-        <w:rPr>
-          <w:b w:val="0"/>
-        </w:rPr>
-        <w:t xml:space="preserve">Use one picture at a time. Hide a worked result before asking for a </w:t>
-      </w:r>
-      <w:r>
-        <w:rPr>
-          <w:b/>
-        </w:rPr>
-        <w:t>prediction</w:t>
-      </w:r>
-      <w:r>
-        <w:rPr>
-          <w:b w:val="0"/>
-        </w:rPr>
-        <w:t>, then reveal it for feedback. These are supported teaching cases; retain the separate independent assessment for a fresh first attempt.</w:t>
-      </w:r>
-    </w:p>
-    <w:p>
-      <w:pPr>
-        <w:pStyle w:val="Heading3"/>
+        <w:t>09. Reference · Teach with the six pictures</w:t>
+      </w:r>
+    </w:p>
+    <w:p>
+      <w:r>
+        <w:t>Choose a picture for a specific explanation.</w:t>
+      </w:r>
+    </w:p>
+    <w:p>
+      <w:pPr>
+        <w:pStyle w:val="Heading2"/>
       </w:pPr>
       <w:r>
         <w:t>01. Sampling and Representation: the case</w:t>
@@ -7191,7 +7166,7 @@
         <w:drawing>
           <wp:inline xmlns:a="http://schemas.openxmlformats.org/drawingml/2006/main" xmlns:pic="http://schemas.openxmlformats.org/drawingml/2006/picture">
             <wp:extent cx="5486400" cy="2990088"/>
-            <wp:docPr id="2" name="Picture 2" descr="A fictional Grade 7 class wants to understand book-format preferences across its whole grade. Supplied facts: Population: all 60 Grade 7 learners. Frame: current school-approved list of those 60, used only by the teacher. Teacher randomly invites 15; 12 answer the same neutral comic/prose/either question. No names enter the analysis table."/>
+            <wp:docPr id="3" name="Picture 3" descr="A fictional Grade 7 class wants to understand book-format preferences across its whole grade. Supplied facts: Population: all 60 Grade 7 learners. Frame: current school-approved list of those 60, used only by the teacher. Teacher randomly invites 15; 12 answer the same neutral comic/prose/either question. No names enter the analysis table."/>
             <wp:cNvGraphicFramePr>
               <a:graphicFrameLocks noChangeAspect="1"/>
             </wp:cNvGraphicFramePr>
@@ -7203,7 +7178,7 @@
                     <pic:cNvPicPr/>
                   </pic:nvPicPr>
                   <pic:blipFill>
-                    <a:blip r:embed="rId10"/>
+                    <a:blip r:embed="rId11"/>
                     <a:stretch>
                       <a:fillRect/>
                     </a:stretch>
@@ -7259,7 +7234,6 @@
     <w:p>
       <w:pPr>
         <w:spacing w:line="336" w:lineRule="auto" w:after="180"/>
-        <w:shd w:fill="F5F1FB"/>
       </w:pPr>
       <w:r>
         <w:rPr>
@@ -7270,16 +7244,7 @@
     </w:p>
     <w:p>
       <w:pPr>
-        <w:pStyle w:val="Heading3"/>
-      </w:pPr>
-      <w:r>
-        <w:t>Discuss while showing the picture</w:t>
-      </w:r>
-    </w:p>
-    <w:p>
-      <w:pPr>
         <w:spacing w:line="336" w:lineRule="auto" w:after="180"/>
-        <w:shd w:fill="F1F6F8"/>
       </w:pPr>
       <w:r>
         <w:rPr>
@@ -7290,7 +7255,7 @@
     </w:p>
     <w:p>
       <w:pPr>
-        <w:pStyle w:val="Heading3"/>
+        <w:pStyle w:val="Heading2"/>
       </w:pPr>
       <w:r>
         <w:t>02. Follow the deciding steps</w:t>
@@ -7301,7 +7266,7 @@
         <w:drawing>
           <wp:inline xmlns:a="http://schemas.openxmlformats.org/drawingml/2006/main" xmlns:pic="http://schemas.openxmlformats.org/drawingml/2006/picture">
             <wp:extent cx="5486400" cy="4005072"/>
-            <wp:docPr id="3" name="Picture 3" descr="Define target: The question concerns all Grade 7, not only library-club members. → Select invitations: Teacher uses the complete approved list and documented random selection. → Record responses: 12 replies from 15 invited; three nonresponses remain visible. → Report scope: Invitation response rate 12/15=80%; preference counts describe respondents."/>
+            <wp:docPr id="4" name="Picture 4" descr="Define target: The question concerns all Grade 7, not only library-club members. → Select invitations: Teacher uses the complete approved list and documented random selection. → Record responses: 12 replies from 15 invited; three nonresponses remain visible. → Report scope: Invitation response rate 12/15=80%; preference counts describe respondents."/>
             <wp:cNvGraphicFramePr>
               <a:graphicFrameLocks noChangeAspect="1"/>
             </wp:cNvGraphicFramePr>
@@ -7313,7 +7278,7 @@
                     <pic:cNvPicPr/>
                   </pic:nvPicPr>
                   <pic:blipFill>
-                    <a:blip r:embed="rId11"/>
+                    <a:blip r:embed="rId9"/>
                     <a:stretch>
                       <a:fillRect/>
                     </a:stretch>
@@ -7394,7 +7359,6 @@
     <w:p>
       <w:pPr>
         <w:spacing w:line="336" w:lineRule="auto" w:after="180"/>
-        <w:shd w:fill="F5F1FB"/>
       </w:pPr>
       <w:r>
         <w:rPr>
@@ -7417,16 +7381,7 @@
     </w:p>
     <w:p>
       <w:pPr>
-        <w:pStyle w:val="Heading3"/>
-      </w:pPr>
-      <w:r>
-        <w:t>Discuss while showing the picture</w:t>
-      </w:r>
-    </w:p>
-    <w:p>
-      <w:pPr>
         <w:spacing w:line="336" w:lineRule="auto" w:after="180"/>
-        <w:shd w:fill="F1F6F8"/>
       </w:pPr>
       <w:r>
         <w:rPr>
@@ -7449,7 +7404,7 @@
     </w:p>
     <w:p>
       <w:pPr>
-        <w:pStyle w:val="Heading3"/>
+        <w:pStyle w:val="Heading2"/>
       </w:pPr>
       <w:r>
         <w:t>03. Follow the evidence</w:t>
@@ -7460,7 +7415,7 @@
         <w:drawing>
           <wp:inline xmlns:a="http://schemas.openxmlformats.org/drawingml/2006/main" xmlns:pic="http://schemas.openxmlformats.org/drawingml/2006/picture">
             <wp:extent cx="5486400" cy="2834640"/>
-            <wp:docPr id="4" name="Picture 4" descr="Follow the evidence. Target | All Grade 7 students | Population. Available data | Three club responses | Sample. Observed result | 2 of 3 choose Code | Describes respondents"/>
+            <wp:docPr id="5" name="Picture 5" descr="Follow the evidence. Target | All Grade 7 students | Population. Available data | Three club responses | Sample. Observed result | 2 of 3 choose Code | Describes respondents"/>
             <wp:cNvGraphicFramePr>
               <a:graphicFrameLocks noChangeAspect="1"/>
             </wp:cNvGraphicFramePr>
@@ -7553,7 +7508,6 @@
     <w:p>
       <w:pPr>
         <w:spacing w:line="336" w:lineRule="auto" w:after="180"/>
-        <w:shd w:fill="F5F1FB"/>
       </w:pPr>
       <w:r>
         <w:rPr>
@@ -7564,16 +7518,7 @@
     </w:p>
     <w:p>
       <w:pPr>
-        <w:pStyle w:val="Heading3"/>
-      </w:pPr>
-      <w:r>
-        <w:t>Discuss while showing the picture</w:t>
-      </w:r>
-    </w:p>
-    <w:p>
-      <w:pPr>
         <w:spacing w:line="336" w:lineRule="auto" w:after="180"/>
-        <w:shd w:fill="F1F6F8"/>
       </w:pPr>
       <w:r>
         <w:rPr>
@@ -7584,7 +7529,7 @@
     </w:p>
     <w:p>
       <w:pPr>
-        <w:pStyle w:val="Heading3"/>
+        <w:pStyle w:val="Heading2"/>
       </w:pPr>
       <w:r>
         <w:t>04. Change one thing. Trace what follows.</w:t>
@@ -7595,7 +7540,7 @@
         <w:drawing>
           <wp:inline xmlns:a="http://schemas.openxmlformats.org/drawingml/2006/main" xmlns:pic="http://schemas.openxmlformats.org/drawingml/2006/picture">
             <wp:extent cx="5486400" cy="3026664"/>
-            <wp:docPr id="5" name="Picture 5" descr="Original case: Invitation response rate 12/15=80%; preference counts describe respondents. Changed condition: Invite only the 15 library-club members instead. Expected result: The invitation process no longer covers the whole grade through this frame. Reason: Club members may differ in reading interests; selection is now limited to one group."/>
+            <wp:docPr id="6" name="Picture 6" descr="Original case: Invitation response rate 12/15=80%; preference counts describe respondents. Changed condition: Invite only the 15 library-club members instead. Expected result: The invitation process no longer covers the whole grade through this frame. Reason: Club members may differ in reading interests; selection is now limited to one group."/>
             <wp:cNvGraphicFramePr>
               <a:graphicFrameLocks noChangeAspect="1"/>
             </wp:cNvGraphicFramePr>
@@ -7687,7 +7632,6 @@
     <w:p>
       <w:pPr>
         <w:spacing w:line="336" w:lineRule="auto" w:after="180"/>
-        <w:shd w:fill="F5F1FB"/>
       </w:pPr>
       <w:r>
         <w:rPr>
@@ -7698,16 +7642,7 @@
     </w:p>
     <w:p>
       <w:pPr>
-        <w:pStyle w:val="Heading3"/>
-      </w:pPr>
-      <w:r>
-        <w:t>Discuss while showing the picture</w:t>
-      </w:r>
-    </w:p>
-    <w:p>
-      <w:pPr>
         <w:spacing w:line="336" w:lineRule="auto" w:after="180"/>
-        <w:shd w:fill="F1F6F8"/>
       </w:pPr>
       <w:r>
         <w:rPr>
@@ -7719,7 +7654,6 @@
     <w:p>
       <w:pPr>
         <w:spacing w:line="336" w:lineRule="auto" w:after="180"/>
-        <w:shd w:fill="F1F6F8"/>
       </w:pPr>
       <w:r>
         <w:rPr>
@@ -7730,7 +7664,7 @@
     </w:p>
     <w:p>
       <w:pPr>
-        <w:pStyle w:val="Heading3"/>
+        <w:pStyle w:val="Heading2"/>
       </w:pPr>
       <w:r>
         <w:t>05. Connect the explanation to its limit</w:t>
@@ -7741,7 +7675,7 @@
         <w:drawing>
           <wp:inline xmlns:a="http://schemas.openxmlformats.org/drawingml/2006/main" xmlns:pic="http://schemas.openxmlformats.org/drawingml/2006/picture">
             <wp:extent cx="5486400" cy="2834640"/>
-            <wp:docPr id="6" name="Picture 6" descr="A sample plan states who could be selected, how selection happens and what happens after invitation. Random invitations do not guarantee that respondents resemble those who declined. Use a neutral question and preserve nonresponse coverage. Learners can discuss aggregate counts without receiving the identifiable selection frame. Limit: Even the random-invitation plan does not remove nonresponse bias or justify revealing identifiable school lists."/>
+            <wp:docPr id="7" name="Picture 7" descr="A sample plan states who could be selected, how selection happens and what happens after invitation. Random invitations do not guarantee that respondents resemble those who declined. Use a neutral question and preserve nonresponse coverage. Learners can discuss aggregate counts without receiving the identifiable selection frame. Limit: Even the random-invitation plan does not remove nonresponse bias or justify revealing identifiable school lists."/>
             <wp:cNvGraphicFramePr>
               <a:graphicFrameLocks noChangeAspect="1"/>
             </wp:cNvGraphicFramePr>
@@ -7844,7 +7778,6 @@
     <w:p>
       <w:pPr>
         <w:spacing w:line="336" w:lineRule="auto" w:after="180"/>
-        <w:shd w:fill="F5F1FB"/>
       </w:pPr>
       <w:r>
         <w:rPr>
@@ -7855,16 +7788,7 @@
     </w:p>
     <w:p>
       <w:pPr>
-        <w:pStyle w:val="Heading3"/>
-      </w:pPr>
-      <w:r>
-        <w:t>Discuss while showing the picture</w:t>
-      </w:r>
-    </w:p>
-    <w:p>
-      <w:pPr>
         <w:spacing w:line="336" w:lineRule="auto" w:after="180"/>
-        <w:shd w:fill="F1F6F8"/>
       </w:pPr>
       <w:r>
         <w:rPr>
@@ -7876,7 +7800,6 @@
     <w:p>
       <w:pPr>
         <w:spacing w:line="336" w:lineRule="auto" w:after="180"/>
-        <w:shd w:fill="F1F6F8"/>
       </w:pPr>
       <w:r>
         <w:rPr>
@@ -7899,7 +7822,7 @@
     </w:p>
     <w:p>
       <w:pPr>
-        <w:pStyle w:val="Heading3"/>
+        <w:pStyle w:val="Heading2"/>
       </w:pPr>
       <w:r>
         <w:t>06. Make the idea visible in your project</w:t>
@@ -7910,7 +7833,7 @@
         <w:drawing>
           <wp:inline xmlns:a="http://schemas.openxmlformats.org/drawingml/2006/main" xmlns:pic="http://schemas.openxmlformats.org/drawingml/2006/picture">
             <wp:extent cx="5486400" cy="3380232"/>
-            <wp:docPr id="7" name="Picture 7" descr="Document whose requests inform the recommender and avoid treating an easily reached group as all intended users. Draw your input, deciding step, result and limit. Supported question: Can 80% response be reported as 80% of the whole grade responding?"/>
+            <wp:docPr id="8" name="Picture 8" descr="Document whose requests inform the recommender and avoid treating an easily reached group as all intended users. Draw your input, deciding step, result and limit. Supported question: Can 80% response be reported as 80% of the whole grade responding?"/>
             <wp:cNvGraphicFramePr>
               <a:graphicFrameLocks noChangeAspect="1"/>
             </wp:cNvGraphicFramePr>
@@ -7944,7 +7867,6 @@
     <w:p>
       <w:pPr>
         <w:spacing w:line="336" w:lineRule="auto" w:after="180"/>
-        <w:shd w:fill="F5F1FB"/>
       </w:pPr>
       <w:r>
         <w:rPr>
@@ -7968,7 +7890,6 @@
     <w:p>
       <w:pPr>
         <w:spacing w:line="336" w:lineRule="auto" w:after="180"/>
-        <w:shd w:fill="F5F1FB"/>
       </w:pPr>
       <w:r>
         <w:rPr>
@@ -8016,7 +7937,6 @@
     <w:p>
       <w:pPr>
         <w:spacing w:line="336" w:lineRule="auto" w:after="180"/>
-        <w:shd w:fill="F5F1FB"/>
       </w:pPr>
       <w:r>
         <w:rPr>
@@ -8039,58 +7959,127 @@
     </w:p>
     <w:p>
       <w:pPr>
+        <w:spacing w:line="336" w:lineRule="auto" w:after="180"/>
+      </w:pPr>
+      <w:r>
+        <w:rPr>
+          <w:b w:val="0"/>
+        </w:rPr>
+        <w:t xml:space="preserve">Teacher prompt: Draw your project trace and justify the deciding step using </w:t>
+      </w:r>
+      <w:r>
+        <w:rPr>
+          <w:b/>
+        </w:rPr>
+        <w:t>evidence</w:t>
+      </w:r>
+      <w:r>
+        <w:rPr>
+          <w:b w:val="0"/>
+        </w:rPr>
+        <w:t>. Ask learners to describe one label or arrow in ordinary words. Use the adjacent transcript if the image is difficult to see.</w:t>
+      </w:r>
+    </w:p>
+    <w:p>
+      <w:pPr>
+        <w:spacing w:line="336" w:lineRule="auto" w:after="180"/>
+      </w:pPr>
+      <w:r>
+        <w:rPr>
+          <w:b w:val="0"/>
+        </w:rPr>
+        <w:t xml:space="preserve">Supported practice key: No. Twelve of fifteen invited is </w:t>
+      </w:r>
+      <w:r>
+        <w:rPr>
+          <w:b/>
+        </w:rPr>
+        <w:t>80%</w:t>
+      </w:r>
+      <w:r>
+        <w:rPr>
+          <w:b w:val="0"/>
+        </w:rPr>
+        <w:t>; twelve of sixty in the grade is 20%. Denominators answer different questions.</w:t>
+      </w:r>
+    </w:p>
+    <w:p>
+      <w:pPr>
+        <w:pStyle w:val="Heading2"/>
+      </w:pPr>
+      <w:r>
+        <w:t>Earlier wording, alternatives and picture transcripts · reference / check after trying</w:t>
+      </w:r>
+    </w:p>
+    <w:p>
+      <w:pPr>
+        <w:spacing w:line="336" w:lineRule="auto" w:after="180"/>
+      </w:pPr>
+      <w:r>
+        <w:rPr>
+          <w:b w:val="0"/>
+        </w:rPr>
+        <w:t xml:space="preserve">Use one picture at a time. Hide a worked result before asking for a </w:t>
+      </w:r>
+      <w:r>
+        <w:rPr>
+          <w:b/>
+        </w:rPr>
+        <w:t>prediction</w:t>
+      </w:r>
+      <w:r>
+        <w:rPr>
+          <w:b w:val="0"/>
+        </w:rPr>
+        <w:t>, then reveal it for feedback. These are supported teaching cases; retain the separate independent assessment for a fresh first attempt.</w:t>
+      </w:r>
+    </w:p>
+    <w:p>
+      <w:pPr>
         <w:pStyle w:val="Heading3"/>
       </w:pPr>
       <w:r>
-        <w:t>Discuss while showing the picture</w:t>
-      </w:r>
-    </w:p>
-    <w:p>
-      <w:pPr>
-        <w:spacing w:line="336" w:lineRule="auto" w:after="180"/>
-        <w:shd w:fill="F1F6F8"/>
-      </w:pPr>
-      <w:r>
-        <w:rPr>
-          <w:b w:val="0"/>
-        </w:rPr>
-        <w:t xml:space="preserve">Teacher prompt: Draw your project trace and justify the deciding step using </w:t>
-      </w:r>
-      <w:r>
-        <w:rPr>
-          <w:b/>
-        </w:rPr>
-        <w:t>evidence</w:t>
-      </w:r>
-      <w:r>
-        <w:rPr>
-          <w:b w:val="0"/>
-        </w:rPr>
-        <w:t>. Ask learners to describe one label or arrow in ordinary words. Use the adjacent transcript if the image is difficult to see.</w:t>
-      </w:r>
-    </w:p>
-    <w:p>
-      <w:pPr>
-        <w:spacing w:line="336" w:lineRule="auto" w:after="180"/>
-        <w:shd w:fill="F1F6F8"/>
-      </w:pPr>
-      <w:r>
-        <w:rPr>
-          <w:b w:val="0"/>
-        </w:rPr>
-        <w:t xml:space="preserve">Supported practice key: No. Twelve of fifteen invited is </w:t>
-      </w:r>
-      <w:r>
-        <w:rPr>
-          <w:b/>
-        </w:rPr>
-        <w:t>80%</w:t>
-      </w:r>
-      <w:r>
-        <w:rPr>
-          <w:b w:val="0"/>
-        </w:rPr>
-        <w:t>; twelve of sixty in the grade is 20%. Denominators answer different questions.</w:t>
+        <w:t>01. Sampling and Representation: the case</w:t>
+      </w:r>
+    </w:p>
+    <w:p>
+      <w:pPr>
+        <w:pStyle w:val="Heading3"/>
+      </w:pPr>
+      <w:r>
+        <w:t>02. Follow the deciding steps</w:t>
+      </w:r>
+    </w:p>
+    <w:p>
+      <w:pPr>
+        <w:pStyle w:val="Heading3"/>
+      </w:pPr>
+      <w:r>
+        <w:t>03. Follow the evidence</w:t>
+      </w:r>
+    </w:p>
+    <w:p>
+      <w:pPr>
+        <w:pStyle w:val="Heading3"/>
+      </w:pPr>
+      <w:r>
+        <w:t>04. Change one thing. Trace what follows.</w:t>
+      </w:r>
+    </w:p>
+    <w:p>
+      <w:pPr>
+        <w:pStyle w:val="Heading3"/>
+      </w:pPr>
+      <w:r>
+        <w:t>05. Connect the explanation to its limit</w:t>
+      </w:r>
+    </w:p>
+    <w:p>
+      <w:pPr>
+        <w:pStyle w:val="Heading3"/>
+      </w:pPr>
+      <w:r>
+        <w:t>06. Make the idea visible in your project</w:t>
       </w:r>
     </w:p>
     <w:sectPr>
